--- a/CURRICULUM VITAE.docx
+++ b/CURRICULUM VITAE.docx
@@ -1390,7 +1390,39 @@
           <w:b/>
           <w:iCs/>
         </w:rPr>
-        <w:t>CONSULTANCY AS AN ICT LEAD IN DIGITAL CONTENT AT AVERC-JUJA</w:t>
+        <w:t xml:space="preserve">CONSULTANCY AS </w:t>
+      </w:r>
+      <w:r>
+        <w:rPr>
+          <w:rFonts w:ascii="Times New Roman" w:hAnsi="Times New Roman" w:cs="Times New Roman"/>
+          <w:b/>
+          <w:iCs/>
+        </w:rPr>
+        <w:t>DIGITAL CONTENT OFFICER</w:t>
+      </w:r>
+      <w:r>
+        <w:rPr>
+          <w:rFonts w:ascii="Times New Roman" w:hAnsi="Times New Roman" w:cs="Times New Roman"/>
+          <w:b/>
+          <w:iCs/>
+        </w:rPr>
+        <w:t xml:space="preserve"> IN DIGITAL</w:t>
+      </w:r>
+      <w:r>
+        <w:rPr>
+          <w:rFonts w:ascii="Times New Roman" w:hAnsi="Times New Roman" w:cs="Times New Roman"/>
+          <w:b/>
+          <w:iCs/>
+        </w:rPr>
+        <w:t xml:space="preserve"> LEARNING</w:t>
+      </w:r>
+      <w:r>
+        <w:rPr>
+          <w:rFonts w:ascii="Times New Roman" w:hAnsi="Times New Roman" w:cs="Times New Roman"/>
+          <w:b/>
+          <w:iCs/>
+        </w:rPr>
+        <w:t xml:space="preserve"> CONTENT AT AVERC-JUJA</w:t>
       </w:r>
       <w:r>
         <w:rPr>
@@ -3262,6 +3294,7 @@
     <w:lsdException w:name="HTML Sample" w:semiHidden="1" w:unhideWhenUsed="1"/>
     <w:lsdException w:name="HTML Typewriter" w:semiHidden="1" w:unhideWhenUsed="1"/>
     <w:lsdException w:name="HTML Variable" w:semiHidden="1" w:unhideWhenUsed="1"/>
+    <w:lsdException w:name="Normal Table" w:semiHidden="1" w:unhideWhenUsed="1"/>
     <w:lsdException w:name="annotation subject" w:semiHidden="1" w:unhideWhenUsed="1"/>
     <w:lsdException w:name="No List" w:semiHidden="1" w:unhideWhenUsed="1"/>
     <w:lsdException w:name="Outline List 1" w:semiHidden="1" w:unhideWhenUsed="1"/>
@@ -3308,8 +3341,10 @@
     <w:lsdException w:name="Table Subtle 2" w:semiHidden="1" w:unhideWhenUsed="1"/>
     <w:lsdException w:name="Table Web 1" w:semiHidden="1" w:unhideWhenUsed="1"/>
     <w:lsdException w:name="Table Web 2" w:semiHidden="1" w:unhideWhenUsed="1"/>
+    <w:lsdException w:name="Table Web 3" w:semiHidden="1" w:unhideWhenUsed="1"/>
     <w:lsdException w:name="Balloon Text" w:semiHidden="1" w:unhideWhenUsed="1"/>
     <w:lsdException w:name="Table Grid" w:uiPriority="39"/>
+    <w:lsdException w:name="Table Theme" w:semiHidden="1" w:unhideWhenUsed="1"/>
     <w:lsdException w:name="Placeholder Text" w:semiHidden="1"/>
     <w:lsdException w:name="No Spacing" w:uiPriority="1" w:qFormat="1"/>
     <w:lsdException w:name="Light Shading" w:uiPriority="60"/>

--- a/CURRICULUM VITAE.docx
+++ b/CURRICULUM VITAE.docx
@@ -1342,31 +1342,7 @@
           <w:b/>
           <w:iCs/>
         </w:rPr>
-        <w:t>UP-</w:t>
-      </w:r>
-      <w:r>
-        <w:rPr>
-          <w:rFonts w:ascii="Times New Roman" w:hAnsi="Times New Roman" w:cs="Times New Roman"/>
-          <w:b/>
-          <w:iCs/>
-        </w:rPr>
-        <w:t>TO T</w:t>
-      </w:r>
-      <w:r>
-        <w:rPr>
-          <w:rFonts w:ascii="Times New Roman" w:hAnsi="Times New Roman" w:cs="Times New Roman"/>
-          <w:b/>
-          <w:iCs/>
-        </w:rPr>
-        <w:t>O</w:t>
-      </w:r>
-      <w:r>
-        <w:rPr>
-          <w:rFonts w:ascii="Times New Roman" w:hAnsi="Times New Roman" w:cs="Times New Roman"/>
-          <w:b/>
-          <w:iCs/>
-        </w:rPr>
-        <w:t>DATE</w:t>
+        <w:t xml:space="preserve"> TO MARCH 2021</w:t>
       </w:r>
       <w:r>
         <w:rPr>
@@ -1468,7 +1444,61 @@
           <w:sz w:val="24"/>
           <w:szCs w:val="24"/>
         </w:rPr>
-        <w:t>As an ICT Lead in Digital Content, I have to</w:t>
+        <w:t>As a</w:t>
+      </w:r>
+      <w:r>
+        <w:rPr>
+          <w:rFonts w:ascii="Times New Roman" w:hAnsi="Times New Roman" w:cs="Times New Roman"/>
+          <w:iCs/>
+          <w:sz w:val="24"/>
+          <w:szCs w:val="24"/>
+        </w:rPr>
+        <w:t xml:space="preserve"> Digital Content Officer</w:t>
+      </w:r>
+      <w:r>
+        <w:rPr>
+          <w:rFonts w:ascii="Times New Roman" w:hAnsi="Times New Roman" w:cs="Times New Roman"/>
+          <w:iCs/>
+          <w:sz w:val="24"/>
+          <w:szCs w:val="24"/>
+        </w:rPr>
+        <w:t xml:space="preserve"> in Digital</w:t>
+      </w:r>
+      <w:r>
+        <w:rPr>
+          <w:rFonts w:ascii="Times New Roman" w:hAnsi="Times New Roman" w:cs="Times New Roman"/>
+          <w:iCs/>
+          <w:sz w:val="24"/>
+          <w:szCs w:val="24"/>
+        </w:rPr>
+        <w:t xml:space="preserve"> Learning</w:t>
+      </w:r>
+      <w:r>
+        <w:rPr>
+          <w:rFonts w:ascii="Times New Roman" w:hAnsi="Times New Roman" w:cs="Times New Roman"/>
+          <w:iCs/>
+          <w:sz w:val="24"/>
+          <w:szCs w:val="24"/>
+        </w:rPr>
+        <w:t xml:space="preserve"> Content, I h</w:t>
+      </w:r>
+      <w:r>
+        <w:rPr>
+          <w:rFonts w:ascii="Times New Roman" w:hAnsi="Times New Roman" w:cs="Times New Roman"/>
+          <w:iCs/>
+          <w:sz w:val="24"/>
+          <w:szCs w:val="24"/>
+        </w:rPr>
+        <w:t>ad</w:t>
+      </w:r>
+      <w:r>
+        <w:rPr>
+          <w:rFonts w:ascii="Times New Roman" w:hAnsi="Times New Roman" w:cs="Times New Roman"/>
+          <w:iCs/>
+          <w:sz w:val="24"/>
+          <w:szCs w:val="24"/>
+        </w:rPr>
+        <w:t xml:space="preserve"> to</w:t>
       </w:r>
       <w:r>
         <w:rPr>

--- a/CURRICULUM VITAE.docx
+++ b/CURRICULUM VITAE.docx
@@ -67,6 +67,7 @@
         </w:rPr>
         <w:tab/>
       </w:r>
+      <w:proofErr w:type="gramStart"/>
       <w:r>
         <w:rPr>
           <w:rFonts w:ascii="Times New Roman" w:eastAsia="Times New Roman" w:hAnsi="Times New Roman" w:cs="Times New Roman"/>
@@ -74,6 +75,7 @@
         <w:tab/>
         <w:t xml:space="preserve"> :</w:t>
       </w:r>
+      <w:proofErr w:type="gramEnd"/>
       <w:r>
         <w:rPr>
           <w:rFonts w:ascii="Times New Roman" w:eastAsia="Times New Roman" w:hAnsi="Times New Roman" w:cs="Times New Roman"/>
@@ -105,6 +107,7 @@
         </w:rPr>
         <w:tab/>
       </w:r>
+      <w:proofErr w:type="gramStart"/>
       <w:r>
         <w:rPr>
           <w:rFonts w:ascii="Times New Roman" w:eastAsia="Times New Roman" w:hAnsi="Times New Roman" w:cs="Times New Roman"/>
@@ -112,6 +115,7 @@
         <w:tab/>
         <w:t xml:space="preserve"> :</w:t>
       </w:r>
+      <w:proofErr w:type="gramEnd"/>
       <w:r>
         <w:rPr>
           <w:rFonts w:ascii="Times New Roman" w:eastAsia="Times New Roman" w:hAnsi="Times New Roman" w:cs="Times New Roman"/>
@@ -144,12 +148,20 @@
         </w:rPr>
         <w:tab/>
       </w:r>
+      <w:proofErr w:type="gramStart"/>
       <w:r>
         <w:rPr>
           <w:rFonts w:ascii="Times New Roman" w:eastAsia="Times New Roman" w:hAnsi="Times New Roman" w:cs="Times New Roman"/>
         </w:rPr>
         <w:tab/>
-        <w:t xml:space="preserve"> : </w:t>
+        <w:t xml:space="preserve"> :</w:t>
+      </w:r>
+      <w:proofErr w:type="gramEnd"/>
+      <w:r>
+        <w:rPr>
+          <w:rFonts w:ascii="Times New Roman" w:eastAsia="Times New Roman" w:hAnsi="Times New Roman" w:cs="Times New Roman"/>
+        </w:rPr>
+        <w:t xml:space="preserve"> </w:t>
       </w:r>
       <w:r>
         <w:rPr>
@@ -177,6 +189,7 @@
         </w:rPr>
         <w:tab/>
       </w:r>
+      <w:proofErr w:type="gramStart"/>
       <w:r>
         <w:rPr>
           <w:rFonts w:ascii="Times New Roman" w:eastAsia="Times New Roman" w:hAnsi="Times New Roman" w:cs="Times New Roman"/>
@@ -184,6 +197,7 @@
         <w:tab/>
         <w:t xml:space="preserve"> :</w:t>
       </w:r>
+      <w:proofErr w:type="gramEnd"/>
       <w:r>
         <w:rPr>
           <w:rFonts w:ascii="Times New Roman" w:eastAsia="Times New Roman" w:hAnsi="Times New Roman" w:cs="Times New Roman"/>
@@ -246,6 +260,7 @@
         </w:rPr>
         <w:tab/>
       </w:r>
+      <w:proofErr w:type="gramStart"/>
       <w:r>
         <w:rPr>
           <w:rFonts w:ascii="Times New Roman" w:eastAsia="Times New Roman" w:hAnsi="Times New Roman" w:cs="Times New Roman"/>
@@ -253,6 +268,7 @@
         <w:tab/>
         <w:t xml:space="preserve"> :</w:t>
       </w:r>
+      <w:proofErr w:type="gramEnd"/>
       <w:r>
         <w:rPr>
           <w:rFonts w:ascii="Times New Roman" w:eastAsia="Times New Roman" w:hAnsi="Times New Roman" w:cs="Times New Roman"/>
@@ -323,7 +339,21 @@
         <w:rPr>
           <w:rFonts w:ascii="Times New Roman" w:eastAsia="Times New Roman" w:hAnsi="Times New Roman" w:cs="Times New Roman"/>
         </w:rPr>
-        <w:t xml:space="preserve">Online Portfolio              :    </w:t>
+        <w:t xml:space="preserve">Online Portfolio            </w:t>
+      </w:r>
+      <w:proofErr w:type="gramStart"/>
+      <w:r>
+        <w:rPr>
+          <w:rFonts w:ascii="Times New Roman" w:eastAsia="Times New Roman" w:hAnsi="Times New Roman" w:cs="Times New Roman"/>
+        </w:rPr>
+        <w:t xml:space="preserve">  :</w:t>
+      </w:r>
+      <w:proofErr w:type="gramEnd"/>
+      <w:r>
+        <w:rPr>
+          <w:rFonts w:ascii="Times New Roman" w:eastAsia="Times New Roman" w:hAnsi="Times New Roman" w:cs="Times New Roman"/>
+        </w:rPr>
+        <w:t xml:space="preserve">    </w:t>
       </w:r>
       <w:r>
         <w:rPr>
@@ -357,7 +387,21 @@
         <w:rPr>
           <w:rFonts w:ascii="Times New Roman" w:eastAsia="Times New Roman" w:hAnsi="Times New Roman" w:cs="Times New Roman"/>
         </w:rPr>
-        <w:t xml:space="preserve">GitHub Account              :       </w:t>
+        <w:t xml:space="preserve">GitHub Account            </w:t>
+      </w:r>
+      <w:proofErr w:type="gramStart"/>
+      <w:r>
+        <w:rPr>
+          <w:rFonts w:ascii="Times New Roman" w:eastAsia="Times New Roman" w:hAnsi="Times New Roman" w:cs="Times New Roman"/>
+        </w:rPr>
+        <w:t xml:space="preserve">  :</w:t>
+      </w:r>
+      <w:proofErr w:type="gramEnd"/>
+      <w:r>
+        <w:rPr>
+          <w:rFonts w:ascii="Times New Roman" w:eastAsia="Times New Roman" w:hAnsi="Times New Roman" w:cs="Times New Roman"/>
+        </w:rPr>
+        <w:t xml:space="preserve">       </w:t>
       </w:r>
       <w:hyperlink r:id="rId10" w:history="1">
         <w:r>
@@ -416,7 +460,21 @@
         <w:rPr>
           <w:rFonts w:ascii="Times New Roman" w:hAnsi="Times New Roman" w:cs="Times New Roman"/>
         </w:rPr>
-        <w:t xml:space="preserve"> conversant with all the technicalities that arise in relation to Information Technology. Some of the tasks that I have undertaken include; providing IT related support e.g. end user support and Hardware support, managing the installation of new versions of the systems, assisting in maintenance of ICT infrastructure systems, providing technical guidance and support to end users and assisting with procurement hardware and software. I am therefore looking to secure a position in IT in a </w:t>
+        <w:t xml:space="preserve"> conversant with all the technicalities that arise in relation to Information Technology. Some of the tasks that I have undertaken include; providing IT related support </w:t>
+      </w:r>
+      <w:proofErr w:type="gramStart"/>
+      <w:r>
+        <w:rPr>
+          <w:rFonts w:ascii="Times New Roman" w:hAnsi="Times New Roman" w:cs="Times New Roman"/>
+        </w:rPr>
+        <w:t>e.g.</w:t>
+      </w:r>
+      <w:proofErr w:type="gramEnd"/>
+      <w:r>
+        <w:rPr>
+          <w:rFonts w:ascii="Times New Roman" w:hAnsi="Times New Roman" w:cs="Times New Roman"/>
+        </w:rPr>
+        <w:t xml:space="preserve"> end user support and Hardware support, managing the installation of new versions of the systems, assisting in maintenance of ICT infrastructure systems, providing technical guidance and support to end users and assisting with procurement hardware and software. I am therefore looking to secure a position in IT in a </w:t>
       </w:r>
       <w:r>
         <w:rPr>
@@ -650,8 +708,16 @@
         <w:rPr>
           <w:rFonts w:ascii="Times New Roman" w:eastAsia="Times New Roman" w:hAnsi="Times New Roman" w:cs="Times New Roman"/>
         </w:rPr>
-        <w:t xml:space="preserve">   :</w:t>
-      </w:r>
+        <w:t xml:space="preserve"> </w:t>
+      </w:r>
+      <w:proofErr w:type="gramStart"/>
+      <w:r>
+        <w:rPr>
+          <w:rFonts w:ascii="Times New Roman" w:eastAsia="Times New Roman" w:hAnsi="Times New Roman" w:cs="Times New Roman"/>
+        </w:rPr>
+        <w:t xml:space="preserve">  :</w:t>
+      </w:r>
+      <w:proofErr w:type="gramEnd"/>
       <w:r>
         <w:rPr>
           <w:rFonts w:ascii="Times New Roman" w:eastAsia="Times New Roman" w:hAnsi="Times New Roman" w:cs="Times New Roman"/>
@@ -713,6 +779,7 @@
         </w:rPr>
         <w:t xml:space="preserve">011 - Nov 2014 </w:t>
       </w:r>
+      <w:proofErr w:type="gramStart"/>
       <w:r>
         <w:rPr>
           <w:rFonts w:ascii="Times New Roman" w:eastAsia="Times New Roman" w:hAnsi="Times New Roman" w:cs="Times New Roman"/>
@@ -723,7 +790,14 @@
         <w:rPr>
           <w:rFonts w:ascii="Times New Roman" w:eastAsia="Times New Roman" w:hAnsi="Times New Roman" w:cs="Times New Roman"/>
         </w:rPr>
-        <w:t>: ST. ANDREWS’</w:t>
+        <w:t>:</w:t>
+      </w:r>
+      <w:proofErr w:type="gramEnd"/>
+      <w:r>
+        <w:rPr>
+          <w:rFonts w:ascii="Times New Roman" w:eastAsia="Times New Roman" w:hAnsi="Times New Roman" w:cs="Times New Roman"/>
+        </w:rPr>
+        <w:t xml:space="preserve"> ST. ANDREWS’</w:t>
       </w:r>
       <w:r>
         <w:rPr>
@@ -828,11 +902,19 @@
         </w:rPr>
         <w:t xml:space="preserve"> </w:t>
       </w:r>
-      <w:r>
-        <w:rPr>
-          <w:rFonts w:ascii="Times New Roman" w:eastAsia="Times New Roman" w:hAnsi="Times New Roman" w:cs="Times New Roman"/>
-        </w:rPr>
-        <w:t>sckit-learn</w:t>
+      <w:proofErr w:type="spellStart"/>
+      <w:r>
+        <w:rPr>
+          <w:rFonts w:ascii="Times New Roman" w:eastAsia="Times New Roman" w:hAnsi="Times New Roman" w:cs="Times New Roman"/>
+        </w:rPr>
+        <w:t>sckit</w:t>
+      </w:r>
+      <w:proofErr w:type="spellEnd"/>
+      <w:r>
+        <w:rPr>
+          <w:rFonts w:ascii="Times New Roman" w:eastAsia="Times New Roman" w:hAnsi="Times New Roman" w:cs="Times New Roman"/>
+        </w:rPr>
+        <w:t>-learn</w:t>
       </w:r>
       <w:r>
         <w:rPr>
@@ -1010,7 +1092,21 @@
         <w:rPr>
           <w:rFonts w:ascii="Times New Roman" w:hAnsi="Times New Roman" w:cs="Times New Roman"/>
         </w:rPr>
-        <w:t xml:space="preserve">Familiar with Open-Source Framework i.e. </w:t>
+        <w:t xml:space="preserve">Familiar with Open-Source Framework </w:t>
+      </w:r>
+      <w:proofErr w:type="gramStart"/>
+      <w:r>
+        <w:rPr>
+          <w:rFonts w:ascii="Times New Roman" w:hAnsi="Times New Roman" w:cs="Times New Roman"/>
+        </w:rPr>
+        <w:t>i.e.</w:t>
+      </w:r>
+      <w:proofErr w:type="gramEnd"/>
+      <w:r>
+        <w:rPr>
+          <w:rFonts w:ascii="Times New Roman" w:hAnsi="Times New Roman" w:cs="Times New Roman"/>
+        </w:rPr>
+        <w:t xml:space="preserve"> </w:t>
       </w:r>
       <w:r>
         <w:rPr>
@@ -1334,15 +1430,33 @@
           <w:b/>
           <w:iCs/>
         </w:rPr>
-        <w:t xml:space="preserve">OCTOBER 2020 </w:t>
-      </w:r>
+        <w:t xml:space="preserve">OCTOBER </w:t>
+      </w:r>
+      <w:proofErr w:type="gramStart"/>
       <w:r>
         <w:rPr>
           <w:rFonts w:ascii="Times New Roman" w:hAnsi="Times New Roman" w:cs="Times New Roman"/>
           <w:b/>
           <w:iCs/>
         </w:rPr>
-        <w:t xml:space="preserve"> TO MARCH 2021</w:t>
+        <w:t xml:space="preserve">2020 </w:t>
+      </w:r>
+      <w:r>
+        <w:rPr>
+          <w:rFonts w:ascii="Times New Roman" w:hAnsi="Times New Roman" w:cs="Times New Roman"/>
+          <w:b/>
+          <w:iCs/>
+        </w:rPr>
+        <w:t xml:space="preserve"> TO</w:t>
+      </w:r>
+      <w:proofErr w:type="gramEnd"/>
+      <w:r>
+        <w:rPr>
+          <w:rFonts w:ascii="Times New Roman" w:hAnsi="Times New Roman" w:cs="Times New Roman"/>
+          <w:b/>
+          <w:iCs/>
+        </w:rPr>
+        <w:t xml:space="preserve"> MARCH 2021</w:t>
       </w:r>
       <w:r>
         <w:rPr>
@@ -1786,11 +1900,62 @@
     <w:p>
       <w:pPr>
         <w:pStyle w:val="ListParagraph"/>
+        <w:numPr>
+          <w:ilvl w:val="0"/>
+          <w:numId w:val="7"/>
+        </w:numPr>
         <w:jc w:val="both"/>
         <w:rPr>
-          <w:rFonts w:ascii="Times New Roman" w:hAnsi="Times New Roman" w:cs="Times New Roman"/>
+          <w:rStyle w:val="Hyperlink"/>
+          <w:rFonts w:ascii="Times New Roman" w:hAnsi="Times New Roman" w:cs="Times New Roman"/>
+          <w:color w:val="auto"/>
           <w:sz w:val="24"/>
           <w:szCs w:val="24"/>
+          <w:u w:val="none"/>
+        </w:rPr>
+      </w:pPr>
+      <w:r>
+        <w:rPr>
+          <w:rStyle w:val="Hyperlink"/>
+          <w:rFonts w:ascii="Times New Roman" w:hAnsi="Times New Roman" w:cs="Times New Roman"/>
+          <w:color w:val="auto"/>
+          <w:sz w:val="24"/>
+          <w:szCs w:val="24"/>
+          <w:u w:val="none"/>
+        </w:rPr>
+        <w:t xml:space="preserve">Developed a real time </w:t>
+      </w:r>
+      <w:hyperlink r:id="rId15" w:history="1">
+        <w:r>
+          <w:rPr>
+            <w:rStyle w:val="Hyperlink"/>
+            <w:rFonts w:ascii="Times New Roman" w:hAnsi="Times New Roman" w:cs="Times New Roman"/>
+            <w:sz w:val="24"/>
+            <w:szCs w:val="24"/>
+          </w:rPr>
+          <w:t>Worldwide Covid-19-Tracker</w:t>
+        </w:r>
+      </w:hyperlink>
+      <w:r>
+        <w:rPr>
+          <w:rStyle w:val="Hyperlink"/>
+          <w:rFonts w:ascii="Times New Roman" w:hAnsi="Times New Roman" w:cs="Times New Roman"/>
+          <w:color w:val="auto"/>
+          <w:sz w:val="24"/>
+          <w:szCs w:val="24"/>
+          <w:u w:val="none"/>
+        </w:rPr>
+        <w:t>.</w:t>
+      </w:r>
+    </w:p>
+    <w:p>
+      <w:pPr>
+        <w:pStyle w:val="ListParagraph"/>
+        <w:jc w:val="both"/>
+        <w:rPr>
+          <w:rFonts w:ascii="Times New Roman" w:hAnsi="Times New Roman" w:cs="Times New Roman"/>
+          <w:sz w:val="24"/>
+          <w:szCs w:val="24"/>
         </w:rPr>
       </w:pPr>
     </w:p>
@@ -1975,6 +2140,7 @@
         <w:rPr>
           <w:rFonts w:ascii="Times New Roman" w:eastAsia="Times New Roman" w:hAnsi="Times New Roman" w:cs="Times New Roman"/>
         </w:rPr>
+        <w:lastRenderedPageBreak/>
         <w:t>Tel: +254</w:t>
       </w:r>
       <w:r>
@@ -1995,7 +2161,6 @@
         <w:rPr>
           <w:rFonts w:ascii="Times New Roman" w:eastAsia="Times New Roman" w:hAnsi="Times New Roman" w:cs="Times New Roman"/>
         </w:rPr>
-        <w:lastRenderedPageBreak/>
         <w:t xml:space="preserve">Email: </w:t>
       </w:r>
       <w:r>
@@ -2004,7 +2169,7 @@
         </w:rPr>
         <w:t xml:space="preserve"> </w:t>
       </w:r>
-      <w:hyperlink r:id="rId15" w:history="1">
+      <w:hyperlink r:id="rId16" w:history="1">
         <w:r>
           <w:rPr>
             <w:rStyle w:val="Hyperlink"/>
@@ -2033,7 +2198,21 @@
         <w:rPr>
           <w:rFonts w:ascii="Times New Roman" w:eastAsia="Times New Roman" w:hAnsi="Times New Roman" w:cs="Times New Roman"/>
         </w:rPr>
-        <w:t>Tony Kenyaiti,</w:t>
+        <w:t xml:space="preserve">Tony </w:t>
+      </w:r>
+      <w:proofErr w:type="spellStart"/>
+      <w:r>
+        <w:rPr>
+          <w:rFonts w:ascii="Times New Roman" w:eastAsia="Times New Roman" w:hAnsi="Times New Roman" w:cs="Times New Roman"/>
+        </w:rPr>
+        <w:t>Kenyaiti</w:t>
+      </w:r>
+      <w:proofErr w:type="spellEnd"/>
+      <w:r>
+        <w:rPr>
+          <w:rFonts w:ascii="Times New Roman" w:eastAsia="Times New Roman" w:hAnsi="Times New Roman" w:cs="Times New Roman"/>
+        </w:rPr>
+        <w:t>,</w:t>
       </w:r>
     </w:p>
     <w:p>
@@ -2145,7 +2324,7 @@
         </w:rPr>
         <w:t xml:space="preserve">Email: </w:t>
       </w:r>
-      <w:hyperlink r:id="rId16" w:history="1">
+      <w:hyperlink r:id="rId17" w:history="1">
         <w:r>
           <w:rPr>
             <w:rStyle w:val="Hyperlink"/>
@@ -2170,12 +2349,12 @@
       </w:pPr>
     </w:p>
     <w:sectPr>
-      <w:headerReference w:type="even" r:id="rId17"/>
-      <w:headerReference w:type="default" r:id="rId18"/>
-      <w:footerReference w:type="even" r:id="rId19"/>
-      <w:footerReference w:type="default" r:id="rId20"/>
-      <w:headerReference w:type="first" r:id="rId21"/>
-      <w:footerReference w:type="first" r:id="rId22"/>
+      <w:headerReference w:type="even" r:id="rId18"/>
+      <w:headerReference w:type="default" r:id="rId19"/>
+      <w:footerReference w:type="even" r:id="rId20"/>
+      <w:footerReference w:type="default" r:id="rId21"/>
+      <w:headerReference w:type="first" r:id="rId22"/>
+      <w:footerReference w:type="first" r:id="rId23"/>
       <w:pgSz w:w="12240" w:h="15840"/>
       <w:pgMar w:top="1440" w:right="1440" w:bottom="1440" w:left="1440" w:header="720" w:footer="720" w:gutter="0"/>
       <w:pgNumType w:start="1"/>

--- a/CURRICULUM VITAE.docx
+++ b/CURRICULUM VITAE.docx
@@ -1,6 +1,6 @@
 
 <file path=word/document.xml><?xml version="1.0" encoding="utf-8"?>
-<w:document xmlns:wpc="http://schemas.microsoft.com/office/word/2010/wordprocessingCanvas" xmlns:cx="http://schemas.microsoft.com/office/drawing/2014/chartex" xmlns:cx1="http://schemas.microsoft.com/office/drawing/2015/9/8/chartex" xmlns:cx2="http://schemas.microsoft.com/office/drawing/2015/10/21/chartex" xmlns:cx3="http://schemas.microsoft.com/office/drawing/2016/5/9/chartex" xmlns:cx4="http://schemas.microsoft.com/office/drawing/2016/5/10/chartex" xmlns:cx5="http://schemas.microsoft.com/office/drawing/2016/5/11/chartex" xmlns:cx6="http://schemas.microsoft.com/office/drawing/2016/5/12/chartex" xmlns:cx7="http://schemas.microsoft.com/office/drawing/2016/5/13/chartex" xmlns:cx8="http://schemas.microsoft.com/office/drawing/2016/5/14/chartex" xmlns:mc="http://schemas.openxmlformats.org/markup-compatibility/2006" xmlns:aink="http://schemas.microsoft.com/office/drawing/2016/ink" xmlns:am3d="http://schemas.microsoft.com/office/drawing/2017/model3d" xmlns:o="urn:schemas-microsoft-com:office:office" xmlns:r="http://schemas.openxmlformats.org/officeDocument/2006/relationships" xmlns:m="http://schemas.openxmlformats.org/officeDocument/2006/math" xmlns:v="urn:schemas-microsoft-com:vml" xmlns:wp14="http://schemas.microsoft.com/office/word/2010/wordprocessingDrawing" xmlns:wp="http://schemas.openxmlformats.org/drawingml/2006/wordprocessingDrawing" xmlns:w10="urn:schemas-microsoft-com:office:word" xmlns:w="http://schemas.openxmlformats.org/wordprocessingml/2006/main" xmlns:w14="http://schemas.microsoft.com/office/word/2010/wordml" xmlns:w15="http://schemas.microsoft.com/office/word/2012/wordml" xmlns:w16cex="http://schemas.microsoft.com/office/word/2018/wordml/cex" xmlns:w16cid="http://schemas.microsoft.com/office/word/2016/wordml/cid" xmlns:w16="http://schemas.microsoft.com/office/word/2018/wordml" xmlns:w16se="http://schemas.microsoft.com/office/word/2015/wordml/symex" xmlns:wpg="http://schemas.microsoft.com/office/word/2010/wordprocessingGroup" xmlns:wpi="http://schemas.microsoft.com/office/word/2010/wordprocessingInk" xmlns:wne="http://schemas.microsoft.com/office/word/2006/wordml" xmlns:wps="http://schemas.microsoft.com/office/word/2010/wordprocessingShape" mc:Ignorable="w14 w15 w16se w16cid w16 w16cex wp14">
+<w:document xmlns:wpc="http://schemas.microsoft.com/office/word/2010/wordprocessingCanvas" xmlns:cx="http://schemas.microsoft.com/office/drawing/2014/chartex" xmlns:cx1="http://schemas.microsoft.com/office/drawing/2015/9/8/chartex" xmlns:cx2="http://schemas.microsoft.com/office/drawing/2015/10/21/chartex" xmlns:cx3="http://schemas.microsoft.com/office/drawing/2016/5/9/chartex" xmlns:cx4="http://schemas.microsoft.com/office/drawing/2016/5/10/chartex" xmlns:cx5="http://schemas.microsoft.com/office/drawing/2016/5/11/chartex" xmlns:cx6="http://schemas.microsoft.com/office/drawing/2016/5/12/chartex" xmlns:cx7="http://schemas.microsoft.com/office/drawing/2016/5/13/chartex" xmlns:cx8="http://schemas.microsoft.com/office/drawing/2016/5/14/chartex" xmlns:mc="http://schemas.openxmlformats.org/markup-compatibility/2006" xmlns:aink="http://schemas.microsoft.com/office/drawing/2016/ink" xmlns:am3d="http://schemas.microsoft.com/office/drawing/2017/model3d" xmlns:o="urn:schemas-microsoft-com:office:office" xmlns:r="http://schemas.openxmlformats.org/officeDocument/2006/relationships" xmlns:m="http://schemas.openxmlformats.org/officeDocument/2006/math" xmlns:v="urn:schemas-microsoft-com:vml" xmlns:wp14="http://schemas.microsoft.com/office/word/2010/wordprocessingDrawing" xmlns:wp="http://schemas.openxmlformats.org/drawingml/2006/wordprocessingDrawing" xmlns:w10="urn:schemas-microsoft-com:office:word" xmlns:w="http://schemas.openxmlformats.org/wordprocessingml/2006/main" xmlns:w14="http://schemas.microsoft.com/office/word/2010/wordml" xmlns:w15="http://schemas.microsoft.com/office/word/2012/wordml" xmlns:w16cex="http://schemas.microsoft.com/office/word/2018/wordml/cex" xmlns:w16cid="http://schemas.microsoft.com/office/word/2016/wordml/cid" xmlns:w16="http://schemas.microsoft.com/office/word/2018/wordml" xmlns:w16sdtdh="http://schemas.microsoft.com/office/word/2020/wordml/sdtdatahash" xmlns:w16se="http://schemas.microsoft.com/office/word/2015/wordml/symex" xmlns:wpg="http://schemas.microsoft.com/office/word/2010/wordprocessingGroup" xmlns:wpi="http://schemas.microsoft.com/office/word/2010/wordprocessingInk" xmlns:wne="http://schemas.microsoft.com/office/word/2006/wordml" xmlns:wps="http://schemas.microsoft.com/office/word/2010/wordprocessingShape" mc:Ignorable="w14 w15 w16se w16cid w16 w16cex w16sdtdh wp14">
   <w:body>
     <w:p>
       <w:pPr>
@@ -67,7 +67,6 @@
         </w:rPr>
         <w:tab/>
       </w:r>
-      <w:proofErr w:type="gramStart"/>
       <w:r>
         <w:rPr>
           <w:rFonts w:ascii="Times New Roman" w:eastAsia="Times New Roman" w:hAnsi="Times New Roman" w:cs="Times New Roman"/>
@@ -75,7 +74,6 @@
         <w:tab/>
         <w:t xml:space="preserve"> :</w:t>
       </w:r>
-      <w:proofErr w:type="gramEnd"/>
       <w:r>
         <w:rPr>
           <w:rFonts w:ascii="Times New Roman" w:eastAsia="Times New Roman" w:hAnsi="Times New Roman" w:cs="Times New Roman"/>
@@ -107,7 +105,6 @@
         </w:rPr>
         <w:tab/>
       </w:r>
-      <w:proofErr w:type="gramStart"/>
       <w:r>
         <w:rPr>
           <w:rFonts w:ascii="Times New Roman" w:eastAsia="Times New Roman" w:hAnsi="Times New Roman" w:cs="Times New Roman"/>
@@ -115,7 +112,6 @@
         <w:tab/>
         <w:t xml:space="preserve"> :</w:t>
       </w:r>
-      <w:proofErr w:type="gramEnd"/>
       <w:r>
         <w:rPr>
           <w:rFonts w:ascii="Times New Roman" w:eastAsia="Times New Roman" w:hAnsi="Times New Roman" w:cs="Times New Roman"/>
@@ -148,7 +144,39 @@
         </w:rPr>
         <w:tab/>
       </w:r>
-      <w:proofErr w:type="gramStart"/>
+      <w:r>
+        <w:rPr>
+          <w:rFonts w:ascii="Times New Roman" w:eastAsia="Times New Roman" w:hAnsi="Times New Roman" w:cs="Times New Roman"/>
+        </w:rPr>
+        <w:tab/>
+        <w:t xml:space="preserve"> : </w:t>
+      </w:r>
+      <w:r>
+        <w:rPr>
+          <w:rFonts w:ascii="Times New Roman" w:eastAsia="Times New Roman" w:hAnsi="Times New Roman" w:cs="Times New Roman"/>
+        </w:rPr>
+        <w:tab/>
+        <w:t xml:space="preserve"> Male</w:t>
+      </w:r>
+    </w:p>
+    <w:p>
+      <w:pPr>
+        <w:rPr>
+          <w:rFonts w:ascii="Times New Roman" w:eastAsia="Times New Roman" w:hAnsi="Times New Roman" w:cs="Times New Roman"/>
+        </w:rPr>
+      </w:pPr>
+      <w:r>
+        <w:rPr>
+          <w:rFonts w:ascii="Times New Roman" w:eastAsia="Times New Roman" w:hAnsi="Times New Roman" w:cs="Times New Roman"/>
+        </w:rPr>
+        <w:t xml:space="preserve">Contact </w:t>
+      </w:r>
+      <w:r>
+        <w:rPr>
+          <w:rFonts w:ascii="Times New Roman" w:eastAsia="Times New Roman" w:hAnsi="Times New Roman" w:cs="Times New Roman"/>
+        </w:rPr>
+        <w:tab/>
+      </w:r>
       <w:r>
         <w:rPr>
           <w:rFonts w:ascii="Times New Roman" w:eastAsia="Times New Roman" w:hAnsi="Times New Roman" w:cs="Times New Roman"/>
@@ -156,7 +184,19 @@
         <w:tab/>
         <w:t xml:space="preserve"> :</w:t>
       </w:r>
-      <w:proofErr w:type="gramEnd"/>
+      <w:r>
+        <w:rPr>
+          <w:rFonts w:ascii="Times New Roman" w:eastAsia="Times New Roman" w:hAnsi="Times New Roman" w:cs="Times New Roman"/>
+        </w:rPr>
+        <w:tab/>
+        <w:t xml:space="preserve">+254 </w:t>
+      </w:r>
+      <w:r>
+        <w:rPr>
+          <w:rFonts w:ascii="Times New Roman" w:eastAsia="Times New Roman" w:hAnsi="Times New Roman" w:cs="Times New Roman"/>
+        </w:rPr>
+        <w:t>704</w:t>
+      </w:r>
       <w:r>
         <w:rPr>
           <w:rFonts w:ascii="Times New Roman" w:eastAsia="Times New Roman" w:hAnsi="Times New Roman" w:cs="Times New Roman"/>
@@ -167,21 +207,38 @@
         <w:rPr>
           <w:rFonts w:ascii="Times New Roman" w:eastAsia="Times New Roman" w:hAnsi="Times New Roman" w:cs="Times New Roman"/>
         </w:rPr>
+        <w:t>230</w:t>
+      </w:r>
+      <w:r>
+        <w:rPr>
+          <w:rFonts w:ascii="Times New Roman" w:eastAsia="Times New Roman" w:hAnsi="Times New Roman" w:cs="Times New Roman"/>
+        </w:rPr>
+        <w:t xml:space="preserve"> </w:t>
+      </w:r>
+      <w:r>
+        <w:rPr>
+          <w:rFonts w:ascii="Times New Roman" w:eastAsia="Times New Roman" w:hAnsi="Times New Roman" w:cs="Times New Roman"/>
+        </w:rPr>
+        <w:t>589</w:t>
+      </w:r>
+    </w:p>
+    <w:p>
+      <w:pPr>
+        <w:rPr>
+          <w:rFonts w:ascii="Times New Roman" w:eastAsia="Times New Roman" w:hAnsi="Times New Roman" w:cs="Times New Roman"/>
+        </w:rPr>
+      </w:pPr>
+      <w:r>
+        <w:rPr>
+          <w:rFonts w:ascii="Times New Roman" w:eastAsia="Times New Roman" w:hAnsi="Times New Roman" w:cs="Times New Roman"/>
+        </w:rPr>
+        <w:t xml:space="preserve">Email </w:t>
+      </w:r>
+      <w:r>
+        <w:rPr>
+          <w:rFonts w:ascii="Times New Roman" w:eastAsia="Times New Roman" w:hAnsi="Times New Roman" w:cs="Times New Roman"/>
+        </w:rPr>
         <w:tab/>
-        <w:t xml:space="preserve"> Male</w:t>
-      </w:r>
-    </w:p>
-    <w:p>
-      <w:pPr>
-        <w:rPr>
-          <w:rFonts w:ascii="Times New Roman" w:eastAsia="Times New Roman" w:hAnsi="Times New Roman" w:cs="Times New Roman"/>
-        </w:rPr>
-      </w:pPr>
-      <w:r>
-        <w:rPr>
-          <w:rFonts w:ascii="Times New Roman" w:eastAsia="Times New Roman" w:hAnsi="Times New Roman" w:cs="Times New Roman"/>
-        </w:rPr>
-        <w:t xml:space="preserve">Contact </w:t>
       </w:r>
       <w:r>
         <w:rPr>
@@ -189,7 +246,6 @@
         </w:rPr>
         <w:tab/>
       </w:r>
-      <w:proofErr w:type="gramStart"/>
       <w:r>
         <w:rPr>
           <w:rFonts w:ascii="Times New Roman" w:eastAsia="Times New Roman" w:hAnsi="Times New Roman" w:cs="Times New Roman"/>
@@ -197,78 +253,6 @@
         <w:tab/>
         <w:t xml:space="preserve"> :</w:t>
       </w:r>
-      <w:proofErr w:type="gramEnd"/>
-      <w:r>
-        <w:rPr>
-          <w:rFonts w:ascii="Times New Roman" w:eastAsia="Times New Roman" w:hAnsi="Times New Roman" w:cs="Times New Roman"/>
-        </w:rPr>
-        <w:tab/>
-        <w:t xml:space="preserve">+254 </w:t>
-      </w:r>
-      <w:r>
-        <w:rPr>
-          <w:rFonts w:ascii="Times New Roman" w:eastAsia="Times New Roman" w:hAnsi="Times New Roman" w:cs="Times New Roman"/>
-        </w:rPr>
-        <w:t>704</w:t>
-      </w:r>
-      <w:r>
-        <w:rPr>
-          <w:rFonts w:ascii="Times New Roman" w:eastAsia="Times New Roman" w:hAnsi="Times New Roman" w:cs="Times New Roman"/>
-        </w:rPr>
-        <w:t xml:space="preserve"> </w:t>
-      </w:r>
-      <w:r>
-        <w:rPr>
-          <w:rFonts w:ascii="Times New Roman" w:eastAsia="Times New Roman" w:hAnsi="Times New Roman" w:cs="Times New Roman"/>
-        </w:rPr>
-        <w:t>230</w:t>
-      </w:r>
-      <w:r>
-        <w:rPr>
-          <w:rFonts w:ascii="Times New Roman" w:eastAsia="Times New Roman" w:hAnsi="Times New Roman" w:cs="Times New Roman"/>
-        </w:rPr>
-        <w:t xml:space="preserve"> </w:t>
-      </w:r>
-      <w:r>
-        <w:rPr>
-          <w:rFonts w:ascii="Times New Roman" w:eastAsia="Times New Roman" w:hAnsi="Times New Roman" w:cs="Times New Roman"/>
-        </w:rPr>
-        <w:t>589</w:t>
-      </w:r>
-    </w:p>
-    <w:p>
-      <w:pPr>
-        <w:rPr>
-          <w:rFonts w:ascii="Times New Roman" w:eastAsia="Times New Roman" w:hAnsi="Times New Roman" w:cs="Times New Roman"/>
-        </w:rPr>
-      </w:pPr>
-      <w:r>
-        <w:rPr>
-          <w:rFonts w:ascii="Times New Roman" w:eastAsia="Times New Roman" w:hAnsi="Times New Roman" w:cs="Times New Roman"/>
-        </w:rPr>
-        <w:t xml:space="preserve">Email </w:t>
-      </w:r>
-      <w:r>
-        <w:rPr>
-          <w:rFonts w:ascii="Times New Roman" w:eastAsia="Times New Roman" w:hAnsi="Times New Roman" w:cs="Times New Roman"/>
-        </w:rPr>
-        <w:tab/>
-      </w:r>
-      <w:r>
-        <w:rPr>
-          <w:rFonts w:ascii="Times New Roman" w:eastAsia="Times New Roman" w:hAnsi="Times New Roman" w:cs="Times New Roman"/>
-        </w:rPr>
-        <w:tab/>
-      </w:r>
-      <w:proofErr w:type="gramStart"/>
-      <w:r>
-        <w:rPr>
-          <w:rFonts w:ascii="Times New Roman" w:eastAsia="Times New Roman" w:hAnsi="Times New Roman" w:cs="Times New Roman"/>
-        </w:rPr>
-        <w:tab/>
-        <w:t xml:space="preserve"> :</w:t>
-      </w:r>
-      <w:proofErr w:type="gramEnd"/>
       <w:r>
         <w:rPr>
           <w:rFonts w:ascii="Times New Roman" w:eastAsia="Times New Roman" w:hAnsi="Times New Roman" w:cs="Times New Roman"/>
@@ -339,21 +323,7 @@
         <w:rPr>
           <w:rFonts w:ascii="Times New Roman" w:eastAsia="Times New Roman" w:hAnsi="Times New Roman" w:cs="Times New Roman"/>
         </w:rPr>
-        <w:t xml:space="preserve">Online Portfolio            </w:t>
-      </w:r>
-      <w:proofErr w:type="gramStart"/>
-      <w:r>
-        <w:rPr>
-          <w:rFonts w:ascii="Times New Roman" w:eastAsia="Times New Roman" w:hAnsi="Times New Roman" w:cs="Times New Roman"/>
-        </w:rPr>
-        <w:t xml:space="preserve">  :</w:t>
-      </w:r>
-      <w:proofErr w:type="gramEnd"/>
-      <w:r>
-        <w:rPr>
-          <w:rFonts w:ascii="Times New Roman" w:eastAsia="Times New Roman" w:hAnsi="Times New Roman" w:cs="Times New Roman"/>
-        </w:rPr>
-        <w:t xml:space="preserve">    </w:t>
+        <w:t xml:space="preserve">Online Portfolio              :    </w:t>
       </w:r>
       <w:r>
         <w:rPr>
@@ -387,21 +357,7 @@
         <w:rPr>
           <w:rFonts w:ascii="Times New Roman" w:eastAsia="Times New Roman" w:hAnsi="Times New Roman" w:cs="Times New Roman"/>
         </w:rPr>
-        <w:t xml:space="preserve">GitHub Account            </w:t>
-      </w:r>
-      <w:proofErr w:type="gramStart"/>
-      <w:r>
-        <w:rPr>
-          <w:rFonts w:ascii="Times New Roman" w:eastAsia="Times New Roman" w:hAnsi="Times New Roman" w:cs="Times New Roman"/>
-        </w:rPr>
-        <w:t xml:space="preserve">  :</w:t>
-      </w:r>
-      <w:proofErr w:type="gramEnd"/>
-      <w:r>
-        <w:rPr>
-          <w:rFonts w:ascii="Times New Roman" w:eastAsia="Times New Roman" w:hAnsi="Times New Roman" w:cs="Times New Roman"/>
-        </w:rPr>
-        <w:t xml:space="preserve">       </w:t>
+        <w:t xml:space="preserve">GitHub Account              :       </w:t>
       </w:r>
       <w:hyperlink r:id="rId10" w:history="1">
         <w:r>
@@ -460,21 +416,7 @@
         <w:rPr>
           <w:rFonts w:ascii="Times New Roman" w:hAnsi="Times New Roman" w:cs="Times New Roman"/>
         </w:rPr>
-        <w:t xml:space="preserve"> conversant with all the technicalities that arise in relation to Information Technology. Some of the tasks that I have undertaken include; providing IT related support </w:t>
-      </w:r>
-      <w:proofErr w:type="gramStart"/>
-      <w:r>
-        <w:rPr>
-          <w:rFonts w:ascii="Times New Roman" w:hAnsi="Times New Roman" w:cs="Times New Roman"/>
-        </w:rPr>
-        <w:t>e.g.</w:t>
-      </w:r>
-      <w:proofErr w:type="gramEnd"/>
-      <w:r>
-        <w:rPr>
-          <w:rFonts w:ascii="Times New Roman" w:hAnsi="Times New Roman" w:cs="Times New Roman"/>
-        </w:rPr>
-        <w:t xml:space="preserve"> end user support and Hardware support, managing the installation of new versions of the systems, assisting in maintenance of ICT infrastructure systems, providing technical guidance and support to end users and assisting with procurement hardware and software. I am therefore looking to secure a position in IT in a </w:t>
+        <w:t xml:space="preserve"> conversant with all the technicalities that arise in relation to Information Technology. Some of the tasks that I have undertaken include; providing IT related support e.g. end user support and Hardware support, managing the installation of new versions of the systems, assisting in maintenance of ICT infrastructure systems, providing technical guidance and support to end users and assisting with procurement hardware and software. I am therefore looking to secure a position in IT in a </w:t>
       </w:r>
       <w:r>
         <w:rPr>
@@ -708,21 +650,25 @@
         <w:rPr>
           <w:rFonts w:ascii="Times New Roman" w:eastAsia="Times New Roman" w:hAnsi="Times New Roman" w:cs="Times New Roman"/>
         </w:rPr>
+        <w:t xml:space="preserve">   :</w:t>
+      </w:r>
+      <w:r>
+        <w:rPr>
+          <w:rFonts w:ascii="Times New Roman" w:eastAsia="Times New Roman" w:hAnsi="Times New Roman" w:cs="Times New Roman"/>
+        </w:rPr>
+        <w:t xml:space="preserve"> University of Nairobi BSC.</w:t>
+      </w:r>
+      <w:r>
+        <w:rPr>
+          <w:rFonts w:ascii="Times New Roman" w:eastAsia="Times New Roman" w:hAnsi="Times New Roman" w:cs="Times New Roman"/>
+        </w:rPr>
         <w:t xml:space="preserve"> </w:t>
       </w:r>
-      <w:proofErr w:type="gramStart"/>
-      <w:r>
-        <w:rPr>
-          <w:rFonts w:ascii="Times New Roman" w:eastAsia="Times New Roman" w:hAnsi="Times New Roman" w:cs="Times New Roman"/>
-        </w:rPr>
-        <w:t xml:space="preserve">  :</w:t>
-      </w:r>
-      <w:proofErr w:type="gramEnd"/>
-      <w:r>
-        <w:rPr>
-          <w:rFonts w:ascii="Times New Roman" w:eastAsia="Times New Roman" w:hAnsi="Times New Roman" w:cs="Times New Roman"/>
-        </w:rPr>
-        <w:t xml:space="preserve"> University of Nairobi BSC.</w:t>
+      <w:r>
+        <w:rPr>
+          <w:rFonts w:ascii="Times New Roman" w:eastAsia="Times New Roman" w:hAnsi="Times New Roman" w:cs="Times New Roman"/>
+        </w:rPr>
+        <w:t>Computer Science</w:t>
       </w:r>
       <w:r>
         <w:rPr>
@@ -734,18 +680,6 @@
         <w:rPr>
           <w:rFonts w:ascii="Times New Roman" w:eastAsia="Times New Roman" w:hAnsi="Times New Roman" w:cs="Times New Roman"/>
         </w:rPr>
-        <w:t>Computer Science</w:t>
-      </w:r>
-      <w:r>
-        <w:rPr>
-          <w:rFonts w:ascii="Times New Roman" w:eastAsia="Times New Roman" w:hAnsi="Times New Roman" w:cs="Times New Roman"/>
-        </w:rPr>
-        <w:t xml:space="preserve"> </w:t>
-      </w:r>
-      <w:r>
-        <w:rPr>
-          <w:rFonts w:ascii="Times New Roman" w:eastAsia="Times New Roman" w:hAnsi="Times New Roman" w:cs="Times New Roman"/>
-        </w:rPr>
         <w:t xml:space="preserve">(Graduated </w:t>
       </w:r>
       <w:r>
@@ -779,7 +713,6 @@
         </w:rPr>
         <w:t xml:space="preserve">011 - Nov 2014 </w:t>
       </w:r>
-      <w:proofErr w:type="gramStart"/>
       <w:r>
         <w:rPr>
           <w:rFonts w:ascii="Times New Roman" w:eastAsia="Times New Roman" w:hAnsi="Times New Roman" w:cs="Times New Roman"/>
@@ -790,14 +723,7 @@
         <w:rPr>
           <w:rFonts w:ascii="Times New Roman" w:eastAsia="Times New Roman" w:hAnsi="Times New Roman" w:cs="Times New Roman"/>
         </w:rPr>
-        <w:t>:</w:t>
-      </w:r>
-      <w:proofErr w:type="gramEnd"/>
-      <w:r>
-        <w:rPr>
-          <w:rFonts w:ascii="Times New Roman" w:eastAsia="Times New Roman" w:hAnsi="Times New Roman" w:cs="Times New Roman"/>
-        </w:rPr>
-        <w:t xml:space="preserve"> ST. ANDREWS’</w:t>
+        <w:t>: ST. ANDREWS’</w:t>
       </w:r>
       <w:r>
         <w:rPr>
@@ -902,19 +828,11 @@
         </w:rPr>
         <w:t xml:space="preserve"> </w:t>
       </w:r>
-      <w:proofErr w:type="spellStart"/>
-      <w:r>
-        <w:rPr>
-          <w:rFonts w:ascii="Times New Roman" w:eastAsia="Times New Roman" w:hAnsi="Times New Roman" w:cs="Times New Roman"/>
-        </w:rPr>
-        <w:t>sckit</w:t>
-      </w:r>
-      <w:proofErr w:type="spellEnd"/>
-      <w:r>
-        <w:rPr>
-          <w:rFonts w:ascii="Times New Roman" w:eastAsia="Times New Roman" w:hAnsi="Times New Roman" w:cs="Times New Roman"/>
-        </w:rPr>
-        <w:t>-learn</w:t>
+      <w:r>
+        <w:rPr>
+          <w:rFonts w:ascii="Times New Roman" w:eastAsia="Times New Roman" w:hAnsi="Times New Roman" w:cs="Times New Roman"/>
+        </w:rPr>
+        <w:t>sckit-learn</w:t>
       </w:r>
       <w:r>
         <w:rPr>
@@ -1092,21 +1010,7 @@
         <w:rPr>
           <w:rFonts w:ascii="Times New Roman" w:hAnsi="Times New Roman" w:cs="Times New Roman"/>
         </w:rPr>
-        <w:t xml:space="preserve">Familiar with Open-Source Framework </w:t>
-      </w:r>
-      <w:proofErr w:type="gramStart"/>
-      <w:r>
-        <w:rPr>
-          <w:rFonts w:ascii="Times New Roman" w:hAnsi="Times New Roman" w:cs="Times New Roman"/>
-        </w:rPr>
-        <w:t>i.e.</w:t>
-      </w:r>
-      <w:proofErr w:type="gramEnd"/>
-      <w:r>
-        <w:rPr>
-          <w:rFonts w:ascii="Times New Roman" w:hAnsi="Times New Roman" w:cs="Times New Roman"/>
-        </w:rPr>
-        <w:t xml:space="preserve"> </w:t>
+        <w:t xml:space="preserve">Familiar with Open-Source Framework i.e. </w:t>
       </w:r>
       <w:r>
         <w:rPr>
@@ -1430,33 +1334,15 @@
           <w:b/>
           <w:iCs/>
         </w:rPr>
-        <w:t xml:space="preserve">OCTOBER </w:t>
-      </w:r>
-      <w:proofErr w:type="gramStart"/>
+        <w:t xml:space="preserve">OCTOBER 2020 </w:t>
+      </w:r>
       <w:r>
         <w:rPr>
           <w:rFonts w:ascii="Times New Roman" w:hAnsi="Times New Roman" w:cs="Times New Roman"/>
           <w:b/>
           <w:iCs/>
         </w:rPr>
-        <w:t xml:space="preserve">2020 </w:t>
-      </w:r>
-      <w:r>
-        <w:rPr>
-          <w:rFonts w:ascii="Times New Roman" w:hAnsi="Times New Roman" w:cs="Times New Roman"/>
-          <w:b/>
-          <w:iCs/>
-        </w:rPr>
-        <w:t xml:space="preserve"> TO</w:t>
-      </w:r>
-      <w:proofErr w:type="gramEnd"/>
-      <w:r>
-        <w:rPr>
-          <w:rFonts w:ascii="Times New Roman" w:hAnsi="Times New Roman" w:cs="Times New Roman"/>
-          <w:b/>
-          <w:iCs/>
-        </w:rPr>
-        <w:t xml:space="preserve"> MARCH 2021</w:t>
+        <w:t xml:space="preserve"> TO MARCH 2021</w:t>
       </w:r>
       <w:r>
         <w:rPr>
@@ -1758,26 +1644,6 @@
         <w:rPr>
           <w:rFonts w:ascii="Times New Roman" w:hAnsi="Times New Roman" w:cs="Times New Roman"/>
           <w:b/>
-          <w:iCs/>
-          <w:sz w:val="24"/>
-          <w:szCs w:val="24"/>
-        </w:rPr>
-      </w:pPr>
-    </w:p>
-    <w:p>
-      <w:pPr>
-        <w:rPr>
-          <w:rFonts w:ascii="Times New Roman" w:hAnsi="Times New Roman" w:cs="Times New Roman"/>
-          <w:sz w:val="24"/>
-          <w:szCs w:val="24"/>
-        </w:rPr>
-      </w:pPr>
-    </w:p>
-    <w:p>
-      <w:pPr>
-        <w:rPr>
-          <w:rFonts w:ascii="Times New Roman" w:hAnsi="Times New Roman" w:cs="Times New Roman"/>
-          <w:b/>
           <w:u w:val="single"/>
         </w:rPr>
       </w:pPr>
@@ -1861,7 +1727,18 @@
           <w:szCs w:val="24"/>
           <w:u w:val="none"/>
         </w:rPr>
-        <w:t>I have tried to create different web clones for various World Class Companies including Amazon and Airbnb using React Js.</w:t>
+        <w:t>I have tried to create different web clones for various World Class Companies including Amazon and Airbnb using React Js</w:t>
+      </w:r>
+      <w:r>
+        <w:rPr>
+          <w:rStyle w:val="Hyperlink"/>
+          <w:rFonts w:ascii="Times New Roman" w:hAnsi="Times New Roman" w:cs="Times New Roman"/>
+          <w:color w:val="auto"/>
+          <w:sz w:val="24"/>
+          <w:szCs w:val="24"/>
+          <w:u w:val="none"/>
+        </w:rPr>
+        <w:t>:</w:t>
       </w:r>
       <w:r>
         <w:rPr>
@@ -1896,6 +1773,28 @@
         </w:rPr>
         <w:t xml:space="preserve"> </w:t>
       </w:r>
+      <w:hyperlink r:id="rId15" w:history="1">
+        <w:r>
+          <w:rPr>
+            <w:rStyle w:val="Hyperlink"/>
+            <w:rFonts w:ascii="Times New Roman" w:hAnsi="Times New Roman" w:cs="Times New Roman"/>
+            <w:sz w:val="24"/>
+            <w:szCs w:val="24"/>
+          </w:rPr>
+          <w:t>https://airbnb-clone-4b80e.web.app/</w:t>
+        </w:r>
+      </w:hyperlink>
+      <w:r>
+        <w:rPr>
+          <w:rStyle w:val="Hyperlink"/>
+          <w:rFonts w:ascii="Times New Roman" w:hAnsi="Times New Roman" w:cs="Times New Roman"/>
+          <w:color w:val="auto"/>
+          <w:sz w:val="24"/>
+          <w:szCs w:val="24"/>
+          <w:u w:val="none"/>
+        </w:rPr>
+        <w:t xml:space="preserve"> </w:t>
+      </w:r>
     </w:p>
     <w:p>
       <w:pPr>
@@ -1925,7 +1824,7 @@
         </w:rPr>
         <w:t xml:space="preserve">Developed a real time </w:t>
       </w:r>
-      <w:hyperlink r:id="rId15" w:history="1">
+      <w:hyperlink r:id="rId16" w:history="1">
         <w:r>
           <w:rPr>
             <w:rStyle w:val="Hyperlink"/>
@@ -2134,27 +2033,8 @@
       <w:pPr>
         <w:rPr>
           <w:rFonts w:ascii="Times New Roman" w:eastAsia="Times New Roman" w:hAnsi="Times New Roman" w:cs="Times New Roman"/>
-        </w:rPr>
-      </w:pPr>
-      <w:r>
-        <w:rPr>
-          <w:rFonts w:ascii="Times New Roman" w:eastAsia="Times New Roman" w:hAnsi="Times New Roman" w:cs="Times New Roman"/>
-        </w:rPr>
-        <w:lastRenderedPageBreak/>
-        <w:t>Tel: +254</w:t>
-      </w:r>
-      <w:r>
-        <w:rPr>
-          <w:rFonts w:ascii="Times New Roman" w:eastAsia="Times New Roman" w:hAnsi="Times New Roman" w:cs="Times New Roman"/>
-        </w:rPr>
-        <w:t xml:space="preserve"> 722 402 648</w:t>
-      </w:r>
-    </w:p>
-    <w:p>
-      <w:pPr>
-        <w:rPr>
-          <w:rStyle w:val="Hyperlink"/>
-          <w:rFonts w:ascii="Times New Roman" w:eastAsia="Times New Roman" w:hAnsi="Times New Roman" w:cs="Times New Roman"/>
+          <w:color w:val="0000FF" w:themeColor="hyperlink"/>
+          <w:u w:val="single"/>
         </w:rPr>
       </w:pPr>
       <w:r>
@@ -2169,7 +2049,7 @@
         </w:rPr>
         <w:t xml:space="preserve"> </w:t>
       </w:r>
-      <w:hyperlink r:id="rId16" w:history="1">
+      <w:hyperlink r:id="rId17" w:history="1">
         <w:r>
           <w:rPr>
             <w:rStyle w:val="Hyperlink"/>
@@ -2187,27 +2067,38 @@
           <w:rFonts w:ascii="Times New Roman" w:eastAsia="Times New Roman" w:hAnsi="Times New Roman" w:cs="Times New Roman"/>
         </w:rPr>
       </w:pPr>
-    </w:p>
-    <w:p>
-      <w:pPr>
-        <w:rPr>
-          <w:rFonts w:ascii="Times New Roman" w:eastAsia="Times New Roman" w:hAnsi="Times New Roman" w:cs="Times New Roman"/>
-        </w:rPr>
-      </w:pPr>
-      <w:r>
-        <w:rPr>
-          <w:rFonts w:ascii="Times New Roman" w:eastAsia="Times New Roman" w:hAnsi="Times New Roman" w:cs="Times New Roman"/>
-        </w:rPr>
-        <w:t xml:space="preserve">Tony </w:t>
-      </w:r>
-      <w:proofErr w:type="spellStart"/>
-      <w:r>
-        <w:rPr>
-          <w:rFonts w:ascii="Times New Roman" w:eastAsia="Times New Roman" w:hAnsi="Times New Roman" w:cs="Times New Roman"/>
-        </w:rPr>
-        <w:t>Kenyaiti</w:t>
-      </w:r>
-      <w:proofErr w:type="spellEnd"/>
+      <w:r>
+        <w:rPr>
+          <w:rFonts w:ascii="Times New Roman" w:eastAsia="Times New Roman" w:hAnsi="Times New Roman" w:cs="Times New Roman"/>
+        </w:rPr>
+        <w:lastRenderedPageBreak/>
+        <w:t>Tony Kenyaiti,</w:t>
+      </w:r>
+    </w:p>
+    <w:p>
+      <w:pPr>
+        <w:rPr>
+          <w:rFonts w:ascii="Times New Roman" w:eastAsia="Times New Roman" w:hAnsi="Times New Roman" w:cs="Times New Roman"/>
+        </w:rPr>
+      </w:pPr>
+      <w:r>
+        <w:rPr>
+          <w:rFonts w:ascii="Times New Roman" w:eastAsia="Times New Roman" w:hAnsi="Times New Roman" w:cs="Times New Roman"/>
+        </w:rPr>
+        <w:t xml:space="preserve">Kenya Wildlife Service </w:t>
+      </w:r>
+      <w:r>
+        <w:rPr>
+          <w:rFonts w:ascii="Times New Roman" w:eastAsia="Times New Roman" w:hAnsi="Times New Roman" w:cs="Times New Roman"/>
+        </w:rPr>
+        <w:t>Headquarters (</w:t>
+      </w:r>
+      <w:r>
+        <w:rPr>
+          <w:rFonts w:ascii="Times New Roman" w:eastAsia="Times New Roman" w:hAnsi="Times New Roman" w:cs="Times New Roman"/>
+        </w:rPr>
+        <w:t>ICT Department)</w:t>
+      </w:r>
       <w:r>
         <w:rPr>
           <w:rFonts w:ascii="Times New Roman" w:eastAsia="Times New Roman" w:hAnsi="Times New Roman" w:cs="Times New Roman"/>
@@ -2225,50 +2116,6 @@
         <w:rPr>
           <w:rFonts w:ascii="Times New Roman" w:eastAsia="Times New Roman" w:hAnsi="Times New Roman" w:cs="Times New Roman"/>
         </w:rPr>
-        <w:t xml:space="preserve">Kenya Wildlife Service </w:t>
-      </w:r>
-      <w:r>
-        <w:rPr>
-          <w:rFonts w:ascii="Times New Roman" w:eastAsia="Times New Roman" w:hAnsi="Times New Roman" w:cs="Times New Roman"/>
-        </w:rPr>
-        <w:t>Headquarters (</w:t>
-      </w:r>
-      <w:r>
-        <w:rPr>
-          <w:rFonts w:ascii="Times New Roman" w:eastAsia="Times New Roman" w:hAnsi="Times New Roman" w:cs="Times New Roman"/>
-        </w:rPr>
-        <w:t>ICT Department)</w:t>
-      </w:r>
-      <w:r>
-        <w:rPr>
-          <w:rFonts w:ascii="Times New Roman" w:eastAsia="Times New Roman" w:hAnsi="Times New Roman" w:cs="Times New Roman"/>
-        </w:rPr>
-        <w:t>,</w:t>
-      </w:r>
-    </w:p>
-    <w:p>
-      <w:pPr>
-        <w:rPr>
-          <w:rFonts w:ascii="Times New Roman" w:eastAsia="Times New Roman" w:hAnsi="Times New Roman" w:cs="Times New Roman"/>
-        </w:rPr>
-      </w:pPr>
-      <w:r>
-        <w:rPr>
-          <w:rFonts w:ascii="Times New Roman" w:eastAsia="Times New Roman" w:hAnsi="Times New Roman" w:cs="Times New Roman"/>
-        </w:rPr>
-        <w:t>Tel: +254 723 817 133</w:t>
-      </w:r>
-    </w:p>
-    <w:p>
-      <w:pPr>
-        <w:rPr>
-          <w:rFonts w:ascii="Times New Roman" w:eastAsia="Times New Roman" w:hAnsi="Times New Roman" w:cs="Times New Roman"/>
-        </w:rPr>
-      </w:pPr>
-      <w:r>
-        <w:rPr>
-          <w:rFonts w:ascii="Times New Roman" w:eastAsia="Times New Roman" w:hAnsi="Times New Roman" w:cs="Times New Roman"/>
-        </w:rPr>
         <w:t xml:space="preserve">Email: </w:t>
       </w:r>
       <w:r>
@@ -2324,7 +2171,7 @@
         </w:rPr>
         <w:t xml:space="preserve">Email: </w:t>
       </w:r>
-      <w:hyperlink r:id="rId17" w:history="1">
+      <w:hyperlink r:id="rId18" w:history="1">
         <w:r>
           <w:rPr>
             <w:rStyle w:val="Hyperlink"/>
@@ -2349,12 +2196,12 @@
       </w:pPr>
     </w:p>
     <w:sectPr>
-      <w:headerReference w:type="even" r:id="rId18"/>
-      <w:headerReference w:type="default" r:id="rId19"/>
-      <w:footerReference w:type="even" r:id="rId20"/>
-      <w:footerReference w:type="default" r:id="rId21"/>
-      <w:headerReference w:type="first" r:id="rId22"/>
-      <w:footerReference w:type="first" r:id="rId23"/>
+      <w:headerReference w:type="even" r:id="rId19"/>
+      <w:headerReference w:type="default" r:id="rId20"/>
+      <w:footerReference w:type="even" r:id="rId21"/>
+      <w:footerReference w:type="default" r:id="rId22"/>
+      <w:headerReference w:type="first" r:id="rId23"/>
+      <w:footerReference w:type="first" r:id="rId24"/>
       <w:pgSz w:w="12240" w:h="15840"/>
       <w:pgMar w:top="1440" w:right="1440" w:bottom="1440" w:left="1440" w:header="720" w:footer="720" w:gutter="0"/>
       <w:pgNumType w:start="1"/>
@@ -2365,7 +2212,7 @@
 </file>
 
 <file path=word/endnotes.xml><?xml version="1.0" encoding="utf-8"?>
-<w:endnotes xmlns:wpc="http://schemas.microsoft.com/office/word/2010/wordprocessingCanvas" xmlns:cx="http://schemas.microsoft.com/office/drawing/2014/chartex" xmlns:cx1="http://schemas.microsoft.com/office/drawing/2015/9/8/chartex" xmlns:cx2="http://schemas.microsoft.com/office/drawing/2015/10/21/chartex" xmlns:cx3="http://schemas.microsoft.com/office/drawing/2016/5/9/chartex" xmlns:cx4="http://schemas.microsoft.com/office/drawing/2016/5/10/chartex" xmlns:cx5="http://schemas.microsoft.com/office/drawing/2016/5/11/chartex" xmlns:cx6="http://schemas.microsoft.com/office/drawing/2016/5/12/chartex" xmlns:cx7="http://schemas.microsoft.com/office/drawing/2016/5/13/chartex" xmlns:cx8="http://schemas.microsoft.com/office/drawing/2016/5/14/chartex" xmlns:mc="http://schemas.openxmlformats.org/markup-compatibility/2006" xmlns:aink="http://schemas.microsoft.com/office/drawing/2016/ink" xmlns:am3d="http://schemas.microsoft.com/office/drawing/2017/model3d" xmlns:o="urn:schemas-microsoft-com:office:office" xmlns:r="http://schemas.openxmlformats.org/officeDocument/2006/relationships" xmlns:m="http://schemas.openxmlformats.org/officeDocument/2006/math" xmlns:v="urn:schemas-microsoft-com:vml" xmlns:wp14="http://schemas.microsoft.com/office/word/2010/wordprocessingDrawing" xmlns:wp="http://schemas.openxmlformats.org/drawingml/2006/wordprocessingDrawing" xmlns:w10="urn:schemas-microsoft-com:office:word" xmlns:w="http://schemas.openxmlformats.org/wordprocessingml/2006/main" xmlns:w14="http://schemas.microsoft.com/office/word/2010/wordml" xmlns:w15="http://schemas.microsoft.com/office/word/2012/wordml" xmlns:w16cex="http://schemas.microsoft.com/office/word/2018/wordml/cex" xmlns:w16cid="http://schemas.microsoft.com/office/word/2016/wordml/cid" xmlns:w16="http://schemas.microsoft.com/office/word/2018/wordml" xmlns:w16se="http://schemas.microsoft.com/office/word/2015/wordml/symex" xmlns:wpg="http://schemas.microsoft.com/office/word/2010/wordprocessingGroup" xmlns:wpi="http://schemas.microsoft.com/office/word/2010/wordprocessingInk" xmlns:wne="http://schemas.microsoft.com/office/word/2006/wordml" xmlns:wps="http://schemas.microsoft.com/office/word/2010/wordprocessingShape" mc:Ignorable="w14 w15 w16se w16cid w16 w16cex wp14">
+<w:endnotes xmlns:wpc="http://schemas.microsoft.com/office/word/2010/wordprocessingCanvas" xmlns:cx="http://schemas.microsoft.com/office/drawing/2014/chartex" xmlns:cx1="http://schemas.microsoft.com/office/drawing/2015/9/8/chartex" xmlns:cx2="http://schemas.microsoft.com/office/drawing/2015/10/21/chartex" xmlns:cx3="http://schemas.microsoft.com/office/drawing/2016/5/9/chartex" xmlns:cx4="http://schemas.microsoft.com/office/drawing/2016/5/10/chartex" xmlns:cx5="http://schemas.microsoft.com/office/drawing/2016/5/11/chartex" xmlns:cx6="http://schemas.microsoft.com/office/drawing/2016/5/12/chartex" xmlns:cx7="http://schemas.microsoft.com/office/drawing/2016/5/13/chartex" xmlns:cx8="http://schemas.microsoft.com/office/drawing/2016/5/14/chartex" xmlns:mc="http://schemas.openxmlformats.org/markup-compatibility/2006" xmlns:aink="http://schemas.microsoft.com/office/drawing/2016/ink" xmlns:am3d="http://schemas.microsoft.com/office/drawing/2017/model3d" xmlns:o="urn:schemas-microsoft-com:office:office" xmlns:r="http://schemas.openxmlformats.org/officeDocument/2006/relationships" xmlns:m="http://schemas.openxmlformats.org/officeDocument/2006/math" xmlns:v="urn:schemas-microsoft-com:vml" xmlns:wp14="http://schemas.microsoft.com/office/word/2010/wordprocessingDrawing" xmlns:wp="http://schemas.openxmlformats.org/drawingml/2006/wordprocessingDrawing" xmlns:w10="urn:schemas-microsoft-com:office:word" xmlns:w="http://schemas.openxmlformats.org/wordprocessingml/2006/main" xmlns:w14="http://schemas.microsoft.com/office/word/2010/wordml" xmlns:w15="http://schemas.microsoft.com/office/word/2012/wordml" xmlns:w16cex="http://schemas.microsoft.com/office/word/2018/wordml/cex" xmlns:w16cid="http://schemas.microsoft.com/office/word/2016/wordml/cid" xmlns:w16="http://schemas.microsoft.com/office/word/2018/wordml" xmlns:w16sdtdh="http://schemas.microsoft.com/office/word/2020/wordml/sdtdatahash" xmlns:w16se="http://schemas.microsoft.com/office/word/2015/wordml/symex" xmlns:wpg="http://schemas.microsoft.com/office/word/2010/wordprocessingGroup" xmlns:wpi="http://schemas.microsoft.com/office/word/2010/wordprocessingInk" xmlns:wne="http://schemas.microsoft.com/office/word/2006/wordml" xmlns:wps="http://schemas.microsoft.com/office/word/2010/wordprocessingShape" mc:Ignorable="w14 w15 w16se w16cid w16 w16cex w16sdtdh wp14">
   <w:endnote w:type="separator" w:id="-1">
     <w:p>
       <w:pPr>
@@ -2390,7 +2237,7 @@
 </file>
 
 <file path=word/footer1.xml><?xml version="1.0" encoding="utf-8"?>
-<w:ftr xmlns:wpc="http://schemas.microsoft.com/office/word/2010/wordprocessingCanvas" xmlns:cx="http://schemas.microsoft.com/office/drawing/2014/chartex" xmlns:cx1="http://schemas.microsoft.com/office/drawing/2015/9/8/chartex" xmlns:cx2="http://schemas.microsoft.com/office/drawing/2015/10/21/chartex" xmlns:cx3="http://schemas.microsoft.com/office/drawing/2016/5/9/chartex" xmlns:cx4="http://schemas.microsoft.com/office/drawing/2016/5/10/chartex" xmlns:cx5="http://schemas.microsoft.com/office/drawing/2016/5/11/chartex" xmlns:cx6="http://schemas.microsoft.com/office/drawing/2016/5/12/chartex" xmlns:cx7="http://schemas.microsoft.com/office/drawing/2016/5/13/chartex" xmlns:cx8="http://schemas.microsoft.com/office/drawing/2016/5/14/chartex" xmlns:mc="http://schemas.openxmlformats.org/markup-compatibility/2006" xmlns:aink="http://schemas.microsoft.com/office/drawing/2016/ink" xmlns:am3d="http://schemas.microsoft.com/office/drawing/2017/model3d" xmlns:o="urn:schemas-microsoft-com:office:office" xmlns:r="http://schemas.openxmlformats.org/officeDocument/2006/relationships" xmlns:m="http://schemas.openxmlformats.org/officeDocument/2006/math" xmlns:v="urn:schemas-microsoft-com:vml" xmlns:wp14="http://schemas.microsoft.com/office/word/2010/wordprocessingDrawing" xmlns:wp="http://schemas.openxmlformats.org/drawingml/2006/wordprocessingDrawing" xmlns:w10="urn:schemas-microsoft-com:office:word" xmlns:w="http://schemas.openxmlformats.org/wordprocessingml/2006/main" xmlns:w14="http://schemas.microsoft.com/office/word/2010/wordml" xmlns:w15="http://schemas.microsoft.com/office/word/2012/wordml" xmlns:w16cex="http://schemas.microsoft.com/office/word/2018/wordml/cex" xmlns:w16cid="http://schemas.microsoft.com/office/word/2016/wordml/cid" xmlns:w16="http://schemas.microsoft.com/office/word/2018/wordml" xmlns:w16se="http://schemas.microsoft.com/office/word/2015/wordml/symex" xmlns:wpg="http://schemas.microsoft.com/office/word/2010/wordprocessingGroup" xmlns:wpi="http://schemas.microsoft.com/office/word/2010/wordprocessingInk" xmlns:wne="http://schemas.microsoft.com/office/word/2006/wordml" xmlns:wps="http://schemas.microsoft.com/office/word/2010/wordprocessingShape" mc:Ignorable="w14 w15 w16se w16cid w16 w16cex wp14">
+<w:ftr xmlns:wpc="http://schemas.microsoft.com/office/word/2010/wordprocessingCanvas" xmlns:cx="http://schemas.microsoft.com/office/drawing/2014/chartex" xmlns:cx1="http://schemas.microsoft.com/office/drawing/2015/9/8/chartex" xmlns:cx2="http://schemas.microsoft.com/office/drawing/2015/10/21/chartex" xmlns:cx3="http://schemas.microsoft.com/office/drawing/2016/5/9/chartex" xmlns:cx4="http://schemas.microsoft.com/office/drawing/2016/5/10/chartex" xmlns:cx5="http://schemas.microsoft.com/office/drawing/2016/5/11/chartex" xmlns:cx6="http://schemas.microsoft.com/office/drawing/2016/5/12/chartex" xmlns:cx7="http://schemas.microsoft.com/office/drawing/2016/5/13/chartex" xmlns:cx8="http://schemas.microsoft.com/office/drawing/2016/5/14/chartex" xmlns:mc="http://schemas.openxmlformats.org/markup-compatibility/2006" xmlns:aink="http://schemas.microsoft.com/office/drawing/2016/ink" xmlns:am3d="http://schemas.microsoft.com/office/drawing/2017/model3d" xmlns:o="urn:schemas-microsoft-com:office:office" xmlns:r="http://schemas.openxmlformats.org/officeDocument/2006/relationships" xmlns:m="http://schemas.openxmlformats.org/officeDocument/2006/math" xmlns:v="urn:schemas-microsoft-com:vml" xmlns:wp14="http://schemas.microsoft.com/office/word/2010/wordprocessingDrawing" xmlns:wp="http://schemas.openxmlformats.org/drawingml/2006/wordprocessingDrawing" xmlns:w10="urn:schemas-microsoft-com:office:word" xmlns:w="http://schemas.openxmlformats.org/wordprocessingml/2006/main" xmlns:w14="http://schemas.microsoft.com/office/word/2010/wordml" xmlns:w15="http://schemas.microsoft.com/office/word/2012/wordml" xmlns:w16cex="http://schemas.microsoft.com/office/word/2018/wordml/cex" xmlns:w16cid="http://schemas.microsoft.com/office/word/2016/wordml/cid" xmlns:w16="http://schemas.microsoft.com/office/word/2018/wordml" xmlns:w16sdtdh="http://schemas.microsoft.com/office/word/2020/wordml/sdtdatahash" xmlns:w16se="http://schemas.microsoft.com/office/word/2015/wordml/symex" xmlns:wpg="http://schemas.microsoft.com/office/word/2010/wordprocessingGroup" xmlns:wpi="http://schemas.microsoft.com/office/word/2010/wordprocessingInk" xmlns:wne="http://schemas.microsoft.com/office/word/2006/wordml" xmlns:wps="http://schemas.microsoft.com/office/word/2010/wordprocessingShape" mc:Ignorable="w14 w15 w16se w16cid w16 w16cex w16sdtdh wp14">
   <w:p>
     <w:pPr>
       <w:pStyle w:val="Footer"/>
@@ -2400,7 +2247,7 @@
 </file>
 
 <file path=word/footer2.xml><?xml version="1.0" encoding="utf-8"?>
-<w:ftr xmlns:wpc="http://schemas.microsoft.com/office/word/2010/wordprocessingCanvas" xmlns:cx="http://schemas.microsoft.com/office/drawing/2014/chartex" xmlns:cx1="http://schemas.microsoft.com/office/drawing/2015/9/8/chartex" xmlns:cx2="http://schemas.microsoft.com/office/drawing/2015/10/21/chartex" xmlns:cx3="http://schemas.microsoft.com/office/drawing/2016/5/9/chartex" xmlns:cx4="http://schemas.microsoft.com/office/drawing/2016/5/10/chartex" xmlns:cx5="http://schemas.microsoft.com/office/drawing/2016/5/11/chartex" xmlns:cx6="http://schemas.microsoft.com/office/drawing/2016/5/12/chartex" xmlns:cx7="http://schemas.microsoft.com/office/drawing/2016/5/13/chartex" xmlns:cx8="http://schemas.microsoft.com/office/drawing/2016/5/14/chartex" xmlns:mc="http://schemas.openxmlformats.org/markup-compatibility/2006" xmlns:aink="http://schemas.microsoft.com/office/drawing/2016/ink" xmlns:am3d="http://schemas.microsoft.com/office/drawing/2017/model3d" xmlns:o="urn:schemas-microsoft-com:office:office" xmlns:r="http://schemas.openxmlformats.org/officeDocument/2006/relationships" xmlns:m="http://schemas.openxmlformats.org/officeDocument/2006/math" xmlns:v="urn:schemas-microsoft-com:vml" xmlns:wp14="http://schemas.microsoft.com/office/word/2010/wordprocessingDrawing" xmlns:wp="http://schemas.openxmlformats.org/drawingml/2006/wordprocessingDrawing" xmlns:w10="urn:schemas-microsoft-com:office:word" xmlns:w="http://schemas.openxmlformats.org/wordprocessingml/2006/main" xmlns:w14="http://schemas.microsoft.com/office/word/2010/wordml" xmlns:w15="http://schemas.microsoft.com/office/word/2012/wordml" xmlns:w16cex="http://schemas.microsoft.com/office/word/2018/wordml/cex" xmlns:w16cid="http://schemas.microsoft.com/office/word/2016/wordml/cid" xmlns:w16="http://schemas.microsoft.com/office/word/2018/wordml" xmlns:w16se="http://schemas.microsoft.com/office/word/2015/wordml/symex" xmlns:wpg="http://schemas.microsoft.com/office/word/2010/wordprocessingGroup" xmlns:wpi="http://schemas.microsoft.com/office/word/2010/wordprocessingInk" xmlns:wne="http://schemas.microsoft.com/office/word/2006/wordml" xmlns:wps="http://schemas.microsoft.com/office/word/2010/wordprocessingShape" mc:Ignorable="w14 w15 w16se w16cid w16 w16cex wp14">
+<w:ftr xmlns:wpc="http://schemas.microsoft.com/office/word/2010/wordprocessingCanvas" xmlns:cx="http://schemas.microsoft.com/office/drawing/2014/chartex" xmlns:cx1="http://schemas.microsoft.com/office/drawing/2015/9/8/chartex" xmlns:cx2="http://schemas.microsoft.com/office/drawing/2015/10/21/chartex" xmlns:cx3="http://schemas.microsoft.com/office/drawing/2016/5/9/chartex" xmlns:cx4="http://schemas.microsoft.com/office/drawing/2016/5/10/chartex" xmlns:cx5="http://schemas.microsoft.com/office/drawing/2016/5/11/chartex" xmlns:cx6="http://schemas.microsoft.com/office/drawing/2016/5/12/chartex" xmlns:cx7="http://schemas.microsoft.com/office/drawing/2016/5/13/chartex" xmlns:cx8="http://schemas.microsoft.com/office/drawing/2016/5/14/chartex" xmlns:mc="http://schemas.openxmlformats.org/markup-compatibility/2006" xmlns:aink="http://schemas.microsoft.com/office/drawing/2016/ink" xmlns:am3d="http://schemas.microsoft.com/office/drawing/2017/model3d" xmlns:o="urn:schemas-microsoft-com:office:office" xmlns:r="http://schemas.openxmlformats.org/officeDocument/2006/relationships" xmlns:m="http://schemas.openxmlformats.org/officeDocument/2006/math" xmlns:v="urn:schemas-microsoft-com:vml" xmlns:wp14="http://schemas.microsoft.com/office/word/2010/wordprocessingDrawing" xmlns:wp="http://schemas.openxmlformats.org/drawingml/2006/wordprocessingDrawing" xmlns:w10="urn:schemas-microsoft-com:office:word" xmlns:w="http://schemas.openxmlformats.org/wordprocessingml/2006/main" xmlns:w14="http://schemas.microsoft.com/office/word/2010/wordml" xmlns:w15="http://schemas.microsoft.com/office/word/2012/wordml" xmlns:w16cex="http://schemas.microsoft.com/office/word/2018/wordml/cex" xmlns:w16cid="http://schemas.microsoft.com/office/word/2016/wordml/cid" xmlns:w16="http://schemas.microsoft.com/office/word/2018/wordml" xmlns:w16sdtdh="http://schemas.microsoft.com/office/word/2020/wordml/sdtdatahash" xmlns:w16se="http://schemas.microsoft.com/office/word/2015/wordml/symex" xmlns:wpg="http://schemas.microsoft.com/office/word/2010/wordprocessingGroup" xmlns:wpi="http://schemas.microsoft.com/office/word/2010/wordprocessingInk" xmlns:wne="http://schemas.microsoft.com/office/word/2006/wordml" xmlns:wps="http://schemas.microsoft.com/office/word/2010/wordprocessingShape" mc:Ignorable="w14 w15 w16se w16cid w16 w16cex w16sdtdh wp14">
   <w:p>
     <w:pPr>
       <w:pStyle w:val="Footer"/>
@@ -2410,7 +2257,7 @@
 </file>
 
 <file path=word/footer3.xml><?xml version="1.0" encoding="utf-8"?>
-<w:ftr xmlns:wpc="http://schemas.microsoft.com/office/word/2010/wordprocessingCanvas" xmlns:cx="http://schemas.microsoft.com/office/drawing/2014/chartex" xmlns:cx1="http://schemas.microsoft.com/office/drawing/2015/9/8/chartex" xmlns:cx2="http://schemas.microsoft.com/office/drawing/2015/10/21/chartex" xmlns:cx3="http://schemas.microsoft.com/office/drawing/2016/5/9/chartex" xmlns:cx4="http://schemas.microsoft.com/office/drawing/2016/5/10/chartex" xmlns:cx5="http://schemas.microsoft.com/office/drawing/2016/5/11/chartex" xmlns:cx6="http://schemas.microsoft.com/office/drawing/2016/5/12/chartex" xmlns:cx7="http://schemas.microsoft.com/office/drawing/2016/5/13/chartex" xmlns:cx8="http://schemas.microsoft.com/office/drawing/2016/5/14/chartex" xmlns:mc="http://schemas.openxmlformats.org/markup-compatibility/2006" xmlns:aink="http://schemas.microsoft.com/office/drawing/2016/ink" xmlns:am3d="http://schemas.microsoft.com/office/drawing/2017/model3d" xmlns:o="urn:schemas-microsoft-com:office:office" xmlns:r="http://schemas.openxmlformats.org/officeDocument/2006/relationships" xmlns:m="http://schemas.openxmlformats.org/officeDocument/2006/math" xmlns:v="urn:schemas-microsoft-com:vml" xmlns:wp14="http://schemas.microsoft.com/office/word/2010/wordprocessingDrawing" xmlns:wp="http://schemas.openxmlformats.org/drawingml/2006/wordprocessingDrawing" xmlns:w10="urn:schemas-microsoft-com:office:word" xmlns:w="http://schemas.openxmlformats.org/wordprocessingml/2006/main" xmlns:w14="http://schemas.microsoft.com/office/word/2010/wordml" xmlns:w15="http://schemas.microsoft.com/office/word/2012/wordml" xmlns:w16cex="http://schemas.microsoft.com/office/word/2018/wordml/cex" xmlns:w16cid="http://schemas.microsoft.com/office/word/2016/wordml/cid" xmlns:w16="http://schemas.microsoft.com/office/word/2018/wordml" xmlns:w16se="http://schemas.microsoft.com/office/word/2015/wordml/symex" xmlns:wpg="http://schemas.microsoft.com/office/word/2010/wordprocessingGroup" xmlns:wpi="http://schemas.microsoft.com/office/word/2010/wordprocessingInk" xmlns:wne="http://schemas.microsoft.com/office/word/2006/wordml" xmlns:wps="http://schemas.microsoft.com/office/word/2010/wordprocessingShape" mc:Ignorable="w14 w15 w16se w16cid w16 w16cex wp14">
+<w:ftr xmlns:wpc="http://schemas.microsoft.com/office/word/2010/wordprocessingCanvas" xmlns:cx="http://schemas.microsoft.com/office/drawing/2014/chartex" xmlns:cx1="http://schemas.microsoft.com/office/drawing/2015/9/8/chartex" xmlns:cx2="http://schemas.microsoft.com/office/drawing/2015/10/21/chartex" xmlns:cx3="http://schemas.microsoft.com/office/drawing/2016/5/9/chartex" xmlns:cx4="http://schemas.microsoft.com/office/drawing/2016/5/10/chartex" xmlns:cx5="http://schemas.microsoft.com/office/drawing/2016/5/11/chartex" xmlns:cx6="http://schemas.microsoft.com/office/drawing/2016/5/12/chartex" xmlns:cx7="http://schemas.microsoft.com/office/drawing/2016/5/13/chartex" xmlns:cx8="http://schemas.microsoft.com/office/drawing/2016/5/14/chartex" xmlns:mc="http://schemas.openxmlformats.org/markup-compatibility/2006" xmlns:aink="http://schemas.microsoft.com/office/drawing/2016/ink" xmlns:am3d="http://schemas.microsoft.com/office/drawing/2017/model3d" xmlns:o="urn:schemas-microsoft-com:office:office" xmlns:r="http://schemas.openxmlformats.org/officeDocument/2006/relationships" xmlns:m="http://schemas.openxmlformats.org/officeDocument/2006/math" xmlns:v="urn:schemas-microsoft-com:vml" xmlns:wp14="http://schemas.microsoft.com/office/word/2010/wordprocessingDrawing" xmlns:wp="http://schemas.openxmlformats.org/drawingml/2006/wordprocessingDrawing" xmlns:w10="urn:schemas-microsoft-com:office:word" xmlns:w="http://schemas.openxmlformats.org/wordprocessingml/2006/main" xmlns:w14="http://schemas.microsoft.com/office/word/2010/wordml" xmlns:w15="http://schemas.microsoft.com/office/word/2012/wordml" xmlns:w16cex="http://schemas.microsoft.com/office/word/2018/wordml/cex" xmlns:w16cid="http://schemas.microsoft.com/office/word/2016/wordml/cid" xmlns:w16="http://schemas.microsoft.com/office/word/2018/wordml" xmlns:w16sdtdh="http://schemas.microsoft.com/office/word/2020/wordml/sdtdatahash" xmlns:w16se="http://schemas.microsoft.com/office/word/2015/wordml/symex" xmlns:wpg="http://schemas.microsoft.com/office/word/2010/wordprocessingGroup" xmlns:wpi="http://schemas.microsoft.com/office/word/2010/wordprocessingInk" xmlns:wne="http://schemas.microsoft.com/office/word/2006/wordml" xmlns:wps="http://schemas.microsoft.com/office/word/2010/wordprocessingShape" mc:Ignorable="w14 w15 w16se w16cid w16 w16cex w16sdtdh wp14">
   <w:p>
     <w:pPr>
       <w:pStyle w:val="Footer"/>
@@ -2420,7 +2267,7 @@
 </file>
 
 <file path=word/footnotes.xml><?xml version="1.0" encoding="utf-8"?>
-<w:footnotes xmlns:wpc="http://schemas.microsoft.com/office/word/2010/wordprocessingCanvas" xmlns:cx="http://schemas.microsoft.com/office/drawing/2014/chartex" xmlns:cx1="http://schemas.microsoft.com/office/drawing/2015/9/8/chartex" xmlns:cx2="http://schemas.microsoft.com/office/drawing/2015/10/21/chartex" xmlns:cx3="http://schemas.microsoft.com/office/drawing/2016/5/9/chartex" xmlns:cx4="http://schemas.microsoft.com/office/drawing/2016/5/10/chartex" xmlns:cx5="http://schemas.microsoft.com/office/drawing/2016/5/11/chartex" xmlns:cx6="http://schemas.microsoft.com/office/drawing/2016/5/12/chartex" xmlns:cx7="http://schemas.microsoft.com/office/drawing/2016/5/13/chartex" xmlns:cx8="http://schemas.microsoft.com/office/drawing/2016/5/14/chartex" xmlns:mc="http://schemas.openxmlformats.org/markup-compatibility/2006" xmlns:aink="http://schemas.microsoft.com/office/drawing/2016/ink" xmlns:am3d="http://schemas.microsoft.com/office/drawing/2017/model3d" xmlns:o="urn:schemas-microsoft-com:office:office" xmlns:r="http://schemas.openxmlformats.org/officeDocument/2006/relationships" xmlns:m="http://schemas.openxmlformats.org/officeDocument/2006/math" xmlns:v="urn:schemas-microsoft-com:vml" xmlns:wp14="http://schemas.microsoft.com/office/word/2010/wordprocessingDrawing" xmlns:wp="http://schemas.openxmlformats.org/drawingml/2006/wordprocessingDrawing" xmlns:w10="urn:schemas-microsoft-com:office:word" xmlns:w="http://schemas.openxmlformats.org/wordprocessingml/2006/main" xmlns:w14="http://schemas.microsoft.com/office/word/2010/wordml" xmlns:w15="http://schemas.microsoft.com/office/word/2012/wordml" xmlns:w16cex="http://schemas.microsoft.com/office/word/2018/wordml/cex" xmlns:w16cid="http://schemas.microsoft.com/office/word/2016/wordml/cid" xmlns:w16="http://schemas.microsoft.com/office/word/2018/wordml" xmlns:w16se="http://schemas.microsoft.com/office/word/2015/wordml/symex" xmlns:wpg="http://schemas.microsoft.com/office/word/2010/wordprocessingGroup" xmlns:wpi="http://schemas.microsoft.com/office/word/2010/wordprocessingInk" xmlns:wne="http://schemas.microsoft.com/office/word/2006/wordml" xmlns:wps="http://schemas.microsoft.com/office/word/2010/wordprocessingShape" mc:Ignorable="w14 w15 w16se w16cid w16 w16cex wp14">
+<w:footnotes xmlns:wpc="http://schemas.microsoft.com/office/word/2010/wordprocessingCanvas" xmlns:cx="http://schemas.microsoft.com/office/drawing/2014/chartex" xmlns:cx1="http://schemas.microsoft.com/office/drawing/2015/9/8/chartex" xmlns:cx2="http://schemas.microsoft.com/office/drawing/2015/10/21/chartex" xmlns:cx3="http://schemas.microsoft.com/office/drawing/2016/5/9/chartex" xmlns:cx4="http://schemas.microsoft.com/office/drawing/2016/5/10/chartex" xmlns:cx5="http://schemas.microsoft.com/office/drawing/2016/5/11/chartex" xmlns:cx6="http://schemas.microsoft.com/office/drawing/2016/5/12/chartex" xmlns:cx7="http://schemas.microsoft.com/office/drawing/2016/5/13/chartex" xmlns:cx8="http://schemas.microsoft.com/office/drawing/2016/5/14/chartex" xmlns:mc="http://schemas.openxmlformats.org/markup-compatibility/2006" xmlns:aink="http://schemas.microsoft.com/office/drawing/2016/ink" xmlns:am3d="http://schemas.microsoft.com/office/drawing/2017/model3d" xmlns:o="urn:schemas-microsoft-com:office:office" xmlns:r="http://schemas.openxmlformats.org/officeDocument/2006/relationships" xmlns:m="http://schemas.openxmlformats.org/officeDocument/2006/math" xmlns:v="urn:schemas-microsoft-com:vml" xmlns:wp14="http://schemas.microsoft.com/office/word/2010/wordprocessingDrawing" xmlns:wp="http://schemas.openxmlformats.org/drawingml/2006/wordprocessingDrawing" xmlns:w10="urn:schemas-microsoft-com:office:word" xmlns:w="http://schemas.openxmlformats.org/wordprocessingml/2006/main" xmlns:w14="http://schemas.microsoft.com/office/word/2010/wordml" xmlns:w15="http://schemas.microsoft.com/office/word/2012/wordml" xmlns:w16cex="http://schemas.microsoft.com/office/word/2018/wordml/cex" xmlns:w16cid="http://schemas.microsoft.com/office/word/2016/wordml/cid" xmlns:w16="http://schemas.microsoft.com/office/word/2018/wordml" xmlns:w16sdtdh="http://schemas.microsoft.com/office/word/2020/wordml/sdtdatahash" xmlns:w16se="http://schemas.microsoft.com/office/word/2015/wordml/symex" xmlns:wpg="http://schemas.microsoft.com/office/word/2010/wordprocessingGroup" xmlns:wpi="http://schemas.microsoft.com/office/word/2010/wordprocessingInk" xmlns:wne="http://schemas.microsoft.com/office/word/2006/wordml" xmlns:wps="http://schemas.microsoft.com/office/word/2010/wordprocessingShape" mc:Ignorable="w14 w15 w16se w16cid w16 w16cex w16sdtdh wp14">
   <w:footnote w:type="separator" w:id="-1">
     <w:p>
       <w:pPr>
@@ -2445,7 +2292,7 @@
 </file>
 
 <file path=word/header1.xml><?xml version="1.0" encoding="utf-8"?>
-<w:hdr xmlns:wpc="http://schemas.microsoft.com/office/word/2010/wordprocessingCanvas" xmlns:cx="http://schemas.microsoft.com/office/drawing/2014/chartex" xmlns:cx1="http://schemas.microsoft.com/office/drawing/2015/9/8/chartex" xmlns:cx2="http://schemas.microsoft.com/office/drawing/2015/10/21/chartex" xmlns:cx3="http://schemas.microsoft.com/office/drawing/2016/5/9/chartex" xmlns:cx4="http://schemas.microsoft.com/office/drawing/2016/5/10/chartex" xmlns:cx5="http://schemas.microsoft.com/office/drawing/2016/5/11/chartex" xmlns:cx6="http://schemas.microsoft.com/office/drawing/2016/5/12/chartex" xmlns:cx7="http://schemas.microsoft.com/office/drawing/2016/5/13/chartex" xmlns:cx8="http://schemas.microsoft.com/office/drawing/2016/5/14/chartex" xmlns:mc="http://schemas.openxmlformats.org/markup-compatibility/2006" xmlns:aink="http://schemas.microsoft.com/office/drawing/2016/ink" xmlns:am3d="http://schemas.microsoft.com/office/drawing/2017/model3d" xmlns:o="urn:schemas-microsoft-com:office:office" xmlns:r="http://schemas.openxmlformats.org/officeDocument/2006/relationships" xmlns:m="http://schemas.openxmlformats.org/officeDocument/2006/math" xmlns:v="urn:schemas-microsoft-com:vml" xmlns:wp14="http://schemas.microsoft.com/office/word/2010/wordprocessingDrawing" xmlns:wp="http://schemas.openxmlformats.org/drawingml/2006/wordprocessingDrawing" xmlns:w10="urn:schemas-microsoft-com:office:word" xmlns:w="http://schemas.openxmlformats.org/wordprocessingml/2006/main" xmlns:w14="http://schemas.microsoft.com/office/word/2010/wordml" xmlns:w15="http://schemas.microsoft.com/office/word/2012/wordml" xmlns:w16cex="http://schemas.microsoft.com/office/word/2018/wordml/cex" xmlns:w16cid="http://schemas.microsoft.com/office/word/2016/wordml/cid" xmlns:w16="http://schemas.microsoft.com/office/word/2018/wordml" xmlns:w16se="http://schemas.microsoft.com/office/word/2015/wordml/symex" xmlns:wpg="http://schemas.microsoft.com/office/word/2010/wordprocessingGroup" xmlns:wpi="http://schemas.microsoft.com/office/word/2010/wordprocessingInk" xmlns:wne="http://schemas.microsoft.com/office/word/2006/wordml" xmlns:wps="http://schemas.microsoft.com/office/word/2010/wordprocessingShape" mc:Ignorable="w14 w15 w16se w16cid w16 w16cex wp14">
+<w:hdr xmlns:wpc="http://schemas.microsoft.com/office/word/2010/wordprocessingCanvas" xmlns:cx="http://schemas.microsoft.com/office/drawing/2014/chartex" xmlns:cx1="http://schemas.microsoft.com/office/drawing/2015/9/8/chartex" xmlns:cx2="http://schemas.microsoft.com/office/drawing/2015/10/21/chartex" xmlns:cx3="http://schemas.microsoft.com/office/drawing/2016/5/9/chartex" xmlns:cx4="http://schemas.microsoft.com/office/drawing/2016/5/10/chartex" xmlns:cx5="http://schemas.microsoft.com/office/drawing/2016/5/11/chartex" xmlns:cx6="http://schemas.microsoft.com/office/drawing/2016/5/12/chartex" xmlns:cx7="http://schemas.microsoft.com/office/drawing/2016/5/13/chartex" xmlns:cx8="http://schemas.microsoft.com/office/drawing/2016/5/14/chartex" xmlns:mc="http://schemas.openxmlformats.org/markup-compatibility/2006" xmlns:aink="http://schemas.microsoft.com/office/drawing/2016/ink" xmlns:am3d="http://schemas.microsoft.com/office/drawing/2017/model3d" xmlns:o="urn:schemas-microsoft-com:office:office" xmlns:r="http://schemas.openxmlformats.org/officeDocument/2006/relationships" xmlns:m="http://schemas.openxmlformats.org/officeDocument/2006/math" xmlns:v="urn:schemas-microsoft-com:vml" xmlns:wp14="http://schemas.microsoft.com/office/word/2010/wordprocessingDrawing" xmlns:wp="http://schemas.openxmlformats.org/drawingml/2006/wordprocessingDrawing" xmlns:w10="urn:schemas-microsoft-com:office:word" xmlns:w="http://schemas.openxmlformats.org/wordprocessingml/2006/main" xmlns:w14="http://schemas.microsoft.com/office/word/2010/wordml" xmlns:w15="http://schemas.microsoft.com/office/word/2012/wordml" xmlns:w16cex="http://schemas.microsoft.com/office/word/2018/wordml/cex" xmlns:w16cid="http://schemas.microsoft.com/office/word/2016/wordml/cid" xmlns:w16="http://schemas.microsoft.com/office/word/2018/wordml" xmlns:w16sdtdh="http://schemas.microsoft.com/office/word/2020/wordml/sdtdatahash" xmlns:w16se="http://schemas.microsoft.com/office/word/2015/wordml/symex" xmlns:wpg="http://schemas.microsoft.com/office/word/2010/wordprocessingGroup" xmlns:wpi="http://schemas.microsoft.com/office/word/2010/wordprocessingInk" xmlns:wne="http://schemas.microsoft.com/office/word/2006/wordml" xmlns:wps="http://schemas.microsoft.com/office/word/2010/wordprocessingShape" mc:Ignorable="w14 w15 w16se w16cid w16 w16cex w16sdtdh wp14">
   <w:p>
     <w:pPr>
       <w:pStyle w:val="Header"/>
@@ -2455,7 +2302,7 @@
 </file>
 
 <file path=word/header2.xml><?xml version="1.0" encoding="utf-8"?>
-<w:hdr xmlns:wpc="http://schemas.microsoft.com/office/word/2010/wordprocessingCanvas" xmlns:cx="http://schemas.microsoft.com/office/drawing/2014/chartex" xmlns:cx1="http://schemas.microsoft.com/office/drawing/2015/9/8/chartex" xmlns:cx2="http://schemas.microsoft.com/office/drawing/2015/10/21/chartex" xmlns:cx3="http://schemas.microsoft.com/office/drawing/2016/5/9/chartex" xmlns:cx4="http://schemas.microsoft.com/office/drawing/2016/5/10/chartex" xmlns:cx5="http://schemas.microsoft.com/office/drawing/2016/5/11/chartex" xmlns:cx6="http://schemas.microsoft.com/office/drawing/2016/5/12/chartex" xmlns:cx7="http://schemas.microsoft.com/office/drawing/2016/5/13/chartex" xmlns:cx8="http://schemas.microsoft.com/office/drawing/2016/5/14/chartex" xmlns:mc="http://schemas.openxmlformats.org/markup-compatibility/2006" xmlns:aink="http://schemas.microsoft.com/office/drawing/2016/ink" xmlns:am3d="http://schemas.microsoft.com/office/drawing/2017/model3d" xmlns:o="urn:schemas-microsoft-com:office:office" xmlns:r="http://schemas.openxmlformats.org/officeDocument/2006/relationships" xmlns:m="http://schemas.openxmlformats.org/officeDocument/2006/math" xmlns:v="urn:schemas-microsoft-com:vml" xmlns:wp14="http://schemas.microsoft.com/office/word/2010/wordprocessingDrawing" xmlns:wp="http://schemas.openxmlformats.org/drawingml/2006/wordprocessingDrawing" xmlns:w10="urn:schemas-microsoft-com:office:word" xmlns:w="http://schemas.openxmlformats.org/wordprocessingml/2006/main" xmlns:w14="http://schemas.microsoft.com/office/word/2010/wordml" xmlns:w15="http://schemas.microsoft.com/office/word/2012/wordml" xmlns:w16cex="http://schemas.microsoft.com/office/word/2018/wordml/cex" xmlns:w16cid="http://schemas.microsoft.com/office/word/2016/wordml/cid" xmlns:w16="http://schemas.microsoft.com/office/word/2018/wordml" xmlns:w16se="http://schemas.microsoft.com/office/word/2015/wordml/symex" xmlns:wpg="http://schemas.microsoft.com/office/word/2010/wordprocessingGroup" xmlns:wpi="http://schemas.microsoft.com/office/word/2010/wordprocessingInk" xmlns:wne="http://schemas.microsoft.com/office/word/2006/wordml" xmlns:wps="http://schemas.microsoft.com/office/word/2010/wordprocessingShape" mc:Ignorable="w14 w15 w16se w16cid w16 w16cex wp14">
+<w:hdr xmlns:wpc="http://schemas.microsoft.com/office/word/2010/wordprocessingCanvas" xmlns:cx="http://schemas.microsoft.com/office/drawing/2014/chartex" xmlns:cx1="http://schemas.microsoft.com/office/drawing/2015/9/8/chartex" xmlns:cx2="http://schemas.microsoft.com/office/drawing/2015/10/21/chartex" xmlns:cx3="http://schemas.microsoft.com/office/drawing/2016/5/9/chartex" xmlns:cx4="http://schemas.microsoft.com/office/drawing/2016/5/10/chartex" xmlns:cx5="http://schemas.microsoft.com/office/drawing/2016/5/11/chartex" xmlns:cx6="http://schemas.microsoft.com/office/drawing/2016/5/12/chartex" xmlns:cx7="http://schemas.microsoft.com/office/drawing/2016/5/13/chartex" xmlns:cx8="http://schemas.microsoft.com/office/drawing/2016/5/14/chartex" xmlns:mc="http://schemas.openxmlformats.org/markup-compatibility/2006" xmlns:aink="http://schemas.microsoft.com/office/drawing/2016/ink" xmlns:am3d="http://schemas.microsoft.com/office/drawing/2017/model3d" xmlns:o="urn:schemas-microsoft-com:office:office" xmlns:r="http://schemas.openxmlformats.org/officeDocument/2006/relationships" xmlns:m="http://schemas.openxmlformats.org/officeDocument/2006/math" xmlns:v="urn:schemas-microsoft-com:vml" xmlns:wp14="http://schemas.microsoft.com/office/word/2010/wordprocessingDrawing" xmlns:wp="http://schemas.openxmlformats.org/drawingml/2006/wordprocessingDrawing" xmlns:w10="urn:schemas-microsoft-com:office:word" xmlns:w="http://schemas.openxmlformats.org/wordprocessingml/2006/main" xmlns:w14="http://schemas.microsoft.com/office/word/2010/wordml" xmlns:w15="http://schemas.microsoft.com/office/word/2012/wordml" xmlns:w16cex="http://schemas.microsoft.com/office/word/2018/wordml/cex" xmlns:w16cid="http://schemas.microsoft.com/office/word/2016/wordml/cid" xmlns:w16="http://schemas.microsoft.com/office/word/2018/wordml" xmlns:w16sdtdh="http://schemas.microsoft.com/office/word/2020/wordml/sdtdatahash" xmlns:w16se="http://schemas.microsoft.com/office/word/2015/wordml/symex" xmlns:wpg="http://schemas.microsoft.com/office/word/2010/wordprocessingGroup" xmlns:wpi="http://schemas.microsoft.com/office/word/2010/wordprocessingInk" xmlns:wne="http://schemas.microsoft.com/office/word/2006/wordml" xmlns:wps="http://schemas.microsoft.com/office/word/2010/wordprocessingShape" mc:Ignorable="w14 w15 w16se w16cid w16 w16cex w16sdtdh wp14">
   <w:p>
     <w:pPr>
       <w:pStyle w:val="Header"/>
@@ -2465,7 +2312,7 @@
 </file>
 
 <file path=word/header3.xml><?xml version="1.0" encoding="utf-8"?>
-<w:hdr xmlns:wpc="http://schemas.microsoft.com/office/word/2010/wordprocessingCanvas" xmlns:cx="http://schemas.microsoft.com/office/drawing/2014/chartex" xmlns:cx1="http://schemas.microsoft.com/office/drawing/2015/9/8/chartex" xmlns:cx2="http://schemas.microsoft.com/office/drawing/2015/10/21/chartex" xmlns:cx3="http://schemas.microsoft.com/office/drawing/2016/5/9/chartex" xmlns:cx4="http://schemas.microsoft.com/office/drawing/2016/5/10/chartex" xmlns:cx5="http://schemas.microsoft.com/office/drawing/2016/5/11/chartex" xmlns:cx6="http://schemas.microsoft.com/office/drawing/2016/5/12/chartex" xmlns:cx7="http://schemas.microsoft.com/office/drawing/2016/5/13/chartex" xmlns:cx8="http://schemas.microsoft.com/office/drawing/2016/5/14/chartex" xmlns:mc="http://schemas.openxmlformats.org/markup-compatibility/2006" xmlns:aink="http://schemas.microsoft.com/office/drawing/2016/ink" xmlns:am3d="http://schemas.microsoft.com/office/drawing/2017/model3d" xmlns:o="urn:schemas-microsoft-com:office:office" xmlns:r="http://schemas.openxmlformats.org/officeDocument/2006/relationships" xmlns:m="http://schemas.openxmlformats.org/officeDocument/2006/math" xmlns:v="urn:schemas-microsoft-com:vml" xmlns:wp14="http://schemas.microsoft.com/office/word/2010/wordprocessingDrawing" xmlns:wp="http://schemas.openxmlformats.org/drawingml/2006/wordprocessingDrawing" xmlns:w10="urn:schemas-microsoft-com:office:word" xmlns:w="http://schemas.openxmlformats.org/wordprocessingml/2006/main" xmlns:w14="http://schemas.microsoft.com/office/word/2010/wordml" xmlns:w15="http://schemas.microsoft.com/office/word/2012/wordml" xmlns:w16cex="http://schemas.microsoft.com/office/word/2018/wordml/cex" xmlns:w16cid="http://schemas.microsoft.com/office/word/2016/wordml/cid" xmlns:w16="http://schemas.microsoft.com/office/word/2018/wordml" xmlns:w16se="http://schemas.microsoft.com/office/word/2015/wordml/symex" xmlns:wpg="http://schemas.microsoft.com/office/word/2010/wordprocessingGroup" xmlns:wpi="http://schemas.microsoft.com/office/word/2010/wordprocessingInk" xmlns:wne="http://schemas.microsoft.com/office/word/2006/wordml" xmlns:wps="http://schemas.microsoft.com/office/word/2010/wordprocessingShape" mc:Ignorable="w14 w15 w16se w16cid w16 w16cex wp14">
+<w:hdr xmlns:wpc="http://schemas.microsoft.com/office/word/2010/wordprocessingCanvas" xmlns:cx="http://schemas.microsoft.com/office/drawing/2014/chartex" xmlns:cx1="http://schemas.microsoft.com/office/drawing/2015/9/8/chartex" xmlns:cx2="http://schemas.microsoft.com/office/drawing/2015/10/21/chartex" xmlns:cx3="http://schemas.microsoft.com/office/drawing/2016/5/9/chartex" xmlns:cx4="http://schemas.microsoft.com/office/drawing/2016/5/10/chartex" xmlns:cx5="http://schemas.microsoft.com/office/drawing/2016/5/11/chartex" xmlns:cx6="http://schemas.microsoft.com/office/drawing/2016/5/12/chartex" xmlns:cx7="http://schemas.microsoft.com/office/drawing/2016/5/13/chartex" xmlns:cx8="http://schemas.microsoft.com/office/drawing/2016/5/14/chartex" xmlns:mc="http://schemas.openxmlformats.org/markup-compatibility/2006" xmlns:aink="http://schemas.microsoft.com/office/drawing/2016/ink" xmlns:am3d="http://schemas.microsoft.com/office/drawing/2017/model3d" xmlns:o="urn:schemas-microsoft-com:office:office" xmlns:r="http://schemas.openxmlformats.org/officeDocument/2006/relationships" xmlns:m="http://schemas.openxmlformats.org/officeDocument/2006/math" xmlns:v="urn:schemas-microsoft-com:vml" xmlns:wp14="http://schemas.microsoft.com/office/word/2010/wordprocessingDrawing" xmlns:wp="http://schemas.openxmlformats.org/drawingml/2006/wordprocessingDrawing" xmlns:w10="urn:schemas-microsoft-com:office:word" xmlns:w="http://schemas.openxmlformats.org/wordprocessingml/2006/main" xmlns:w14="http://schemas.microsoft.com/office/word/2010/wordml" xmlns:w15="http://schemas.microsoft.com/office/word/2012/wordml" xmlns:w16cex="http://schemas.microsoft.com/office/word/2018/wordml/cex" xmlns:w16cid="http://schemas.microsoft.com/office/word/2016/wordml/cid" xmlns:w16="http://schemas.microsoft.com/office/word/2018/wordml" xmlns:w16sdtdh="http://schemas.microsoft.com/office/word/2020/wordml/sdtdatahash" xmlns:w16se="http://schemas.microsoft.com/office/word/2015/wordml/symex" xmlns:wpg="http://schemas.microsoft.com/office/word/2010/wordprocessingGroup" xmlns:wpi="http://schemas.microsoft.com/office/word/2010/wordprocessingInk" xmlns:wne="http://schemas.microsoft.com/office/word/2006/wordml" xmlns:wps="http://schemas.microsoft.com/office/word/2010/wordprocessingShape" mc:Ignorable="w14 w15 w16se w16cid w16 w16cex w16sdtdh wp14">
   <w:p>
     <w:pPr>
       <w:pStyle w:val="Header"/>
@@ -2475,7 +2322,7 @@
 </file>
 
 <file path=word/numbering.xml><?xml version="1.0" encoding="utf-8"?>
-<w:numbering xmlns:wpc="http://schemas.microsoft.com/office/word/2010/wordprocessingCanvas" xmlns:cx="http://schemas.microsoft.com/office/drawing/2014/chartex" xmlns:cx1="http://schemas.microsoft.com/office/drawing/2015/9/8/chartex" xmlns:cx2="http://schemas.microsoft.com/office/drawing/2015/10/21/chartex" xmlns:cx3="http://schemas.microsoft.com/office/drawing/2016/5/9/chartex" xmlns:cx4="http://schemas.microsoft.com/office/drawing/2016/5/10/chartex" xmlns:cx5="http://schemas.microsoft.com/office/drawing/2016/5/11/chartex" xmlns:cx6="http://schemas.microsoft.com/office/drawing/2016/5/12/chartex" xmlns:cx7="http://schemas.microsoft.com/office/drawing/2016/5/13/chartex" xmlns:cx8="http://schemas.microsoft.com/office/drawing/2016/5/14/chartex" xmlns:mc="http://schemas.openxmlformats.org/markup-compatibility/2006" xmlns:aink="http://schemas.microsoft.com/office/drawing/2016/ink" xmlns:am3d="http://schemas.microsoft.com/office/drawing/2017/model3d" xmlns:o="urn:schemas-microsoft-com:office:office" xmlns:r="http://schemas.openxmlformats.org/officeDocument/2006/relationships" xmlns:m="http://schemas.openxmlformats.org/officeDocument/2006/math" xmlns:v="urn:schemas-microsoft-com:vml" xmlns:wp14="http://schemas.microsoft.com/office/word/2010/wordprocessingDrawing" xmlns:wp="http://schemas.openxmlformats.org/drawingml/2006/wordprocessingDrawing" xmlns:w10="urn:schemas-microsoft-com:office:word" xmlns:w="http://schemas.openxmlformats.org/wordprocessingml/2006/main" xmlns:w14="http://schemas.microsoft.com/office/word/2010/wordml" xmlns:w15="http://schemas.microsoft.com/office/word/2012/wordml" xmlns:w16cex="http://schemas.microsoft.com/office/word/2018/wordml/cex" xmlns:w16cid="http://schemas.microsoft.com/office/word/2016/wordml/cid" xmlns:w16="http://schemas.microsoft.com/office/word/2018/wordml" xmlns:w16se="http://schemas.microsoft.com/office/word/2015/wordml/symex" xmlns:wpg="http://schemas.microsoft.com/office/word/2010/wordprocessingGroup" xmlns:wpi="http://schemas.microsoft.com/office/word/2010/wordprocessingInk" xmlns:wne="http://schemas.microsoft.com/office/word/2006/wordml" xmlns:wps="http://schemas.microsoft.com/office/word/2010/wordprocessingShape" mc:Ignorable="w14 w15 w16se w16cid w16 w16cex wp14">
+<w:numbering xmlns:wpc="http://schemas.microsoft.com/office/word/2010/wordprocessingCanvas" xmlns:cx="http://schemas.microsoft.com/office/drawing/2014/chartex" xmlns:cx1="http://schemas.microsoft.com/office/drawing/2015/9/8/chartex" xmlns:cx2="http://schemas.microsoft.com/office/drawing/2015/10/21/chartex" xmlns:cx3="http://schemas.microsoft.com/office/drawing/2016/5/9/chartex" xmlns:cx4="http://schemas.microsoft.com/office/drawing/2016/5/10/chartex" xmlns:cx5="http://schemas.microsoft.com/office/drawing/2016/5/11/chartex" xmlns:cx6="http://schemas.microsoft.com/office/drawing/2016/5/12/chartex" xmlns:cx7="http://schemas.microsoft.com/office/drawing/2016/5/13/chartex" xmlns:cx8="http://schemas.microsoft.com/office/drawing/2016/5/14/chartex" xmlns:mc="http://schemas.openxmlformats.org/markup-compatibility/2006" xmlns:aink="http://schemas.microsoft.com/office/drawing/2016/ink" xmlns:am3d="http://schemas.microsoft.com/office/drawing/2017/model3d" xmlns:o="urn:schemas-microsoft-com:office:office" xmlns:r="http://schemas.openxmlformats.org/officeDocument/2006/relationships" xmlns:m="http://schemas.openxmlformats.org/officeDocument/2006/math" xmlns:v="urn:schemas-microsoft-com:vml" xmlns:wp14="http://schemas.microsoft.com/office/word/2010/wordprocessingDrawing" xmlns:wp="http://schemas.openxmlformats.org/drawingml/2006/wordprocessingDrawing" xmlns:w10="urn:schemas-microsoft-com:office:word" xmlns:w="http://schemas.openxmlformats.org/wordprocessingml/2006/main" xmlns:w14="http://schemas.microsoft.com/office/word/2010/wordml" xmlns:w15="http://schemas.microsoft.com/office/word/2012/wordml" xmlns:w16cex="http://schemas.microsoft.com/office/word/2018/wordml/cex" xmlns:w16cid="http://schemas.microsoft.com/office/word/2016/wordml/cid" xmlns:w16="http://schemas.microsoft.com/office/word/2018/wordml" xmlns:w16sdtdh="http://schemas.microsoft.com/office/word/2020/wordml/sdtdatahash" xmlns:w16se="http://schemas.microsoft.com/office/word/2015/wordml/symex" xmlns:wpg="http://schemas.microsoft.com/office/word/2010/wordprocessingGroup" xmlns:wpi="http://schemas.microsoft.com/office/word/2010/wordprocessingInk" xmlns:wne="http://schemas.microsoft.com/office/word/2006/wordml" xmlns:wps="http://schemas.microsoft.com/office/word/2010/wordprocessingShape" mc:Ignorable="w14 w15 w16se w16cid w16 w16cex w16sdtdh wp14">
   <w:abstractNum w:abstractNumId="0" w15:restartNumberingAfterBreak="0">
     <w:nsid w:val="0C960CF7"/>
     <w:multiLevelType w:val="hybridMultilevel"/>
@@ -3381,7 +3228,7 @@
 </file>
 
 <file path=word/styles.xml><?xml version="1.0" encoding="utf-8"?>
-<w:styles xmlns:mc="http://schemas.openxmlformats.org/markup-compatibility/2006" xmlns:r="http://schemas.openxmlformats.org/officeDocument/2006/relationships" xmlns:w="http://schemas.openxmlformats.org/wordprocessingml/2006/main" xmlns:w14="http://schemas.microsoft.com/office/word/2010/wordml" xmlns:w15="http://schemas.microsoft.com/office/word/2012/wordml" xmlns:w16cex="http://schemas.microsoft.com/office/word/2018/wordml/cex" xmlns:w16cid="http://schemas.microsoft.com/office/word/2016/wordml/cid" xmlns:w16="http://schemas.microsoft.com/office/word/2018/wordml" xmlns:w16se="http://schemas.microsoft.com/office/word/2015/wordml/symex" mc:Ignorable="w14 w15 w16se w16cid w16 w16cex">
+<w:styles xmlns:mc="http://schemas.openxmlformats.org/markup-compatibility/2006" xmlns:r="http://schemas.openxmlformats.org/officeDocument/2006/relationships" xmlns:w="http://schemas.openxmlformats.org/wordprocessingml/2006/main" xmlns:w14="http://schemas.microsoft.com/office/word/2010/wordml" xmlns:w15="http://schemas.microsoft.com/office/word/2012/wordml" xmlns:w16cex="http://schemas.microsoft.com/office/word/2018/wordml/cex" xmlns:w16cid="http://schemas.microsoft.com/office/word/2016/wordml/cid" xmlns:w16="http://schemas.microsoft.com/office/word/2018/wordml" xmlns:w16sdtdh="http://schemas.microsoft.com/office/word/2020/wordml/sdtdatahash" xmlns:w16se="http://schemas.microsoft.com/office/word/2015/wordml/symex" mc:Ignorable="w14 w15 w16se w16cid w16 w16cex w16sdtdh">
   <w:docDefaults>
     <w:rPrDefault>
       <w:rPr>

--- a/CURRICULUM VITAE.docx
+++ b/CURRICULUM VITAE.docx
@@ -828,11 +828,19 @@
         </w:rPr>
         <w:t xml:space="preserve"> </w:t>
       </w:r>
-      <w:r>
-        <w:rPr>
-          <w:rFonts w:ascii="Times New Roman" w:eastAsia="Times New Roman" w:hAnsi="Times New Roman" w:cs="Times New Roman"/>
-        </w:rPr>
-        <w:t>sckit-learn</w:t>
+      <w:proofErr w:type="spellStart"/>
+      <w:r>
+        <w:rPr>
+          <w:rFonts w:ascii="Times New Roman" w:eastAsia="Times New Roman" w:hAnsi="Times New Roman" w:cs="Times New Roman"/>
+        </w:rPr>
+        <w:t>sckit</w:t>
+      </w:r>
+      <w:proofErr w:type="spellEnd"/>
+      <w:r>
+        <w:rPr>
+          <w:rFonts w:ascii="Times New Roman" w:eastAsia="Times New Roman" w:hAnsi="Times New Roman" w:cs="Times New Roman"/>
+        </w:rPr>
+        <w:t>-learn</w:t>
       </w:r>
       <w:r>
         <w:rPr>
@@ -1850,6 +1858,57 @@
     <w:p>
       <w:pPr>
         <w:pStyle w:val="ListParagraph"/>
+        <w:numPr>
+          <w:ilvl w:val="0"/>
+          <w:numId w:val="7"/>
+        </w:numPr>
+        <w:jc w:val="both"/>
+        <w:rPr>
+          <w:rStyle w:val="Hyperlink"/>
+          <w:rFonts w:ascii="Times New Roman" w:hAnsi="Times New Roman" w:cs="Times New Roman"/>
+          <w:color w:val="auto"/>
+          <w:sz w:val="24"/>
+          <w:szCs w:val="24"/>
+          <w:u w:val="none"/>
+        </w:rPr>
+      </w:pPr>
+      <w:r>
+        <w:rPr>
+          <w:rStyle w:val="Hyperlink"/>
+          <w:rFonts w:ascii="Times New Roman" w:hAnsi="Times New Roman" w:cs="Times New Roman"/>
+          <w:color w:val="auto"/>
+          <w:sz w:val="24"/>
+          <w:szCs w:val="24"/>
+          <w:u w:val="none"/>
+        </w:rPr>
+        <w:t xml:space="preserve">WhatsApp Clone: </w:t>
+      </w:r>
+      <w:hyperlink r:id="rId17" w:history="1">
+        <w:r>
+          <w:rPr>
+            <w:rStyle w:val="Hyperlink"/>
+            <w:rFonts w:ascii="Times New Roman" w:hAnsi="Times New Roman" w:cs="Times New Roman"/>
+            <w:sz w:val="24"/>
+            <w:szCs w:val="24"/>
+          </w:rPr>
+          <w:t>https://whats-app-clone-f8c85.web.app</w:t>
+        </w:r>
+      </w:hyperlink>
+      <w:r>
+        <w:rPr>
+          <w:rStyle w:val="Hyperlink"/>
+          <w:rFonts w:ascii="Times New Roman" w:hAnsi="Times New Roman" w:cs="Times New Roman"/>
+          <w:color w:val="auto"/>
+          <w:sz w:val="24"/>
+          <w:szCs w:val="24"/>
+          <w:u w:val="none"/>
+        </w:rPr>
+        <w:t xml:space="preserve"> </w:t>
+      </w:r>
+    </w:p>
+    <w:p>
+      <w:pPr>
+        <w:pStyle w:val="ListParagraph"/>
         <w:jc w:val="both"/>
         <w:rPr>
           <w:rFonts w:ascii="Times New Roman" w:hAnsi="Times New Roman" w:cs="Times New Roman"/>
@@ -2041,6 +2100,7 @@
         <w:rPr>
           <w:rFonts w:ascii="Times New Roman" w:eastAsia="Times New Roman" w:hAnsi="Times New Roman" w:cs="Times New Roman"/>
         </w:rPr>
+        <w:lastRenderedPageBreak/>
         <w:t xml:space="preserve">Email: </w:t>
       </w:r>
       <w:r>
@@ -2049,7 +2109,7 @@
         </w:rPr>
         <w:t xml:space="preserve"> </w:t>
       </w:r>
-      <w:hyperlink r:id="rId17" w:history="1">
+      <w:hyperlink r:id="rId18" w:history="1">
         <w:r>
           <w:rPr>
             <w:rStyle w:val="Hyperlink"/>
@@ -2071,8 +2131,21 @@
         <w:rPr>
           <w:rFonts w:ascii="Times New Roman" w:eastAsia="Times New Roman" w:hAnsi="Times New Roman" w:cs="Times New Roman"/>
         </w:rPr>
-        <w:lastRenderedPageBreak/>
-        <w:t>Tony Kenyaiti,</w:t>
+        <w:t xml:space="preserve">Tony </w:t>
+      </w:r>
+      <w:proofErr w:type="spellStart"/>
+      <w:r>
+        <w:rPr>
+          <w:rFonts w:ascii="Times New Roman" w:eastAsia="Times New Roman" w:hAnsi="Times New Roman" w:cs="Times New Roman"/>
+        </w:rPr>
+        <w:t>Kenyaiti</w:t>
+      </w:r>
+      <w:proofErr w:type="spellEnd"/>
+      <w:r>
+        <w:rPr>
+          <w:rFonts w:ascii="Times New Roman" w:eastAsia="Times New Roman" w:hAnsi="Times New Roman" w:cs="Times New Roman"/>
+        </w:rPr>
+        <w:t>,</w:t>
       </w:r>
     </w:p>
     <w:p>
@@ -2171,7 +2244,7 @@
         </w:rPr>
         <w:t xml:space="preserve">Email: </w:t>
       </w:r>
-      <w:hyperlink r:id="rId18" w:history="1">
+      <w:hyperlink r:id="rId19" w:history="1">
         <w:r>
           <w:rPr>
             <w:rStyle w:val="Hyperlink"/>
@@ -2196,12 +2269,12 @@
       </w:pPr>
     </w:p>
     <w:sectPr>
-      <w:headerReference w:type="even" r:id="rId19"/>
-      <w:headerReference w:type="default" r:id="rId20"/>
-      <w:footerReference w:type="even" r:id="rId21"/>
-      <w:footerReference w:type="default" r:id="rId22"/>
-      <w:headerReference w:type="first" r:id="rId23"/>
-      <w:footerReference w:type="first" r:id="rId24"/>
+      <w:headerReference w:type="even" r:id="rId20"/>
+      <w:headerReference w:type="default" r:id="rId21"/>
+      <w:footerReference w:type="even" r:id="rId22"/>
+      <w:footerReference w:type="default" r:id="rId23"/>
+      <w:headerReference w:type="first" r:id="rId24"/>
+      <w:footerReference w:type="first" r:id="rId25"/>
       <w:pgSz w:w="12240" w:h="15840"/>
       <w:pgMar w:top="1440" w:right="1440" w:bottom="1440" w:left="1440" w:header="720" w:footer="720" w:gutter="0"/>
       <w:pgNumType w:start="1"/>

--- a/CURRICULUM VITAE.docx
+++ b/CURRICULUM VITAE.docx
@@ -4,7 +4,8 @@
   <w:body>
     <w:p>
       <w:pPr>
-        <w:jc w:val="center"/>
+        <w:spacing w:line="360" w:lineRule="auto"/>
+        <w:jc w:val="both"/>
         <w:rPr>
           <w:rFonts w:ascii="Times New Roman" w:eastAsia="Times New Roman" w:hAnsi="Times New Roman" w:cs="Times New Roman"/>
           <w:b/>
@@ -22,6 +23,8 @@
     </w:p>
     <w:p>
       <w:pPr>
+        <w:spacing w:line="360" w:lineRule="auto"/>
+        <w:jc w:val="both"/>
         <w:rPr>
           <w:rFonts w:ascii="Times New Roman" w:eastAsia="Times New Roman" w:hAnsi="Times New Roman" w:cs="Times New Roman"/>
           <w:b/>
@@ -34,11 +37,13 @@
           <w:b/>
           <w:u w:val="single"/>
         </w:rPr>
-        <w:t xml:space="preserve">PERSONAL DETAILS  </w:t>
-      </w:r>
-    </w:p>
-    <w:p>
-      <w:pPr>
+        <w:t>PERSONAL DETAILS</w:t>
+      </w:r>
+    </w:p>
+    <w:p>
+      <w:pPr>
+        <w:spacing w:line="360" w:lineRule="auto"/>
+        <w:jc w:val="both"/>
         <w:rPr>
           <w:rFonts w:ascii="Times New Roman" w:eastAsia="Times New Roman" w:hAnsi="Times New Roman" w:cs="Times New Roman"/>
         </w:rPr>
@@ -89,6 +94,8 @@
     </w:p>
     <w:p>
       <w:pPr>
+        <w:spacing w:line="360" w:lineRule="auto"/>
+        <w:jc w:val="both"/>
         <w:rPr>
           <w:rFonts w:ascii="Times New Roman" w:eastAsia="Times New Roman" w:hAnsi="Times New Roman" w:cs="Times New Roman"/>
         </w:rPr>
@@ -122,6 +129,8 @@
     </w:p>
     <w:p>
       <w:pPr>
+        <w:spacing w:line="360" w:lineRule="auto"/>
+        <w:jc w:val="both"/>
         <w:rPr>
           <w:rFonts w:ascii="Times New Roman" w:eastAsia="Times New Roman" w:hAnsi="Times New Roman" w:cs="Times New Roman"/>
         </w:rPr>
@@ -161,6 +170,8 @@
     </w:p>
     <w:p>
       <w:pPr>
+        <w:spacing w:line="360" w:lineRule="auto"/>
+        <w:jc w:val="both"/>
         <w:rPr>
           <w:rFonts w:ascii="Times New Roman" w:eastAsia="Times New Roman" w:hAnsi="Times New Roman" w:cs="Times New Roman"/>
         </w:rPr>
@@ -224,6 +235,29 @@
     </w:p>
     <w:p>
       <w:pPr>
+        <w:spacing w:line="360" w:lineRule="auto"/>
+        <w:jc w:val="both"/>
+        <w:rPr>
+          <w:rFonts w:ascii="Times New Roman" w:eastAsia="Times New Roman" w:hAnsi="Times New Roman" w:cs="Times New Roman"/>
+        </w:rPr>
+      </w:pPr>
+      <w:r>
+        <w:rPr>
+          <w:rFonts w:ascii="Times New Roman" w:eastAsia="Times New Roman" w:hAnsi="Times New Roman" w:cs="Times New Roman"/>
+        </w:rPr>
+        <w:t xml:space="preserve">A/C No                            :         </w:t>
+      </w:r>
+      <w:r>
+        <w:rPr>
+          <w:rFonts w:ascii="Times New Roman" w:eastAsia="Times New Roman" w:hAnsi="Times New Roman" w:cs="Times New Roman"/>
+        </w:rPr>
+        <w:t>01108683427101, Co-operative Bank of Kenya</w:t>
+      </w:r>
+    </w:p>
+    <w:p>
+      <w:pPr>
+        <w:spacing w:line="360" w:lineRule="auto"/>
+        <w:jc w:val="both"/>
         <w:rPr>
           <w:rFonts w:ascii="Times New Roman" w:eastAsia="Times New Roman" w:hAnsi="Times New Roman" w:cs="Times New Roman"/>
         </w:rPr>
@@ -315,6 +349,8 @@
     </w:p>
     <w:p>
       <w:pPr>
+        <w:spacing w:line="360" w:lineRule="auto"/>
+        <w:jc w:val="both"/>
         <w:rPr>
           <w:rFonts w:ascii="Times New Roman" w:eastAsia="Times New Roman" w:hAnsi="Times New Roman" w:cs="Times New Roman"/>
         </w:rPr>
@@ -340,15 +376,11 @@
           <w:t>https://muindikelvin.github.io/</w:t>
         </w:r>
       </w:hyperlink>
-      <w:r>
-        <w:rPr>
-          <w:rFonts w:ascii="Times New Roman" w:eastAsia="Times New Roman" w:hAnsi="Times New Roman" w:cs="Times New Roman"/>
-        </w:rPr>
-        <w:t xml:space="preserve"> </w:t>
-      </w:r>
-    </w:p>
-    <w:p>
-      <w:pPr>
+    </w:p>
+    <w:p>
+      <w:pPr>
+        <w:spacing w:line="360" w:lineRule="auto"/>
+        <w:jc w:val="both"/>
         <w:rPr>
           <w:rFonts w:ascii="Times New Roman" w:eastAsia="Times New Roman" w:hAnsi="Times New Roman" w:cs="Times New Roman"/>
         </w:rPr>
@@ -371,13 +403,17 @@
     </w:p>
     <w:p>
       <w:pPr>
-        <w:rPr>
-          <w:rFonts w:ascii="Times New Roman" w:eastAsia="Times New Roman" w:hAnsi="Times New Roman" w:cs="Times New Roman"/>
-        </w:rPr>
-      </w:pPr>
-    </w:p>
-    <w:p>
-      <w:pPr>
+        <w:spacing w:line="360" w:lineRule="auto"/>
+        <w:jc w:val="both"/>
+        <w:rPr>
+          <w:rFonts w:ascii="Times New Roman" w:eastAsia="Times New Roman" w:hAnsi="Times New Roman" w:cs="Times New Roman"/>
+        </w:rPr>
+      </w:pPr>
+    </w:p>
+    <w:p>
+      <w:pPr>
+        <w:spacing w:line="360" w:lineRule="auto"/>
+        <w:jc w:val="both"/>
         <w:rPr>
           <w:rFonts w:ascii="Times New Roman" w:eastAsia="Times New Roman" w:hAnsi="Times New Roman" w:cs="Times New Roman"/>
           <w:color w:val="000000" w:themeColor="text1"/>
@@ -396,6 +432,8 @@
     </w:p>
     <w:p>
       <w:pPr>
+        <w:spacing w:line="360" w:lineRule="auto"/>
+        <w:jc w:val="both"/>
         <w:rPr>
           <w:rFonts w:ascii="Times New Roman" w:hAnsi="Times New Roman" w:cs="Times New Roman"/>
         </w:rPr>
@@ -433,6 +471,8 @@
     </w:p>
     <w:p>
       <w:pPr>
+        <w:spacing w:line="360" w:lineRule="auto"/>
+        <w:jc w:val="both"/>
         <w:rPr>
           <w:rFonts w:ascii="Times New Roman" w:eastAsia="Times New Roman" w:hAnsi="Times New Roman" w:cs="Times New Roman"/>
         </w:rPr>
@@ -488,13 +528,17 @@
     </w:p>
     <w:p>
       <w:pPr>
-        <w:rPr>
-          <w:rFonts w:ascii="Times New Roman" w:eastAsia="Times New Roman" w:hAnsi="Times New Roman" w:cs="Times New Roman"/>
-        </w:rPr>
-      </w:pPr>
-    </w:p>
-    <w:p>
-      <w:pPr>
+        <w:spacing w:line="360" w:lineRule="auto"/>
+        <w:jc w:val="both"/>
+        <w:rPr>
+          <w:rFonts w:ascii="Times New Roman" w:eastAsia="Times New Roman" w:hAnsi="Times New Roman" w:cs="Times New Roman"/>
+        </w:rPr>
+      </w:pPr>
+    </w:p>
+    <w:p>
+      <w:pPr>
+        <w:spacing w:line="360" w:lineRule="auto"/>
+        <w:jc w:val="both"/>
         <w:rPr>
           <w:rFonts w:ascii="Times New Roman" w:eastAsia="Times New Roman" w:hAnsi="Times New Roman" w:cs="Times New Roman"/>
         </w:rPr>
@@ -506,12 +550,6 @@
           <w:u w:val="single"/>
         </w:rPr>
         <w:t>CAREER OBJECTIVE</w:t>
-      </w:r>
-      <w:r>
-        <w:rPr>
-          <w:rFonts w:ascii="Times New Roman" w:eastAsia="Times New Roman" w:hAnsi="Times New Roman" w:cs="Times New Roman"/>
-        </w:rPr>
-        <w:t xml:space="preserve"> </w:t>
       </w:r>
     </w:p>
     <w:p>
@@ -520,7 +558,9 @@
           <w:ilvl w:val="0"/>
           <w:numId w:val="4"/>
         </w:numPr>
+        <w:spacing w:line="360" w:lineRule="auto"/>
         <w:ind w:left="0"/>
+        <w:jc w:val="both"/>
         <w:rPr>
           <w:rFonts w:ascii="Times New Roman" w:eastAsia="Times New Roman" w:hAnsi="Times New Roman" w:cs="Times New Roman"/>
         </w:rPr>
@@ -538,7 +578,9 @@
           <w:ilvl w:val="0"/>
           <w:numId w:val="4"/>
         </w:numPr>
+        <w:spacing w:line="360" w:lineRule="auto"/>
         <w:ind w:left="0"/>
+        <w:jc w:val="both"/>
         <w:rPr>
           <w:rFonts w:ascii="Times New Roman" w:eastAsia="Times New Roman" w:hAnsi="Times New Roman" w:cs="Times New Roman"/>
         </w:rPr>
@@ -556,7 +598,9 @@
           <w:ilvl w:val="0"/>
           <w:numId w:val="4"/>
         </w:numPr>
+        <w:spacing w:line="360" w:lineRule="auto"/>
         <w:ind w:left="0"/>
+        <w:jc w:val="both"/>
         <w:rPr>
           <w:rFonts w:ascii="Times New Roman" w:eastAsia="Times New Roman" w:hAnsi="Times New Roman" w:cs="Times New Roman"/>
         </w:rPr>
@@ -588,13 +632,17 @@
     </w:p>
     <w:p>
       <w:pPr>
-        <w:rPr>
-          <w:rFonts w:ascii="Times New Roman" w:eastAsia="Times New Roman" w:hAnsi="Times New Roman" w:cs="Times New Roman"/>
-        </w:rPr>
-      </w:pPr>
-    </w:p>
-    <w:p>
-      <w:pPr>
+        <w:spacing w:line="360" w:lineRule="auto"/>
+        <w:jc w:val="both"/>
+        <w:rPr>
+          <w:rFonts w:ascii="Times New Roman" w:eastAsia="Times New Roman" w:hAnsi="Times New Roman" w:cs="Times New Roman"/>
+        </w:rPr>
+      </w:pPr>
+    </w:p>
+    <w:p>
+      <w:pPr>
+        <w:spacing w:line="360" w:lineRule="auto"/>
+        <w:jc w:val="both"/>
         <w:rPr>
           <w:rFonts w:ascii="Times New Roman" w:eastAsia="Times New Roman" w:hAnsi="Times New Roman" w:cs="Times New Roman"/>
           <w:b/>
@@ -607,11 +655,13 @@
           <w:b/>
           <w:u w:val="single"/>
         </w:rPr>
-        <w:t xml:space="preserve">EDUCATIONAL BACKGROUND </w:t>
-      </w:r>
-    </w:p>
-    <w:p>
-      <w:pPr>
+        <w:t>EDUCATIONAL BACKGROUND</w:t>
+      </w:r>
+    </w:p>
+    <w:p>
+      <w:pPr>
+        <w:spacing w:line="360" w:lineRule="auto"/>
+        <w:jc w:val="both"/>
         <w:rPr>
           <w:rFonts w:ascii="Times New Roman" w:eastAsia="Times New Roman" w:hAnsi="Times New Roman" w:cs="Times New Roman"/>
         </w:rPr>
@@ -697,6 +747,8 @@
     </w:p>
     <w:p>
       <w:pPr>
+        <w:spacing w:line="360" w:lineRule="auto"/>
+        <w:jc w:val="both"/>
         <w:rPr>
           <w:rFonts w:ascii="Times New Roman" w:eastAsia="Times New Roman" w:hAnsi="Times New Roman" w:cs="Times New Roman"/>
         </w:rPr>
@@ -764,13 +816,17 @@
     </w:p>
     <w:p>
       <w:pPr>
-        <w:rPr>
-          <w:rFonts w:ascii="Times New Roman" w:eastAsia="Times New Roman" w:hAnsi="Times New Roman" w:cs="Times New Roman"/>
-        </w:rPr>
-      </w:pPr>
-    </w:p>
-    <w:p>
-      <w:pPr>
+        <w:spacing w:line="360" w:lineRule="auto"/>
+        <w:jc w:val="both"/>
+        <w:rPr>
+          <w:rFonts w:ascii="Times New Roman" w:eastAsia="Times New Roman" w:hAnsi="Times New Roman" w:cs="Times New Roman"/>
+        </w:rPr>
+      </w:pPr>
+    </w:p>
+    <w:p>
+      <w:pPr>
+        <w:spacing w:line="360" w:lineRule="auto"/>
+        <w:jc w:val="both"/>
         <w:rPr>
           <w:rFonts w:ascii="Times New Roman" w:eastAsia="Times New Roman" w:hAnsi="Times New Roman" w:cs="Times New Roman"/>
           <w:color w:val="000000" w:themeColor="text1"/>
@@ -793,7 +849,9 @@
           <w:ilvl w:val="0"/>
           <w:numId w:val="1"/>
         </w:numPr>
+        <w:spacing w:line="360" w:lineRule="auto"/>
         <w:ind w:left="0"/>
+        <w:jc w:val="both"/>
         <w:rPr>
           <w:rFonts w:ascii="Times New Roman" w:eastAsia="Times New Roman" w:hAnsi="Times New Roman" w:cs="Times New Roman"/>
         </w:rPr>
@@ -828,19 +886,11 @@
         </w:rPr>
         <w:t xml:space="preserve"> </w:t>
       </w:r>
-      <w:proofErr w:type="spellStart"/>
-      <w:r>
-        <w:rPr>
-          <w:rFonts w:ascii="Times New Roman" w:eastAsia="Times New Roman" w:hAnsi="Times New Roman" w:cs="Times New Roman"/>
-        </w:rPr>
-        <w:t>sckit</w:t>
-      </w:r>
-      <w:proofErr w:type="spellEnd"/>
-      <w:r>
-        <w:rPr>
-          <w:rFonts w:ascii="Times New Roman" w:eastAsia="Times New Roman" w:hAnsi="Times New Roman" w:cs="Times New Roman"/>
-        </w:rPr>
-        <w:t>-learn</w:t>
+      <w:r>
+        <w:rPr>
+          <w:rFonts w:ascii="Times New Roman" w:eastAsia="Times New Roman" w:hAnsi="Times New Roman" w:cs="Times New Roman"/>
+        </w:rPr>
+        <w:t>sckit-learn</w:t>
       </w:r>
       <w:r>
         <w:rPr>
@@ -861,7 +911,9 @@
           <w:ilvl w:val="0"/>
           <w:numId w:val="1"/>
         </w:numPr>
+        <w:spacing w:line="360" w:lineRule="auto"/>
         <w:ind w:left="0"/>
+        <w:jc w:val="both"/>
         <w:rPr>
           <w:rFonts w:ascii="Times New Roman" w:eastAsia="Times New Roman" w:hAnsi="Times New Roman" w:cs="Times New Roman"/>
         </w:rPr>
@@ -891,7 +943,9 @@
           <w:ilvl w:val="0"/>
           <w:numId w:val="1"/>
         </w:numPr>
+        <w:spacing w:line="360" w:lineRule="auto"/>
         <w:ind w:left="0"/>
+        <w:jc w:val="both"/>
         <w:rPr>
           <w:rFonts w:ascii="Times New Roman" w:eastAsia="Times New Roman" w:hAnsi="Times New Roman" w:cs="Times New Roman"/>
         </w:rPr>
@@ -949,6 +1003,12 @@
           <w:rFonts w:ascii="Times New Roman" w:eastAsia="Times New Roman" w:hAnsi="Times New Roman" w:cs="Times New Roman"/>
         </w:rPr>
         <w:t>, React Js</w:t>
+      </w:r>
+      <w:r>
+        <w:rPr>
+          <w:rFonts w:ascii="Times New Roman" w:eastAsia="Times New Roman" w:hAnsi="Times New Roman" w:cs="Times New Roman"/>
+        </w:rPr>
+        <w:t>, Bootstrap</w:t>
       </w:r>
     </w:p>
     <w:p>
@@ -958,8 +1018,9 @@
           <w:ilvl w:val="0"/>
           <w:numId w:val="1"/>
         </w:numPr>
-        <w:spacing w:after="120"/>
+        <w:spacing w:after="120" w:line="360" w:lineRule="auto"/>
         <w:ind w:left="0"/>
+        <w:jc w:val="both"/>
         <w:rPr>
           <w:rFonts w:ascii="Times New Roman" w:hAnsi="Times New Roman" w:cs="Times New Roman"/>
         </w:rPr>
@@ -1008,23 +1069,18 @@
           <w:ilvl w:val="0"/>
           <w:numId w:val="1"/>
         </w:numPr>
-        <w:spacing w:after="120"/>
+        <w:spacing w:after="120" w:line="360" w:lineRule="auto"/>
         <w:ind w:left="0"/>
-        <w:rPr>
-          <w:rFonts w:ascii="Times New Roman" w:hAnsi="Times New Roman" w:cs="Times New Roman"/>
-        </w:rPr>
-      </w:pPr>
-      <w:r>
-        <w:rPr>
-          <w:rFonts w:ascii="Times New Roman" w:hAnsi="Times New Roman" w:cs="Times New Roman"/>
-        </w:rPr>
-        <w:t xml:space="preserve">Familiar with Open-Source Framework i.e. </w:t>
-      </w:r>
-      <w:r>
-        <w:rPr>
-          <w:rFonts w:ascii="Times New Roman" w:hAnsi="Times New Roman" w:cs="Times New Roman"/>
-        </w:rPr>
-        <w:t>Bootstrap</w:t>
+        <w:jc w:val="both"/>
+        <w:rPr>
+          <w:rFonts w:ascii="Times New Roman" w:hAnsi="Times New Roman" w:cs="Times New Roman"/>
+        </w:rPr>
+      </w:pPr>
+      <w:r>
+        <w:rPr>
+          <w:rFonts w:ascii="Times New Roman" w:hAnsi="Times New Roman" w:cs="Times New Roman"/>
+        </w:rPr>
+        <w:t>Teamwork</w:t>
       </w:r>
     </w:p>
     <w:p>
@@ -1034,17 +1090,33 @@
           <w:ilvl w:val="0"/>
           <w:numId w:val="1"/>
         </w:numPr>
-        <w:spacing w:after="120"/>
+        <w:spacing w:after="120" w:line="360" w:lineRule="auto"/>
         <w:ind w:left="0"/>
-        <w:rPr>
-          <w:rFonts w:ascii="Times New Roman" w:hAnsi="Times New Roman" w:cs="Times New Roman"/>
-        </w:rPr>
-      </w:pPr>
-      <w:r>
-        <w:rPr>
-          <w:rFonts w:ascii="Times New Roman" w:hAnsi="Times New Roman" w:cs="Times New Roman"/>
-        </w:rPr>
-        <w:t>Teamwork</w:t>
+        <w:jc w:val="both"/>
+        <w:rPr>
+          <w:rFonts w:ascii="Times New Roman" w:hAnsi="Times New Roman" w:cs="Times New Roman"/>
+        </w:rPr>
+      </w:pPr>
+      <w:r>
+        <w:rPr>
+          <w:rStyle w:val="Strong"/>
+          <w:rFonts w:ascii="Times New Roman" w:hAnsi="Times New Roman" w:cs="Times New Roman"/>
+          <w:b w:val="0"/>
+        </w:rPr>
+        <w:t>Organization skills:</w:t>
+      </w:r>
+      <w:r>
+        <w:rPr>
+          <w:rStyle w:val="Strong"/>
+          <w:rFonts w:ascii="Times New Roman" w:hAnsi="Times New Roman" w:cs="Times New Roman"/>
+        </w:rPr>
+        <w:t xml:space="preserve"> </w:t>
+      </w:r>
+      <w:r>
+        <w:rPr>
+          <w:rFonts w:ascii="Times New Roman" w:hAnsi="Times New Roman" w:cs="Times New Roman"/>
+        </w:rPr>
+        <w:t>Experienced in identifying and prioritizing activities and assignments and making necessary adjustments as required.</w:t>
       </w:r>
     </w:p>
     <w:p>
@@ -1054,8 +1126,9 @@
           <w:ilvl w:val="0"/>
           <w:numId w:val="1"/>
         </w:numPr>
-        <w:spacing w:after="120"/>
+        <w:spacing w:after="120" w:line="360" w:lineRule="auto"/>
         <w:ind w:left="0"/>
+        <w:jc w:val="both"/>
         <w:rPr>
           <w:rFonts w:ascii="Times New Roman" w:hAnsi="Times New Roman" w:cs="Times New Roman"/>
         </w:rPr>
@@ -1066,13 +1139,21 @@
           <w:rFonts w:ascii="Times New Roman" w:hAnsi="Times New Roman" w:cs="Times New Roman"/>
           <w:b w:val="0"/>
         </w:rPr>
-        <w:lastRenderedPageBreak/>
-        <w:t>Organization skills:</w:t>
+        <w:t>Problem Solving Abilities</w:t>
       </w:r>
       <w:r>
         <w:rPr>
           <w:rStyle w:val="Strong"/>
           <w:rFonts w:ascii="Times New Roman" w:hAnsi="Times New Roman" w:cs="Times New Roman"/>
+          <w:b w:val="0"/>
+        </w:rPr>
+        <w:t>:</w:t>
+      </w:r>
+      <w:r>
+        <w:rPr>
+          <w:rStyle w:val="Strong"/>
+          <w:rFonts w:ascii="Times New Roman" w:hAnsi="Times New Roman" w:cs="Times New Roman"/>
+          <w:b w:val="0"/>
         </w:rPr>
         <w:t xml:space="preserve"> </w:t>
       </w:r>
@@ -1080,56 +1161,6 @@
         <w:rPr>
           <w:rFonts w:ascii="Times New Roman" w:hAnsi="Times New Roman" w:cs="Times New Roman"/>
         </w:rPr>
-        <w:t>Experienced in identifying and prioritizing activities and assignments and making necessary adjustments as required.</w:t>
-      </w:r>
-      <w:r>
-        <w:rPr>
-          <w:rFonts w:ascii="Times New Roman" w:hAnsi="Times New Roman" w:cs="Times New Roman"/>
-        </w:rPr>
-        <w:t xml:space="preserve"> </w:t>
-      </w:r>
-    </w:p>
-    <w:p>
-      <w:pPr>
-        <w:pStyle w:val="ListParagraph"/>
-        <w:numPr>
-          <w:ilvl w:val="0"/>
-          <w:numId w:val="1"/>
-        </w:numPr>
-        <w:spacing w:after="120"/>
-        <w:ind w:left="0"/>
-        <w:rPr>
-          <w:rFonts w:ascii="Times New Roman" w:hAnsi="Times New Roman" w:cs="Times New Roman"/>
-        </w:rPr>
-      </w:pPr>
-      <w:r>
-        <w:rPr>
-          <w:rStyle w:val="Strong"/>
-          <w:rFonts w:ascii="Times New Roman" w:hAnsi="Times New Roman" w:cs="Times New Roman"/>
-          <w:b w:val="0"/>
-        </w:rPr>
-        <w:t>Problem Solving Abilities</w:t>
-      </w:r>
-      <w:r>
-        <w:rPr>
-          <w:rStyle w:val="Strong"/>
-          <w:rFonts w:ascii="Times New Roman" w:hAnsi="Times New Roman" w:cs="Times New Roman"/>
-          <w:b w:val="0"/>
-        </w:rPr>
-        <w:t>:</w:t>
-      </w:r>
-      <w:r>
-        <w:rPr>
-          <w:rStyle w:val="Strong"/>
-          <w:rFonts w:ascii="Times New Roman" w:hAnsi="Times New Roman" w:cs="Times New Roman"/>
-          <w:b w:val="0"/>
-        </w:rPr>
-        <w:t xml:space="preserve"> </w:t>
-      </w:r>
-      <w:r>
-        <w:rPr>
-          <w:rFonts w:ascii="Times New Roman" w:hAnsi="Times New Roman" w:cs="Times New Roman"/>
-        </w:rPr>
         <w:t>I have the ability to visualize and solve complicated problems in the best way and making accurate and informed decisions in relation to IT</w:t>
       </w:r>
       <w:r>
@@ -1141,6 +1172,8 @@
     </w:p>
     <w:p>
       <w:pPr>
+        <w:spacing w:line="360" w:lineRule="auto"/>
+        <w:jc w:val="both"/>
         <w:rPr>
           <w:rFonts w:ascii="Times New Roman" w:eastAsia="Times New Roman" w:hAnsi="Times New Roman" w:cs="Times New Roman"/>
           <w:b/>
@@ -1158,6 +1191,8 @@
     </w:p>
     <w:p>
       <w:pPr>
+        <w:spacing w:line="360" w:lineRule="auto"/>
+        <w:jc w:val="both"/>
         <w:rPr>
           <w:rFonts w:ascii="Times New Roman" w:hAnsi="Times New Roman" w:cs="Times New Roman"/>
           <w:iCs/>
@@ -1322,6 +1357,8 @@
     </w:p>
     <w:p>
       <w:pPr>
+        <w:spacing w:line="360" w:lineRule="auto"/>
+        <w:jc w:val="both"/>
         <w:rPr>
           <w:rFonts w:ascii="Times New Roman" w:hAnsi="Times New Roman" w:cs="Times New Roman"/>
           <w:iCs/>
@@ -1330,6 +1367,8 @@
     </w:p>
     <w:p>
       <w:pPr>
+        <w:spacing w:line="360" w:lineRule="auto"/>
+        <w:jc w:val="both"/>
         <w:rPr>
           <w:rFonts w:ascii="Times New Roman" w:hAnsi="Times New Roman" w:cs="Times New Roman"/>
           <w:b/>
@@ -1342,7 +1381,7 @@
           <w:b/>
           <w:iCs/>
         </w:rPr>
-        <w:t xml:space="preserve">OCTOBER 2020 </w:t>
+        <w:t xml:space="preserve">OCTOBER </w:t>
       </w:r>
       <w:r>
         <w:rPr>
@@ -1350,7 +1389,23 @@
           <w:b/>
           <w:iCs/>
         </w:rPr>
-        <w:t xml:space="preserve"> TO MARCH 2021</w:t>
+        <w:t xml:space="preserve">2020 </w:t>
+      </w:r>
+      <w:r>
+        <w:rPr>
+          <w:rFonts w:ascii="Times New Roman" w:hAnsi="Times New Roman" w:cs="Times New Roman"/>
+          <w:b/>
+          <w:iCs/>
+        </w:rPr>
+        <w:t>TO</w:t>
+      </w:r>
+      <w:r>
+        <w:rPr>
+          <w:rFonts w:ascii="Times New Roman" w:hAnsi="Times New Roman" w:cs="Times New Roman"/>
+          <w:b/>
+          <w:iCs/>
+        </w:rPr>
+        <w:t xml:space="preserve"> MARCH 2021</w:t>
       </w:r>
       <w:r>
         <w:rPr>
@@ -1438,6 +1493,8 @@
     </w:p>
     <w:p>
       <w:pPr>
+        <w:spacing w:line="360" w:lineRule="auto"/>
+        <w:jc w:val="both"/>
         <w:rPr>
           <w:rFonts w:ascii="Times New Roman" w:hAnsi="Times New Roman" w:cs="Times New Roman"/>
           <w:iCs/>
@@ -1525,6 +1582,8 @@
           <w:ilvl w:val="0"/>
           <w:numId w:val="8"/>
         </w:numPr>
+        <w:spacing w:line="360" w:lineRule="auto"/>
+        <w:jc w:val="both"/>
         <w:rPr>
           <w:rFonts w:ascii="Times New Roman" w:hAnsi="Times New Roman" w:cs="Times New Roman"/>
           <w:iCs/>
@@ -1539,7 +1598,7 @@
           <w:sz w:val="24"/>
           <w:szCs w:val="24"/>
         </w:rPr>
-        <w:t xml:space="preserve">Enhance record keeping under the assigned area, </w:t>
+        <w:t>Enhance record keeping under the assigned area,</w:t>
       </w:r>
     </w:p>
     <w:p>
@@ -1549,6 +1608,8 @@
           <w:ilvl w:val="0"/>
           <w:numId w:val="8"/>
         </w:numPr>
+        <w:spacing w:line="360" w:lineRule="auto"/>
+        <w:jc w:val="both"/>
         <w:rPr>
           <w:rFonts w:ascii="Times New Roman" w:hAnsi="Times New Roman" w:cs="Times New Roman"/>
           <w:iCs/>
@@ -1563,7 +1624,7 @@
           <w:sz w:val="24"/>
           <w:szCs w:val="24"/>
         </w:rPr>
-        <w:t xml:space="preserve">Assign activities and tasks to the experts, keep track of work progress (using google forms appropriately), </w:t>
+        <w:t>Assign activities and tasks to the experts, keep track of work progress (using google forms appropriately),</w:t>
       </w:r>
     </w:p>
     <w:p>
@@ -1573,6 +1634,8 @@
           <w:ilvl w:val="0"/>
           <w:numId w:val="8"/>
         </w:numPr>
+        <w:spacing w:line="360" w:lineRule="auto"/>
+        <w:jc w:val="both"/>
         <w:rPr>
           <w:rFonts w:ascii="Times New Roman" w:hAnsi="Times New Roman" w:cs="Times New Roman"/>
           <w:iCs/>
@@ -1587,7 +1650,7 @@
           <w:sz w:val="24"/>
           <w:szCs w:val="24"/>
         </w:rPr>
-        <w:t xml:space="preserve">Compile and format the work from experts, </w:t>
+        <w:t>Compile and format the work from experts,</w:t>
       </w:r>
     </w:p>
     <w:p>
@@ -1597,6 +1660,8 @@
           <w:ilvl w:val="0"/>
           <w:numId w:val="8"/>
         </w:numPr>
+        <w:spacing w:line="360" w:lineRule="auto"/>
+        <w:jc w:val="both"/>
         <w:rPr>
           <w:rFonts w:ascii="Times New Roman" w:hAnsi="Times New Roman" w:cs="Times New Roman"/>
           <w:iCs/>
@@ -1611,7 +1676,7 @@
           <w:sz w:val="24"/>
           <w:szCs w:val="24"/>
         </w:rPr>
-        <w:t xml:space="preserve">Submit a zero draft for the area assigned, </w:t>
+        <w:t>Submit a zero draft for the area assigned,</w:t>
       </w:r>
     </w:p>
     <w:p>
@@ -1621,6 +1686,8 @@
           <w:ilvl w:val="0"/>
           <w:numId w:val="8"/>
         </w:numPr>
+        <w:spacing w:line="360" w:lineRule="auto"/>
+        <w:jc w:val="both"/>
         <w:rPr>
           <w:rFonts w:ascii="Times New Roman" w:hAnsi="Times New Roman" w:cs="Times New Roman"/>
           <w:iCs/>
@@ -1635,6 +1702,7 @@
           <w:sz w:val="24"/>
           <w:szCs w:val="24"/>
         </w:rPr>
+        <w:lastRenderedPageBreak/>
         <w:t>Take part in doing input in the content, as well as responding and acting accordingly to any activity assigned to me by the management and project administrators</w:t>
       </w:r>
       <w:r>
@@ -1649,6 +1717,8 @@
     </w:p>
     <w:p>
       <w:pPr>
+        <w:spacing w:line="360" w:lineRule="auto"/>
+        <w:jc w:val="both"/>
         <w:rPr>
           <w:rFonts w:ascii="Times New Roman" w:hAnsi="Times New Roman" w:cs="Times New Roman"/>
           <w:b/>
@@ -1671,6 +1741,71 @@
           <w:ilvl w:val="0"/>
           <w:numId w:val="7"/>
         </w:numPr>
+        <w:spacing w:line="360" w:lineRule="auto"/>
+        <w:jc w:val="both"/>
+        <w:rPr>
+          <w:rFonts w:ascii="Times New Roman" w:hAnsi="Times New Roman" w:cs="Times New Roman"/>
+          <w:sz w:val="24"/>
+          <w:szCs w:val="24"/>
+        </w:rPr>
+      </w:pPr>
+      <w:r>
+        <w:rPr>
+          <w:rFonts w:ascii="Times New Roman" w:hAnsi="Times New Roman" w:cs="Times New Roman"/>
+          <w:sz w:val="24"/>
+          <w:szCs w:val="24"/>
+        </w:rPr>
+        <w:t xml:space="preserve">Contributed two repositories to Arctic </w:t>
+      </w:r>
+      <w:r>
+        <w:rPr>
+          <w:rFonts w:ascii="Times New Roman" w:hAnsi="Times New Roman" w:cs="Times New Roman"/>
+          <w:sz w:val="24"/>
+          <w:szCs w:val="24"/>
+        </w:rPr>
+        <w:t xml:space="preserve">Code </w:t>
+      </w:r>
+      <w:r>
+        <w:rPr>
+          <w:rFonts w:ascii="Times New Roman" w:hAnsi="Times New Roman" w:cs="Times New Roman"/>
+          <w:sz w:val="24"/>
+          <w:szCs w:val="24"/>
+        </w:rPr>
+        <w:t>Vault GitHub</w:t>
+      </w:r>
+      <w:r>
+        <w:rPr>
+          <w:rFonts w:ascii="Times New Roman" w:hAnsi="Times New Roman" w:cs="Times New Roman"/>
+          <w:sz w:val="24"/>
+          <w:szCs w:val="24"/>
+        </w:rPr>
+        <w:t xml:space="preserve"> Archive Program</w:t>
+      </w:r>
+      <w:r>
+        <w:rPr>
+          <w:rFonts w:ascii="Times New Roman" w:hAnsi="Times New Roman" w:cs="Times New Roman"/>
+          <w:sz w:val="24"/>
+          <w:szCs w:val="24"/>
+        </w:rPr>
+        <w:t xml:space="preserve"> (</w:t>
+      </w:r>
+      <w:r>
+        <w:rPr>
+          <w:rFonts w:ascii="Times New Roman" w:hAnsi="Times New Roman" w:cs="Times New Roman"/>
+          <w:sz w:val="24"/>
+          <w:szCs w:val="24"/>
+        </w:rPr>
+        <w:t>2020).</w:t>
+      </w:r>
+    </w:p>
+    <w:p>
+      <w:pPr>
+        <w:pStyle w:val="ListParagraph"/>
+        <w:numPr>
+          <w:ilvl w:val="0"/>
+          <w:numId w:val="7"/>
+        </w:numPr>
+        <w:spacing w:line="360" w:lineRule="auto"/>
         <w:jc w:val="both"/>
         <w:rPr>
           <w:rStyle w:val="Hyperlink"/>
@@ -1716,6 +1851,7 @@
           <w:ilvl w:val="0"/>
           <w:numId w:val="7"/>
         </w:numPr>
+        <w:spacing w:line="360" w:lineRule="auto"/>
         <w:jc w:val="both"/>
         <w:rPr>
           <w:rStyle w:val="Hyperlink"/>
@@ -1792,17 +1928,6 @@
           <w:t>https://airbnb-clone-4b80e.web.app/</w:t>
         </w:r>
       </w:hyperlink>
-      <w:r>
-        <w:rPr>
-          <w:rStyle w:val="Hyperlink"/>
-          <w:rFonts w:ascii="Times New Roman" w:hAnsi="Times New Roman" w:cs="Times New Roman"/>
-          <w:color w:val="auto"/>
-          <w:sz w:val="24"/>
-          <w:szCs w:val="24"/>
-          <w:u w:val="none"/>
-        </w:rPr>
-        <w:t xml:space="preserve"> </w:t>
-      </w:r>
     </w:p>
     <w:p>
       <w:pPr>
@@ -1811,6 +1936,7 @@
           <w:ilvl w:val="0"/>
           <w:numId w:val="7"/>
         </w:numPr>
+        <w:spacing w:line="360" w:lineRule="auto"/>
         <w:jc w:val="both"/>
         <w:rPr>
           <w:rStyle w:val="Hyperlink"/>
@@ -1862,6 +1988,7 @@
           <w:ilvl w:val="0"/>
           <w:numId w:val="7"/>
         </w:numPr>
+        <w:spacing w:line="360" w:lineRule="auto"/>
         <w:jc w:val="both"/>
         <w:rPr>
           <w:rStyle w:val="Hyperlink"/>
@@ -1894,31 +2021,23 @@
           <w:t>https://whats-app-clone-f8c85.web.app</w:t>
         </w:r>
       </w:hyperlink>
-      <w:r>
-        <w:rPr>
-          <w:rStyle w:val="Hyperlink"/>
-          <w:rFonts w:ascii="Times New Roman" w:hAnsi="Times New Roman" w:cs="Times New Roman"/>
-          <w:color w:val="auto"/>
-          <w:sz w:val="24"/>
-          <w:szCs w:val="24"/>
-          <w:u w:val="none"/>
-        </w:rPr>
-        <w:t xml:space="preserve"> </w:t>
-      </w:r>
     </w:p>
     <w:p>
       <w:pPr>
         <w:pStyle w:val="ListParagraph"/>
-        <w:jc w:val="both"/>
-        <w:rPr>
-          <w:rFonts w:ascii="Times New Roman" w:hAnsi="Times New Roman" w:cs="Times New Roman"/>
-          <w:sz w:val="24"/>
-          <w:szCs w:val="24"/>
-        </w:rPr>
-      </w:pPr>
-    </w:p>
-    <w:p>
-      <w:pPr>
+        <w:spacing w:line="360" w:lineRule="auto"/>
+        <w:jc w:val="both"/>
+        <w:rPr>
+          <w:rFonts w:ascii="Times New Roman" w:hAnsi="Times New Roman" w:cs="Times New Roman"/>
+          <w:sz w:val="24"/>
+          <w:szCs w:val="24"/>
+        </w:rPr>
+      </w:pPr>
+    </w:p>
+    <w:p>
+      <w:pPr>
+        <w:spacing w:line="360" w:lineRule="auto"/>
+        <w:jc w:val="both"/>
         <w:rPr>
           <w:rFonts w:ascii="Times New Roman" w:eastAsia="Times New Roman" w:hAnsi="Times New Roman" w:cs="Times New Roman"/>
           <w:b/>
@@ -1936,6 +2055,8 @@
     </w:p>
     <w:p>
       <w:pPr>
+        <w:spacing w:line="360" w:lineRule="auto"/>
+        <w:jc w:val="both"/>
         <w:rPr>
           <w:rFonts w:ascii="Times New Roman" w:eastAsia="Times New Roman" w:hAnsi="Times New Roman" w:cs="Times New Roman"/>
         </w:rPr>
@@ -1952,21 +2073,29 @@
         </w:rPr>
         <w:t xml:space="preserve"> generate more revenue.</w:t>
       </w:r>
-      <w:r>
-        <w:rPr>
-          <w:rFonts w:ascii="Times New Roman" w:eastAsia="Times New Roman" w:hAnsi="Times New Roman" w:cs="Times New Roman"/>
-        </w:rPr>
-        <w:t xml:space="preserve"> </w:t>
-      </w:r>
-      <w:r>
-        <w:rPr>
-          <w:rFonts w:ascii="Times New Roman" w:eastAsia="Times New Roman" w:hAnsi="Times New Roman" w:cs="Times New Roman"/>
-        </w:rPr>
-        <w:t xml:space="preserve"> </w:t>
-      </w:r>
-    </w:p>
-    <w:p>
-      <w:pPr>
+    </w:p>
+    <w:p>
+      <w:pPr>
+        <w:spacing w:line="360" w:lineRule="auto"/>
+        <w:jc w:val="both"/>
+        <w:rPr>
+          <w:rFonts w:ascii="Times New Roman" w:eastAsia="Times New Roman" w:hAnsi="Times New Roman" w:cs="Times New Roman"/>
+        </w:rPr>
+      </w:pPr>
+    </w:p>
+    <w:p>
+      <w:pPr>
+        <w:spacing w:line="360" w:lineRule="auto"/>
+        <w:jc w:val="both"/>
+        <w:rPr>
+          <w:rFonts w:ascii="Times New Roman" w:eastAsia="Times New Roman" w:hAnsi="Times New Roman" w:cs="Times New Roman"/>
+        </w:rPr>
+      </w:pPr>
+    </w:p>
+    <w:p>
+      <w:pPr>
+        <w:spacing w:line="360" w:lineRule="auto"/>
+        <w:jc w:val="both"/>
         <w:rPr>
           <w:rFonts w:ascii="Times New Roman" w:eastAsia="Times New Roman" w:hAnsi="Times New Roman" w:cs="Times New Roman"/>
           <w:b/>
@@ -1976,6 +2105,8 @@
     </w:p>
     <w:p>
       <w:pPr>
+        <w:spacing w:line="360" w:lineRule="auto"/>
+        <w:jc w:val="both"/>
         <w:rPr>
           <w:rFonts w:ascii="Times New Roman" w:eastAsia="Times New Roman" w:hAnsi="Times New Roman" w:cs="Times New Roman"/>
           <w:b/>
@@ -2009,6 +2140,8 @@
     </w:p>
     <w:p>
       <w:pPr>
+        <w:spacing w:line="360" w:lineRule="auto"/>
+        <w:jc w:val="both"/>
         <w:rPr>
           <w:rFonts w:ascii="Times New Roman" w:eastAsia="Times New Roman" w:hAnsi="Times New Roman" w:cs="Times New Roman"/>
         </w:rPr>
@@ -2040,6 +2173,8 @@
     </w:p>
     <w:p>
       <w:pPr>
+        <w:spacing w:line="360" w:lineRule="auto"/>
+        <w:jc w:val="both"/>
         <w:rPr>
           <w:rFonts w:ascii="Times New Roman" w:eastAsia="Times New Roman" w:hAnsi="Times New Roman" w:cs="Times New Roman"/>
         </w:rPr>
@@ -2053,6 +2188,8 @@
     </w:p>
     <w:p>
       <w:pPr>
+        <w:spacing w:line="360" w:lineRule="auto"/>
+        <w:jc w:val="both"/>
         <w:rPr>
           <w:rFonts w:ascii="Times New Roman" w:eastAsia="Times New Roman" w:hAnsi="Times New Roman" w:cs="Times New Roman"/>
         </w:rPr>
@@ -2090,17 +2227,19 @@
     </w:p>
     <w:p>
       <w:pPr>
-        <w:rPr>
-          <w:rFonts w:ascii="Times New Roman" w:eastAsia="Times New Roman" w:hAnsi="Times New Roman" w:cs="Times New Roman"/>
-          <w:color w:val="0000FF" w:themeColor="hyperlink"/>
-          <w:u w:val="single"/>
-        </w:rPr>
-      </w:pPr>
-      <w:r>
-        <w:rPr>
-          <w:rFonts w:ascii="Times New Roman" w:eastAsia="Times New Roman" w:hAnsi="Times New Roman" w:cs="Times New Roman"/>
-        </w:rPr>
-        <w:lastRenderedPageBreak/>
+        <w:spacing w:line="360" w:lineRule="auto"/>
+        <w:jc w:val="both"/>
+        <w:rPr>
+          <w:rStyle w:val="Hyperlink"/>
+          <w:rFonts w:ascii="Times New Roman" w:eastAsia="Times New Roman" w:hAnsi="Times New Roman" w:cs="Times New Roman"/>
+          <w:color w:val="0070C0"/>
+          <w:u w:val="none"/>
+        </w:rPr>
+      </w:pPr>
+      <w:r>
+        <w:rPr>
+          <w:rFonts w:ascii="Times New Roman" w:eastAsia="Times New Roman" w:hAnsi="Times New Roman" w:cs="Times New Roman"/>
+        </w:rPr>
         <w:t xml:space="preserve">Email: </w:t>
       </w:r>
       <w:r>
@@ -2123,24 +2262,56 @@
     </w:p>
     <w:p>
       <w:pPr>
-        <w:rPr>
-          <w:rFonts w:ascii="Times New Roman" w:eastAsia="Times New Roman" w:hAnsi="Times New Roman" w:cs="Times New Roman"/>
-        </w:rPr>
-      </w:pPr>
-      <w:r>
-        <w:rPr>
-          <w:rFonts w:ascii="Times New Roman" w:eastAsia="Times New Roman" w:hAnsi="Times New Roman" w:cs="Times New Roman"/>
-        </w:rPr>
-        <w:t xml:space="preserve">Tony </w:t>
-      </w:r>
-      <w:proofErr w:type="spellStart"/>
-      <w:r>
-        <w:rPr>
-          <w:rFonts w:ascii="Times New Roman" w:eastAsia="Times New Roman" w:hAnsi="Times New Roman" w:cs="Times New Roman"/>
-        </w:rPr>
-        <w:t>Kenyaiti</w:t>
-      </w:r>
-      <w:proofErr w:type="spellEnd"/>
+        <w:spacing w:line="360" w:lineRule="auto"/>
+        <w:jc w:val="both"/>
+        <w:rPr>
+          <w:rFonts w:ascii="Times New Roman" w:eastAsia="Times New Roman" w:hAnsi="Times New Roman" w:cs="Times New Roman"/>
+          <w:color w:val="0000FF" w:themeColor="hyperlink"/>
+          <w:u w:val="single"/>
+        </w:rPr>
+      </w:pPr>
+    </w:p>
+    <w:p>
+      <w:pPr>
+        <w:spacing w:line="360" w:lineRule="auto"/>
+        <w:jc w:val="both"/>
+        <w:rPr>
+          <w:rFonts w:ascii="Times New Roman" w:eastAsia="Times New Roman" w:hAnsi="Times New Roman" w:cs="Times New Roman"/>
+        </w:rPr>
+      </w:pPr>
+      <w:r>
+        <w:rPr>
+          <w:rFonts w:ascii="Times New Roman" w:eastAsia="Times New Roman" w:hAnsi="Times New Roman" w:cs="Times New Roman"/>
+        </w:rPr>
+        <w:t>Tony Kenyaiti,</w:t>
+      </w:r>
+    </w:p>
+    <w:p>
+      <w:pPr>
+        <w:spacing w:line="360" w:lineRule="auto"/>
+        <w:jc w:val="both"/>
+        <w:rPr>
+          <w:rFonts w:ascii="Times New Roman" w:eastAsia="Times New Roman" w:hAnsi="Times New Roman" w:cs="Times New Roman"/>
+        </w:rPr>
+      </w:pPr>
+      <w:r>
+        <w:rPr>
+          <w:rFonts w:ascii="Times New Roman" w:eastAsia="Times New Roman" w:hAnsi="Times New Roman" w:cs="Times New Roman"/>
+        </w:rPr>
+        <w:t xml:space="preserve">Kenya Wildlife Service </w:t>
+      </w:r>
+      <w:r>
+        <w:rPr>
+          <w:rFonts w:ascii="Times New Roman" w:eastAsia="Times New Roman" w:hAnsi="Times New Roman" w:cs="Times New Roman"/>
+        </w:rPr>
+        <w:t>Headquarters (</w:t>
+      </w:r>
+      <w:r>
+        <w:rPr>
+          <w:rFonts w:ascii="Times New Roman" w:eastAsia="Times New Roman" w:hAnsi="Times New Roman" w:cs="Times New Roman"/>
+        </w:rPr>
+        <w:t>ICT Department)</w:t>
+      </w:r>
       <w:r>
         <w:rPr>
           <w:rFonts w:ascii="Times New Roman" w:eastAsia="Times New Roman" w:hAnsi="Times New Roman" w:cs="Times New Roman"/>
@@ -2150,37 +2321,8 @@
     </w:p>
     <w:p>
       <w:pPr>
-        <w:rPr>
-          <w:rFonts w:ascii="Times New Roman" w:eastAsia="Times New Roman" w:hAnsi="Times New Roman" w:cs="Times New Roman"/>
-        </w:rPr>
-      </w:pPr>
-      <w:r>
-        <w:rPr>
-          <w:rFonts w:ascii="Times New Roman" w:eastAsia="Times New Roman" w:hAnsi="Times New Roman" w:cs="Times New Roman"/>
-        </w:rPr>
-        <w:t xml:space="preserve">Kenya Wildlife Service </w:t>
-      </w:r>
-      <w:r>
-        <w:rPr>
-          <w:rFonts w:ascii="Times New Roman" w:eastAsia="Times New Roman" w:hAnsi="Times New Roman" w:cs="Times New Roman"/>
-        </w:rPr>
-        <w:t>Headquarters (</w:t>
-      </w:r>
-      <w:r>
-        <w:rPr>
-          <w:rFonts w:ascii="Times New Roman" w:eastAsia="Times New Roman" w:hAnsi="Times New Roman" w:cs="Times New Roman"/>
-        </w:rPr>
-        <w:t>ICT Department)</w:t>
-      </w:r>
-      <w:r>
-        <w:rPr>
-          <w:rFonts w:ascii="Times New Roman" w:eastAsia="Times New Roman" w:hAnsi="Times New Roman" w:cs="Times New Roman"/>
-        </w:rPr>
-        <w:t>,</w:t>
-      </w:r>
-    </w:p>
-    <w:p>
-      <w:pPr>
+        <w:spacing w:line="360" w:lineRule="auto"/>
+        <w:jc w:val="both"/>
         <w:rPr>
           <w:rFonts w:ascii="Times New Roman" w:eastAsia="Times New Roman" w:hAnsi="Times New Roman" w:cs="Times New Roman"/>
         </w:rPr>
@@ -2201,26 +2343,24 @@
     </w:p>
     <w:p>
       <w:pPr>
-        <w:rPr>
-          <w:rFonts w:ascii="Times New Roman" w:eastAsia="Times New Roman" w:hAnsi="Times New Roman" w:cs="Times New Roman"/>
-        </w:rPr>
-      </w:pPr>
-    </w:p>
-    <w:p>
-      <w:pPr>
-        <w:rPr>
-          <w:rFonts w:ascii="Times New Roman" w:eastAsia="Times New Roman" w:hAnsi="Times New Roman" w:cs="Times New Roman"/>
-        </w:rPr>
-      </w:pPr>
-      <w:r>
-        <w:rPr>
-          <w:rFonts w:ascii="Times New Roman" w:eastAsia="Times New Roman" w:hAnsi="Times New Roman" w:cs="Times New Roman"/>
-        </w:rPr>
+        <w:spacing w:line="360" w:lineRule="auto"/>
+        <w:jc w:val="both"/>
+        <w:rPr>
+          <w:rFonts w:ascii="Times New Roman" w:eastAsia="Times New Roman" w:hAnsi="Times New Roman" w:cs="Times New Roman"/>
+        </w:rPr>
+      </w:pPr>
+      <w:r>
+        <w:rPr>
+          <w:rFonts w:ascii="Times New Roman" w:eastAsia="Times New Roman" w:hAnsi="Times New Roman" w:cs="Times New Roman"/>
+        </w:rPr>
+        <w:lastRenderedPageBreak/>
         <w:t>Dr. Samson Kariuki,</w:t>
       </w:r>
     </w:p>
     <w:p>
       <w:pPr>
+        <w:spacing w:line="360" w:lineRule="auto"/>
+        <w:jc w:val="both"/>
         <w:rPr>
           <w:rFonts w:ascii="Times New Roman" w:eastAsia="Times New Roman" w:hAnsi="Times New Roman" w:cs="Times New Roman"/>
         </w:rPr>
@@ -2234,6 +2374,8 @@
     </w:p>
     <w:p>
       <w:pPr>
+        <w:spacing w:line="360" w:lineRule="auto"/>
+        <w:jc w:val="both"/>
         <w:rPr>
           <w:rFonts w:ascii="Times New Roman" w:eastAsia="Times New Roman" w:hAnsi="Times New Roman" w:cs="Times New Roman"/>
         </w:rPr>
@@ -2256,13 +2398,17 @@
     </w:p>
     <w:p>
       <w:pPr>
-        <w:rPr>
-          <w:rFonts w:ascii="Times New Roman" w:eastAsia="Times New Roman" w:hAnsi="Times New Roman" w:cs="Times New Roman"/>
-        </w:rPr>
-      </w:pPr>
-    </w:p>
-    <w:p>
-      <w:pPr>
+        <w:spacing w:line="360" w:lineRule="auto"/>
+        <w:jc w:val="both"/>
+        <w:rPr>
+          <w:rFonts w:ascii="Times New Roman" w:eastAsia="Times New Roman" w:hAnsi="Times New Roman" w:cs="Times New Roman"/>
+        </w:rPr>
+      </w:pPr>
+    </w:p>
+    <w:p>
+      <w:pPr>
+        <w:spacing w:line="360" w:lineRule="auto"/>
+        <w:jc w:val="both"/>
         <w:rPr>
           <w:rFonts w:ascii="Times New Roman" w:eastAsia="Times New Roman" w:hAnsi="Times New Roman" w:cs="Times New Roman"/>
         </w:rPr>
@@ -2831,7 +2977,7 @@
       <w:lvlText w:val="●"/>
       <w:lvlJc w:val="left"/>
       <w:pPr>
-        <w:ind w:left="720" w:hanging="360"/>
+        <w:ind w:left="1800" w:hanging="360"/>
       </w:pPr>
       <w:rPr>
         <w:u w:val="none"/>
@@ -2843,7 +2989,7 @@
       <w:lvlText w:val="○"/>
       <w:lvlJc w:val="left"/>
       <w:pPr>
-        <w:ind w:left="1440" w:hanging="360"/>
+        <w:ind w:left="2520" w:hanging="360"/>
       </w:pPr>
       <w:rPr>
         <w:u w:val="none"/>
@@ -2855,7 +3001,7 @@
       <w:lvlText w:val="■"/>
       <w:lvlJc w:val="left"/>
       <w:pPr>
-        <w:ind w:left="2160" w:hanging="360"/>
+        <w:ind w:left="3240" w:hanging="360"/>
       </w:pPr>
       <w:rPr>
         <w:u w:val="none"/>
@@ -2867,7 +3013,7 @@
       <w:lvlText w:val="●"/>
       <w:lvlJc w:val="left"/>
       <w:pPr>
-        <w:ind w:left="2880" w:hanging="360"/>
+        <w:ind w:left="3960" w:hanging="360"/>
       </w:pPr>
       <w:rPr>
         <w:u w:val="none"/>
@@ -2879,7 +3025,7 @@
       <w:lvlText w:val="○"/>
       <w:lvlJc w:val="left"/>
       <w:pPr>
-        <w:ind w:left="3600" w:hanging="360"/>
+        <w:ind w:left="4680" w:hanging="360"/>
       </w:pPr>
       <w:rPr>
         <w:u w:val="none"/>
@@ -2891,7 +3037,7 @@
       <w:lvlText w:val="■"/>
       <w:lvlJc w:val="left"/>
       <w:pPr>
-        <w:ind w:left="4320" w:hanging="360"/>
+        <w:ind w:left="5400" w:hanging="360"/>
       </w:pPr>
       <w:rPr>
         <w:u w:val="none"/>
@@ -2903,7 +3049,7 @@
       <w:lvlText w:val="●"/>
       <w:lvlJc w:val="left"/>
       <w:pPr>
-        <w:ind w:left="5040" w:hanging="360"/>
+        <w:ind w:left="6120" w:hanging="360"/>
       </w:pPr>
       <w:rPr>
         <w:u w:val="none"/>
@@ -2915,7 +3061,7 @@
       <w:lvlText w:val="○"/>
       <w:lvlJc w:val="left"/>
       <w:pPr>
-        <w:ind w:left="5760" w:hanging="360"/>
+        <w:ind w:left="6840" w:hanging="360"/>
       </w:pPr>
       <w:rPr>
         <w:u w:val="none"/>
@@ -2927,7 +3073,7 @@
       <w:lvlText w:val="■"/>
       <w:lvlJc w:val="left"/>
       <w:pPr>
-        <w:ind w:left="6480" w:hanging="360"/>
+        <w:ind w:left="7560" w:hanging="360"/>
       </w:pPr>
       <w:rPr>
         <w:u w:val="none"/>

--- a/CURRICULUM VITAE.docx
+++ b/CURRICULUM VITAE.docx
@@ -2025,6 +2025,58 @@
     <w:p>
       <w:pPr>
         <w:pStyle w:val="ListParagraph"/>
+        <w:numPr>
+          <w:ilvl w:val="0"/>
+          <w:numId w:val="7"/>
+        </w:numPr>
+        <w:spacing w:line="360" w:lineRule="auto"/>
+        <w:jc w:val="both"/>
+        <w:rPr>
+          <w:rStyle w:val="Hyperlink"/>
+          <w:rFonts w:ascii="Times New Roman" w:hAnsi="Times New Roman" w:cs="Times New Roman"/>
+          <w:color w:val="auto"/>
+          <w:sz w:val="24"/>
+          <w:szCs w:val="24"/>
+          <w:u w:val="none"/>
+        </w:rPr>
+      </w:pPr>
+      <w:r>
+        <w:rPr>
+          <w:rStyle w:val="Hyperlink"/>
+          <w:rFonts w:ascii="Times New Roman" w:hAnsi="Times New Roman" w:cs="Times New Roman"/>
+          <w:color w:val="000000" w:themeColor="text1"/>
+          <w:sz w:val="24"/>
+          <w:szCs w:val="24"/>
+          <w:u w:val="none"/>
+        </w:rPr>
+        <w:t xml:space="preserve">Gmail clone: </w:t>
+      </w:r>
+      <w:hyperlink r:id="rId18" w:history="1">
+        <w:r>
+          <w:rPr>
+            <w:rStyle w:val="Hyperlink"/>
+            <w:rFonts w:ascii="Times New Roman" w:hAnsi="Times New Roman" w:cs="Times New Roman"/>
+            <w:sz w:val="24"/>
+            <w:szCs w:val="24"/>
+          </w:rPr>
+          <w:t>https://clone-60448.web.app/</w:t>
+        </w:r>
+      </w:hyperlink>
+      <w:r>
+        <w:rPr>
+          <w:rStyle w:val="Hyperlink"/>
+          <w:rFonts w:ascii="Times New Roman" w:hAnsi="Times New Roman" w:cs="Times New Roman"/>
+          <w:color w:val="000000" w:themeColor="text1"/>
+          <w:sz w:val="24"/>
+          <w:szCs w:val="24"/>
+          <w:u w:val="none"/>
+        </w:rPr>
+        <w:t xml:space="preserve"> </w:t>
+      </w:r>
+    </w:p>
+    <w:p>
+      <w:pPr>
+        <w:pStyle w:val="ListParagraph"/>
         <w:spacing w:line="360" w:lineRule="auto"/>
         <w:jc w:val="both"/>
         <w:rPr>
@@ -2248,7 +2300,7 @@
         </w:rPr>
         <w:t xml:space="preserve"> </w:t>
       </w:r>
-      <w:hyperlink r:id="rId18" w:history="1">
+      <w:hyperlink r:id="rId19" w:history="1">
         <w:r>
           <w:rPr>
             <w:rStyle w:val="Hyperlink"/>
@@ -2331,6 +2383,7 @@
         <w:rPr>
           <w:rFonts w:ascii="Times New Roman" w:eastAsia="Times New Roman" w:hAnsi="Times New Roman" w:cs="Times New Roman"/>
         </w:rPr>
+        <w:lastRenderedPageBreak/>
         <w:t xml:space="preserve">Email: </w:t>
       </w:r>
       <w:r>
@@ -2353,7 +2406,6 @@
         <w:rPr>
           <w:rFonts w:ascii="Times New Roman" w:eastAsia="Times New Roman" w:hAnsi="Times New Roman" w:cs="Times New Roman"/>
         </w:rPr>
-        <w:lastRenderedPageBreak/>
         <w:t>Dr. Samson Kariuki,</w:t>
       </w:r>
     </w:p>
@@ -2386,7 +2438,7 @@
         </w:rPr>
         <w:t xml:space="preserve">Email: </w:t>
       </w:r>
-      <w:hyperlink r:id="rId19" w:history="1">
+      <w:hyperlink r:id="rId20" w:history="1">
         <w:r>
           <w:rPr>
             <w:rStyle w:val="Hyperlink"/>
@@ -2415,12 +2467,12 @@
       </w:pPr>
     </w:p>
     <w:sectPr>
-      <w:headerReference w:type="even" r:id="rId20"/>
-      <w:headerReference w:type="default" r:id="rId21"/>
-      <w:footerReference w:type="even" r:id="rId22"/>
-      <w:footerReference w:type="default" r:id="rId23"/>
-      <w:headerReference w:type="first" r:id="rId24"/>
-      <w:footerReference w:type="first" r:id="rId25"/>
+      <w:headerReference w:type="even" r:id="rId21"/>
+      <w:headerReference w:type="default" r:id="rId22"/>
+      <w:footerReference w:type="even" r:id="rId23"/>
+      <w:footerReference w:type="default" r:id="rId24"/>
+      <w:headerReference w:type="first" r:id="rId25"/>
+      <w:footerReference w:type="first" r:id="rId26"/>
       <w:pgSz w:w="12240" w:h="15840"/>
       <w:pgMar w:top="1440" w:right="1440" w:bottom="1440" w:left="1440" w:header="720" w:footer="720" w:gutter="0"/>
       <w:pgNumType w:start="1"/>

--- a/CURRICULUM VITAE.docx
+++ b/CURRICULUM VITAE.docx
@@ -1,6 +1,6 @@
 
 <file path=word/document.xml><?xml version="1.0" encoding="utf-8"?>
-<w:document xmlns:wpc="http://schemas.microsoft.com/office/word/2010/wordprocessingCanvas" xmlns:cx="http://schemas.microsoft.com/office/drawing/2014/chartex" xmlns:cx1="http://schemas.microsoft.com/office/drawing/2015/9/8/chartex" xmlns:cx2="http://schemas.microsoft.com/office/drawing/2015/10/21/chartex" xmlns:cx3="http://schemas.microsoft.com/office/drawing/2016/5/9/chartex" xmlns:cx4="http://schemas.microsoft.com/office/drawing/2016/5/10/chartex" xmlns:cx5="http://schemas.microsoft.com/office/drawing/2016/5/11/chartex" xmlns:cx6="http://schemas.microsoft.com/office/drawing/2016/5/12/chartex" xmlns:cx7="http://schemas.microsoft.com/office/drawing/2016/5/13/chartex" xmlns:cx8="http://schemas.microsoft.com/office/drawing/2016/5/14/chartex" xmlns:mc="http://schemas.openxmlformats.org/markup-compatibility/2006" xmlns:aink="http://schemas.microsoft.com/office/drawing/2016/ink" xmlns:am3d="http://schemas.microsoft.com/office/drawing/2017/model3d" xmlns:o="urn:schemas-microsoft-com:office:office" xmlns:r="http://schemas.openxmlformats.org/officeDocument/2006/relationships" xmlns:m="http://schemas.openxmlformats.org/officeDocument/2006/math" xmlns:v="urn:schemas-microsoft-com:vml" xmlns:wp14="http://schemas.microsoft.com/office/word/2010/wordprocessingDrawing" xmlns:wp="http://schemas.openxmlformats.org/drawingml/2006/wordprocessingDrawing" xmlns:w10="urn:schemas-microsoft-com:office:word" xmlns:w="http://schemas.openxmlformats.org/wordprocessingml/2006/main" xmlns:w14="http://schemas.microsoft.com/office/word/2010/wordml" xmlns:w15="http://schemas.microsoft.com/office/word/2012/wordml" xmlns:w16cex="http://schemas.microsoft.com/office/word/2018/wordml/cex" xmlns:w16cid="http://schemas.microsoft.com/office/word/2016/wordml/cid" xmlns:w16="http://schemas.microsoft.com/office/word/2018/wordml" xmlns:w16sdtdh="http://schemas.microsoft.com/office/word/2020/wordml/sdtdatahash" xmlns:w16se="http://schemas.microsoft.com/office/word/2015/wordml/symex" xmlns:wpg="http://schemas.microsoft.com/office/word/2010/wordprocessingGroup" xmlns:wpi="http://schemas.microsoft.com/office/word/2010/wordprocessingInk" xmlns:wne="http://schemas.microsoft.com/office/word/2006/wordml" xmlns:wps="http://schemas.microsoft.com/office/word/2010/wordprocessingShape" mc:Ignorable="w14 w15 w16se w16cid w16 w16cex w16sdtdh wp14">
+<w:document xmlns:wpc="http://schemas.microsoft.com/office/word/2010/wordprocessingCanvas" xmlns:cx="http://schemas.microsoft.com/office/drawing/2014/chartex" xmlns:mc="http://schemas.openxmlformats.org/markup-compatibility/2006" xmlns:o="urn:schemas-microsoft-com:office:office" xmlns:r="http://schemas.openxmlformats.org/officeDocument/2006/relationships" xmlns:m="http://schemas.openxmlformats.org/officeDocument/2006/math" xmlns:v="urn:schemas-microsoft-com:vml" xmlns:wp14="http://schemas.microsoft.com/office/word/2010/wordprocessingDrawing" xmlns:wp="http://schemas.openxmlformats.org/drawingml/2006/wordprocessingDrawing" xmlns:w10="urn:schemas-microsoft-com:office:word" xmlns:w="http://schemas.openxmlformats.org/wordprocessingml/2006/main" xmlns:w14="http://schemas.microsoft.com/office/word/2010/wordml" xmlns:w15="http://schemas.microsoft.com/office/word/2012/wordml" xmlns:w16se="http://schemas.microsoft.com/office/word/2015/wordml/symex" xmlns:wpg="http://schemas.microsoft.com/office/word/2010/wordprocessingGroup" xmlns:wpi="http://schemas.microsoft.com/office/word/2010/wordprocessingInk" xmlns:wne="http://schemas.microsoft.com/office/word/2006/wordml" xmlns:wps="http://schemas.microsoft.com/office/word/2010/wordprocessingShape" mc:Ignorable="w14 w15 w16se wp14">
   <w:body>
     <w:p>
       <w:pPr>
@@ -1036,6 +1036,12 @@
         <w:rPr>
           <w:rFonts w:ascii="Times New Roman" w:eastAsia="Times New Roman" w:hAnsi="Times New Roman" w:cs="Times New Roman"/>
         </w:rPr>
+        <w:t xml:space="preserve">MySQL, </w:t>
+      </w:r>
+      <w:r>
+        <w:rPr>
+          <w:rFonts w:ascii="Times New Roman" w:eastAsia="Times New Roman" w:hAnsi="Times New Roman" w:cs="Times New Roman"/>
+        </w:rPr>
         <w:t>PHP,</w:t>
       </w:r>
       <w:r>
@@ -1062,6 +1068,14 @@
         </w:rPr>
         <w:t>, Bootstrap</w:t>
       </w:r>
+      <w:r>
+        <w:rPr>
+          <w:rFonts w:ascii="Times New Roman" w:eastAsia="Times New Roman" w:hAnsi="Times New Roman" w:cs="Times New Roman"/>
+        </w:rPr>
+        <w:t>.</w:t>
+      </w:r>
+      <w:bookmarkStart w:id="0" w:name="_GoBack"/>
+      <w:bookmarkEnd w:id="0"/>
     </w:p>
     <w:p>
       <w:pPr>
@@ -1498,6 +1512,7 @@
           <w:sz w:val="24"/>
           <w:szCs w:val="24"/>
         </w:rPr>
+        <w:lastRenderedPageBreak/>
         <w:t>Take part in doing input in the content, as well as responding and acting accordingly to any activity assigned to me by the management and project administrators.</w:t>
       </w:r>
     </w:p>
@@ -1518,7 +1533,6 @@
           <w:b/>
           <w:bCs/>
         </w:rPr>
-        <w:lastRenderedPageBreak/>
         <w:t>MAY 2019 TO AUGUST2019</w:t>
       </w:r>
       <w:r>
@@ -2152,7 +2166,7 @@
             <w:sz w:val="24"/>
             <w:szCs w:val="24"/>
           </w:rPr>
-          <w:t>https://clone-decd3.web.app/</w:t>
+          <w:t>https://clone-5c196.web.app/</w:t>
         </w:r>
       </w:hyperlink>
       <w:r>
@@ -2239,9 +2253,12 @@
         <w:spacing w:line="360" w:lineRule="auto"/>
         <w:jc w:val="both"/>
         <w:rPr>
-          <w:rFonts w:ascii="Times New Roman" w:hAnsi="Times New Roman" w:cs="Times New Roman"/>
-          <w:sz w:val="24"/>
-          <w:szCs w:val="24"/>
+          <w:rStyle w:val="Hyperlink"/>
+          <w:rFonts w:ascii="Times New Roman" w:hAnsi="Times New Roman" w:cs="Times New Roman"/>
+          <w:color w:val="auto"/>
+          <w:sz w:val="24"/>
+          <w:szCs w:val="24"/>
+          <w:u w:val="none"/>
         </w:rPr>
       </w:pPr>
       <w:r>
@@ -2291,6 +2308,106 @@
     </w:p>
     <w:p>
       <w:pPr>
+        <w:pStyle w:val="ListParagraph"/>
+        <w:numPr>
+          <w:ilvl w:val="0"/>
+          <w:numId w:val="7"/>
+        </w:numPr>
+        <w:spacing w:line="360" w:lineRule="auto"/>
+        <w:jc w:val="both"/>
+        <w:rPr>
+          <w:rFonts w:ascii="Times New Roman" w:hAnsi="Times New Roman" w:cs="Times New Roman"/>
+          <w:sz w:val="24"/>
+          <w:szCs w:val="24"/>
+        </w:rPr>
+      </w:pPr>
+      <w:r>
+        <w:rPr>
+          <w:rStyle w:val="Hyperlink"/>
+          <w:rFonts w:ascii="Times New Roman" w:hAnsi="Times New Roman" w:cs="Times New Roman"/>
+          <w:color w:val="000000" w:themeColor="text1"/>
+          <w:sz w:val="24"/>
+          <w:szCs w:val="24"/>
+          <w:u w:val="none"/>
+        </w:rPr>
+        <w:t>Developed Twitter clone:</w:t>
+      </w:r>
+      <w:r>
+        <w:rPr>
+          <w:rFonts w:ascii="Times New Roman" w:hAnsi="Times New Roman" w:cs="Times New Roman"/>
+          <w:sz w:val="24"/>
+          <w:szCs w:val="24"/>
+        </w:rPr>
+        <w:t xml:space="preserve"> </w:t>
+      </w:r>
+      <w:hyperlink r:id="rId22" w:history="1">
+        <w:r>
+          <w:rPr>
+            <w:rStyle w:val="Hyperlink"/>
+            <w:rFonts w:ascii="Times New Roman" w:hAnsi="Times New Roman" w:cs="Times New Roman"/>
+            <w:sz w:val="24"/>
+            <w:szCs w:val="24"/>
+          </w:rPr>
+          <w:t>https://twitter-clone-2c3a7.web.app/</w:t>
+        </w:r>
+      </w:hyperlink>
+      <w:r>
+        <w:rPr>
+          <w:rFonts w:ascii="Times New Roman" w:hAnsi="Times New Roman" w:cs="Times New Roman"/>
+          <w:sz w:val="24"/>
+          <w:szCs w:val="24"/>
+        </w:rPr>
+        <w:t xml:space="preserve"> </w:t>
+      </w:r>
+    </w:p>
+    <w:p>
+      <w:pPr>
+        <w:pStyle w:val="ListParagraph"/>
+        <w:numPr>
+          <w:ilvl w:val="0"/>
+          <w:numId w:val="7"/>
+        </w:numPr>
+        <w:spacing w:line="360" w:lineRule="auto"/>
+        <w:jc w:val="both"/>
+        <w:rPr>
+          <w:rFonts w:ascii="Times New Roman" w:hAnsi="Times New Roman" w:cs="Times New Roman"/>
+          <w:sz w:val="24"/>
+          <w:szCs w:val="24"/>
+        </w:rPr>
+      </w:pPr>
+      <w:r>
+        <w:rPr>
+          <w:rStyle w:val="Hyperlink"/>
+          <w:rFonts w:ascii="Times New Roman" w:hAnsi="Times New Roman" w:cs="Times New Roman"/>
+          <w:color w:val="000000" w:themeColor="text1"/>
+          <w:sz w:val="24"/>
+          <w:szCs w:val="24"/>
+          <w:u w:val="none"/>
+        </w:rPr>
+        <w:t>Developed Instagram clone:</w:t>
+      </w:r>
+      <w:r>
+        <w:rPr>
+          <w:rFonts w:ascii="Times New Roman" w:hAnsi="Times New Roman" w:cs="Times New Roman"/>
+          <w:sz w:val="24"/>
+          <w:szCs w:val="24"/>
+        </w:rPr>
+        <w:t xml:space="preserve"> </w:t>
+      </w:r>
+      <w:hyperlink r:id="rId23" w:history="1">
+        <w:r>
+          <w:rPr>
+            <w:rStyle w:val="Hyperlink"/>
+            <w:rFonts w:ascii="Times New Roman" w:hAnsi="Times New Roman" w:cs="Times New Roman"/>
+            <w:sz w:val="24"/>
+            <w:szCs w:val="24"/>
+          </w:rPr>
+          <w:t>Instagram-Clone (instagram-clone-3ff6b.firebaseapp.com)</w:t>
+        </w:r>
+      </w:hyperlink>
+    </w:p>
+    <w:p>
+      <w:pPr>
         <w:spacing w:line="360" w:lineRule="auto"/>
         <w:jc w:val="both"/>
         <w:rPr>
@@ -2353,24 +2470,6 @@
         <w:jc w:val="both"/>
         <w:rPr>
           <w:rFonts w:ascii="Times New Roman" w:eastAsia="Times New Roman" w:hAnsi="Times New Roman" w:cs="Times New Roman"/>
-        </w:rPr>
-      </w:pPr>
-    </w:p>
-    <w:p>
-      <w:pPr>
-        <w:spacing w:line="360" w:lineRule="auto"/>
-        <w:jc w:val="both"/>
-        <w:rPr>
-          <w:rFonts w:ascii="Times New Roman" w:eastAsia="Times New Roman" w:hAnsi="Times New Roman" w:cs="Times New Roman"/>
-        </w:rPr>
-      </w:pPr>
-    </w:p>
-    <w:p>
-      <w:pPr>
-        <w:spacing w:line="360" w:lineRule="auto"/>
-        <w:jc w:val="both"/>
-        <w:rPr>
-          <w:rFonts w:ascii="Times New Roman" w:eastAsia="Times New Roman" w:hAnsi="Times New Roman" w:cs="Times New Roman"/>
           <w:b/>
           <w:u w:val="single"/>
         </w:rPr>
@@ -2381,7 +2480,6 @@
           <w:b/>
           <w:u w:val="single"/>
         </w:rPr>
-        <w:lastRenderedPageBreak/>
         <w:t>REFEREES</w:t>
       </w:r>
       <w:r>
@@ -2459,7 +2557,7 @@
         </w:rPr>
         <w:t xml:space="preserve">Email: </w:t>
       </w:r>
-      <w:hyperlink r:id="rId22" w:history="1">
+      <w:hyperlink r:id="rId24" w:history="1">
         <w:r>
           <w:rPr>
             <w:rStyle w:val="Hyperlink"/>
@@ -2537,7 +2635,7 @@
         </w:rPr>
         <w:t xml:space="preserve">Email: </w:t>
       </w:r>
-      <w:hyperlink r:id="rId23" w:history="1">
+      <w:hyperlink r:id="rId25" w:history="1">
         <w:r>
           <w:rPr>
             <w:rStyle w:val="Hyperlink"/>
@@ -2670,7 +2768,7 @@
         </w:rPr>
         <w:t xml:space="preserve">Email: </w:t>
       </w:r>
-      <w:hyperlink r:id="rId24" w:history="1">
+      <w:hyperlink r:id="rId26" w:history="1">
         <w:r>
           <w:rPr>
             <w:rStyle w:val="Hyperlink"/>
@@ -2743,7 +2841,7 @@
         </w:rPr>
         <w:t xml:space="preserve">Email: </w:t>
       </w:r>
-      <w:hyperlink r:id="rId25" w:history="1">
+      <w:hyperlink r:id="rId27" w:history="1">
         <w:r>
           <w:rPr>
             <w:rStyle w:val="Hyperlink"/>
@@ -2766,12 +2864,12 @@
       </w:pPr>
     </w:p>
     <w:sectPr>
-      <w:headerReference w:type="even" r:id="rId26"/>
-      <w:headerReference w:type="default" r:id="rId27"/>
-      <w:footerReference w:type="even" r:id="rId28"/>
-      <w:footerReference w:type="default" r:id="rId29"/>
-      <w:headerReference w:type="first" r:id="rId30"/>
-      <w:footerReference w:type="first" r:id="rId31"/>
+      <w:headerReference w:type="even" r:id="rId28"/>
+      <w:headerReference w:type="default" r:id="rId29"/>
+      <w:footerReference w:type="even" r:id="rId30"/>
+      <w:footerReference w:type="default" r:id="rId31"/>
+      <w:headerReference w:type="first" r:id="rId32"/>
+      <w:footerReference w:type="first" r:id="rId33"/>
       <w:pgSz w:w="12240" w:h="15840"/>
       <w:pgMar w:top="1440" w:right="1440" w:bottom="1440" w:left="1440" w:header="720" w:footer="720" w:gutter="0"/>
       <w:pgNumType w:start="1"/>
@@ -2782,7 +2880,7 @@
 </file>
 
 <file path=word/endnotes.xml><?xml version="1.0" encoding="utf-8"?>
-<w:endnotes xmlns:wpc="http://schemas.microsoft.com/office/word/2010/wordprocessingCanvas" xmlns:cx="http://schemas.microsoft.com/office/drawing/2014/chartex" xmlns:cx1="http://schemas.microsoft.com/office/drawing/2015/9/8/chartex" xmlns:cx2="http://schemas.microsoft.com/office/drawing/2015/10/21/chartex" xmlns:cx3="http://schemas.microsoft.com/office/drawing/2016/5/9/chartex" xmlns:cx4="http://schemas.microsoft.com/office/drawing/2016/5/10/chartex" xmlns:cx5="http://schemas.microsoft.com/office/drawing/2016/5/11/chartex" xmlns:cx6="http://schemas.microsoft.com/office/drawing/2016/5/12/chartex" xmlns:cx7="http://schemas.microsoft.com/office/drawing/2016/5/13/chartex" xmlns:cx8="http://schemas.microsoft.com/office/drawing/2016/5/14/chartex" xmlns:mc="http://schemas.openxmlformats.org/markup-compatibility/2006" xmlns:aink="http://schemas.microsoft.com/office/drawing/2016/ink" xmlns:am3d="http://schemas.microsoft.com/office/drawing/2017/model3d" xmlns:o="urn:schemas-microsoft-com:office:office" xmlns:r="http://schemas.openxmlformats.org/officeDocument/2006/relationships" xmlns:m="http://schemas.openxmlformats.org/officeDocument/2006/math" xmlns:v="urn:schemas-microsoft-com:vml" xmlns:wp14="http://schemas.microsoft.com/office/word/2010/wordprocessingDrawing" xmlns:wp="http://schemas.openxmlformats.org/drawingml/2006/wordprocessingDrawing" xmlns:w10="urn:schemas-microsoft-com:office:word" xmlns:w="http://schemas.openxmlformats.org/wordprocessingml/2006/main" xmlns:w14="http://schemas.microsoft.com/office/word/2010/wordml" xmlns:w15="http://schemas.microsoft.com/office/word/2012/wordml" xmlns:w16cex="http://schemas.microsoft.com/office/word/2018/wordml/cex" xmlns:w16cid="http://schemas.microsoft.com/office/word/2016/wordml/cid" xmlns:w16="http://schemas.microsoft.com/office/word/2018/wordml" xmlns:w16sdtdh="http://schemas.microsoft.com/office/word/2020/wordml/sdtdatahash" xmlns:w16se="http://schemas.microsoft.com/office/word/2015/wordml/symex" xmlns:wpg="http://schemas.microsoft.com/office/word/2010/wordprocessingGroup" xmlns:wpi="http://schemas.microsoft.com/office/word/2010/wordprocessingInk" xmlns:wne="http://schemas.microsoft.com/office/word/2006/wordml" xmlns:wps="http://schemas.microsoft.com/office/word/2010/wordprocessingShape" mc:Ignorable="w14 w15 w16se w16cid w16 w16cex w16sdtdh wp14">
+<w:endnotes xmlns:wpc="http://schemas.microsoft.com/office/word/2010/wordprocessingCanvas" xmlns:cx="http://schemas.microsoft.com/office/drawing/2014/chartex" xmlns:mc="http://schemas.openxmlformats.org/markup-compatibility/2006" xmlns:o="urn:schemas-microsoft-com:office:office" xmlns:r="http://schemas.openxmlformats.org/officeDocument/2006/relationships" xmlns:m="http://schemas.openxmlformats.org/officeDocument/2006/math" xmlns:v="urn:schemas-microsoft-com:vml" xmlns:wp14="http://schemas.microsoft.com/office/word/2010/wordprocessingDrawing" xmlns:wp="http://schemas.openxmlformats.org/drawingml/2006/wordprocessingDrawing" xmlns:w10="urn:schemas-microsoft-com:office:word" xmlns:w="http://schemas.openxmlformats.org/wordprocessingml/2006/main" xmlns:w14="http://schemas.microsoft.com/office/word/2010/wordml" xmlns:w15="http://schemas.microsoft.com/office/word/2012/wordml" xmlns:w16se="http://schemas.microsoft.com/office/word/2015/wordml/symex" xmlns:wpg="http://schemas.microsoft.com/office/word/2010/wordprocessingGroup" xmlns:wpi="http://schemas.microsoft.com/office/word/2010/wordprocessingInk" xmlns:wne="http://schemas.microsoft.com/office/word/2006/wordml" xmlns:wps="http://schemas.microsoft.com/office/word/2010/wordprocessingShape" mc:Ignorable="w14 w15 w16se wp14">
   <w:endnote w:type="separator" w:id="-1">
     <w:p>
       <w:pPr>
@@ -2807,7 +2905,7 @@
 </file>
 
 <file path=word/footer1.xml><?xml version="1.0" encoding="utf-8"?>
-<w:ftr xmlns:wpc="http://schemas.microsoft.com/office/word/2010/wordprocessingCanvas" xmlns:cx="http://schemas.microsoft.com/office/drawing/2014/chartex" xmlns:cx1="http://schemas.microsoft.com/office/drawing/2015/9/8/chartex" xmlns:cx2="http://schemas.microsoft.com/office/drawing/2015/10/21/chartex" xmlns:cx3="http://schemas.microsoft.com/office/drawing/2016/5/9/chartex" xmlns:cx4="http://schemas.microsoft.com/office/drawing/2016/5/10/chartex" xmlns:cx5="http://schemas.microsoft.com/office/drawing/2016/5/11/chartex" xmlns:cx6="http://schemas.microsoft.com/office/drawing/2016/5/12/chartex" xmlns:cx7="http://schemas.microsoft.com/office/drawing/2016/5/13/chartex" xmlns:cx8="http://schemas.microsoft.com/office/drawing/2016/5/14/chartex" xmlns:mc="http://schemas.openxmlformats.org/markup-compatibility/2006" xmlns:aink="http://schemas.microsoft.com/office/drawing/2016/ink" xmlns:am3d="http://schemas.microsoft.com/office/drawing/2017/model3d" xmlns:o="urn:schemas-microsoft-com:office:office" xmlns:r="http://schemas.openxmlformats.org/officeDocument/2006/relationships" xmlns:m="http://schemas.openxmlformats.org/officeDocument/2006/math" xmlns:v="urn:schemas-microsoft-com:vml" xmlns:wp14="http://schemas.microsoft.com/office/word/2010/wordprocessingDrawing" xmlns:wp="http://schemas.openxmlformats.org/drawingml/2006/wordprocessingDrawing" xmlns:w10="urn:schemas-microsoft-com:office:word" xmlns:w="http://schemas.openxmlformats.org/wordprocessingml/2006/main" xmlns:w14="http://schemas.microsoft.com/office/word/2010/wordml" xmlns:w15="http://schemas.microsoft.com/office/word/2012/wordml" xmlns:w16cex="http://schemas.microsoft.com/office/word/2018/wordml/cex" xmlns:w16cid="http://schemas.microsoft.com/office/word/2016/wordml/cid" xmlns:w16="http://schemas.microsoft.com/office/word/2018/wordml" xmlns:w16sdtdh="http://schemas.microsoft.com/office/word/2020/wordml/sdtdatahash" xmlns:w16se="http://schemas.microsoft.com/office/word/2015/wordml/symex" xmlns:wpg="http://schemas.microsoft.com/office/word/2010/wordprocessingGroup" xmlns:wpi="http://schemas.microsoft.com/office/word/2010/wordprocessingInk" xmlns:wne="http://schemas.microsoft.com/office/word/2006/wordml" xmlns:wps="http://schemas.microsoft.com/office/word/2010/wordprocessingShape" mc:Ignorable="w14 w15 w16se w16cid w16 w16cex w16sdtdh wp14">
+<w:ftr xmlns:wpc="http://schemas.microsoft.com/office/word/2010/wordprocessingCanvas" xmlns:cx="http://schemas.microsoft.com/office/drawing/2014/chartex" xmlns:mc="http://schemas.openxmlformats.org/markup-compatibility/2006" xmlns:o="urn:schemas-microsoft-com:office:office" xmlns:r="http://schemas.openxmlformats.org/officeDocument/2006/relationships" xmlns:m="http://schemas.openxmlformats.org/officeDocument/2006/math" xmlns:v="urn:schemas-microsoft-com:vml" xmlns:wp14="http://schemas.microsoft.com/office/word/2010/wordprocessingDrawing" xmlns:wp="http://schemas.openxmlformats.org/drawingml/2006/wordprocessingDrawing" xmlns:w10="urn:schemas-microsoft-com:office:word" xmlns:w="http://schemas.openxmlformats.org/wordprocessingml/2006/main" xmlns:w14="http://schemas.microsoft.com/office/word/2010/wordml" xmlns:w15="http://schemas.microsoft.com/office/word/2012/wordml" xmlns:w16se="http://schemas.microsoft.com/office/word/2015/wordml/symex" xmlns:wpg="http://schemas.microsoft.com/office/word/2010/wordprocessingGroup" xmlns:wpi="http://schemas.microsoft.com/office/word/2010/wordprocessingInk" xmlns:wne="http://schemas.microsoft.com/office/word/2006/wordml" xmlns:wps="http://schemas.microsoft.com/office/word/2010/wordprocessingShape" mc:Ignorable="w14 w15 w16se wp14">
   <w:p>
     <w:pPr>
       <w:pStyle w:val="Footer"/>
@@ -2817,7 +2915,7 @@
 </file>
 
 <file path=word/footer2.xml><?xml version="1.0" encoding="utf-8"?>
-<w:ftr xmlns:wpc="http://schemas.microsoft.com/office/word/2010/wordprocessingCanvas" xmlns:cx="http://schemas.microsoft.com/office/drawing/2014/chartex" xmlns:cx1="http://schemas.microsoft.com/office/drawing/2015/9/8/chartex" xmlns:cx2="http://schemas.microsoft.com/office/drawing/2015/10/21/chartex" xmlns:cx3="http://schemas.microsoft.com/office/drawing/2016/5/9/chartex" xmlns:cx4="http://schemas.microsoft.com/office/drawing/2016/5/10/chartex" xmlns:cx5="http://schemas.microsoft.com/office/drawing/2016/5/11/chartex" xmlns:cx6="http://schemas.microsoft.com/office/drawing/2016/5/12/chartex" xmlns:cx7="http://schemas.microsoft.com/office/drawing/2016/5/13/chartex" xmlns:cx8="http://schemas.microsoft.com/office/drawing/2016/5/14/chartex" xmlns:mc="http://schemas.openxmlformats.org/markup-compatibility/2006" xmlns:aink="http://schemas.microsoft.com/office/drawing/2016/ink" xmlns:am3d="http://schemas.microsoft.com/office/drawing/2017/model3d" xmlns:o="urn:schemas-microsoft-com:office:office" xmlns:r="http://schemas.openxmlformats.org/officeDocument/2006/relationships" xmlns:m="http://schemas.openxmlformats.org/officeDocument/2006/math" xmlns:v="urn:schemas-microsoft-com:vml" xmlns:wp14="http://schemas.microsoft.com/office/word/2010/wordprocessingDrawing" xmlns:wp="http://schemas.openxmlformats.org/drawingml/2006/wordprocessingDrawing" xmlns:w10="urn:schemas-microsoft-com:office:word" xmlns:w="http://schemas.openxmlformats.org/wordprocessingml/2006/main" xmlns:w14="http://schemas.microsoft.com/office/word/2010/wordml" xmlns:w15="http://schemas.microsoft.com/office/word/2012/wordml" xmlns:w16cex="http://schemas.microsoft.com/office/word/2018/wordml/cex" xmlns:w16cid="http://schemas.microsoft.com/office/word/2016/wordml/cid" xmlns:w16="http://schemas.microsoft.com/office/word/2018/wordml" xmlns:w16sdtdh="http://schemas.microsoft.com/office/word/2020/wordml/sdtdatahash" xmlns:w16se="http://schemas.microsoft.com/office/word/2015/wordml/symex" xmlns:wpg="http://schemas.microsoft.com/office/word/2010/wordprocessingGroup" xmlns:wpi="http://schemas.microsoft.com/office/word/2010/wordprocessingInk" xmlns:wne="http://schemas.microsoft.com/office/word/2006/wordml" xmlns:wps="http://schemas.microsoft.com/office/word/2010/wordprocessingShape" mc:Ignorable="w14 w15 w16se w16cid w16 w16cex w16sdtdh wp14">
+<w:ftr xmlns:wpc="http://schemas.microsoft.com/office/word/2010/wordprocessingCanvas" xmlns:cx="http://schemas.microsoft.com/office/drawing/2014/chartex" xmlns:mc="http://schemas.openxmlformats.org/markup-compatibility/2006" xmlns:o="urn:schemas-microsoft-com:office:office" xmlns:r="http://schemas.openxmlformats.org/officeDocument/2006/relationships" xmlns:m="http://schemas.openxmlformats.org/officeDocument/2006/math" xmlns:v="urn:schemas-microsoft-com:vml" xmlns:wp14="http://schemas.microsoft.com/office/word/2010/wordprocessingDrawing" xmlns:wp="http://schemas.openxmlformats.org/drawingml/2006/wordprocessingDrawing" xmlns:w10="urn:schemas-microsoft-com:office:word" xmlns:w="http://schemas.openxmlformats.org/wordprocessingml/2006/main" xmlns:w14="http://schemas.microsoft.com/office/word/2010/wordml" xmlns:w15="http://schemas.microsoft.com/office/word/2012/wordml" xmlns:w16se="http://schemas.microsoft.com/office/word/2015/wordml/symex" xmlns:wpg="http://schemas.microsoft.com/office/word/2010/wordprocessingGroup" xmlns:wpi="http://schemas.microsoft.com/office/word/2010/wordprocessingInk" xmlns:wne="http://schemas.microsoft.com/office/word/2006/wordml" xmlns:wps="http://schemas.microsoft.com/office/word/2010/wordprocessingShape" mc:Ignorable="w14 w15 w16se wp14">
   <w:p>
     <w:pPr>
       <w:pStyle w:val="Footer"/>
@@ -2827,7 +2925,7 @@
 </file>
 
 <file path=word/footer3.xml><?xml version="1.0" encoding="utf-8"?>
-<w:ftr xmlns:wpc="http://schemas.microsoft.com/office/word/2010/wordprocessingCanvas" xmlns:cx="http://schemas.microsoft.com/office/drawing/2014/chartex" xmlns:cx1="http://schemas.microsoft.com/office/drawing/2015/9/8/chartex" xmlns:cx2="http://schemas.microsoft.com/office/drawing/2015/10/21/chartex" xmlns:cx3="http://schemas.microsoft.com/office/drawing/2016/5/9/chartex" xmlns:cx4="http://schemas.microsoft.com/office/drawing/2016/5/10/chartex" xmlns:cx5="http://schemas.microsoft.com/office/drawing/2016/5/11/chartex" xmlns:cx6="http://schemas.microsoft.com/office/drawing/2016/5/12/chartex" xmlns:cx7="http://schemas.microsoft.com/office/drawing/2016/5/13/chartex" xmlns:cx8="http://schemas.microsoft.com/office/drawing/2016/5/14/chartex" xmlns:mc="http://schemas.openxmlformats.org/markup-compatibility/2006" xmlns:aink="http://schemas.microsoft.com/office/drawing/2016/ink" xmlns:am3d="http://schemas.microsoft.com/office/drawing/2017/model3d" xmlns:o="urn:schemas-microsoft-com:office:office" xmlns:r="http://schemas.openxmlformats.org/officeDocument/2006/relationships" xmlns:m="http://schemas.openxmlformats.org/officeDocument/2006/math" xmlns:v="urn:schemas-microsoft-com:vml" xmlns:wp14="http://schemas.microsoft.com/office/word/2010/wordprocessingDrawing" xmlns:wp="http://schemas.openxmlformats.org/drawingml/2006/wordprocessingDrawing" xmlns:w10="urn:schemas-microsoft-com:office:word" xmlns:w="http://schemas.openxmlformats.org/wordprocessingml/2006/main" xmlns:w14="http://schemas.microsoft.com/office/word/2010/wordml" xmlns:w15="http://schemas.microsoft.com/office/word/2012/wordml" xmlns:w16cex="http://schemas.microsoft.com/office/word/2018/wordml/cex" xmlns:w16cid="http://schemas.microsoft.com/office/word/2016/wordml/cid" xmlns:w16="http://schemas.microsoft.com/office/word/2018/wordml" xmlns:w16sdtdh="http://schemas.microsoft.com/office/word/2020/wordml/sdtdatahash" xmlns:w16se="http://schemas.microsoft.com/office/word/2015/wordml/symex" xmlns:wpg="http://schemas.microsoft.com/office/word/2010/wordprocessingGroup" xmlns:wpi="http://schemas.microsoft.com/office/word/2010/wordprocessingInk" xmlns:wne="http://schemas.microsoft.com/office/word/2006/wordml" xmlns:wps="http://schemas.microsoft.com/office/word/2010/wordprocessingShape" mc:Ignorable="w14 w15 w16se w16cid w16 w16cex w16sdtdh wp14">
+<w:ftr xmlns:wpc="http://schemas.microsoft.com/office/word/2010/wordprocessingCanvas" xmlns:cx="http://schemas.microsoft.com/office/drawing/2014/chartex" xmlns:mc="http://schemas.openxmlformats.org/markup-compatibility/2006" xmlns:o="urn:schemas-microsoft-com:office:office" xmlns:r="http://schemas.openxmlformats.org/officeDocument/2006/relationships" xmlns:m="http://schemas.openxmlformats.org/officeDocument/2006/math" xmlns:v="urn:schemas-microsoft-com:vml" xmlns:wp14="http://schemas.microsoft.com/office/word/2010/wordprocessingDrawing" xmlns:wp="http://schemas.openxmlformats.org/drawingml/2006/wordprocessingDrawing" xmlns:w10="urn:schemas-microsoft-com:office:word" xmlns:w="http://schemas.openxmlformats.org/wordprocessingml/2006/main" xmlns:w14="http://schemas.microsoft.com/office/word/2010/wordml" xmlns:w15="http://schemas.microsoft.com/office/word/2012/wordml" xmlns:w16se="http://schemas.microsoft.com/office/word/2015/wordml/symex" xmlns:wpg="http://schemas.microsoft.com/office/word/2010/wordprocessingGroup" xmlns:wpi="http://schemas.microsoft.com/office/word/2010/wordprocessingInk" xmlns:wne="http://schemas.microsoft.com/office/word/2006/wordml" xmlns:wps="http://schemas.microsoft.com/office/word/2010/wordprocessingShape" mc:Ignorable="w14 w15 w16se wp14">
   <w:p>
     <w:pPr>
       <w:pStyle w:val="Footer"/>
@@ -2837,7 +2935,7 @@
 </file>
 
 <file path=word/footnotes.xml><?xml version="1.0" encoding="utf-8"?>
-<w:footnotes xmlns:wpc="http://schemas.microsoft.com/office/word/2010/wordprocessingCanvas" xmlns:cx="http://schemas.microsoft.com/office/drawing/2014/chartex" xmlns:cx1="http://schemas.microsoft.com/office/drawing/2015/9/8/chartex" xmlns:cx2="http://schemas.microsoft.com/office/drawing/2015/10/21/chartex" xmlns:cx3="http://schemas.microsoft.com/office/drawing/2016/5/9/chartex" xmlns:cx4="http://schemas.microsoft.com/office/drawing/2016/5/10/chartex" xmlns:cx5="http://schemas.microsoft.com/office/drawing/2016/5/11/chartex" xmlns:cx6="http://schemas.microsoft.com/office/drawing/2016/5/12/chartex" xmlns:cx7="http://schemas.microsoft.com/office/drawing/2016/5/13/chartex" xmlns:cx8="http://schemas.microsoft.com/office/drawing/2016/5/14/chartex" xmlns:mc="http://schemas.openxmlformats.org/markup-compatibility/2006" xmlns:aink="http://schemas.microsoft.com/office/drawing/2016/ink" xmlns:am3d="http://schemas.microsoft.com/office/drawing/2017/model3d" xmlns:o="urn:schemas-microsoft-com:office:office" xmlns:r="http://schemas.openxmlformats.org/officeDocument/2006/relationships" xmlns:m="http://schemas.openxmlformats.org/officeDocument/2006/math" xmlns:v="urn:schemas-microsoft-com:vml" xmlns:wp14="http://schemas.microsoft.com/office/word/2010/wordprocessingDrawing" xmlns:wp="http://schemas.openxmlformats.org/drawingml/2006/wordprocessingDrawing" xmlns:w10="urn:schemas-microsoft-com:office:word" xmlns:w="http://schemas.openxmlformats.org/wordprocessingml/2006/main" xmlns:w14="http://schemas.microsoft.com/office/word/2010/wordml" xmlns:w15="http://schemas.microsoft.com/office/word/2012/wordml" xmlns:w16cex="http://schemas.microsoft.com/office/word/2018/wordml/cex" xmlns:w16cid="http://schemas.microsoft.com/office/word/2016/wordml/cid" xmlns:w16="http://schemas.microsoft.com/office/word/2018/wordml" xmlns:w16sdtdh="http://schemas.microsoft.com/office/word/2020/wordml/sdtdatahash" xmlns:w16se="http://schemas.microsoft.com/office/word/2015/wordml/symex" xmlns:wpg="http://schemas.microsoft.com/office/word/2010/wordprocessingGroup" xmlns:wpi="http://schemas.microsoft.com/office/word/2010/wordprocessingInk" xmlns:wne="http://schemas.microsoft.com/office/word/2006/wordml" xmlns:wps="http://schemas.microsoft.com/office/word/2010/wordprocessingShape" mc:Ignorable="w14 w15 w16se w16cid w16 w16cex w16sdtdh wp14">
+<w:footnotes xmlns:wpc="http://schemas.microsoft.com/office/word/2010/wordprocessingCanvas" xmlns:cx="http://schemas.microsoft.com/office/drawing/2014/chartex" xmlns:mc="http://schemas.openxmlformats.org/markup-compatibility/2006" xmlns:o="urn:schemas-microsoft-com:office:office" xmlns:r="http://schemas.openxmlformats.org/officeDocument/2006/relationships" xmlns:m="http://schemas.openxmlformats.org/officeDocument/2006/math" xmlns:v="urn:schemas-microsoft-com:vml" xmlns:wp14="http://schemas.microsoft.com/office/word/2010/wordprocessingDrawing" xmlns:wp="http://schemas.openxmlformats.org/drawingml/2006/wordprocessingDrawing" xmlns:w10="urn:schemas-microsoft-com:office:word" xmlns:w="http://schemas.openxmlformats.org/wordprocessingml/2006/main" xmlns:w14="http://schemas.microsoft.com/office/word/2010/wordml" xmlns:w15="http://schemas.microsoft.com/office/word/2012/wordml" xmlns:w16se="http://schemas.microsoft.com/office/word/2015/wordml/symex" xmlns:wpg="http://schemas.microsoft.com/office/word/2010/wordprocessingGroup" xmlns:wpi="http://schemas.microsoft.com/office/word/2010/wordprocessingInk" xmlns:wne="http://schemas.microsoft.com/office/word/2006/wordml" xmlns:wps="http://schemas.microsoft.com/office/word/2010/wordprocessingShape" mc:Ignorable="w14 w15 w16se wp14">
   <w:footnote w:type="separator" w:id="-1">
     <w:p>
       <w:pPr>
@@ -2862,7 +2960,7 @@
 </file>
 
 <file path=word/header1.xml><?xml version="1.0" encoding="utf-8"?>
-<w:hdr xmlns:wpc="http://schemas.microsoft.com/office/word/2010/wordprocessingCanvas" xmlns:cx="http://schemas.microsoft.com/office/drawing/2014/chartex" xmlns:cx1="http://schemas.microsoft.com/office/drawing/2015/9/8/chartex" xmlns:cx2="http://schemas.microsoft.com/office/drawing/2015/10/21/chartex" xmlns:cx3="http://schemas.microsoft.com/office/drawing/2016/5/9/chartex" xmlns:cx4="http://schemas.microsoft.com/office/drawing/2016/5/10/chartex" xmlns:cx5="http://schemas.microsoft.com/office/drawing/2016/5/11/chartex" xmlns:cx6="http://schemas.microsoft.com/office/drawing/2016/5/12/chartex" xmlns:cx7="http://schemas.microsoft.com/office/drawing/2016/5/13/chartex" xmlns:cx8="http://schemas.microsoft.com/office/drawing/2016/5/14/chartex" xmlns:mc="http://schemas.openxmlformats.org/markup-compatibility/2006" xmlns:aink="http://schemas.microsoft.com/office/drawing/2016/ink" xmlns:am3d="http://schemas.microsoft.com/office/drawing/2017/model3d" xmlns:o="urn:schemas-microsoft-com:office:office" xmlns:r="http://schemas.openxmlformats.org/officeDocument/2006/relationships" xmlns:m="http://schemas.openxmlformats.org/officeDocument/2006/math" xmlns:v="urn:schemas-microsoft-com:vml" xmlns:wp14="http://schemas.microsoft.com/office/word/2010/wordprocessingDrawing" xmlns:wp="http://schemas.openxmlformats.org/drawingml/2006/wordprocessingDrawing" xmlns:w10="urn:schemas-microsoft-com:office:word" xmlns:w="http://schemas.openxmlformats.org/wordprocessingml/2006/main" xmlns:w14="http://schemas.microsoft.com/office/word/2010/wordml" xmlns:w15="http://schemas.microsoft.com/office/word/2012/wordml" xmlns:w16cex="http://schemas.microsoft.com/office/word/2018/wordml/cex" xmlns:w16cid="http://schemas.microsoft.com/office/word/2016/wordml/cid" xmlns:w16="http://schemas.microsoft.com/office/word/2018/wordml" xmlns:w16sdtdh="http://schemas.microsoft.com/office/word/2020/wordml/sdtdatahash" xmlns:w16se="http://schemas.microsoft.com/office/word/2015/wordml/symex" xmlns:wpg="http://schemas.microsoft.com/office/word/2010/wordprocessingGroup" xmlns:wpi="http://schemas.microsoft.com/office/word/2010/wordprocessingInk" xmlns:wne="http://schemas.microsoft.com/office/word/2006/wordml" xmlns:wps="http://schemas.microsoft.com/office/word/2010/wordprocessingShape" mc:Ignorable="w14 w15 w16se w16cid w16 w16cex w16sdtdh wp14">
+<w:hdr xmlns:wpc="http://schemas.microsoft.com/office/word/2010/wordprocessingCanvas" xmlns:cx="http://schemas.microsoft.com/office/drawing/2014/chartex" xmlns:mc="http://schemas.openxmlformats.org/markup-compatibility/2006" xmlns:o="urn:schemas-microsoft-com:office:office" xmlns:r="http://schemas.openxmlformats.org/officeDocument/2006/relationships" xmlns:m="http://schemas.openxmlformats.org/officeDocument/2006/math" xmlns:v="urn:schemas-microsoft-com:vml" xmlns:wp14="http://schemas.microsoft.com/office/word/2010/wordprocessingDrawing" xmlns:wp="http://schemas.openxmlformats.org/drawingml/2006/wordprocessingDrawing" xmlns:w10="urn:schemas-microsoft-com:office:word" xmlns:w="http://schemas.openxmlformats.org/wordprocessingml/2006/main" xmlns:w14="http://schemas.microsoft.com/office/word/2010/wordml" xmlns:w15="http://schemas.microsoft.com/office/word/2012/wordml" xmlns:w16se="http://schemas.microsoft.com/office/word/2015/wordml/symex" xmlns:wpg="http://schemas.microsoft.com/office/word/2010/wordprocessingGroup" xmlns:wpi="http://schemas.microsoft.com/office/word/2010/wordprocessingInk" xmlns:wne="http://schemas.microsoft.com/office/word/2006/wordml" xmlns:wps="http://schemas.microsoft.com/office/word/2010/wordprocessingShape" mc:Ignorable="w14 w15 w16se wp14">
   <w:p>
     <w:pPr>
       <w:pStyle w:val="Header"/>
@@ -2872,7 +2970,7 @@
 </file>
 
 <file path=word/header2.xml><?xml version="1.0" encoding="utf-8"?>
-<w:hdr xmlns:wpc="http://schemas.microsoft.com/office/word/2010/wordprocessingCanvas" xmlns:cx="http://schemas.microsoft.com/office/drawing/2014/chartex" xmlns:cx1="http://schemas.microsoft.com/office/drawing/2015/9/8/chartex" xmlns:cx2="http://schemas.microsoft.com/office/drawing/2015/10/21/chartex" xmlns:cx3="http://schemas.microsoft.com/office/drawing/2016/5/9/chartex" xmlns:cx4="http://schemas.microsoft.com/office/drawing/2016/5/10/chartex" xmlns:cx5="http://schemas.microsoft.com/office/drawing/2016/5/11/chartex" xmlns:cx6="http://schemas.microsoft.com/office/drawing/2016/5/12/chartex" xmlns:cx7="http://schemas.microsoft.com/office/drawing/2016/5/13/chartex" xmlns:cx8="http://schemas.microsoft.com/office/drawing/2016/5/14/chartex" xmlns:mc="http://schemas.openxmlformats.org/markup-compatibility/2006" xmlns:aink="http://schemas.microsoft.com/office/drawing/2016/ink" xmlns:am3d="http://schemas.microsoft.com/office/drawing/2017/model3d" xmlns:o="urn:schemas-microsoft-com:office:office" xmlns:r="http://schemas.openxmlformats.org/officeDocument/2006/relationships" xmlns:m="http://schemas.openxmlformats.org/officeDocument/2006/math" xmlns:v="urn:schemas-microsoft-com:vml" xmlns:wp14="http://schemas.microsoft.com/office/word/2010/wordprocessingDrawing" xmlns:wp="http://schemas.openxmlformats.org/drawingml/2006/wordprocessingDrawing" xmlns:w10="urn:schemas-microsoft-com:office:word" xmlns:w="http://schemas.openxmlformats.org/wordprocessingml/2006/main" xmlns:w14="http://schemas.microsoft.com/office/word/2010/wordml" xmlns:w15="http://schemas.microsoft.com/office/word/2012/wordml" xmlns:w16cex="http://schemas.microsoft.com/office/word/2018/wordml/cex" xmlns:w16cid="http://schemas.microsoft.com/office/word/2016/wordml/cid" xmlns:w16="http://schemas.microsoft.com/office/word/2018/wordml" xmlns:w16sdtdh="http://schemas.microsoft.com/office/word/2020/wordml/sdtdatahash" xmlns:w16se="http://schemas.microsoft.com/office/word/2015/wordml/symex" xmlns:wpg="http://schemas.microsoft.com/office/word/2010/wordprocessingGroup" xmlns:wpi="http://schemas.microsoft.com/office/word/2010/wordprocessingInk" xmlns:wne="http://schemas.microsoft.com/office/word/2006/wordml" xmlns:wps="http://schemas.microsoft.com/office/word/2010/wordprocessingShape" mc:Ignorable="w14 w15 w16se w16cid w16 w16cex w16sdtdh wp14">
+<w:hdr xmlns:wpc="http://schemas.microsoft.com/office/word/2010/wordprocessingCanvas" xmlns:cx="http://schemas.microsoft.com/office/drawing/2014/chartex" xmlns:mc="http://schemas.openxmlformats.org/markup-compatibility/2006" xmlns:o="urn:schemas-microsoft-com:office:office" xmlns:r="http://schemas.openxmlformats.org/officeDocument/2006/relationships" xmlns:m="http://schemas.openxmlformats.org/officeDocument/2006/math" xmlns:v="urn:schemas-microsoft-com:vml" xmlns:wp14="http://schemas.microsoft.com/office/word/2010/wordprocessingDrawing" xmlns:wp="http://schemas.openxmlformats.org/drawingml/2006/wordprocessingDrawing" xmlns:w10="urn:schemas-microsoft-com:office:word" xmlns:w="http://schemas.openxmlformats.org/wordprocessingml/2006/main" xmlns:w14="http://schemas.microsoft.com/office/word/2010/wordml" xmlns:w15="http://schemas.microsoft.com/office/word/2012/wordml" xmlns:w16se="http://schemas.microsoft.com/office/word/2015/wordml/symex" xmlns:wpg="http://schemas.microsoft.com/office/word/2010/wordprocessingGroup" xmlns:wpi="http://schemas.microsoft.com/office/word/2010/wordprocessingInk" xmlns:wne="http://schemas.microsoft.com/office/word/2006/wordml" xmlns:wps="http://schemas.microsoft.com/office/word/2010/wordprocessingShape" mc:Ignorable="w14 w15 w16se wp14">
   <w:p>
     <w:pPr>
       <w:pStyle w:val="Header"/>
@@ -2882,7 +2980,7 @@
 </file>
 
 <file path=word/header3.xml><?xml version="1.0" encoding="utf-8"?>
-<w:hdr xmlns:wpc="http://schemas.microsoft.com/office/word/2010/wordprocessingCanvas" xmlns:cx="http://schemas.microsoft.com/office/drawing/2014/chartex" xmlns:cx1="http://schemas.microsoft.com/office/drawing/2015/9/8/chartex" xmlns:cx2="http://schemas.microsoft.com/office/drawing/2015/10/21/chartex" xmlns:cx3="http://schemas.microsoft.com/office/drawing/2016/5/9/chartex" xmlns:cx4="http://schemas.microsoft.com/office/drawing/2016/5/10/chartex" xmlns:cx5="http://schemas.microsoft.com/office/drawing/2016/5/11/chartex" xmlns:cx6="http://schemas.microsoft.com/office/drawing/2016/5/12/chartex" xmlns:cx7="http://schemas.microsoft.com/office/drawing/2016/5/13/chartex" xmlns:cx8="http://schemas.microsoft.com/office/drawing/2016/5/14/chartex" xmlns:mc="http://schemas.openxmlformats.org/markup-compatibility/2006" xmlns:aink="http://schemas.microsoft.com/office/drawing/2016/ink" xmlns:am3d="http://schemas.microsoft.com/office/drawing/2017/model3d" xmlns:o="urn:schemas-microsoft-com:office:office" xmlns:r="http://schemas.openxmlformats.org/officeDocument/2006/relationships" xmlns:m="http://schemas.openxmlformats.org/officeDocument/2006/math" xmlns:v="urn:schemas-microsoft-com:vml" xmlns:wp14="http://schemas.microsoft.com/office/word/2010/wordprocessingDrawing" xmlns:wp="http://schemas.openxmlformats.org/drawingml/2006/wordprocessingDrawing" xmlns:w10="urn:schemas-microsoft-com:office:word" xmlns:w="http://schemas.openxmlformats.org/wordprocessingml/2006/main" xmlns:w14="http://schemas.microsoft.com/office/word/2010/wordml" xmlns:w15="http://schemas.microsoft.com/office/word/2012/wordml" xmlns:w16cex="http://schemas.microsoft.com/office/word/2018/wordml/cex" xmlns:w16cid="http://schemas.microsoft.com/office/word/2016/wordml/cid" xmlns:w16="http://schemas.microsoft.com/office/word/2018/wordml" xmlns:w16sdtdh="http://schemas.microsoft.com/office/word/2020/wordml/sdtdatahash" xmlns:w16se="http://schemas.microsoft.com/office/word/2015/wordml/symex" xmlns:wpg="http://schemas.microsoft.com/office/word/2010/wordprocessingGroup" xmlns:wpi="http://schemas.microsoft.com/office/word/2010/wordprocessingInk" xmlns:wne="http://schemas.microsoft.com/office/word/2006/wordml" xmlns:wps="http://schemas.microsoft.com/office/word/2010/wordprocessingShape" mc:Ignorable="w14 w15 w16se w16cid w16 w16cex w16sdtdh wp14">
+<w:hdr xmlns:wpc="http://schemas.microsoft.com/office/word/2010/wordprocessingCanvas" xmlns:cx="http://schemas.microsoft.com/office/drawing/2014/chartex" xmlns:mc="http://schemas.openxmlformats.org/markup-compatibility/2006" xmlns:o="urn:schemas-microsoft-com:office:office" xmlns:r="http://schemas.openxmlformats.org/officeDocument/2006/relationships" xmlns:m="http://schemas.openxmlformats.org/officeDocument/2006/math" xmlns:v="urn:schemas-microsoft-com:vml" xmlns:wp14="http://schemas.microsoft.com/office/word/2010/wordprocessingDrawing" xmlns:wp="http://schemas.openxmlformats.org/drawingml/2006/wordprocessingDrawing" xmlns:w10="urn:schemas-microsoft-com:office:word" xmlns:w="http://schemas.openxmlformats.org/wordprocessingml/2006/main" xmlns:w14="http://schemas.microsoft.com/office/word/2010/wordml" xmlns:w15="http://schemas.microsoft.com/office/word/2012/wordml" xmlns:w16se="http://schemas.microsoft.com/office/word/2015/wordml/symex" xmlns:wpg="http://schemas.microsoft.com/office/word/2010/wordprocessingGroup" xmlns:wpi="http://schemas.microsoft.com/office/word/2010/wordprocessingInk" xmlns:wne="http://schemas.microsoft.com/office/word/2006/wordml" xmlns:wps="http://schemas.microsoft.com/office/word/2010/wordprocessingShape" mc:Ignorable="w14 w15 w16se wp14">
   <w:p>
     <w:pPr>
       <w:pStyle w:val="Header"/>
@@ -2892,7 +2990,7 @@
 </file>
 
 <file path=word/numbering.xml><?xml version="1.0" encoding="utf-8"?>
-<w:numbering xmlns:wpc="http://schemas.microsoft.com/office/word/2010/wordprocessingCanvas" xmlns:cx="http://schemas.microsoft.com/office/drawing/2014/chartex" xmlns:cx1="http://schemas.microsoft.com/office/drawing/2015/9/8/chartex" xmlns:cx2="http://schemas.microsoft.com/office/drawing/2015/10/21/chartex" xmlns:cx3="http://schemas.microsoft.com/office/drawing/2016/5/9/chartex" xmlns:cx4="http://schemas.microsoft.com/office/drawing/2016/5/10/chartex" xmlns:cx5="http://schemas.microsoft.com/office/drawing/2016/5/11/chartex" xmlns:cx6="http://schemas.microsoft.com/office/drawing/2016/5/12/chartex" xmlns:cx7="http://schemas.microsoft.com/office/drawing/2016/5/13/chartex" xmlns:cx8="http://schemas.microsoft.com/office/drawing/2016/5/14/chartex" xmlns:mc="http://schemas.openxmlformats.org/markup-compatibility/2006" xmlns:aink="http://schemas.microsoft.com/office/drawing/2016/ink" xmlns:am3d="http://schemas.microsoft.com/office/drawing/2017/model3d" xmlns:o="urn:schemas-microsoft-com:office:office" xmlns:r="http://schemas.openxmlformats.org/officeDocument/2006/relationships" xmlns:m="http://schemas.openxmlformats.org/officeDocument/2006/math" xmlns:v="urn:schemas-microsoft-com:vml" xmlns:wp14="http://schemas.microsoft.com/office/word/2010/wordprocessingDrawing" xmlns:wp="http://schemas.openxmlformats.org/drawingml/2006/wordprocessingDrawing" xmlns:w10="urn:schemas-microsoft-com:office:word" xmlns:w="http://schemas.openxmlformats.org/wordprocessingml/2006/main" xmlns:w14="http://schemas.microsoft.com/office/word/2010/wordml" xmlns:w15="http://schemas.microsoft.com/office/word/2012/wordml" xmlns:w16cex="http://schemas.microsoft.com/office/word/2018/wordml/cex" xmlns:w16cid="http://schemas.microsoft.com/office/word/2016/wordml/cid" xmlns:w16="http://schemas.microsoft.com/office/word/2018/wordml" xmlns:w16sdtdh="http://schemas.microsoft.com/office/word/2020/wordml/sdtdatahash" xmlns:w16se="http://schemas.microsoft.com/office/word/2015/wordml/symex" xmlns:wpg="http://schemas.microsoft.com/office/word/2010/wordprocessingGroup" xmlns:wpi="http://schemas.microsoft.com/office/word/2010/wordprocessingInk" xmlns:wne="http://schemas.microsoft.com/office/word/2006/wordml" xmlns:wps="http://schemas.microsoft.com/office/word/2010/wordprocessingShape" mc:Ignorable="w14 w15 w16se w16cid w16 w16cex w16sdtdh wp14">
+<w:numbering xmlns:wpc="http://schemas.microsoft.com/office/word/2010/wordprocessingCanvas" xmlns:cx="http://schemas.microsoft.com/office/drawing/2014/chartex" xmlns:mc="http://schemas.openxmlformats.org/markup-compatibility/2006" xmlns:o="urn:schemas-microsoft-com:office:office" xmlns:r="http://schemas.openxmlformats.org/officeDocument/2006/relationships" xmlns:m="http://schemas.openxmlformats.org/officeDocument/2006/math" xmlns:v="urn:schemas-microsoft-com:vml" xmlns:wp14="http://schemas.microsoft.com/office/word/2010/wordprocessingDrawing" xmlns:wp="http://schemas.openxmlformats.org/drawingml/2006/wordprocessingDrawing" xmlns:w10="urn:schemas-microsoft-com:office:word" xmlns:w="http://schemas.openxmlformats.org/wordprocessingml/2006/main" xmlns:w14="http://schemas.microsoft.com/office/word/2010/wordml" xmlns:w15="http://schemas.microsoft.com/office/word/2012/wordml" xmlns:w16se="http://schemas.microsoft.com/office/word/2015/wordml/symex" xmlns:wpg="http://schemas.microsoft.com/office/word/2010/wordprocessingGroup" xmlns:wpi="http://schemas.microsoft.com/office/word/2010/wordprocessingInk" xmlns:wne="http://schemas.microsoft.com/office/word/2006/wordml" xmlns:wps="http://schemas.microsoft.com/office/word/2010/wordprocessingShape" mc:Ignorable="w14 w15 w16se wp14">
   <w:abstractNum w:abstractNumId="0" w15:restartNumberingAfterBreak="0">
     <w:nsid w:val="0C960CF7"/>
     <w:multiLevelType w:val="hybridMultilevel"/>
@@ -3798,7 +3896,7 @@
 </file>
 
 <file path=word/styles.xml><?xml version="1.0" encoding="utf-8"?>
-<w:styles xmlns:mc="http://schemas.openxmlformats.org/markup-compatibility/2006" xmlns:r="http://schemas.openxmlformats.org/officeDocument/2006/relationships" xmlns:w="http://schemas.openxmlformats.org/wordprocessingml/2006/main" xmlns:w14="http://schemas.microsoft.com/office/word/2010/wordml" xmlns:w15="http://schemas.microsoft.com/office/word/2012/wordml" xmlns:w16cex="http://schemas.microsoft.com/office/word/2018/wordml/cex" xmlns:w16cid="http://schemas.microsoft.com/office/word/2016/wordml/cid" xmlns:w16="http://schemas.microsoft.com/office/word/2018/wordml" xmlns:w16sdtdh="http://schemas.microsoft.com/office/word/2020/wordml/sdtdatahash" xmlns:w16se="http://schemas.microsoft.com/office/word/2015/wordml/symex" mc:Ignorable="w14 w15 w16se w16cid w16 w16cex w16sdtdh">
+<w:styles xmlns:mc="http://schemas.openxmlformats.org/markup-compatibility/2006" xmlns:r="http://schemas.openxmlformats.org/officeDocument/2006/relationships" xmlns:w="http://schemas.openxmlformats.org/wordprocessingml/2006/main" xmlns:w14="http://schemas.microsoft.com/office/word/2010/wordml" xmlns:w15="http://schemas.microsoft.com/office/word/2012/wordml" xmlns:w16se="http://schemas.microsoft.com/office/word/2015/wordml/symex" mc:Ignorable="w14 w15 w16se">
   <w:docDefaults>
     <w:rPrDefault>
       <w:rPr>
@@ -3814,7 +3912,7 @@
       </w:pPr>
     </w:pPrDefault>
   </w:docDefaults>
-  <w:latentStyles w:defLockedState="0" w:defUIPriority="99" w:defSemiHidden="0" w:defUnhideWhenUsed="0" w:defQFormat="0" w:count="376">
+  <w:latentStyles w:defLockedState="0" w:defUIPriority="99" w:defSemiHidden="0" w:defUnhideWhenUsed="0" w:defQFormat="0" w:count="371">
     <w:lsdException w:name="Normal" w:uiPriority="0" w:qFormat="1"/>
     <w:lsdException w:name="heading 1" w:uiPriority="9" w:qFormat="1"/>
     <w:lsdException w:name="heading 2" w:semiHidden="1" w:uiPriority="9" w:unhideWhenUsed="1" w:qFormat="1"/>
@@ -4186,11 +4284,6 @@
     <w:lsdException w:name="List Table 5 Dark Accent 6" w:uiPriority="50"/>
     <w:lsdException w:name="List Table 6 Colorful Accent 6" w:uiPriority="51"/>
     <w:lsdException w:name="List Table 7 Colorful Accent 6" w:uiPriority="52"/>
-    <w:lsdException w:name="Mention" w:semiHidden="1" w:unhideWhenUsed="1"/>
-    <w:lsdException w:name="Smart Hyperlink" w:semiHidden="1" w:unhideWhenUsed="1"/>
-    <w:lsdException w:name="Hashtag" w:semiHidden="1" w:unhideWhenUsed="1"/>
-    <w:lsdException w:name="Unresolved Mention" w:semiHidden="1" w:unhideWhenUsed="1"/>
-    <w:lsdException w:name="Smart Link" w:semiHidden="1" w:unhideWhenUsed="1"/>
   </w:latentStyles>
   <w:style w:type="paragraph" w:default="1" w:styleId="Normal">
     <w:name w:val="Normal"/>
@@ -4438,7 +4531,7 @@
     <w:uiPriority w:val="99"/>
     <w:rsid w:val="00B775EB"/>
   </w:style>
-  <w:style w:type="character" w:styleId="UnresolvedMention">
+  <w:style w:type="character" w:customStyle="1" w:styleId="UnresolvedMention">
     <w:name w:val="Unresolved Mention"/>
     <w:basedOn w:val="DefaultParagraphFont"/>
     <w:uiPriority w:val="99"/>

--- a/CURRICULUM VITAE.docx
+++ b/CURRICULUM VITAE.docx
@@ -1,11 +1,10 @@
 
 <file path=word/document.xml><?xml version="1.0" encoding="utf-8"?>
-<w:document xmlns:wpc="http://schemas.microsoft.com/office/word/2010/wordprocessingCanvas" xmlns:cx="http://schemas.microsoft.com/office/drawing/2014/chartex" xmlns:mc="http://schemas.openxmlformats.org/markup-compatibility/2006" xmlns:o="urn:schemas-microsoft-com:office:office" xmlns:r="http://schemas.openxmlformats.org/officeDocument/2006/relationships" xmlns:m="http://schemas.openxmlformats.org/officeDocument/2006/math" xmlns:v="urn:schemas-microsoft-com:vml" xmlns:wp14="http://schemas.microsoft.com/office/word/2010/wordprocessingDrawing" xmlns:wp="http://schemas.openxmlformats.org/drawingml/2006/wordprocessingDrawing" xmlns:w10="urn:schemas-microsoft-com:office:word" xmlns:w="http://schemas.openxmlformats.org/wordprocessingml/2006/main" xmlns:w14="http://schemas.microsoft.com/office/word/2010/wordml" xmlns:w15="http://schemas.microsoft.com/office/word/2012/wordml" xmlns:w16se="http://schemas.microsoft.com/office/word/2015/wordml/symex" xmlns:wpg="http://schemas.microsoft.com/office/word/2010/wordprocessingGroup" xmlns:wpi="http://schemas.microsoft.com/office/word/2010/wordprocessingInk" xmlns:wne="http://schemas.microsoft.com/office/word/2006/wordml" xmlns:wps="http://schemas.microsoft.com/office/word/2010/wordprocessingShape" mc:Ignorable="w14 w15 w16se wp14">
+<w:document xmlns:wpc="http://schemas.microsoft.com/office/word/2010/wordprocessingCanvas" xmlns:cx="http://schemas.microsoft.com/office/drawing/2014/chartex" xmlns:cx1="http://schemas.microsoft.com/office/drawing/2015/9/8/chartex" xmlns:cx2="http://schemas.microsoft.com/office/drawing/2015/10/21/chartex" xmlns:cx3="http://schemas.microsoft.com/office/drawing/2016/5/9/chartex" xmlns:cx4="http://schemas.microsoft.com/office/drawing/2016/5/10/chartex" xmlns:cx5="http://schemas.microsoft.com/office/drawing/2016/5/11/chartex" xmlns:cx6="http://schemas.microsoft.com/office/drawing/2016/5/12/chartex" xmlns:cx7="http://schemas.microsoft.com/office/drawing/2016/5/13/chartex" xmlns:cx8="http://schemas.microsoft.com/office/drawing/2016/5/14/chartex" xmlns:mc="http://schemas.openxmlformats.org/markup-compatibility/2006" xmlns:aink="http://schemas.microsoft.com/office/drawing/2016/ink" xmlns:am3d="http://schemas.microsoft.com/office/drawing/2017/model3d" xmlns:o="urn:schemas-microsoft-com:office:office" xmlns:oel="http://schemas.microsoft.com/office/2019/extlst" xmlns:r="http://schemas.openxmlformats.org/officeDocument/2006/relationships" xmlns:m="http://schemas.openxmlformats.org/officeDocument/2006/math" xmlns:v="urn:schemas-microsoft-com:vml" xmlns:wp14="http://schemas.microsoft.com/office/word/2010/wordprocessingDrawing" xmlns:wp="http://schemas.openxmlformats.org/drawingml/2006/wordprocessingDrawing" xmlns:w10="urn:schemas-microsoft-com:office:word" xmlns:w="http://schemas.openxmlformats.org/wordprocessingml/2006/main" xmlns:w14="http://schemas.microsoft.com/office/word/2010/wordml" xmlns:w15="http://schemas.microsoft.com/office/word/2012/wordml" xmlns:w16cex="http://schemas.microsoft.com/office/word/2018/wordml/cex" xmlns:w16cid="http://schemas.microsoft.com/office/word/2016/wordml/cid" xmlns:w16="http://schemas.microsoft.com/office/word/2018/wordml" xmlns:w16du="http://schemas.microsoft.com/office/word/2023/wordml/word16du" xmlns:w16sdtdh="http://schemas.microsoft.com/office/word/2020/wordml/sdtdatahash" xmlns:w16sdtfl="http://schemas.microsoft.com/office/word/2024/wordml/sdtformatlock" xmlns:w16se="http://schemas.microsoft.com/office/word/2015/wordml/symex" xmlns:wpg="http://schemas.microsoft.com/office/word/2010/wordprocessingGroup" xmlns:wpi="http://schemas.microsoft.com/office/word/2010/wordprocessingInk" xmlns:wne="http://schemas.microsoft.com/office/word/2006/wordml" xmlns:wps="http://schemas.microsoft.com/office/word/2010/wordprocessingShape" mc:Ignorable="w14 w15 w16se w16cid w16 w16cex w16sdtdh w16sdtfl w16du wp14">
   <w:body>
     <w:p>
       <w:pPr>
         <w:spacing w:line="360" w:lineRule="auto"/>
-        <w:jc w:val="both"/>
         <w:rPr>
           <w:rFonts w:ascii="Times New Roman" w:eastAsia="Times New Roman" w:hAnsi="Times New Roman" w:cs="Times New Roman"/>
           <w:b/>
@@ -24,7 +23,6 @@
     <w:p>
       <w:pPr>
         <w:spacing w:line="360" w:lineRule="auto"/>
-        <w:jc w:val="both"/>
         <w:rPr>
           <w:rFonts w:ascii="Times New Roman" w:eastAsia="Times New Roman" w:hAnsi="Times New Roman" w:cs="Times New Roman"/>
           <w:b/>
@@ -43,7 +41,6 @@
     <w:p>
       <w:pPr>
         <w:spacing w:line="360" w:lineRule="auto"/>
-        <w:jc w:val="both"/>
         <w:rPr>
           <w:rFonts w:ascii="Times New Roman" w:eastAsia="Times New Roman" w:hAnsi="Times New Roman" w:cs="Times New Roman"/>
         </w:rPr>
@@ -64,59 +61,38 @@
         <w:rPr>
           <w:rFonts w:ascii="Times New Roman" w:eastAsia="Times New Roman" w:hAnsi="Times New Roman" w:cs="Times New Roman"/>
         </w:rPr>
+        <w:t>:</w:t>
+      </w:r>
+      <w:r>
+        <w:rPr>
+          <w:rFonts w:ascii="Times New Roman" w:eastAsia="Times New Roman" w:hAnsi="Times New Roman" w:cs="Times New Roman"/>
+        </w:rPr>
         <w:tab/>
       </w:r>
       <w:r>
         <w:rPr>
           <w:rFonts w:ascii="Times New Roman" w:eastAsia="Times New Roman" w:hAnsi="Times New Roman" w:cs="Times New Roman"/>
         </w:rPr>
-        <w:tab/>
-      </w:r>
-      <w:r>
-        <w:rPr>
-          <w:rFonts w:ascii="Times New Roman" w:eastAsia="Times New Roman" w:hAnsi="Times New Roman" w:cs="Times New Roman"/>
-        </w:rPr>
-        <w:tab/>
-        <w:t>:</w:t>
-      </w:r>
-      <w:r>
-        <w:rPr>
-          <w:rFonts w:ascii="Times New Roman" w:eastAsia="Times New Roman" w:hAnsi="Times New Roman" w:cs="Times New Roman"/>
-        </w:rPr>
-        <w:tab/>
-      </w:r>
-      <w:r>
-        <w:rPr>
-          <w:rFonts w:ascii="Times New Roman" w:eastAsia="Times New Roman" w:hAnsi="Times New Roman" w:cs="Times New Roman"/>
-        </w:rPr>
         <w:t>KYALO KELVIN MUINDI</w:t>
       </w:r>
     </w:p>
     <w:p>
       <w:pPr>
         <w:spacing w:line="360" w:lineRule="auto"/>
-        <w:jc w:val="both"/>
-        <w:rPr>
-          <w:rFonts w:ascii="Times New Roman" w:eastAsia="Times New Roman" w:hAnsi="Times New Roman" w:cs="Times New Roman"/>
-        </w:rPr>
-      </w:pPr>
-      <w:r>
-        <w:rPr>
-          <w:rFonts w:ascii="Times New Roman" w:eastAsia="Times New Roman" w:hAnsi="Times New Roman" w:cs="Times New Roman"/>
-        </w:rPr>
-        <w:t xml:space="preserve">Nationality </w:t>
-      </w:r>
-      <w:r>
-        <w:rPr>
-          <w:rFonts w:ascii="Times New Roman" w:eastAsia="Times New Roman" w:hAnsi="Times New Roman" w:cs="Times New Roman"/>
-        </w:rPr>
-        <w:tab/>
-      </w:r>
-      <w:r>
-        <w:rPr>
-          <w:rFonts w:ascii="Times New Roman" w:eastAsia="Times New Roman" w:hAnsi="Times New Roman" w:cs="Times New Roman"/>
-        </w:rPr>
-        <w:tab/>
+        <w:rPr>
+          <w:rFonts w:ascii="Times New Roman" w:eastAsia="Times New Roman" w:hAnsi="Times New Roman" w:cs="Times New Roman"/>
+        </w:rPr>
+      </w:pPr>
+      <w:r>
+        <w:rPr>
+          <w:rFonts w:ascii="Times New Roman" w:eastAsia="Times New Roman" w:hAnsi="Times New Roman" w:cs="Times New Roman"/>
+        </w:rPr>
+        <w:t>Nationality</w:t>
+      </w:r>
+      <w:r>
+        <w:rPr>
+          <w:rFonts w:ascii="Times New Roman" w:eastAsia="Times New Roman" w:hAnsi="Times New Roman" w:cs="Times New Roman"/>
+        </w:rPr>
         <w:t>:</w:t>
       </w:r>
       <w:r>
@@ -130,34 +106,20 @@
     <w:p>
       <w:pPr>
         <w:spacing w:line="360" w:lineRule="auto"/>
-        <w:jc w:val="both"/>
-        <w:rPr>
-          <w:rFonts w:ascii="Times New Roman" w:eastAsia="Times New Roman" w:hAnsi="Times New Roman" w:cs="Times New Roman"/>
-        </w:rPr>
-      </w:pPr>
-      <w:r>
-        <w:rPr>
-          <w:rFonts w:ascii="Times New Roman" w:eastAsia="Times New Roman" w:hAnsi="Times New Roman" w:cs="Times New Roman"/>
-        </w:rPr>
-        <w:t xml:space="preserve">Gender </w:t>
-      </w:r>
-      <w:r>
-        <w:rPr>
-          <w:rFonts w:ascii="Times New Roman" w:eastAsia="Times New Roman" w:hAnsi="Times New Roman" w:cs="Times New Roman"/>
-        </w:rPr>
-        <w:tab/>
-      </w:r>
-      <w:r>
-        <w:rPr>
-          <w:rFonts w:ascii="Times New Roman" w:eastAsia="Times New Roman" w:hAnsi="Times New Roman" w:cs="Times New Roman"/>
-        </w:rPr>
-        <w:tab/>
-      </w:r>
-      <w:r>
-        <w:rPr>
-          <w:rFonts w:ascii="Times New Roman" w:eastAsia="Times New Roman" w:hAnsi="Times New Roman" w:cs="Times New Roman"/>
-        </w:rPr>
-        <w:tab/>
+        <w:rPr>
+          <w:rFonts w:ascii="Times New Roman" w:eastAsia="Times New Roman" w:hAnsi="Times New Roman" w:cs="Times New Roman"/>
+        </w:rPr>
+      </w:pPr>
+      <w:r>
+        <w:rPr>
+          <w:rFonts w:ascii="Times New Roman" w:eastAsia="Times New Roman" w:hAnsi="Times New Roman" w:cs="Times New Roman"/>
+        </w:rPr>
+        <w:t>Gender</w:t>
+      </w:r>
+      <w:r>
+        <w:rPr>
+          <w:rFonts w:ascii="Times New Roman" w:eastAsia="Times New Roman" w:hAnsi="Times New Roman" w:cs="Times New Roman"/>
+        </w:rPr>
         <w:t>:</w:t>
       </w:r>
       <w:r>
@@ -177,28 +139,20 @@
     <w:p>
       <w:pPr>
         <w:spacing w:line="360" w:lineRule="auto"/>
-        <w:jc w:val="both"/>
-        <w:rPr>
-          <w:rFonts w:ascii="Times New Roman" w:eastAsia="Times New Roman" w:hAnsi="Times New Roman" w:cs="Times New Roman"/>
-        </w:rPr>
-      </w:pPr>
-      <w:r>
-        <w:rPr>
-          <w:rFonts w:ascii="Times New Roman" w:eastAsia="Times New Roman" w:hAnsi="Times New Roman" w:cs="Times New Roman"/>
-        </w:rPr>
-        <w:t xml:space="preserve">Contact </w:t>
-      </w:r>
-      <w:r>
-        <w:rPr>
-          <w:rFonts w:ascii="Times New Roman" w:eastAsia="Times New Roman" w:hAnsi="Times New Roman" w:cs="Times New Roman"/>
-        </w:rPr>
-        <w:tab/>
-      </w:r>
-      <w:r>
-        <w:rPr>
-          <w:rFonts w:ascii="Times New Roman" w:eastAsia="Times New Roman" w:hAnsi="Times New Roman" w:cs="Times New Roman"/>
-        </w:rPr>
-        <w:tab/>
+        <w:rPr>
+          <w:rFonts w:ascii="Times New Roman" w:eastAsia="Times New Roman" w:hAnsi="Times New Roman" w:cs="Times New Roman"/>
+        </w:rPr>
+      </w:pPr>
+      <w:r>
+        <w:rPr>
+          <w:rFonts w:ascii="Times New Roman" w:eastAsia="Times New Roman" w:hAnsi="Times New Roman" w:cs="Times New Roman"/>
+        </w:rPr>
+        <w:t>Contact</w:t>
+      </w:r>
+      <w:r>
+        <w:rPr>
+          <w:rFonts w:ascii="Times New Roman" w:eastAsia="Times New Roman" w:hAnsi="Times New Roman" w:cs="Times New Roman"/>
+        </w:rPr>
         <w:t>:</w:t>
       </w:r>
       <w:r>
@@ -248,34 +202,20 @@
     <w:p>
       <w:pPr>
         <w:spacing w:line="360" w:lineRule="auto"/>
-        <w:jc w:val="both"/>
-        <w:rPr>
-          <w:rFonts w:ascii="Times New Roman" w:eastAsia="Times New Roman" w:hAnsi="Times New Roman" w:cs="Times New Roman"/>
-        </w:rPr>
-      </w:pPr>
-      <w:r>
-        <w:rPr>
-          <w:rFonts w:ascii="Times New Roman" w:eastAsia="Times New Roman" w:hAnsi="Times New Roman" w:cs="Times New Roman"/>
-        </w:rPr>
-        <w:t xml:space="preserve">Email </w:t>
-      </w:r>
-      <w:r>
-        <w:rPr>
-          <w:rFonts w:ascii="Times New Roman" w:eastAsia="Times New Roman" w:hAnsi="Times New Roman" w:cs="Times New Roman"/>
-        </w:rPr>
-        <w:tab/>
-      </w:r>
-      <w:r>
-        <w:rPr>
-          <w:rFonts w:ascii="Times New Roman" w:eastAsia="Times New Roman" w:hAnsi="Times New Roman" w:cs="Times New Roman"/>
-        </w:rPr>
-        <w:tab/>
-      </w:r>
-      <w:r>
-        <w:rPr>
-          <w:rFonts w:ascii="Times New Roman" w:eastAsia="Times New Roman" w:hAnsi="Times New Roman" w:cs="Times New Roman"/>
-        </w:rPr>
-        <w:tab/>
+        <w:rPr>
+          <w:rFonts w:ascii="Times New Roman" w:eastAsia="Times New Roman" w:hAnsi="Times New Roman" w:cs="Times New Roman"/>
+        </w:rPr>
+      </w:pPr>
+      <w:r>
+        <w:rPr>
+          <w:rFonts w:ascii="Times New Roman" w:eastAsia="Times New Roman" w:hAnsi="Times New Roman" w:cs="Times New Roman"/>
+        </w:rPr>
+        <w:t>Email</w:t>
+      </w:r>
+      <w:r>
+        <w:rPr>
+          <w:rFonts w:ascii="Times New Roman" w:eastAsia="Times New Roman" w:hAnsi="Times New Roman" w:cs="Times New Roman"/>
+        </w:rPr>
         <w:t>:</w:t>
       </w:r>
       <w:r>
@@ -333,22 +273,21 @@
     <w:p>
       <w:pPr>
         <w:spacing w:line="360" w:lineRule="auto"/>
-        <w:jc w:val="both"/>
-        <w:rPr>
-          <w:rFonts w:ascii="Times New Roman" w:eastAsia="Times New Roman" w:hAnsi="Times New Roman" w:cs="Times New Roman"/>
-        </w:rPr>
-      </w:pPr>
-      <w:r>
-        <w:rPr>
-          <w:rFonts w:ascii="Times New Roman" w:eastAsia="Times New Roman" w:hAnsi="Times New Roman" w:cs="Times New Roman"/>
-        </w:rPr>
-        <w:t xml:space="preserve">Online Portfolio            </w:t>
-      </w:r>
-      <w:r>
-        <w:rPr>
-          <w:rFonts w:ascii="Times New Roman" w:eastAsia="Times New Roman" w:hAnsi="Times New Roman" w:cs="Times New Roman"/>
-        </w:rPr>
-        <w:t xml:space="preserve"> :</w:t>
+        <w:rPr>
+          <w:rFonts w:ascii="Times New Roman" w:eastAsia="Times New Roman" w:hAnsi="Times New Roman" w:cs="Times New Roman"/>
+        </w:rPr>
+      </w:pPr>
+      <w:r>
+        <w:rPr>
+          <w:rFonts w:ascii="Times New Roman" w:eastAsia="Times New Roman" w:hAnsi="Times New Roman" w:cs="Times New Roman"/>
+        </w:rPr>
+        <w:t>Online Portfolio</w:t>
+      </w:r>
+      <w:r>
+        <w:rPr>
+          <w:rFonts w:ascii="Times New Roman" w:eastAsia="Times New Roman" w:hAnsi="Times New Roman" w:cs="Times New Roman"/>
+        </w:rPr>
+        <w:t>:</w:t>
       </w:r>
       <w:r>
         <w:rPr>
@@ -375,22 +314,21 @@
     <w:p>
       <w:pPr>
         <w:spacing w:line="360" w:lineRule="auto"/>
-        <w:jc w:val="both"/>
-        <w:rPr>
-          <w:rFonts w:ascii="Times New Roman" w:eastAsia="Times New Roman" w:hAnsi="Times New Roman" w:cs="Times New Roman"/>
-        </w:rPr>
-      </w:pPr>
-      <w:r>
-        <w:rPr>
-          <w:rFonts w:ascii="Times New Roman" w:eastAsia="Times New Roman" w:hAnsi="Times New Roman" w:cs="Times New Roman"/>
-        </w:rPr>
-        <w:t xml:space="preserve">GitHub Account            </w:t>
-      </w:r>
-      <w:r>
-        <w:rPr>
-          <w:rFonts w:ascii="Times New Roman" w:eastAsia="Times New Roman" w:hAnsi="Times New Roman" w:cs="Times New Roman"/>
-        </w:rPr>
-        <w:t xml:space="preserve"> :</w:t>
+        <w:rPr>
+          <w:rFonts w:ascii="Times New Roman" w:eastAsia="Times New Roman" w:hAnsi="Times New Roman" w:cs="Times New Roman"/>
+        </w:rPr>
+      </w:pPr>
+      <w:r>
+        <w:rPr>
+          <w:rFonts w:ascii="Times New Roman" w:eastAsia="Times New Roman" w:hAnsi="Times New Roman" w:cs="Times New Roman"/>
+        </w:rPr>
+        <w:t>GitHub Account</w:t>
+      </w:r>
+      <w:r>
+        <w:rPr>
+          <w:rFonts w:ascii="Times New Roman" w:eastAsia="Times New Roman" w:hAnsi="Times New Roman" w:cs="Times New Roman"/>
+        </w:rPr>
+        <w:t>:</w:t>
       </w:r>
       <w:r>
         <w:rPr>
@@ -411,16 +349,14 @@
     <w:p>
       <w:pPr>
         <w:spacing w:line="360" w:lineRule="auto"/>
-        <w:jc w:val="both"/>
-        <w:rPr>
-          <w:rFonts w:ascii="Times New Roman" w:eastAsia="Times New Roman" w:hAnsi="Times New Roman" w:cs="Times New Roman"/>
-        </w:rPr>
-      </w:pPr>
-    </w:p>
-    <w:p>
-      <w:pPr>
-        <w:spacing w:line="360" w:lineRule="auto"/>
-        <w:jc w:val="both"/>
+        <w:rPr>
+          <w:rFonts w:ascii="Times New Roman" w:eastAsia="Times New Roman" w:hAnsi="Times New Roman" w:cs="Times New Roman"/>
+        </w:rPr>
+      </w:pPr>
+    </w:p>
+    <w:p>
+      <w:pPr>
+        <w:spacing w:line="360" w:lineRule="auto"/>
         <w:rPr>
           <w:rFonts w:ascii="Times New Roman" w:eastAsia="Times New Roman" w:hAnsi="Times New Roman" w:cs="Times New Roman"/>
           <w:color w:val="000000" w:themeColor="text1"/>
@@ -440,62 +376,132 @@
     <w:p>
       <w:pPr>
         <w:spacing w:line="360" w:lineRule="auto"/>
-        <w:jc w:val="both"/>
-        <w:rPr>
-          <w:rFonts w:ascii="Times New Roman" w:hAnsi="Times New Roman" w:cs="Times New Roman"/>
-        </w:rPr>
-      </w:pPr>
-      <w:r>
-        <w:rPr>
-          <w:rFonts w:ascii="Times New Roman" w:hAnsi="Times New Roman" w:cs="Times New Roman"/>
-        </w:rPr>
-        <w:t xml:space="preserve">An articulate and highly skilled Information Technology </w:t>
-      </w:r>
-      <w:r>
-        <w:rPr>
-          <w:rFonts w:ascii="Times New Roman" w:hAnsi="Times New Roman" w:cs="Times New Roman"/>
-        </w:rPr>
-        <w:t>Personnel</w:t>
-      </w:r>
-      <w:r>
-        <w:rPr>
-          <w:rFonts w:ascii="Times New Roman" w:hAnsi="Times New Roman" w:cs="Times New Roman"/>
-        </w:rPr>
-        <w:t xml:space="preserve"> conversant with all the technicalities that arise in relation to Information Technology. Some of the tasks that I have undertaken include; providing IT related support </w:t>
-      </w:r>
-      <w:r>
-        <w:rPr>
-          <w:rFonts w:ascii="Times New Roman" w:hAnsi="Times New Roman" w:cs="Times New Roman"/>
-        </w:rPr>
-        <w:t>e.g.,</w:t>
-      </w:r>
-      <w:r>
-        <w:rPr>
-          <w:rFonts w:ascii="Times New Roman" w:hAnsi="Times New Roman" w:cs="Times New Roman"/>
-        </w:rPr>
-        <w:t xml:space="preserve"> end user support and Hardware support, managing the installation of new versions of the systems, assisting in maintenance of ICT infrastructure systems, providing technical guidance and support to end users and assisting with procurement hardware and software. I am therefore looking to secure a position in IT in a </w:t>
-      </w:r>
-      <w:r>
-        <w:rPr>
-          <w:rFonts w:ascii="Times New Roman" w:hAnsi="Times New Roman" w:cs="Times New Roman"/>
-        </w:rPr>
-        <w:t>fast-paced</w:t>
-      </w:r>
-      <w:r>
-        <w:rPr>
-          <w:rFonts w:ascii="Times New Roman" w:hAnsi="Times New Roman" w:cs="Times New Roman"/>
-        </w:rPr>
-        <w:t xml:space="preserve"> organization where I will be able to participate in contributing my acquired skills and knowledge for the good of the organization.</w:t>
-      </w:r>
-    </w:p>
-    <w:p>
-      <w:pPr>
-        <w:spacing w:line="360" w:lineRule="auto"/>
-        <w:jc w:val="both"/>
-        <w:rPr>
-          <w:rFonts w:ascii="Times New Roman" w:eastAsia="Times New Roman" w:hAnsi="Times New Roman" w:cs="Times New Roman"/>
-        </w:rPr>
-      </w:pPr>
+        <w:rPr>
+          <w:rFonts w:ascii="Times New Roman" w:eastAsia="Times New Roman" w:hAnsi="Times New Roman" w:cs="Times New Roman"/>
+        </w:rPr>
+      </w:pPr>
+      <w:r>
+        <w:rPr>
+          <w:rFonts w:ascii="Times New Roman" w:hAnsi="Times New Roman" w:cs="Times New Roman"/>
+        </w:rPr>
+        <w:t xml:space="preserve">I am a highly skilled professional with expertise in computer programming, human-centered interaction, design thinking, and human-computer interaction (HCI). My work spans multiple domains, including machine learning, data science, </w:t>
+      </w:r>
+      <w:r>
+        <w:rPr>
+          <w:rFonts w:ascii="Times New Roman" w:hAnsi="Times New Roman" w:cs="Times New Roman"/>
+        </w:rPr>
+        <w:t xml:space="preserve">and </w:t>
+      </w:r>
+      <w:r>
+        <w:rPr>
+          <w:rFonts w:ascii="Times New Roman" w:hAnsi="Times New Roman" w:cs="Times New Roman"/>
+        </w:rPr>
+        <w:t>business intelligence.</w:t>
+      </w:r>
+      <w:r>
+        <w:rPr>
+          <w:rFonts w:ascii="Times New Roman" w:hAnsi="Times New Roman" w:cs="Times New Roman"/>
+        </w:rPr>
+        <w:t xml:space="preserve"> </w:t>
+      </w:r>
+      <w:r>
+        <w:rPr>
+          <w:rFonts w:ascii="Times New Roman" w:hAnsi="Times New Roman" w:cs="Times New Roman"/>
+        </w:rPr>
+        <w:t xml:space="preserve">I have hands-on experience developing interactive applications and dashboards using </w:t>
+      </w:r>
+      <w:proofErr w:type="spellStart"/>
+      <w:r>
+        <w:rPr>
+          <w:rFonts w:ascii="Times New Roman" w:hAnsi="Times New Roman" w:cs="Times New Roman"/>
+        </w:rPr>
+        <w:t>Streamlit</w:t>
+      </w:r>
+      <w:proofErr w:type="spellEnd"/>
+      <w:r>
+        <w:rPr>
+          <w:rFonts w:ascii="Times New Roman" w:hAnsi="Times New Roman" w:cs="Times New Roman"/>
+        </w:rPr>
+        <w:t xml:space="preserve">, Tableau, and </w:t>
+      </w:r>
+      <w:r>
+        <w:rPr>
+          <w:rFonts w:ascii="Times New Roman" w:hAnsi="Times New Roman" w:cs="Times New Roman"/>
+        </w:rPr>
+        <w:t>React JS</w:t>
+      </w:r>
+      <w:r>
+        <w:rPr>
+          <w:rFonts w:ascii="Times New Roman" w:hAnsi="Times New Roman" w:cs="Times New Roman"/>
+        </w:rPr>
+        <w:t>, integrating advanced predictive analytics and visualization techniques to deliver meaningful insights. I specialize in handling imbalanced datasets, feature engineering, and model evaluation, ensuring optimal performance and interpretability.</w:t>
+      </w:r>
+      <w:r>
+        <w:rPr>
+          <w:rFonts w:ascii="Times New Roman" w:hAnsi="Times New Roman" w:cs="Times New Roman"/>
+        </w:rPr>
+        <w:t xml:space="preserve"> </w:t>
+      </w:r>
+      <w:r>
+        <w:rPr>
+          <w:rFonts w:ascii="Times New Roman" w:hAnsi="Times New Roman" w:cs="Times New Roman"/>
+        </w:rPr>
+        <w:t>My projects have covered a wide range of applications, from credit scoring and fraud detection to sentiment analysis and Android malware detection. I have worked extensively with Balanced Random Forest, Logistic Regression, and PCA-based feature extraction, tailoring solutions to meet specific business and security challenges. Additionally, my work in healthcare analytics, particularly in early cardiovascular risk detection, aligns with industry-specific objectives such as NHS guidelines, demonstrating my ability to apply AI-driven insights in real-world scenarios.</w:t>
+      </w:r>
+      <w:r>
+        <w:rPr>
+          <w:rFonts w:ascii="Times New Roman" w:hAnsi="Times New Roman" w:cs="Times New Roman"/>
+        </w:rPr>
+        <w:t xml:space="preserve"> Therefore, </w:t>
+      </w:r>
+      <w:r>
+        <w:rPr>
+          <w:rFonts w:ascii="Times New Roman" w:hAnsi="Times New Roman" w:cs="Times New Roman"/>
+        </w:rPr>
+        <w:t xml:space="preserve">I am looking to secure a position in IT in a fast-paced organization where I will be able to </w:t>
+      </w:r>
+      <w:r>
+        <w:rPr>
+          <w:rFonts w:ascii="Times New Roman" w:hAnsi="Times New Roman" w:cs="Times New Roman"/>
+        </w:rPr>
+        <w:t>contribute</w:t>
+      </w:r>
+      <w:r>
+        <w:rPr>
+          <w:rFonts w:ascii="Times New Roman" w:hAnsi="Times New Roman" w:cs="Times New Roman"/>
+        </w:rPr>
+        <w:t xml:space="preserve"> my acquired skills and knowledge for the good of the organization.</w:t>
+      </w:r>
+      <w:r>
+        <w:rPr>
+          <w:rFonts w:ascii="Times New Roman" w:hAnsi="Times New Roman" w:cs="Times New Roman"/>
+        </w:rPr>
+        <w:t xml:space="preserve"> </w:t>
+      </w:r>
+      <w:r>
+        <w:rPr>
+          <w:rFonts w:ascii="Times New Roman" w:hAnsi="Times New Roman" w:cs="Times New Roman"/>
+        </w:rPr>
+        <w:t>With proficiency in Python, R, and SQL, I develop scalable solutions for complex data challenges. I take a user-focused approach, ensuring that the systems I build are not only effective but also accessible, ethical, and aligned with human needs.</w:t>
+      </w:r>
+      <w:r>
+        <w:rPr>
+          <w:rFonts w:ascii="Times New Roman" w:hAnsi="Times New Roman" w:cs="Times New Roman"/>
+        </w:rPr>
+        <w:t xml:space="preserve"> </w:t>
+      </w:r>
+      <w:r>
+        <w:rPr>
+          <w:rFonts w:ascii="Times New Roman" w:hAnsi="Times New Roman" w:cs="Times New Roman"/>
+        </w:rPr>
+        <w:t>My ability to bridge the gap between AI-driven insights and user experience makes me a valuable asset in building intelligent systems that enhance decision-making across industries.</w:t>
+      </w:r>
+      <w:r>
+        <w:rPr>
+          <w:rFonts w:ascii="Times New Roman" w:hAnsi="Times New Roman" w:cs="Times New Roman"/>
+        </w:rPr>
+        <w:t xml:space="preserve"> </w:t>
+      </w:r>
       <w:r>
         <w:rPr>
           <w:rFonts w:ascii="Times New Roman" w:hAnsi="Times New Roman" w:cs="Times New Roman"/>
@@ -506,13 +512,55 @@
         <w:rPr>
           <w:rFonts w:ascii="Times New Roman" w:eastAsia="Times New Roman" w:hAnsi="Times New Roman" w:cs="Times New Roman"/>
         </w:rPr>
-        <w:t>team player with good analytical, communication and interpersonal skills</w:t>
-      </w:r>
-      <w:r>
-        <w:rPr>
-          <w:rFonts w:ascii="Times New Roman" w:eastAsia="Times New Roman" w:hAnsi="Times New Roman" w:cs="Times New Roman"/>
-        </w:rPr>
-        <w:t>, self-motivated individual who drives his focus to achieving specific and time bound objectives</w:t>
+        <w:t>team player with good analytical, communication</w:t>
+      </w:r>
+      <w:r>
+        <w:rPr>
+          <w:rFonts w:ascii="Times New Roman" w:eastAsia="Times New Roman" w:hAnsi="Times New Roman" w:cs="Times New Roman"/>
+        </w:rPr>
+        <w:t>,</w:t>
+      </w:r>
+      <w:r>
+        <w:rPr>
+          <w:rFonts w:ascii="Times New Roman" w:eastAsia="Times New Roman" w:hAnsi="Times New Roman" w:cs="Times New Roman"/>
+        </w:rPr>
+        <w:t xml:space="preserve"> and interpersonal skills</w:t>
+      </w:r>
+      <w:r>
+        <w:rPr>
+          <w:rFonts w:ascii="Times New Roman" w:eastAsia="Times New Roman" w:hAnsi="Times New Roman" w:cs="Times New Roman"/>
+        </w:rPr>
+        <w:t xml:space="preserve">, </w:t>
+      </w:r>
+      <w:r>
+        <w:rPr>
+          <w:rFonts w:ascii="Times New Roman" w:eastAsia="Times New Roman" w:hAnsi="Times New Roman" w:cs="Times New Roman"/>
+        </w:rPr>
+        <w:t xml:space="preserve">a </w:t>
+      </w:r>
+      <w:r>
+        <w:rPr>
+          <w:rFonts w:ascii="Times New Roman" w:eastAsia="Times New Roman" w:hAnsi="Times New Roman" w:cs="Times New Roman"/>
+        </w:rPr>
+        <w:t xml:space="preserve">self-motivated individual who drives his focus to achieving specific and </w:t>
+      </w:r>
+      <w:r>
+        <w:rPr>
+          <w:rFonts w:ascii="Times New Roman" w:eastAsia="Times New Roman" w:hAnsi="Times New Roman" w:cs="Times New Roman"/>
+        </w:rPr>
+        <w:t>time-bound</w:t>
+      </w:r>
+      <w:r>
+        <w:rPr>
+          <w:rFonts w:ascii="Times New Roman" w:eastAsia="Times New Roman" w:hAnsi="Times New Roman" w:cs="Times New Roman"/>
+        </w:rPr>
+        <w:t xml:space="preserve"> objectives</w:t>
+      </w:r>
+      <w:r>
+        <w:rPr>
+          <w:rFonts w:ascii="Times New Roman" w:eastAsia="Times New Roman" w:hAnsi="Times New Roman" w:cs="Times New Roman"/>
+        </w:rPr>
+        <w:t>,</w:t>
       </w:r>
       <w:r>
         <w:rPr>
@@ -524,6 +572,12 @@
         <w:rPr>
           <w:rFonts w:ascii="Times New Roman" w:eastAsia="Times New Roman" w:hAnsi="Times New Roman" w:cs="Times New Roman"/>
         </w:rPr>
+        <w:t xml:space="preserve">a </w:t>
+      </w:r>
+      <w:r>
+        <w:rPr>
+          <w:rFonts w:ascii="Times New Roman" w:eastAsia="Times New Roman" w:hAnsi="Times New Roman" w:cs="Times New Roman"/>
+        </w:rPr>
         <w:t>results-oriented</w:t>
       </w:r>
       <w:r>
@@ -532,20 +586,16 @@
         </w:rPr>
         <w:t xml:space="preserve"> person with the ability to adapt to the demands of dynamic business changes</w:t>
       </w:r>
-    </w:p>
-    <w:p>
-      <w:pPr>
-        <w:spacing w:line="360" w:lineRule="auto"/>
-        <w:jc w:val="both"/>
-        <w:rPr>
-          <w:rFonts w:ascii="Times New Roman" w:eastAsia="Times New Roman" w:hAnsi="Times New Roman" w:cs="Times New Roman"/>
-        </w:rPr>
-      </w:pPr>
-    </w:p>
-    <w:p>
-      <w:pPr>
-        <w:spacing w:line="360" w:lineRule="auto"/>
-        <w:jc w:val="both"/>
+      <w:r>
+        <w:rPr>
+          <w:rFonts w:ascii="Times New Roman" w:eastAsia="Times New Roman" w:hAnsi="Times New Roman" w:cs="Times New Roman"/>
+        </w:rPr>
+        <w:t>.</w:t>
+      </w:r>
+    </w:p>
+    <w:p>
+      <w:pPr>
+        <w:spacing w:line="360" w:lineRule="auto"/>
         <w:rPr>
           <w:rFonts w:ascii="Times New Roman" w:eastAsia="Times New Roman" w:hAnsi="Times New Roman" w:cs="Times New Roman"/>
         </w:rPr>
@@ -556,6 +606,7 @@
           <w:b/>
           <w:u w:val="single"/>
         </w:rPr>
+        <w:lastRenderedPageBreak/>
         <w:t>CAREER OBJECTIVE</w:t>
       </w:r>
     </w:p>
@@ -567,16 +618,15 @@
         </w:numPr>
         <w:spacing w:line="360" w:lineRule="auto"/>
         <w:ind w:left="0"/>
-        <w:jc w:val="both"/>
-        <w:rPr>
-          <w:rFonts w:ascii="Times New Roman" w:eastAsia="Times New Roman" w:hAnsi="Times New Roman" w:cs="Times New Roman"/>
-        </w:rPr>
-      </w:pPr>
-      <w:r>
-        <w:rPr>
-          <w:rFonts w:ascii="Times New Roman" w:eastAsia="Times New Roman" w:hAnsi="Times New Roman" w:cs="Times New Roman"/>
-        </w:rPr>
-        <w:t>I am looking to secure a position in a company, where I can be able to grow my innovation skills as well as bring out strategic and immediate values on the development of the company.</w:t>
+        <w:rPr>
+          <w:rFonts w:ascii="Times New Roman" w:eastAsia="Times New Roman" w:hAnsi="Times New Roman" w:cs="Times New Roman"/>
+        </w:rPr>
+      </w:pPr>
+      <w:r>
+        <w:rPr>
+          <w:rFonts w:ascii="Times New Roman" w:eastAsia="Times New Roman" w:hAnsi="Times New Roman" w:cs="Times New Roman"/>
+        </w:rPr>
+        <w:t>I am looking to secure a position in a company, where I can grow my innovation skills as well as bring out strategic and immediate values on the development of the company.</w:t>
       </w:r>
     </w:p>
     <w:p>
@@ -587,16 +637,27 @@
         </w:numPr>
         <w:spacing w:line="360" w:lineRule="auto"/>
         <w:ind w:left="0"/>
-        <w:jc w:val="both"/>
-        <w:rPr>
-          <w:rFonts w:ascii="Times New Roman" w:eastAsia="Times New Roman" w:hAnsi="Times New Roman" w:cs="Times New Roman"/>
-        </w:rPr>
-      </w:pPr>
-      <w:r>
-        <w:rPr>
-          <w:rFonts w:ascii="Times New Roman" w:eastAsia="Times New Roman" w:hAnsi="Times New Roman" w:cs="Times New Roman"/>
-        </w:rPr>
-        <w:t>To establish professional working in the field of growth and profit making towards company development.</w:t>
+        <w:rPr>
+          <w:rFonts w:ascii="Times New Roman" w:eastAsia="Times New Roman" w:hAnsi="Times New Roman" w:cs="Times New Roman"/>
+        </w:rPr>
+      </w:pPr>
+      <w:r>
+        <w:rPr>
+          <w:rFonts w:ascii="Times New Roman" w:eastAsia="Times New Roman" w:hAnsi="Times New Roman" w:cs="Times New Roman"/>
+        </w:rPr>
+        <w:t xml:space="preserve">To establish </w:t>
+      </w:r>
+      <w:r>
+        <w:rPr>
+          <w:rFonts w:ascii="Times New Roman" w:eastAsia="Times New Roman" w:hAnsi="Times New Roman" w:cs="Times New Roman"/>
+        </w:rPr>
+        <w:t xml:space="preserve">a </w:t>
+      </w:r>
+      <w:r>
+        <w:rPr>
+          <w:rFonts w:ascii="Times New Roman" w:eastAsia="Times New Roman" w:hAnsi="Times New Roman" w:cs="Times New Roman"/>
+        </w:rPr>
+        <w:t>professional working in the field of growth and profit making towards company development.</w:t>
       </w:r>
     </w:p>
     <w:p>
@@ -607,7 +668,6 @@
         </w:numPr>
         <w:spacing w:line="360" w:lineRule="auto"/>
         <w:ind w:left="0"/>
-        <w:jc w:val="both"/>
         <w:rPr>
           <w:rFonts w:ascii="Times New Roman" w:eastAsia="Times New Roman" w:hAnsi="Times New Roman" w:cs="Times New Roman"/>
         </w:rPr>
@@ -622,7 +682,7 @@
         <w:rPr>
           <w:rFonts w:ascii="Times New Roman" w:eastAsia="Times New Roman" w:hAnsi="Times New Roman" w:cs="Times New Roman"/>
         </w:rPr>
-        <w:t xml:space="preserve">where I can be able to grow data analysis </w:t>
+        <w:t xml:space="preserve">where I can grow data analysis </w:t>
       </w:r>
       <w:r>
         <w:rPr>
@@ -640,16 +700,14 @@
     <w:p>
       <w:pPr>
         <w:spacing w:line="360" w:lineRule="auto"/>
-        <w:jc w:val="both"/>
-        <w:rPr>
-          <w:rFonts w:ascii="Times New Roman" w:eastAsia="Times New Roman" w:hAnsi="Times New Roman" w:cs="Times New Roman"/>
-        </w:rPr>
-      </w:pPr>
-    </w:p>
-    <w:p>
-      <w:pPr>
-        <w:spacing w:line="360" w:lineRule="auto"/>
-        <w:jc w:val="both"/>
+        <w:rPr>
+          <w:rFonts w:ascii="Times New Roman" w:eastAsia="Times New Roman" w:hAnsi="Times New Roman" w:cs="Times New Roman"/>
+        </w:rPr>
+      </w:pPr>
+    </w:p>
+    <w:p>
+      <w:pPr>
+        <w:spacing w:line="360" w:lineRule="auto"/>
         <w:rPr>
           <w:rFonts w:ascii="Times New Roman" w:eastAsia="Times New Roman" w:hAnsi="Times New Roman" w:cs="Times New Roman"/>
           <w:b/>
@@ -662,14 +720,12 @@
           <w:b/>
           <w:u w:val="single"/>
         </w:rPr>
-        <w:lastRenderedPageBreak/>
         <w:t>EDUCATIONAL BACKGROUND</w:t>
       </w:r>
     </w:p>
     <w:p>
       <w:pPr>
         <w:spacing w:line="360" w:lineRule="auto"/>
-        <w:jc w:val="both"/>
         <w:rPr>
           <w:rFonts w:ascii="Times New Roman" w:eastAsia="Times New Roman" w:hAnsi="Times New Roman" w:cs="Times New Roman"/>
         </w:rPr>
@@ -750,7 +806,6 @@
     <w:p>
       <w:pPr>
         <w:spacing w:line="360" w:lineRule="auto"/>
-        <w:jc w:val="both"/>
         <w:rPr>
           <w:rFonts w:ascii="Times New Roman" w:eastAsia="Times New Roman" w:hAnsi="Times New Roman" w:cs="Times New Roman"/>
         </w:rPr>
@@ -855,16 +910,6 @@
     <w:p>
       <w:pPr>
         <w:spacing w:line="360" w:lineRule="auto"/>
-        <w:jc w:val="both"/>
-        <w:rPr>
-          <w:rFonts w:ascii="Times New Roman" w:eastAsia="Times New Roman" w:hAnsi="Times New Roman" w:cs="Times New Roman"/>
-        </w:rPr>
-      </w:pPr>
-    </w:p>
-    <w:p>
-      <w:pPr>
-        <w:spacing w:line="360" w:lineRule="auto"/>
-        <w:jc w:val="both"/>
         <w:rPr>
           <w:rFonts w:ascii="Times New Roman" w:eastAsia="Times New Roman" w:hAnsi="Times New Roman" w:cs="Times New Roman"/>
           <w:color w:val="000000" w:themeColor="text1"/>
@@ -889,7 +934,6 @@
         </w:numPr>
         <w:spacing w:line="360" w:lineRule="auto"/>
         <w:ind w:left="0"/>
-        <w:jc w:val="both"/>
         <w:rPr>
           <w:rFonts w:ascii="Times New Roman" w:eastAsia="Times New Roman" w:hAnsi="Times New Roman" w:cs="Times New Roman"/>
         </w:rPr>
@@ -924,19 +968,11 @@
         </w:rPr>
         <w:t xml:space="preserve"> </w:t>
       </w:r>
-      <w:proofErr w:type="spellStart"/>
-      <w:r>
-        <w:rPr>
-          <w:rFonts w:ascii="Times New Roman" w:eastAsia="Times New Roman" w:hAnsi="Times New Roman" w:cs="Times New Roman"/>
-        </w:rPr>
-        <w:t>sckit</w:t>
-      </w:r>
-      <w:proofErr w:type="spellEnd"/>
-      <w:r>
-        <w:rPr>
-          <w:rFonts w:ascii="Times New Roman" w:eastAsia="Times New Roman" w:hAnsi="Times New Roman" w:cs="Times New Roman"/>
-        </w:rPr>
-        <w:t>-learn</w:t>
+      <w:r>
+        <w:rPr>
+          <w:rFonts w:ascii="Times New Roman" w:eastAsia="Times New Roman" w:hAnsi="Times New Roman" w:cs="Times New Roman"/>
+        </w:rPr>
+        <w:t>scikit-learn</w:t>
       </w:r>
       <w:r>
         <w:rPr>
@@ -965,7 +1001,6 @@
         </w:numPr>
         <w:spacing w:line="360" w:lineRule="auto"/>
         <w:ind w:left="0"/>
-        <w:jc w:val="both"/>
         <w:rPr>
           <w:rFonts w:ascii="Times New Roman" w:eastAsia="Times New Roman" w:hAnsi="Times New Roman" w:cs="Times New Roman"/>
         </w:rPr>
@@ -997,7 +1032,6 @@
         </w:numPr>
         <w:spacing w:line="360" w:lineRule="auto"/>
         <w:ind w:left="0"/>
-        <w:jc w:val="both"/>
         <w:rPr>
           <w:rFonts w:ascii="Times New Roman" w:eastAsia="Times New Roman" w:hAnsi="Times New Roman" w:cs="Times New Roman"/>
         </w:rPr>
@@ -1060,7 +1094,13 @@
         <w:rPr>
           <w:rFonts w:ascii="Times New Roman" w:eastAsia="Times New Roman" w:hAnsi="Times New Roman" w:cs="Times New Roman"/>
         </w:rPr>
-        <w:t>, React Js</w:t>
+        <w:t xml:space="preserve">, React </w:t>
+      </w:r>
+      <w:r>
+        <w:rPr>
+          <w:rFonts w:ascii="Times New Roman" w:eastAsia="Times New Roman" w:hAnsi="Times New Roman" w:cs="Times New Roman"/>
+        </w:rPr>
+        <w:t>JS</w:t>
       </w:r>
       <w:r>
         <w:rPr>
@@ -1074,8 +1114,6 @@
         </w:rPr>
         <w:t>.</w:t>
       </w:r>
-      <w:bookmarkStart w:id="0" w:name="_GoBack"/>
-      <w:bookmarkEnd w:id="0"/>
     </w:p>
     <w:p>
       <w:pPr>
@@ -1086,7 +1124,6 @@
         </w:numPr>
         <w:spacing w:after="120" w:line="360" w:lineRule="auto"/>
         <w:ind w:left="0"/>
-        <w:jc w:val="both"/>
         <w:rPr>
           <w:rFonts w:ascii="Times New Roman" w:hAnsi="Times New Roman" w:cs="Times New Roman"/>
         </w:rPr>
@@ -1137,7 +1174,6 @@
         </w:numPr>
         <w:spacing w:after="120" w:line="360" w:lineRule="auto"/>
         <w:ind w:left="0"/>
-        <w:jc w:val="both"/>
         <w:rPr>
           <w:rFonts w:ascii="Times New Roman" w:hAnsi="Times New Roman" w:cs="Times New Roman"/>
         </w:rPr>
@@ -1158,7 +1194,6 @@
         </w:numPr>
         <w:spacing w:after="120" w:line="360" w:lineRule="auto"/>
         <w:ind w:left="0"/>
-        <w:jc w:val="both"/>
         <w:rPr>
           <w:rFonts w:ascii="Times New Roman" w:hAnsi="Times New Roman" w:cs="Times New Roman"/>
         </w:rPr>
@@ -1194,7 +1229,6 @@
         </w:numPr>
         <w:spacing w:after="120" w:line="360" w:lineRule="auto"/>
         <w:ind w:left="0"/>
-        <w:jc w:val="both"/>
         <w:rPr>
           <w:rFonts w:ascii="Times New Roman" w:hAnsi="Times New Roman" w:cs="Times New Roman"/>
         </w:rPr>
@@ -1227,7 +1261,43 @@
         <w:rPr>
           <w:rFonts w:ascii="Times New Roman" w:hAnsi="Times New Roman" w:cs="Times New Roman"/>
         </w:rPr>
-        <w:t>I have the ability to visualize and solve complicated problems in the best way and making accurate and informed decisions in relation to IT</w:t>
+        <w:t xml:space="preserve">I </w:t>
+      </w:r>
+      <w:r>
+        <w:rPr>
+          <w:rFonts w:ascii="Times New Roman" w:hAnsi="Times New Roman" w:cs="Times New Roman"/>
+        </w:rPr>
+        <w:t>can</w:t>
+      </w:r>
+      <w:r>
+        <w:rPr>
+          <w:rFonts w:ascii="Times New Roman" w:hAnsi="Times New Roman" w:cs="Times New Roman"/>
+        </w:rPr>
+        <w:t xml:space="preserve"> visualize and solve complicated problems in the best way</w:t>
+      </w:r>
+      <w:r>
+        <w:rPr>
+          <w:rFonts w:ascii="Times New Roman" w:hAnsi="Times New Roman" w:cs="Times New Roman"/>
+        </w:rPr>
+        <w:t>,</w:t>
+      </w:r>
+      <w:r>
+        <w:rPr>
+          <w:rFonts w:ascii="Times New Roman" w:hAnsi="Times New Roman" w:cs="Times New Roman"/>
+        </w:rPr>
+        <w:t xml:space="preserve"> making accurate and informed decisions </w:t>
+      </w:r>
+      <w:r>
+        <w:rPr>
+          <w:rFonts w:ascii="Times New Roman" w:hAnsi="Times New Roman" w:cs="Times New Roman"/>
+        </w:rPr>
+        <w:t>about</w:t>
+      </w:r>
+      <w:r>
+        <w:rPr>
+          <w:rFonts w:ascii="Times New Roman" w:hAnsi="Times New Roman" w:cs="Times New Roman"/>
+        </w:rPr>
+        <w:t xml:space="preserve"> IT</w:t>
       </w:r>
       <w:r>
         <w:rPr>
@@ -1238,8 +1308,15 @@
     </w:p>
     <w:p>
       <w:pPr>
-        <w:spacing w:line="360" w:lineRule="auto"/>
-        <w:jc w:val="both"/>
+        <w:spacing w:after="120" w:line="360" w:lineRule="auto"/>
+        <w:rPr>
+          <w:rFonts w:ascii="Times New Roman" w:hAnsi="Times New Roman" w:cs="Times New Roman"/>
+        </w:rPr>
+      </w:pPr>
+    </w:p>
+    <w:p>
+      <w:pPr>
+        <w:spacing w:line="360" w:lineRule="auto"/>
         <w:rPr>
           <w:rFonts w:ascii="Times New Roman" w:eastAsia="Times New Roman" w:hAnsi="Times New Roman" w:cs="Times New Roman"/>
           <w:b/>
@@ -1258,7 +1335,6 @@
     <w:p>
       <w:pPr>
         <w:spacing w:line="360" w:lineRule="auto"/>
-        <w:jc w:val="both"/>
         <w:rPr>
           <w:rFonts w:ascii="Times New Roman" w:eastAsia="Times New Roman" w:hAnsi="Times New Roman" w:cs="Times New Roman"/>
           <w:b/>
@@ -1269,13 +1345,26 @@
           <w:rFonts w:ascii="Times New Roman" w:eastAsia="Times New Roman" w:hAnsi="Times New Roman" w:cs="Times New Roman"/>
           <w:b/>
         </w:rPr>
-        <w:t xml:space="preserve">MARCH 2021 TO TODATE </w:t>
-      </w:r>
-    </w:p>
-    <w:p>
-      <w:pPr>
-        <w:spacing w:line="360" w:lineRule="auto"/>
-        <w:jc w:val="both"/>
+        <w:t xml:space="preserve">MARCH 2021 TO </w:t>
+      </w:r>
+      <w:r>
+        <w:rPr>
+          <w:rFonts w:ascii="Times New Roman" w:eastAsia="Times New Roman" w:hAnsi="Times New Roman" w:cs="Times New Roman"/>
+          <w:b/>
+        </w:rPr>
+        <w:t>TODAY</w:t>
+      </w:r>
+      <w:r>
+        <w:rPr>
+          <w:rFonts w:ascii="Times New Roman" w:eastAsia="Times New Roman" w:hAnsi="Times New Roman" w:cs="Times New Roman"/>
+          <w:b/>
+        </w:rPr>
+        <w:t xml:space="preserve"> </w:t>
+      </w:r>
+    </w:p>
+    <w:p>
+      <w:pPr>
+        <w:spacing w:line="360" w:lineRule="auto"/>
         <w:rPr>
           <w:rFonts w:ascii="Times New Roman" w:eastAsia="Times New Roman" w:hAnsi="Times New Roman" w:cs="Times New Roman"/>
           <w:bCs/>
@@ -1286,13 +1375,27 @@
           <w:rFonts w:ascii="Times New Roman" w:eastAsia="Times New Roman" w:hAnsi="Times New Roman" w:cs="Times New Roman"/>
           <w:bCs/>
         </w:rPr>
-        <w:t xml:space="preserve">I’ve been a freelancer in academic writing in computer science discipline. Most of the writings are </w:t>
+        <w:t xml:space="preserve">I’ve been a freelancer in academic writing in </w:t>
       </w:r>
       <w:r>
         <w:rPr>
           <w:rFonts w:ascii="Times New Roman" w:eastAsia="Times New Roman" w:hAnsi="Times New Roman" w:cs="Times New Roman"/>
           <w:bCs/>
         </w:rPr>
+        <w:t xml:space="preserve">the </w:t>
+      </w:r>
+      <w:r>
+        <w:rPr>
+          <w:rFonts w:ascii="Times New Roman" w:eastAsia="Times New Roman" w:hAnsi="Times New Roman" w:cs="Times New Roman"/>
+          <w:bCs/>
+        </w:rPr>
+        <w:t xml:space="preserve">computer science discipline. Most of the writings are </w:t>
+      </w:r>
+      <w:r>
+        <w:rPr>
+          <w:rFonts w:ascii="Times New Roman" w:eastAsia="Times New Roman" w:hAnsi="Times New Roman" w:cs="Times New Roman"/>
+          <w:bCs/>
+        </w:rPr>
         <w:t>research-based</w:t>
       </w:r>
       <w:r>
@@ -1313,7 +1416,15 @@
     <w:p>
       <w:pPr>
         <w:spacing w:line="360" w:lineRule="auto"/>
-        <w:jc w:val="both"/>
+        <w:rPr>
+          <w:rFonts w:ascii="Times New Roman" w:eastAsia="Times New Roman" w:hAnsi="Times New Roman" w:cs="Times New Roman"/>
+          <w:bCs/>
+        </w:rPr>
+      </w:pPr>
+    </w:p>
+    <w:p>
+      <w:pPr>
+        <w:spacing w:line="360" w:lineRule="auto"/>
         <w:rPr>
           <w:rFonts w:ascii="Times New Roman" w:hAnsi="Times New Roman" w:cs="Times New Roman"/>
           <w:b/>
@@ -1326,6 +1437,7 @@
           <w:b/>
           <w:iCs/>
         </w:rPr>
+        <w:lastRenderedPageBreak/>
         <w:t>OCTOBER 2020 TO MARCH 2021</w:t>
       </w:r>
       <w:r>
@@ -1367,7 +1479,6 @@
     <w:p>
       <w:pPr>
         <w:spacing w:line="360" w:lineRule="auto"/>
-        <w:jc w:val="both"/>
         <w:rPr>
           <w:rFonts w:ascii="Times New Roman" w:hAnsi="Times New Roman" w:cs="Times New Roman"/>
           <w:iCs/>
@@ -1393,7 +1504,6 @@
           <w:numId w:val="8"/>
         </w:numPr>
         <w:spacing w:line="360" w:lineRule="auto"/>
-        <w:jc w:val="both"/>
         <w:rPr>
           <w:rFonts w:ascii="Times New Roman" w:hAnsi="Times New Roman" w:cs="Times New Roman"/>
           <w:iCs/>
@@ -1419,7 +1529,6 @@
           <w:numId w:val="8"/>
         </w:numPr>
         <w:spacing w:line="360" w:lineRule="auto"/>
-        <w:jc w:val="both"/>
         <w:rPr>
           <w:rFonts w:ascii="Times New Roman" w:hAnsi="Times New Roman" w:cs="Times New Roman"/>
           <w:iCs/>
@@ -1434,7 +1543,25 @@
           <w:sz w:val="24"/>
           <w:szCs w:val="24"/>
         </w:rPr>
-        <w:t>Assign activities and tasks to the experts, keep track of work progress (using google forms appropriately),</w:t>
+        <w:t xml:space="preserve">Assign activities and tasks to the experts, keep track of work progress (using </w:t>
+      </w:r>
+      <w:r>
+        <w:rPr>
+          <w:rFonts w:ascii="Times New Roman" w:hAnsi="Times New Roman" w:cs="Times New Roman"/>
+          <w:iCs/>
+          <w:sz w:val="24"/>
+          <w:szCs w:val="24"/>
+        </w:rPr>
+        <w:t>Google Forms</w:t>
+      </w:r>
+      <w:r>
+        <w:rPr>
+          <w:rFonts w:ascii="Times New Roman" w:hAnsi="Times New Roman" w:cs="Times New Roman"/>
+          <w:iCs/>
+          <w:sz w:val="24"/>
+          <w:szCs w:val="24"/>
+        </w:rPr>
+        <w:t xml:space="preserve"> appropriately),</w:t>
       </w:r>
     </w:p>
     <w:p>
@@ -1445,7 +1572,6 @@
           <w:numId w:val="8"/>
         </w:numPr>
         <w:spacing w:line="360" w:lineRule="auto"/>
-        <w:jc w:val="both"/>
         <w:rPr>
           <w:rFonts w:ascii="Times New Roman" w:hAnsi="Times New Roman" w:cs="Times New Roman"/>
           <w:iCs/>
@@ -1471,7 +1597,6 @@
           <w:numId w:val="8"/>
         </w:numPr>
         <w:spacing w:line="360" w:lineRule="auto"/>
-        <w:jc w:val="both"/>
         <w:rPr>
           <w:rFonts w:ascii="Times New Roman" w:hAnsi="Times New Roman" w:cs="Times New Roman"/>
           <w:iCs/>
@@ -1497,7 +1622,6 @@
           <w:numId w:val="8"/>
         </w:numPr>
         <w:spacing w:line="360" w:lineRule="auto"/>
-        <w:jc w:val="both"/>
         <w:rPr>
           <w:rFonts w:ascii="Times New Roman" w:hAnsi="Times New Roman" w:cs="Times New Roman"/>
           <w:iCs/>
@@ -1512,14 +1636,41 @@
           <w:sz w:val="24"/>
           <w:szCs w:val="24"/>
         </w:rPr>
-        <w:lastRenderedPageBreak/>
-        <w:t>Take part in doing input in the content, as well as responding and acting accordingly to any activity assigned to me by the management and project administrators.</w:t>
-      </w:r>
-    </w:p>
-    <w:p>
-      <w:pPr>
-        <w:spacing w:line="360" w:lineRule="auto"/>
-        <w:jc w:val="both"/>
+        <w:t xml:space="preserve">Take part in doing input in the content, as well as responding and acting accordingly to any activity </w:t>
+      </w:r>
+      <w:r>
+        <w:rPr>
+          <w:rFonts w:ascii="Times New Roman" w:hAnsi="Times New Roman" w:cs="Times New Roman"/>
+          <w:iCs/>
+          <w:sz w:val="24"/>
+          <w:szCs w:val="24"/>
+        </w:rPr>
+        <w:t>the management and project administrators assigned to me</w:t>
+      </w:r>
+      <w:r>
+        <w:rPr>
+          <w:rFonts w:ascii="Times New Roman" w:hAnsi="Times New Roman" w:cs="Times New Roman"/>
+          <w:iCs/>
+          <w:sz w:val="24"/>
+          <w:szCs w:val="24"/>
+        </w:rPr>
+        <w:t>.</w:t>
+      </w:r>
+    </w:p>
+    <w:p>
+      <w:pPr>
+        <w:spacing w:line="360" w:lineRule="auto"/>
+        <w:rPr>
+          <w:rFonts w:ascii="Times New Roman" w:hAnsi="Times New Roman" w:cs="Times New Roman"/>
+          <w:iCs/>
+          <w:sz w:val="24"/>
+          <w:szCs w:val="24"/>
+        </w:rPr>
+      </w:pPr>
+    </w:p>
+    <w:p>
+      <w:pPr>
+        <w:spacing w:line="360" w:lineRule="auto"/>
         <w:rPr>
           <w:rFonts w:ascii="Times New Roman" w:hAnsi="Times New Roman" w:cs="Times New Roman"/>
           <w:iCs/>
@@ -1607,7 +1758,7 @@
           <w:sz w:val="24"/>
           <w:szCs w:val="24"/>
         </w:rPr>
-        <w:t>During this time I worked with the Computer Maintenance Staff on a variety of computer accessories including assembling computers,</w:t>
+        <w:t>During this time</w:t>
       </w:r>
       <w:r>
         <w:rPr>
@@ -1616,7 +1767,7 @@
           <w:sz w:val="24"/>
           <w:szCs w:val="24"/>
         </w:rPr>
-        <w:t xml:space="preserve"> </w:t>
+        <w:t>, I worked with the Computer Maintenance Staff on a variety of computer accessories, including assembling computers, general maintenance of computers, Networking and Printers, configuring network clients, and installing operating systems under Windows XP, Windows 7,</w:t>
       </w:r>
       <w:r>
         <w:rPr>
@@ -1625,79 +1776,12 @@
           <w:sz w:val="24"/>
           <w:szCs w:val="24"/>
         </w:rPr>
-        <w:t>general maintenance of computers,</w:t>
-      </w:r>
-      <w:r>
-        <w:rPr>
-          <w:rFonts w:ascii="Times New Roman" w:hAnsi="Times New Roman" w:cs="Times New Roman"/>
-          <w:iCs/>
-          <w:sz w:val="24"/>
-          <w:szCs w:val="24"/>
-        </w:rPr>
-        <w:t xml:space="preserve"> </w:t>
-      </w:r>
-      <w:r>
-        <w:rPr>
-          <w:rFonts w:ascii="Times New Roman" w:hAnsi="Times New Roman" w:cs="Times New Roman"/>
-          <w:iCs/>
-          <w:sz w:val="24"/>
-          <w:szCs w:val="24"/>
-        </w:rPr>
-        <w:t>Networking and Printers,</w:t>
-      </w:r>
-      <w:r>
-        <w:rPr>
-          <w:rFonts w:ascii="Times New Roman" w:hAnsi="Times New Roman" w:cs="Times New Roman"/>
-          <w:iCs/>
-          <w:sz w:val="24"/>
-          <w:szCs w:val="24"/>
-        </w:rPr>
-        <w:t xml:space="preserve"> </w:t>
-      </w:r>
-      <w:r>
-        <w:rPr>
-          <w:rFonts w:ascii="Times New Roman" w:hAnsi="Times New Roman" w:cs="Times New Roman"/>
-          <w:iCs/>
-          <w:sz w:val="24"/>
-          <w:szCs w:val="24"/>
-        </w:rPr>
-        <w:t>configuring network clients and installation of operating system under windows XP,</w:t>
-      </w:r>
-      <w:r>
-        <w:rPr>
-          <w:rFonts w:ascii="Times New Roman" w:hAnsi="Times New Roman" w:cs="Times New Roman"/>
-          <w:iCs/>
-          <w:sz w:val="24"/>
-          <w:szCs w:val="24"/>
-        </w:rPr>
-        <w:t xml:space="preserve"> </w:t>
-      </w:r>
-      <w:r>
-        <w:rPr>
-          <w:rFonts w:ascii="Times New Roman" w:hAnsi="Times New Roman" w:cs="Times New Roman"/>
-          <w:iCs/>
-          <w:sz w:val="24"/>
-          <w:szCs w:val="24"/>
-        </w:rPr>
-        <w:t>windows 7 and Windows 10.</w:t>
-      </w:r>
-    </w:p>
-    <w:p>
-      <w:pPr>
-        <w:spacing w:line="360" w:lineRule="auto"/>
-        <w:jc w:val="both"/>
-        <w:rPr>
-          <w:rFonts w:ascii="Times New Roman" w:hAnsi="Times New Roman" w:cs="Times New Roman"/>
-          <w:iCs/>
-          <w:sz w:val="24"/>
-          <w:szCs w:val="24"/>
-        </w:rPr>
-      </w:pPr>
-    </w:p>
-    <w:p>
-      <w:pPr>
-        <w:spacing w:line="360" w:lineRule="auto"/>
-        <w:jc w:val="both"/>
+        <w:t xml:space="preserve"> and Windows 10.</w:t>
+      </w:r>
+    </w:p>
+    <w:p>
+      <w:pPr>
+        <w:spacing w:line="360" w:lineRule="auto"/>
         <w:rPr>
           <w:rFonts w:ascii="Times New Roman" w:hAnsi="Times New Roman" w:cs="Times New Roman"/>
           <w:b/>
@@ -1721,7 +1805,6 @@
           <w:numId w:val="7"/>
         </w:numPr>
         <w:spacing w:line="360" w:lineRule="auto"/>
-        <w:jc w:val="both"/>
         <w:rPr>
           <w:rFonts w:ascii="Times New Roman" w:hAnsi="Times New Roman" w:cs="Times New Roman"/>
           <w:sz w:val="24"/>
@@ -1785,7 +1868,6 @@
           <w:numId w:val="7"/>
         </w:numPr>
         <w:spacing w:line="360" w:lineRule="auto"/>
-        <w:jc w:val="both"/>
         <w:rPr>
           <w:rStyle w:val="Hyperlink"/>
           <w:rFonts w:ascii="Times New Roman" w:hAnsi="Times New Roman" w:cs="Times New Roman"/>
@@ -1801,7 +1883,55 @@
           <w:sz w:val="24"/>
           <w:szCs w:val="24"/>
         </w:rPr>
-        <w:t>I am glad also to be the main designer and developer of heritage of hope children home website.</w:t>
+        <w:t xml:space="preserve">I am glad also to be the main designer and developer of </w:t>
+      </w:r>
+      <w:r>
+        <w:rPr>
+          <w:rFonts w:ascii="Times New Roman" w:hAnsi="Times New Roman" w:cs="Times New Roman"/>
+          <w:sz w:val="24"/>
+          <w:szCs w:val="24"/>
+        </w:rPr>
+        <w:t>the Heritage</w:t>
+      </w:r>
+      <w:r>
+        <w:rPr>
+          <w:rFonts w:ascii="Times New Roman" w:hAnsi="Times New Roman" w:cs="Times New Roman"/>
+          <w:sz w:val="24"/>
+          <w:szCs w:val="24"/>
+        </w:rPr>
+        <w:t xml:space="preserve"> of </w:t>
+      </w:r>
+      <w:r>
+        <w:rPr>
+          <w:rFonts w:ascii="Times New Roman" w:hAnsi="Times New Roman" w:cs="Times New Roman"/>
+          <w:sz w:val="24"/>
+          <w:szCs w:val="24"/>
+        </w:rPr>
+        <w:t>Hope</w:t>
+      </w:r>
+      <w:r>
+        <w:rPr>
+          <w:rFonts w:ascii="Times New Roman" w:hAnsi="Times New Roman" w:cs="Times New Roman"/>
+          <w:sz w:val="24"/>
+          <w:szCs w:val="24"/>
+        </w:rPr>
+        <w:t xml:space="preserve"> </w:t>
+      </w:r>
+      <w:r>
+        <w:rPr>
+          <w:rFonts w:ascii="Times New Roman" w:hAnsi="Times New Roman" w:cs="Times New Roman"/>
+          <w:sz w:val="24"/>
+          <w:szCs w:val="24"/>
+        </w:rPr>
+        <w:t>children's</w:t>
+      </w:r>
+      <w:r>
+        <w:rPr>
+          <w:rFonts w:ascii="Times New Roman" w:hAnsi="Times New Roman" w:cs="Times New Roman"/>
+          <w:sz w:val="24"/>
+          <w:szCs w:val="24"/>
+        </w:rPr>
+        <w:t xml:space="preserve"> home website.</w:t>
       </w:r>
       <w:r>
         <w:rPr>
@@ -1818,8 +1948,29 @@
             <w:rFonts w:ascii="Times New Roman" w:hAnsi="Times New Roman" w:cs="Times New Roman"/>
             <w:sz w:val="24"/>
             <w:szCs w:val="24"/>
+            <w:lang w:val="en"/>
           </w:rPr>
-          <w:t>www.heritage-of-faith.com</w:t>
+          <w:t xml:space="preserve">Heritage of Faith and Hope Rehabilitation </w:t>
+        </w:r>
+        <w:r>
+          <w:rPr>
+            <w:rStyle w:val="Hyperlink"/>
+            <w:rFonts w:ascii="Times New Roman" w:hAnsi="Times New Roman" w:cs="Times New Roman"/>
+            <w:sz w:val="24"/>
+            <w:szCs w:val="24"/>
+            <w:lang w:val="en"/>
+          </w:rPr>
+          <w:t>C</w:t>
+        </w:r>
+        <w:r>
+          <w:rPr>
+            <w:rStyle w:val="Hyperlink"/>
+            <w:rFonts w:ascii="Times New Roman" w:hAnsi="Times New Roman" w:cs="Times New Roman"/>
+            <w:sz w:val="24"/>
+            <w:szCs w:val="24"/>
+            <w:lang w:val="en"/>
+          </w:rPr>
+          <w:t>enter – Raising the Standards</w:t>
         </w:r>
       </w:hyperlink>
     </w:p>
@@ -1831,7 +1982,6 @@
           <w:numId w:val="7"/>
         </w:numPr>
         <w:spacing w:line="360" w:lineRule="auto"/>
-        <w:jc w:val="both"/>
         <w:rPr>
           <w:rStyle w:val="Hyperlink"/>
           <w:rFonts w:ascii="Times New Roman" w:hAnsi="Times New Roman" w:cs="Times New Roman"/>
@@ -1850,7 +2000,40 @@
           <w:szCs w:val="24"/>
           <w:u w:val="none"/>
         </w:rPr>
-        <w:t>I have tried to create different web clones for various World Class Companies including Amazon and Airbnb using React Js</w:t>
+        <w:t>I have create</w:t>
+      </w:r>
+      <w:r>
+        <w:rPr>
+          <w:rStyle w:val="Hyperlink"/>
+          <w:rFonts w:ascii="Times New Roman" w:hAnsi="Times New Roman" w:cs="Times New Roman"/>
+          <w:color w:val="auto"/>
+          <w:sz w:val="24"/>
+          <w:szCs w:val="24"/>
+          <w:u w:val="none"/>
+        </w:rPr>
+        <w:t>d</w:t>
+      </w:r>
+      <w:r>
+        <w:rPr>
+          <w:rStyle w:val="Hyperlink"/>
+          <w:rFonts w:ascii="Times New Roman" w:hAnsi="Times New Roman" w:cs="Times New Roman"/>
+          <w:color w:val="auto"/>
+          <w:sz w:val="24"/>
+          <w:szCs w:val="24"/>
+          <w:u w:val="none"/>
+        </w:rPr>
+        <w:t xml:space="preserve"> different web clones for various World Class Companies including Amazon and Airbnb using React </w:t>
+      </w:r>
+      <w:r>
+        <w:rPr>
+          <w:rStyle w:val="Hyperlink"/>
+          <w:rFonts w:ascii="Times New Roman" w:hAnsi="Times New Roman" w:cs="Times New Roman"/>
+          <w:color w:val="auto"/>
+          <w:sz w:val="24"/>
+          <w:szCs w:val="24"/>
+          <w:u w:val="none"/>
+        </w:rPr>
+        <w:t>JS</w:t>
       </w:r>
       <w:r>
         <w:rPr>
@@ -1896,17 +2079,6 @@
         </w:rPr>
         <w:t xml:space="preserve"> </w:t>
       </w:r>
-      <w:hyperlink r:id="rId15" w:history="1">
-        <w:r>
-          <w:rPr>
-            <w:rStyle w:val="Hyperlink"/>
-            <w:rFonts w:ascii="Times New Roman" w:hAnsi="Times New Roman" w:cs="Times New Roman"/>
-            <w:sz w:val="24"/>
-            <w:szCs w:val="24"/>
-          </w:rPr>
-          <w:t>https://airbnb-clone-4b80e.web.app/</w:t>
-        </w:r>
-      </w:hyperlink>
     </w:p>
     <w:p>
       <w:pPr>
@@ -1934,7 +2106,29 @@
           <w:szCs w:val="24"/>
           <w:u w:val="none"/>
         </w:rPr>
-        <w:t xml:space="preserve">Developed a real time </w:t>
+        <w:t xml:space="preserve">Developed a </w:t>
+      </w:r>
+      <w:r>
+        <w:rPr>
+          <w:rStyle w:val="Hyperlink"/>
+          <w:rFonts w:ascii="Times New Roman" w:hAnsi="Times New Roman" w:cs="Times New Roman"/>
+          <w:color w:val="auto"/>
+          <w:sz w:val="24"/>
+          <w:szCs w:val="24"/>
+          <w:u w:val="none"/>
+        </w:rPr>
+        <w:t>real-time</w:t>
+      </w:r>
+      <w:r>
+        <w:rPr>
+          <w:rStyle w:val="Hyperlink"/>
+          <w:rFonts w:ascii="Times New Roman" w:hAnsi="Times New Roman" w:cs="Times New Roman"/>
+          <w:color w:val="auto"/>
+          <w:sz w:val="24"/>
+          <w:szCs w:val="24"/>
+          <w:u w:val="none"/>
+        </w:rPr>
+        <w:t xml:space="preserve"> </w:t>
       </w:r>
       <w:r>
         <w:rPr>
@@ -1952,7 +2146,7 @@
         </w:rPr>
         <w:t xml:space="preserve">: </w:t>
       </w:r>
-      <w:hyperlink r:id="rId16" w:history="1">
+      <w:hyperlink r:id="rId15" w:history="1">
         <w:r>
           <w:rPr>
             <w:rStyle w:val="Hyperlink"/>
@@ -1980,7 +2174,6 @@
           <w:numId w:val="7"/>
         </w:numPr>
         <w:spacing w:line="360" w:lineRule="auto"/>
-        <w:jc w:val="both"/>
         <w:rPr>
           <w:rStyle w:val="Hyperlink"/>
           <w:rFonts w:ascii="Times New Roman" w:hAnsi="Times New Roman" w:cs="Times New Roman"/>
@@ -2012,7 +2205,7 @@
         </w:rPr>
         <w:t xml:space="preserve">WhatsApp Clone: </w:t>
       </w:r>
-      <w:hyperlink r:id="rId17" w:history="1">
+      <w:hyperlink r:id="rId16" w:history="1">
         <w:r>
           <w:rPr>
             <w:rStyle w:val="Hyperlink"/>
@@ -2041,7 +2234,6 @@
           <w:numId w:val="7"/>
         </w:numPr>
         <w:spacing w:line="360" w:lineRule="auto"/>
-        <w:jc w:val="both"/>
         <w:rPr>
           <w:rStyle w:val="Hyperlink"/>
           <w:rFonts w:ascii="Times New Roman" w:hAnsi="Times New Roman" w:cs="Times New Roman"/>
@@ -2073,7 +2265,7 @@
         </w:rPr>
         <w:t xml:space="preserve">Gmail clone: </w:t>
       </w:r>
-      <w:hyperlink r:id="rId18" w:history="1">
+      <w:hyperlink r:id="rId17" w:history="1">
         <w:r>
           <w:rPr>
             <w:rStyle w:val="Hyperlink"/>
@@ -2104,7 +2296,6 @@
           <w:numId w:val="7"/>
         </w:numPr>
         <w:spacing w:line="360" w:lineRule="auto"/>
-        <w:jc w:val="both"/>
         <w:rPr>
           <w:rStyle w:val="Hyperlink"/>
           <w:rFonts w:ascii="Times New Roman" w:hAnsi="Times New Roman" w:cs="Times New Roman"/>
@@ -2158,7 +2349,7 @@
         </w:rPr>
         <w:t xml:space="preserve">: </w:t>
       </w:r>
-      <w:hyperlink r:id="rId19" w:history="1">
+      <w:hyperlink r:id="rId18" w:history="1">
         <w:r>
           <w:rPr>
             <w:rStyle w:val="Hyperlink"/>
@@ -2220,7 +2411,7 @@
         </w:rPr>
         <w:t xml:space="preserve"> </w:t>
       </w:r>
-      <w:hyperlink r:id="rId20" w:history="1">
+      <w:hyperlink r:id="rId19" w:history="1">
         <w:r>
           <w:rPr>
             <w:rStyle w:val="Hyperlink"/>
@@ -2251,7 +2442,6 @@
           <w:numId w:val="7"/>
         </w:numPr>
         <w:spacing w:line="360" w:lineRule="auto"/>
-        <w:jc w:val="both"/>
         <w:rPr>
           <w:rStyle w:val="Hyperlink"/>
           <w:rFonts w:ascii="Times New Roman" w:hAnsi="Times New Roman" w:cs="Times New Roman"/>
@@ -2283,7 +2473,7 @@
         </w:rPr>
         <w:t xml:space="preserve"> </w:t>
       </w:r>
-      <w:hyperlink r:id="rId21" w:history="1">
+      <w:hyperlink r:id="rId20" w:history="1">
         <w:r>
           <w:rPr>
             <w:rStyle w:val="Hyperlink"/>
@@ -2314,7 +2504,6 @@
           <w:numId w:val="7"/>
         </w:numPr>
         <w:spacing w:line="360" w:lineRule="auto"/>
-        <w:jc w:val="both"/>
         <w:rPr>
           <w:rFonts w:ascii="Times New Roman" w:hAnsi="Times New Roman" w:cs="Times New Roman"/>
           <w:sz w:val="24"/>
@@ -2330,6 +2519,7 @@
           <w:szCs w:val="24"/>
           <w:u w:val="none"/>
         </w:rPr>
+        <w:lastRenderedPageBreak/>
         <w:t>Developed Twitter clone:</w:t>
       </w:r>
       <w:r>
@@ -2340,7 +2530,7 @@
         </w:rPr>
         <w:t xml:space="preserve"> </w:t>
       </w:r>
-      <w:hyperlink r:id="rId22" w:history="1">
+      <w:hyperlink r:id="rId21" w:history="1">
         <w:r>
           <w:rPr>
             <w:rStyle w:val="Hyperlink"/>
@@ -2368,7 +2558,6 @@
           <w:numId w:val="7"/>
         </w:numPr>
         <w:spacing w:line="360" w:lineRule="auto"/>
-        <w:jc w:val="both"/>
         <w:rPr>
           <w:rFonts w:ascii="Times New Roman" w:hAnsi="Times New Roman" w:cs="Times New Roman"/>
           <w:sz w:val="24"/>
@@ -2394,7 +2583,7 @@
         </w:rPr>
         <w:t xml:space="preserve"> </w:t>
       </w:r>
-      <w:hyperlink r:id="rId23" w:history="1">
+      <w:hyperlink r:id="rId22" w:history="1">
         <w:r>
           <w:rPr>
             <w:rStyle w:val="Hyperlink"/>
@@ -2408,8 +2597,404 @@
     </w:p>
     <w:p>
       <w:pPr>
-        <w:spacing w:line="360" w:lineRule="auto"/>
-        <w:jc w:val="both"/>
+        <w:pStyle w:val="ListParagraph"/>
+        <w:numPr>
+          <w:ilvl w:val="0"/>
+          <w:numId w:val="7"/>
+        </w:numPr>
+        <w:spacing w:line="360" w:lineRule="auto"/>
+        <w:rPr>
+          <w:rFonts w:ascii="Times New Roman" w:hAnsi="Times New Roman" w:cs="Times New Roman"/>
+          <w:sz w:val="24"/>
+          <w:szCs w:val="24"/>
+        </w:rPr>
+      </w:pPr>
+      <w:r>
+        <w:rPr>
+          <w:rStyle w:val="Hyperlink"/>
+          <w:rFonts w:ascii="Times New Roman" w:hAnsi="Times New Roman" w:cs="Times New Roman"/>
+          <w:color w:val="000000" w:themeColor="text1"/>
+          <w:sz w:val="24"/>
+          <w:szCs w:val="24"/>
+          <w:u w:val="none"/>
+        </w:rPr>
+        <w:t>Dental Services Management System:</w:t>
+      </w:r>
+      <w:r>
+        <w:rPr>
+          <w:rFonts w:ascii="Times New Roman" w:hAnsi="Times New Roman" w:cs="Times New Roman"/>
+          <w:sz w:val="24"/>
+          <w:szCs w:val="24"/>
+        </w:rPr>
+        <w:t xml:space="preserve"> </w:t>
+      </w:r>
+      <w:hyperlink r:id="rId23" w:history="1">
+        <w:r>
+          <w:rPr>
+            <w:rStyle w:val="Hyperlink"/>
+            <w:rFonts w:ascii="Times New Roman" w:hAnsi="Times New Roman" w:cs="Times New Roman"/>
+            <w:sz w:val="24"/>
+            <w:szCs w:val="24"/>
+          </w:rPr>
+          <w:t>https://dental-management-system-3f0d1.web.app/</w:t>
+        </w:r>
+      </w:hyperlink>
+      <w:r>
+        <w:rPr>
+          <w:rFonts w:ascii="Times New Roman" w:hAnsi="Times New Roman" w:cs="Times New Roman"/>
+          <w:sz w:val="24"/>
+          <w:szCs w:val="24"/>
+        </w:rPr>
+        <w:t xml:space="preserve"> </w:t>
+      </w:r>
+    </w:p>
+    <w:p>
+      <w:pPr>
+        <w:pStyle w:val="ListParagraph"/>
+        <w:numPr>
+          <w:ilvl w:val="0"/>
+          <w:numId w:val="7"/>
+        </w:numPr>
+        <w:spacing w:line="360" w:lineRule="auto"/>
+        <w:rPr>
+          <w:rFonts w:ascii="Times New Roman" w:hAnsi="Times New Roman" w:cs="Times New Roman"/>
+          <w:sz w:val="24"/>
+          <w:szCs w:val="24"/>
+        </w:rPr>
+      </w:pPr>
+      <w:r>
+        <w:rPr>
+          <w:rFonts w:ascii="Times New Roman" w:hAnsi="Times New Roman" w:cs="Times New Roman"/>
+          <w:sz w:val="24"/>
+          <w:szCs w:val="24"/>
+        </w:rPr>
+        <w:t>Emotion detection using CNN</w:t>
+      </w:r>
+      <w:r>
+        <w:rPr>
+          <w:rFonts w:ascii="Times New Roman" w:hAnsi="Times New Roman" w:cs="Times New Roman"/>
+          <w:sz w:val="24"/>
+          <w:szCs w:val="24"/>
+        </w:rPr>
+        <w:t xml:space="preserve"> weba</w:t>
+      </w:r>
+      <w:r>
+        <w:rPr>
+          <w:rFonts w:ascii="Times New Roman" w:hAnsi="Times New Roman" w:cs="Times New Roman"/>
+          <w:sz w:val="24"/>
+          <w:szCs w:val="24"/>
+        </w:rPr>
+        <w:t xml:space="preserve">pp (a machine learning-based app): </w:t>
+      </w:r>
+      <w:hyperlink r:id="rId24" w:history="1">
+        <w:r>
+          <w:rPr>
+            <w:rStyle w:val="Hyperlink"/>
+            <w:rFonts w:ascii="Times New Roman" w:hAnsi="Times New Roman" w:cs="Times New Roman"/>
+            <w:sz w:val="24"/>
+            <w:szCs w:val="24"/>
+          </w:rPr>
+          <w:t>https://emotion-detection--convolutional-neural-</w:t>
+        </w:r>
+        <w:proofErr w:type="spellStart"/>
+        <w:r>
+          <w:rPr>
+            <w:rStyle w:val="Hyperlink"/>
+            <w:rFonts w:ascii="Times New Roman" w:hAnsi="Times New Roman" w:cs="Times New Roman"/>
+            <w:sz w:val="24"/>
+            <w:szCs w:val="24"/>
+          </w:rPr>
+          <w:t>networks.streamlit.app</w:t>
+        </w:r>
+        <w:proofErr w:type="spellEnd"/>
+        <w:r>
+          <w:rPr>
+            <w:rStyle w:val="Hyperlink"/>
+            <w:rFonts w:ascii="Times New Roman" w:hAnsi="Times New Roman" w:cs="Times New Roman"/>
+            <w:sz w:val="24"/>
+            <w:szCs w:val="24"/>
+          </w:rPr>
+          <w:t>/</w:t>
+        </w:r>
+      </w:hyperlink>
+      <w:r>
+        <w:rPr>
+          <w:rFonts w:ascii="Times New Roman" w:hAnsi="Times New Roman" w:cs="Times New Roman"/>
+          <w:sz w:val="24"/>
+          <w:szCs w:val="24"/>
+        </w:rPr>
+        <w:t xml:space="preserve">  </w:t>
+      </w:r>
+    </w:p>
+    <w:p>
+      <w:pPr>
+        <w:pStyle w:val="ListParagraph"/>
+        <w:numPr>
+          <w:ilvl w:val="0"/>
+          <w:numId w:val="7"/>
+        </w:numPr>
+        <w:spacing w:line="360" w:lineRule="auto"/>
+        <w:rPr>
+          <w:rFonts w:ascii="Times New Roman" w:hAnsi="Times New Roman" w:cs="Times New Roman"/>
+          <w:sz w:val="24"/>
+          <w:szCs w:val="24"/>
+        </w:rPr>
+      </w:pPr>
+      <w:r>
+        <w:rPr>
+          <w:rFonts w:ascii="Times New Roman" w:hAnsi="Times New Roman" w:cs="Times New Roman"/>
+          <w:sz w:val="24"/>
+          <w:szCs w:val="24"/>
+        </w:rPr>
+        <w:t xml:space="preserve">Diabetes Risk Detection </w:t>
+      </w:r>
+      <w:r>
+        <w:rPr>
+          <w:rFonts w:ascii="Times New Roman" w:hAnsi="Times New Roman" w:cs="Times New Roman"/>
+          <w:sz w:val="24"/>
+          <w:szCs w:val="24"/>
+        </w:rPr>
+        <w:t>weba</w:t>
+      </w:r>
+      <w:r>
+        <w:rPr>
+          <w:rFonts w:ascii="Times New Roman" w:hAnsi="Times New Roman" w:cs="Times New Roman"/>
+          <w:sz w:val="24"/>
+          <w:szCs w:val="24"/>
+        </w:rPr>
+        <w:t xml:space="preserve">pp: </w:t>
+      </w:r>
+      <w:hyperlink r:id="rId25" w:history="1">
+        <w:r>
+          <w:rPr>
+            <w:rStyle w:val="Hyperlink"/>
+            <w:rFonts w:ascii="Times New Roman" w:hAnsi="Times New Roman" w:cs="Times New Roman"/>
+            <w:sz w:val="24"/>
+            <w:szCs w:val="24"/>
+          </w:rPr>
+          <w:t>https://early-detection-of-diabetes.streamlit.app/</w:t>
+        </w:r>
+      </w:hyperlink>
+      <w:r>
+        <w:rPr>
+          <w:rFonts w:ascii="Times New Roman" w:hAnsi="Times New Roman" w:cs="Times New Roman"/>
+          <w:sz w:val="24"/>
+          <w:szCs w:val="24"/>
+        </w:rPr>
+        <w:t xml:space="preserve"> </w:t>
+      </w:r>
+    </w:p>
+    <w:p>
+      <w:pPr>
+        <w:pStyle w:val="ListParagraph"/>
+        <w:numPr>
+          <w:ilvl w:val="0"/>
+          <w:numId w:val="7"/>
+        </w:numPr>
+        <w:spacing w:line="360" w:lineRule="auto"/>
+        <w:rPr>
+          <w:rFonts w:ascii="Times New Roman" w:hAnsi="Times New Roman" w:cs="Times New Roman"/>
+          <w:sz w:val="24"/>
+          <w:szCs w:val="24"/>
+        </w:rPr>
+      </w:pPr>
+      <w:r>
+        <w:rPr>
+          <w:rFonts w:ascii="Times New Roman" w:hAnsi="Times New Roman" w:cs="Times New Roman"/>
+          <w:sz w:val="24"/>
+          <w:szCs w:val="24"/>
+        </w:rPr>
+        <w:t xml:space="preserve">Crop Growing Recommendation </w:t>
+      </w:r>
+      <w:r>
+        <w:rPr>
+          <w:rFonts w:ascii="Times New Roman" w:hAnsi="Times New Roman" w:cs="Times New Roman"/>
+          <w:sz w:val="24"/>
+          <w:szCs w:val="24"/>
+        </w:rPr>
+        <w:t>w</w:t>
+      </w:r>
+      <w:r>
+        <w:rPr>
+          <w:rFonts w:ascii="Times New Roman" w:hAnsi="Times New Roman" w:cs="Times New Roman"/>
+          <w:sz w:val="24"/>
+          <w:szCs w:val="24"/>
+        </w:rPr>
+        <w:t xml:space="preserve">ebapp: </w:t>
+      </w:r>
+      <w:hyperlink r:id="rId26" w:history="1">
+        <w:r>
+          <w:rPr>
+            <w:rStyle w:val="Hyperlink"/>
+            <w:rFonts w:ascii="Times New Roman" w:hAnsi="Times New Roman" w:cs="Times New Roman"/>
+            <w:sz w:val="24"/>
+            <w:szCs w:val="24"/>
+          </w:rPr>
+          <w:t>https://crop-recommendationapp.streamlit.app/</w:t>
+        </w:r>
+      </w:hyperlink>
+      <w:r>
+        <w:rPr>
+          <w:rFonts w:ascii="Times New Roman" w:hAnsi="Times New Roman" w:cs="Times New Roman"/>
+          <w:sz w:val="24"/>
+          <w:szCs w:val="24"/>
+        </w:rPr>
+        <w:t xml:space="preserve">  </w:t>
+      </w:r>
+    </w:p>
+    <w:p>
+      <w:pPr>
+        <w:pStyle w:val="ListParagraph"/>
+        <w:numPr>
+          <w:ilvl w:val="0"/>
+          <w:numId w:val="7"/>
+        </w:numPr>
+        <w:spacing w:line="360" w:lineRule="auto"/>
+        <w:rPr>
+          <w:rFonts w:ascii="Times New Roman" w:hAnsi="Times New Roman" w:cs="Times New Roman"/>
+          <w:sz w:val="24"/>
+          <w:szCs w:val="24"/>
+        </w:rPr>
+      </w:pPr>
+      <w:r>
+        <w:rPr>
+          <w:rFonts w:ascii="Times New Roman" w:hAnsi="Times New Roman" w:cs="Times New Roman"/>
+          <w:sz w:val="24"/>
+          <w:szCs w:val="24"/>
+        </w:rPr>
+        <w:t xml:space="preserve">Weather Forecast webapp: </w:t>
+      </w:r>
+      <w:hyperlink r:id="rId27" w:history="1">
+        <w:r>
+          <w:rPr>
+            <w:rStyle w:val="Hyperlink"/>
+            <w:rFonts w:ascii="Times New Roman" w:hAnsi="Times New Roman" w:cs="Times New Roman"/>
+            <w:sz w:val="24"/>
+            <w:szCs w:val="24"/>
+          </w:rPr>
+          <w:t>https://weather-app-14062.web.app/login</w:t>
+        </w:r>
+      </w:hyperlink>
+      <w:r>
+        <w:rPr>
+          <w:rFonts w:ascii="Times New Roman" w:hAnsi="Times New Roman" w:cs="Times New Roman"/>
+          <w:sz w:val="24"/>
+          <w:szCs w:val="24"/>
+        </w:rPr>
+        <w:t xml:space="preserve"> </w:t>
+      </w:r>
+    </w:p>
+    <w:p>
+      <w:pPr>
+        <w:pStyle w:val="ListParagraph"/>
+        <w:numPr>
+          <w:ilvl w:val="0"/>
+          <w:numId w:val="7"/>
+        </w:numPr>
+        <w:spacing w:line="360" w:lineRule="auto"/>
+        <w:rPr>
+          <w:rFonts w:ascii="Times New Roman" w:hAnsi="Times New Roman" w:cs="Times New Roman"/>
+          <w:sz w:val="24"/>
+          <w:szCs w:val="24"/>
+        </w:rPr>
+      </w:pPr>
+      <w:r>
+        <w:rPr>
+          <w:rFonts w:ascii="Times New Roman" w:hAnsi="Times New Roman" w:cs="Times New Roman"/>
+          <w:sz w:val="24"/>
+          <w:szCs w:val="24"/>
+        </w:rPr>
+        <w:t xml:space="preserve">Heart </w:t>
+      </w:r>
+      <w:r>
+        <w:rPr>
+          <w:rFonts w:ascii="Times New Roman" w:hAnsi="Times New Roman" w:cs="Times New Roman"/>
+          <w:sz w:val="24"/>
+          <w:szCs w:val="24"/>
+        </w:rPr>
+        <w:t>Failure</w:t>
+      </w:r>
+      <w:r>
+        <w:rPr>
+          <w:rFonts w:ascii="Times New Roman" w:hAnsi="Times New Roman" w:cs="Times New Roman"/>
+          <w:sz w:val="24"/>
+          <w:szCs w:val="24"/>
+        </w:rPr>
+        <w:t xml:space="preserve"> Risk Detection: </w:t>
+      </w:r>
+      <w:hyperlink r:id="rId28" w:history="1">
+        <w:r>
+          <w:rPr>
+            <w:rStyle w:val="Hyperlink"/>
+            <w:rFonts w:ascii="Times New Roman" w:hAnsi="Times New Roman" w:cs="Times New Roman"/>
+            <w:sz w:val="24"/>
+            <w:szCs w:val="24"/>
+          </w:rPr>
+          <w:t>https://muindikelvin.shinyapps.io/Cardiovascular-Module/</w:t>
+        </w:r>
+      </w:hyperlink>
+      <w:r>
+        <w:rPr>
+          <w:rFonts w:ascii="Times New Roman" w:hAnsi="Times New Roman" w:cs="Times New Roman"/>
+          <w:sz w:val="24"/>
+          <w:szCs w:val="24"/>
+        </w:rPr>
+        <w:t xml:space="preserve"> </w:t>
+      </w:r>
+    </w:p>
+    <w:p>
+      <w:pPr>
+        <w:pStyle w:val="ListParagraph"/>
+        <w:numPr>
+          <w:ilvl w:val="0"/>
+          <w:numId w:val="7"/>
+        </w:numPr>
+        <w:spacing w:line="360" w:lineRule="auto"/>
+        <w:rPr>
+          <w:rFonts w:ascii="Times New Roman" w:hAnsi="Times New Roman" w:cs="Times New Roman"/>
+          <w:sz w:val="24"/>
+          <w:szCs w:val="24"/>
+        </w:rPr>
+      </w:pPr>
+      <w:r>
+        <w:rPr>
+          <w:rFonts w:ascii="Times New Roman" w:hAnsi="Times New Roman" w:cs="Times New Roman"/>
+          <w:sz w:val="24"/>
+          <w:szCs w:val="24"/>
+        </w:rPr>
+        <w:t xml:space="preserve">Animal Disease Classification webapp: </w:t>
+      </w:r>
+      <w:hyperlink r:id="rId29" w:history="1">
+        <w:r>
+          <w:rPr>
+            <w:rStyle w:val="Hyperlink"/>
+            <w:rFonts w:ascii="Times New Roman" w:hAnsi="Times New Roman" w:cs="Times New Roman"/>
+            <w:sz w:val="24"/>
+            <w:szCs w:val="24"/>
+          </w:rPr>
+          <w:t>https://animaldiseaseclassification.streamlit.app/</w:t>
+        </w:r>
+      </w:hyperlink>
+      <w:r>
+        <w:rPr>
+          <w:rFonts w:ascii="Times New Roman" w:hAnsi="Times New Roman" w:cs="Times New Roman"/>
+          <w:sz w:val="24"/>
+          <w:szCs w:val="24"/>
+        </w:rPr>
+        <w:t xml:space="preserve"> </w:t>
+      </w:r>
+      <w:r>
+        <w:rPr>
+          <w:rFonts w:ascii="Times New Roman" w:hAnsi="Times New Roman" w:cs="Times New Roman"/>
+          <w:sz w:val="24"/>
+          <w:szCs w:val="24"/>
+        </w:rPr>
+        <w:br/>
+      </w:r>
+    </w:p>
+    <w:p>
+      <w:pPr>
+        <w:spacing w:line="360" w:lineRule="auto"/>
         <w:rPr>
           <w:rFonts w:ascii="Times New Roman" w:eastAsia="Times New Roman" w:hAnsi="Times New Roman" w:cs="Times New Roman"/>
           <w:b/>
@@ -2428,16 +3013,87 @@
     <w:p>
       <w:pPr>
         <w:spacing w:line="360" w:lineRule="auto"/>
-        <w:jc w:val="both"/>
-        <w:rPr>
-          <w:rFonts w:ascii="Times New Roman" w:eastAsia="Times New Roman" w:hAnsi="Times New Roman" w:cs="Times New Roman"/>
-        </w:rPr>
-      </w:pPr>
-      <w:r>
-        <w:rPr>
-          <w:rFonts w:ascii="Times New Roman" w:eastAsia="Times New Roman" w:hAnsi="Times New Roman" w:cs="Times New Roman"/>
-        </w:rPr>
-        <w:t>Due to rise of technology revolution towards Artificial Intelligence and Machine Learning, great companies are investing in different ideas towards that and this makes me to adventure in the fields in order to raise innovations which will improve efficiency of their business processes and</w:t>
+        <w:rPr>
+          <w:rFonts w:ascii="Times New Roman" w:eastAsia="Times New Roman" w:hAnsi="Times New Roman" w:cs="Times New Roman"/>
+        </w:rPr>
+      </w:pPr>
+      <w:r>
+        <w:rPr>
+          <w:rFonts w:ascii="Times New Roman" w:eastAsia="Times New Roman" w:hAnsi="Times New Roman" w:cs="Times New Roman"/>
+        </w:rPr>
+        <w:t xml:space="preserve">Due to </w:t>
+      </w:r>
+      <w:r>
+        <w:rPr>
+          <w:rFonts w:ascii="Times New Roman" w:eastAsia="Times New Roman" w:hAnsi="Times New Roman" w:cs="Times New Roman"/>
+        </w:rPr>
+        <w:t xml:space="preserve">the </w:t>
+      </w:r>
+      <w:r>
+        <w:rPr>
+          <w:rFonts w:ascii="Times New Roman" w:eastAsia="Times New Roman" w:hAnsi="Times New Roman" w:cs="Times New Roman"/>
+        </w:rPr>
+        <w:t xml:space="preserve">rise of </w:t>
+      </w:r>
+      <w:r>
+        <w:rPr>
+          <w:rFonts w:ascii="Times New Roman" w:eastAsia="Times New Roman" w:hAnsi="Times New Roman" w:cs="Times New Roman"/>
+        </w:rPr>
+        <w:t xml:space="preserve">the </w:t>
+      </w:r>
+      <w:r>
+        <w:rPr>
+          <w:rFonts w:ascii="Times New Roman" w:eastAsia="Times New Roman" w:hAnsi="Times New Roman" w:cs="Times New Roman"/>
+        </w:rPr>
+        <w:t>technology revolution towards Artificial Intelligence and Machine Learning, great companies are investing in different ideas towards that</w:t>
+      </w:r>
+      <w:r>
+        <w:rPr>
+          <w:rFonts w:ascii="Times New Roman" w:eastAsia="Times New Roman" w:hAnsi="Times New Roman" w:cs="Times New Roman"/>
+        </w:rPr>
+        <w:t>,</w:t>
+      </w:r>
+      <w:r>
+        <w:rPr>
+          <w:rFonts w:ascii="Times New Roman" w:eastAsia="Times New Roman" w:hAnsi="Times New Roman" w:cs="Times New Roman"/>
+        </w:rPr>
+        <w:t xml:space="preserve"> and this makes me </w:t>
+      </w:r>
+      <w:r>
+        <w:rPr>
+          <w:rFonts w:ascii="Times New Roman" w:eastAsia="Times New Roman" w:hAnsi="Times New Roman" w:cs="Times New Roman"/>
+        </w:rPr>
+        <w:t xml:space="preserve">want </w:t>
+      </w:r>
+      <w:r>
+        <w:rPr>
+          <w:rFonts w:ascii="Times New Roman" w:eastAsia="Times New Roman" w:hAnsi="Times New Roman" w:cs="Times New Roman"/>
+        </w:rPr>
+        <w:t xml:space="preserve">to adventure in the fields </w:t>
+      </w:r>
+      <w:r>
+        <w:rPr>
+          <w:rFonts w:ascii="Times New Roman" w:eastAsia="Times New Roman" w:hAnsi="Times New Roman" w:cs="Times New Roman"/>
+        </w:rPr>
+        <w:t>to</w:t>
+      </w:r>
+      <w:r>
+        <w:rPr>
+          <w:rFonts w:ascii="Times New Roman" w:eastAsia="Times New Roman" w:hAnsi="Times New Roman" w:cs="Times New Roman"/>
+        </w:rPr>
+        <w:t xml:space="preserve"> raise innovations which will improve </w:t>
+      </w:r>
+      <w:r>
+        <w:rPr>
+          <w:rFonts w:ascii="Times New Roman" w:eastAsia="Times New Roman" w:hAnsi="Times New Roman" w:cs="Times New Roman"/>
+        </w:rPr>
+        <w:t xml:space="preserve">the </w:t>
+      </w:r>
+      <w:r>
+        <w:rPr>
+          <w:rFonts w:ascii="Times New Roman" w:eastAsia="Times New Roman" w:hAnsi="Times New Roman" w:cs="Times New Roman"/>
+        </w:rPr>
+        <w:t>efficiency of their business processes and</w:t>
       </w:r>
       <w:r>
         <w:rPr>
@@ -2449,25 +3105,14 @@
     <w:p>
       <w:pPr>
         <w:spacing w:line="360" w:lineRule="auto"/>
-        <w:jc w:val="both"/>
-        <w:rPr>
-          <w:rFonts w:ascii="Times New Roman" w:eastAsia="Times New Roman" w:hAnsi="Times New Roman" w:cs="Times New Roman"/>
-        </w:rPr>
-      </w:pPr>
-    </w:p>
-    <w:p>
-      <w:pPr>
-        <w:spacing w:line="360" w:lineRule="auto"/>
-        <w:jc w:val="both"/>
-        <w:rPr>
-          <w:rFonts w:ascii="Times New Roman" w:eastAsia="Times New Roman" w:hAnsi="Times New Roman" w:cs="Times New Roman"/>
-        </w:rPr>
-      </w:pPr>
-    </w:p>
-    <w:p>
-      <w:pPr>
-        <w:spacing w:line="360" w:lineRule="auto"/>
-        <w:jc w:val="both"/>
+        <w:rPr>
+          <w:rFonts w:ascii="Times New Roman" w:eastAsia="Times New Roman" w:hAnsi="Times New Roman" w:cs="Times New Roman"/>
+        </w:rPr>
+      </w:pPr>
+    </w:p>
+    <w:p>
+      <w:pPr>
+        <w:spacing w:line="360" w:lineRule="auto"/>
         <w:rPr>
           <w:rFonts w:ascii="Times New Roman" w:eastAsia="Times New Roman" w:hAnsi="Times New Roman" w:cs="Times New Roman"/>
           <w:b/>
@@ -2494,7 +3139,6 @@
     <w:p>
       <w:pPr>
         <w:spacing w:line="360" w:lineRule="auto"/>
-        <w:jc w:val="both"/>
         <w:rPr>
           <w:rFonts w:ascii="Times New Roman" w:eastAsia="Times New Roman" w:hAnsi="Times New Roman" w:cs="Times New Roman"/>
         </w:rPr>
@@ -2509,7 +3153,6 @@
     <w:p>
       <w:pPr>
         <w:spacing w:line="360" w:lineRule="auto"/>
-        <w:jc w:val="both"/>
         <w:rPr>
           <w:rFonts w:ascii="Times New Roman" w:eastAsia="Times New Roman" w:hAnsi="Times New Roman" w:cs="Times New Roman"/>
         </w:rPr>
@@ -2524,7 +3167,6 @@
     <w:p>
       <w:pPr>
         <w:spacing w:line="360" w:lineRule="auto"/>
-        <w:jc w:val="both"/>
         <w:rPr>
           <w:rFonts w:ascii="Times New Roman" w:eastAsia="Times New Roman" w:hAnsi="Times New Roman" w:cs="Times New Roman"/>
         </w:rPr>
@@ -2545,7 +3187,6 @@
     <w:p>
       <w:pPr>
         <w:spacing w:line="360" w:lineRule="auto"/>
-        <w:jc w:val="both"/>
         <w:rPr>
           <w:rStyle w:val="Hyperlink"/>
           <w:rFonts w:ascii="Times New Roman" w:eastAsia="Times New Roman" w:hAnsi="Times New Roman" w:cs="Times New Roman"/>
@@ -2557,7 +3198,7 @@
         </w:rPr>
         <w:t xml:space="preserve">Email: </w:t>
       </w:r>
-      <w:hyperlink r:id="rId24" w:history="1">
+      <w:hyperlink r:id="rId30" w:history="1">
         <w:r>
           <w:rPr>
             <w:rStyle w:val="Hyperlink"/>
@@ -2570,16 +3211,14 @@
     <w:p>
       <w:pPr>
         <w:spacing w:line="360" w:lineRule="auto"/>
-        <w:jc w:val="both"/>
-        <w:rPr>
-          <w:rFonts w:ascii="Times New Roman" w:eastAsia="Times New Roman" w:hAnsi="Times New Roman" w:cs="Times New Roman"/>
-        </w:rPr>
-      </w:pPr>
-    </w:p>
-    <w:p>
-      <w:pPr>
-        <w:spacing w:line="360" w:lineRule="auto"/>
-        <w:jc w:val="both"/>
+        <w:rPr>
+          <w:rFonts w:ascii="Times New Roman" w:eastAsia="Times New Roman" w:hAnsi="Times New Roman" w:cs="Times New Roman"/>
+        </w:rPr>
+      </w:pPr>
+    </w:p>
+    <w:p>
+      <w:pPr>
+        <w:spacing w:line="360" w:lineRule="auto"/>
         <w:rPr>
           <w:rFonts w:ascii="Times New Roman" w:eastAsia="Times New Roman" w:hAnsi="Times New Roman" w:cs="Times New Roman"/>
         </w:rPr>
@@ -2594,7 +3233,6 @@
     <w:p>
       <w:pPr>
         <w:spacing w:line="360" w:lineRule="auto"/>
-        <w:jc w:val="both"/>
         <w:rPr>
           <w:rFonts w:ascii="Times New Roman" w:eastAsia="Times New Roman" w:hAnsi="Times New Roman" w:cs="Times New Roman"/>
         </w:rPr>
@@ -2609,7 +3247,6 @@
     <w:p>
       <w:pPr>
         <w:spacing w:line="360" w:lineRule="auto"/>
-        <w:jc w:val="both"/>
         <w:rPr>
           <w:rFonts w:ascii="Times New Roman" w:eastAsia="Times New Roman" w:hAnsi="Times New Roman" w:cs="Times New Roman"/>
         </w:rPr>
@@ -2624,7 +3261,6 @@
     <w:p>
       <w:pPr>
         <w:spacing w:line="360" w:lineRule="auto"/>
-        <w:jc w:val="both"/>
         <w:rPr>
           <w:rFonts w:ascii="Times New Roman" w:eastAsia="Times New Roman" w:hAnsi="Times New Roman" w:cs="Times New Roman"/>
         </w:rPr>
@@ -2635,7 +3271,7 @@
         </w:rPr>
         <w:t xml:space="preserve">Email: </w:t>
       </w:r>
-      <w:hyperlink r:id="rId25" w:history="1">
+      <w:hyperlink r:id="rId31" w:history="1">
         <w:r>
           <w:rPr>
             <w:rStyle w:val="Hyperlink"/>
@@ -2648,7 +3284,6 @@
     <w:p>
       <w:pPr>
         <w:spacing w:line="360" w:lineRule="auto"/>
-        <w:jc w:val="both"/>
         <w:rPr>
           <w:rStyle w:val="Hyperlink"/>
           <w:rFonts w:ascii="Times New Roman" w:eastAsia="Times New Roman" w:hAnsi="Times New Roman" w:cs="Times New Roman"/>
@@ -2660,7 +3295,6 @@
     <w:p>
       <w:pPr>
         <w:spacing w:line="360" w:lineRule="auto"/>
-        <w:jc w:val="both"/>
         <w:rPr>
           <w:rStyle w:val="Hyperlink"/>
           <w:rFonts w:ascii="Times New Roman" w:eastAsia="Times New Roman" w:hAnsi="Times New Roman" w:cs="Times New Roman"/>
@@ -2701,7 +3335,6 @@
     <w:p>
       <w:pPr>
         <w:spacing w:line="360" w:lineRule="auto"/>
-        <w:jc w:val="both"/>
         <w:rPr>
           <w:rStyle w:val="Hyperlink"/>
           <w:rFonts w:ascii="Times New Roman" w:eastAsia="Times New Roman" w:hAnsi="Times New Roman" w:cs="Times New Roman"/>
@@ -2716,6 +3349,7 @@
           <w:color w:val="000000" w:themeColor="text1"/>
           <w:u w:val="none"/>
         </w:rPr>
+        <w:lastRenderedPageBreak/>
         <w:t xml:space="preserve">Education </w:t>
       </w:r>
       <w:r>
@@ -2731,7 +3365,6 @@
     <w:p>
       <w:pPr>
         <w:spacing w:line="360" w:lineRule="auto"/>
-        <w:jc w:val="both"/>
         <w:rPr>
           <w:rStyle w:val="Hyperlink"/>
           <w:rFonts w:ascii="Times New Roman" w:eastAsia="Times New Roman" w:hAnsi="Times New Roman" w:cs="Times New Roman"/>
@@ -2752,7 +3385,6 @@
     <w:p>
       <w:pPr>
         <w:spacing w:line="360" w:lineRule="auto"/>
-        <w:jc w:val="both"/>
         <w:rPr>
           <w:rStyle w:val="Hyperlink"/>
           <w:rFonts w:ascii="Times New Roman" w:eastAsia="Times New Roman" w:hAnsi="Times New Roman" w:cs="Times New Roman"/>
@@ -2768,7 +3400,7 @@
         </w:rPr>
         <w:t xml:space="preserve">Email: </w:t>
       </w:r>
-      <w:hyperlink r:id="rId26" w:history="1">
+      <w:hyperlink r:id="rId32" w:history="1">
         <w:r>
           <w:rPr>
             <w:rStyle w:val="Hyperlink"/>
@@ -2781,16 +3413,14 @@
     <w:p>
       <w:pPr>
         <w:spacing w:line="360" w:lineRule="auto"/>
-        <w:jc w:val="both"/>
-        <w:rPr>
-          <w:rFonts w:ascii="Times New Roman" w:eastAsia="Times New Roman" w:hAnsi="Times New Roman" w:cs="Times New Roman"/>
-        </w:rPr>
-      </w:pPr>
-    </w:p>
-    <w:p>
-      <w:pPr>
-        <w:spacing w:line="360" w:lineRule="auto"/>
-        <w:jc w:val="both"/>
+        <w:rPr>
+          <w:rFonts w:ascii="Times New Roman" w:eastAsia="Times New Roman" w:hAnsi="Times New Roman" w:cs="Times New Roman"/>
+        </w:rPr>
+      </w:pPr>
+    </w:p>
+    <w:p>
+      <w:pPr>
+        <w:spacing w:line="360" w:lineRule="auto"/>
         <w:rPr>
           <w:rFonts w:ascii="Times New Roman" w:eastAsia="Times New Roman" w:hAnsi="Times New Roman" w:cs="Times New Roman"/>
         </w:rPr>
@@ -2805,7 +3435,6 @@
     <w:p>
       <w:pPr>
         <w:spacing w:line="360" w:lineRule="auto"/>
-        <w:jc w:val="both"/>
         <w:rPr>
           <w:rFonts w:ascii="Times New Roman" w:eastAsia="Times New Roman" w:hAnsi="Times New Roman" w:cs="Times New Roman"/>
         </w:rPr>
@@ -2826,7 +3455,6 @@
     <w:p>
       <w:pPr>
         <w:spacing w:line="360" w:lineRule="auto"/>
-        <w:jc w:val="both"/>
         <w:rPr>
           <w:rFonts w:ascii="Times New Roman" w:hAnsi="Times New Roman" w:cs="Times New Roman"/>
           <w:color w:val="555555"/>
@@ -2841,7 +3469,7 @@
         </w:rPr>
         <w:t xml:space="preserve">Email: </w:t>
       </w:r>
-      <w:hyperlink r:id="rId27" w:history="1">
+      <w:hyperlink r:id="rId33" w:history="1">
         <w:r>
           <w:rPr>
             <w:rStyle w:val="Hyperlink"/>
@@ -2857,19 +3485,18 @@
     <w:p>
       <w:pPr>
         <w:spacing w:line="360" w:lineRule="auto"/>
-        <w:jc w:val="both"/>
         <w:rPr>
           <w:rFonts w:ascii="Times New Roman" w:eastAsia="Times New Roman" w:hAnsi="Times New Roman" w:cs="Times New Roman"/>
         </w:rPr>
       </w:pPr>
     </w:p>
     <w:sectPr>
-      <w:headerReference w:type="even" r:id="rId28"/>
-      <w:headerReference w:type="default" r:id="rId29"/>
-      <w:footerReference w:type="even" r:id="rId30"/>
-      <w:footerReference w:type="default" r:id="rId31"/>
-      <w:headerReference w:type="first" r:id="rId32"/>
-      <w:footerReference w:type="first" r:id="rId33"/>
+      <w:headerReference w:type="even" r:id="rId34"/>
+      <w:headerReference w:type="default" r:id="rId35"/>
+      <w:footerReference w:type="even" r:id="rId36"/>
+      <w:footerReference w:type="default" r:id="rId37"/>
+      <w:headerReference w:type="first" r:id="rId38"/>
+      <w:footerReference w:type="first" r:id="rId39"/>
       <w:pgSz w:w="12240" w:h="15840"/>
       <w:pgMar w:top="1440" w:right="1440" w:bottom="1440" w:left="1440" w:header="720" w:footer="720" w:gutter="0"/>
       <w:pgNumType w:start="1"/>
@@ -2880,7 +3507,7 @@
 </file>
 
 <file path=word/endnotes.xml><?xml version="1.0" encoding="utf-8"?>
-<w:endnotes xmlns:wpc="http://schemas.microsoft.com/office/word/2010/wordprocessingCanvas" xmlns:cx="http://schemas.microsoft.com/office/drawing/2014/chartex" xmlns:mc="http://schemas.openxmlformats.org/markup-compatibility/2006" xmlns:o="urn:schemas-microsoft-com:office:office" xmlns:r="http://schemas.openxmlformats.org/officeDocument/2006/relationships" xmlns:m="http://schemas.openxmlformats.org/officeDocument/2006/math" xmlns:v="urn:schemas-microsoft-com:vml" xmlns:wp14="http://schemas.microsoft.com/office/word/2010/wordprocessingDrawing" xmlns:wp="http://schemas.openxmlformats.org/drawingml/2006/wordprocessingDrawing" xmlns:w10="urn:schemas-microsoft-com:office:word" xmlns:w="http://schemas.openxmlformats.org/wordprocessingml/2006/main" xmlns:w14="http://schemas.microsoft.com/office/word/2010/wordml" xmlns:w15="http://schemas.microsoft.com/office/word/2012/wordml" xmlns:w16se="http://schemas.microsoft.com/office/word/2015/wordml/symex" xmlns:wpg="http://schemas.microsoft.com/office/word/2010/wordprocessingGroup" xmlns:wpi="http://schemas.microsoft.com/office/word/2010/wordprocessingInk" xmlns:wne="http://schemas.microsoft.com/office/word/2006/wordml" xmlns:wps="http://schemas.microsoft.com/office/word/2010/wordprocessingShape" mc:Ignorable="w14 w15 w16se wp14">
+<w:endnotes xmlns:wpc="http://schemas.microsoft.com/office/word/2010/wordprocessingCanvas" xmlns:cx="http://schemas.microsoft.com/office/drawing/2014/chartex" xmlns:cx1="http://schemas.microsoft.com/office/drawing/2015/9/8/chartex" xmlns:cx2="http://schemas.microsoft.com/office/drawing/2015/10/21/chartex" xmlns:cx3="http://schemas.microsoft.com/office/drawing/2016/5/9/chartex" xmlns:cx4="http://schemas.microsoft.com/office/drawing/2016/5/10/chartex" xmlns:cx5="http://schemas.microsoft.com/office/drawing/2016/5/11/chartex" xmlns:cx6="http://schemas.microsoft.com/office/drawing/2016/5/12/chartex" xmlns:cx7="http://schemas.microsoft.com/office/drawing/2016/5/13/chartex" xmlns:cx8="http://schemas.microsoft.com/office/drawing/2016/5/14/chartex" xmlns:mc="http://schemas.openxmlformats.org/markup-compatibility/2006" xmlns:aink="http://schemas.microsoft.com/office/drawing/2016/ink" xmlns:am3d="http://schemas.microsoft.com/office/drawing/2017/model3d" xmlns:o="urn:schemas-microsoft-com:office:office" xmlns:oel="http://schemas.microsoft.com/office/2019/extlst" xmlns:r="http://schemas.openxmlformats.org/officeDocument/2006/relationships" xmlns:m="http://schemas.openxmlformats.org/officeDocument/2006/math" xmlns:v="urn:schemas-microsoft-com:vml" xmlns:wp14="http://schemas.microsoft.com/office/word/2010/wordprocessingDrawing" xmlns:wp="http://schemas.openxmlformats.org/drawingml/2006/wordprocessingDrawing" xmlns:w10="urn:schemas-microsoft-com:office:word" xmlns:w="http://schemas.openxmlformats.org/wordprocessingml/2006/main" xmlns:w14="http://schemas.microsoft.com/office/word/2010/wordml" xmlns:w15="http://schemas.microsoft.com/office/word/2012/wordml" xmlns:w16cex="http://schemas.microsoft.com/office/word/2018/wordml/cex" xmlns:w16cid="http://schemas.microsoft.com/office/word/2016/wordml/cid" xmlns:w16="http://schemas.microsoft.com/office/word/2018/wordml" xmlns:w16du="http://schemas.microsoft.com/office/word/2023/wordml/word16du" xmlns:w16sdtdh="http://schemas.microsoft.com/office/word/2020/wordml/sdtdatahash" xmlns:w16sdtfl="http://schemas.microsoft.com/office/word/2024/wordml/sdtformatlock" xmlns:w16se="http://schemas.microsoft.com/office/word/2015/wordml/symex" xmlns:wpg="http://schemas.microsoft.com/office/word/2010/wordprocessingGroup" xmlns:wpi="http://schemas.microsoft.com/office/word/2010/wordprocessingInk" xmlns:wne="http://schemas.microsoft.com/office/word/2006/wordml" xmlns:wps="http://schemas.microsoft.com/office/word/2010/wordprocessingShape" mc:Ignorable="w14 w15 w16se w16cid w16 w16cex w16sdtdh w16sdtfl w16du wp14">
   <w:endnote w:type="separator" w:id="-1">
     <w:p>
       <w:pPr>
@@ -2905,7 +3532,7 @@
 </file>
 
 <file path=word/footer1.xml><?xml version="1.0" encoding="utf-8"?>
-<w:ftr xmlns:wpc="http://schemas.microsoft.com/office/word/2010/wordprocessingCanvas" xmlns:cx="http://schemas.microsoft.com/office/drawing/2014/chartex" xmlns:mc="http://schemas.openxmlformats.org/markup-compatibility/2006" xmlns:o="urn:schemas-microsoft-com:office:office" xmlns:r="http://schemas.openxmlformats.org/officeDocument/2006/relationships" xmlns:m="http://schemas.openxmlformats.org/officeDocument/2006/math" xmlns:v="urn:schemas-microsoft-com:vml" xmlns:wp14="http://schemas.microsoft.com/office/word/2010/wordprocessingDrawing" xmlns:wp="http://schemas.openxmlformats.org/drawingml/2006/wordprocessingDrawing" xmlns:w10="urn:schemas-microsoft-com:office:word" xmlns:w="http://schemas.openxmlformats.org/wordprocessingml/2006/main" xmlns:w14="http://schemas.microsoft.com/office/word/2010/wordml" xmlns:w15="http://schemas.microsoft.com/office/word/2012/wordml" xmlns:w16se="http://schemas.microsoft.com/office/word/2015/wordml/symex" xmlns:wpg="http://schemas.microsoft.com/office/word/2010/wordprocessingGroup" xmlns:wpi="http://schemas.microsoft.com/office/word/2010/wordprocessingInk" xmlns:wne="http://schemas.microsoft.com/office/word/2006/wordml" xmlns:wps="http://schemas.microsoft.com/office/word/2010/wordprocessingShape" mc:Ignorable="w14 w15 w16se wp14">
+<w:ftr xmlns:wpc="http://schemas.microsoft.com/office/word/2010/wordprocessingCanvas" xmlns:cx="http://schemas.microsoft.com/office/drawing/2014/chartex" xmlns:cx1="http://schemas.microsoft.com/office/drawing/2015/9/8/chartex" xmlns:cx2="http://schemas.microsoft.com/office/drawing/2015/10/21/chartex" xmlns:cx3="http://schemas.microsoft.com/office/drawing/2016/5/9/chartex" xmlns:cx4="http://schemas.microsoft.com/office/drawing/2016/5/10/chartex" xmlns:cx5="http://schemas.microsoft.com/office/drawing/2016/5/11/chartex" xmlns:cx6="http://schemas.microsoft.com/office/drawing/2016/5/12/chartex" xmlns:cx7="http://schemas.microsoft.com/office/drawing/2016/5/13/chartex" xmlns:cx8="http://schemas.microsoft.com/office/drawing/2016/5/14/chartex" xmlns:mc="http://schemas.openxmlformats.org/markup-compatibility/2006" xmlns:aink="http://schemas.microsoft.com/office/drawing/2016/ink" xmlns:am3d="http://schemas.microsoft.com/office/drawing/2017/model3d" xmlns:o="urn:schemas-microsoft-com:office:office" xmlns:oel="http://schemas.microsoft.com/office/2019/extlst" xmlns:r="http://schemas.openxmlformats.org/officeDocument/2006/relationships" xmlns:m="http://schemas.openxmlformats.org/officeDocument/2006/math" xmlns:v="urn:schemas-microsoft-com:vml" xmlns:wp14="http://schemas.microsoft.com/office/word/2010/wordprocessingDrawing" xmlns:wp="http://schemas.openxmlformats.org/drawingml/2006/wordprocessingDrawing" xmlns:w10="urn:schemas-microsoft-com:office:word" xmlns:w="http://schemas.openxmlformats.org/wordprocessingml/2006/main" xmlns:w14="http://schemas.microsoft.com/office/word/2010/wordml" xmlns:w15="http://schemas.microsoft.com/office/word/2012/wordml" xmlns:w16cex="http://schemas.microsoft.com/office/word/2018/wordml/cex" xmlns:w16cid="http://schemas.microsoft.com/office/word/2016/wordml/cid" xmlns:w16="http://schemas.microsoft.com/office/word/2018/wordml" xmlns:w16du="http://schemas.microsoft.com/office/word/2023/wordml/word16du" xmlns:w16sdtdh="http://schemas.microsoft.com/office/word/2020/wordml/sdtdatahash" xmlns:w16sdtfl="http://schemas.microsoft.com/office/word/2024/wordml/sdtformatlock" xmlns:w16se="http://schemas.microsoft.com/office/word/2015/wordml/symex" xmlns:wpg="http://schemas.microsoft.com/office/word/2010/wordprocessingGroup" xmlns:wpi="http://schemas.microsoft.com/office/word/2010/wordprocessingInk" xmlns:wne="http://schemas.microsoft.com/office/word/2006/wordml" xmlns:wps="http://schemas.microsoft.com/office/word/2010/wordprocessingShape" mc:Ignorable="w14 w15 w16se w16cid w16 w16cex w16sdtdh w16sdtfl w16du wp14">
   <w:p>
     <w:pPr>
       <w:pStyle w:val="Footer"/>
@@ -2915,7 +3542,7 @@
 </file>
 
 <file path=word/footer2.xml><?xml version="1.0" encoding="utf-8"?>
-<w:ftr xmlns:wpc="http://schemas.microsoft.com/office/word/2010/wordprocessingCanvas" xmlns:cx="http://schemas.microsoft.com/office/drawing/2014/chartex" xmlns:mc="http://schemas.openxmlformats.org/markup-compatibility/2006" xmlns:o="urn:schemas-microsoft-com:office:office" xmlns:r="http://schemas.openxmlformats.org/officeDocument/2006/relationships" xmlns:m="http://schemas.openxmlformats.org/officeDocument/2006/math" xmlns:v="urn:schemas-microsoft-com:vml" xmlns:wp14="http://schemas.microsoft.com/office/word/2010/wordprocessingDrawing" xmlns:wp="http://schemas.openxmlformats.org/drawingml/2006/wordprocessingDrawing" xmlns:w10="urn:schemas-microsoft-com:office:word" xmlns:w="http://schemas.openxmlformats.org/wordprocessingml/2006/main" xmlns:w14="http://schemas.microsoft.com/office/word/2010/wordml" xmlns:w15="http://schemas.microsoft.com/office/word/2012/wordml" xmlns:w16se="http://schemas.microsoft.com/office/word/2015/wordml/symex" xmlns:wpg="http://schemas.microsoft.com/office/word/2010/wordprocessingGroup" xmlns:wpi="http://schemas.microsoft.com/office/word/2010/wordprocessingInk" xmlns:wne="http://schemas.microsoft.com/office/word/2006/wordml" xmlns:wps="http://schemas.microsoft.com/office/word/2010/wordprocessingShape" mc:Ignorable="w14 w15 w16se wp14">
+<w:ftr xmlns:wpc="http://schemas.microsoft.com/office/word/2010/wordprocessingCanvas" xmlns:cx="http://schemas.microsoft.com/office/drawing/2014/chartex" xmlns:cx1="http://schemas.microsoft.com/office/drawing/2015/9/8/chartex" xmlns:cx2="http://schemas.microsoft.com/office/drawing/2015/10/21/chartex" xmlns:cx3="http://schemas.microsoft.com/office/drawing/2016/5/9/chartex" xmlns:cx4="http://schemas.microsoft.com/office/drawing/2016/5/10/chartex" xmlns:cx5="http://schemas.microsoft.com/office/drawing/2016/5/11/chartex" xmlns:cx6="http://schemas.microsoft.com/office/drawing/2016/5/12/chartex" xmlns:cx7="http://schemas.microsoft.com/office/drawing/2016/5/13/chartex" xmlns:cx8="http://schemas.microsoft.com/office/drawing/2016/5/14/chartex" xmlns:mc="http://schemas.openxmlformats.org/markup-compatibility/2006" xmlns:aink="http://schemas.microsoft.com/office/drawing/2016/ink" xmlns:am3d="http://schemas.microsoft.com/office/drawing/2017/model3d" xmlns:o="urn:schemas-microsoft-com:office:office" xmlns:oel="http://schemas.microsoft.com/office/2019/extlst" xmlns:r="http://schemas.openxmlformats.org/officeDocument/2006/relationships" xmlns:m="http://schemas.openxmlformats.org/officeDocument/2006/math" xmlns:v="urn:schemas-microsoft-com:vml" xmlns:wp14="http://schemas.microsoft.com/office/word/2010/wordprocessingDrawing" xmlns:wp="http://schemas.openxmlformats.org/drawingml/2006/wordprocessingDrawing" xmlns:w10="urn:schemas-microsoft-com:office:word" xmlns:w="http://schemas.openxmlformats.org/wordprocessingml/2006/main" xmlns:w14="http://schemas.microsoft.com/office/word/2010/wordml" xmlns:w15="http://schemas.microsoft.com/office/word/2012/wordml" xmlns:w16cex="http://schemas.microsoft.com/office/word/2018/wordml/cex" xmlns:w16cid="http://schemas.microsoft.com/office/word/2016/wordml/cid" xmlns:w16="http://schemas.microsoft.com/office/word/2018/wordml" xmlns:w16du="http://schemas.microsoft.com/office/word/2023/wordml/word16du" xmlns:w16sdtdh="http://schemas.microsoft.com/office/word/2020/wordml/sdtdatahash" xmlns:w16sdtfl="http://schemas.microsoft.com/office/word/2024/wordml/sdtformatlock" xmlns:w16se="http://schemas.microsoft.com/office/word/2015/wordml/symex" xmlns:wpg="http://schemas.microsoft.com/office/word/2010/wordprocessingGroup" xmlns:wpi="http://schemas.microsoft.com/office/word/2010/wordprocessingInk" xmlns:wne="http://schemas.microsoft.com/office/word/2006/wordml" xmlns:wps="http://schemas.microsoft.com/office/word/2010/wordprocessingShape" mc:Ignorable="w14 w15 w16se w16cid w16 w16cex w16sdtdh w16sdtfl w16du wp14">
   <w:p>
     <w:pPr>
       <w:pStyle w:val="Footer"/>
@@ -2925,7 +3552,7 @@
 </file>
 
 <file path=word/footer3.xml><?xml version="1.0" encoding="utf-8"?>
-<w:ftr xmlns:wpc="http://schemas.microsoft.com/office/word/2010/wordprocessingCanvas" xmlns:cx="http://schemas.microsoft.com/office/drawing/2014/chartex" xmlns:mc="http://schemas.openxmlformats.org/markup-compatibility/2006" xmlns:o="urn:schemas-microsoft-com:office:office" xmlns:r="http://schemas.openxmlformats.org/officeDocument/2006/relationships" xmlns:m="http://schemas.openxmlformats.org/officeDocument/2006/math" xmlns:v="urn:schemas-microsoft-com:vml" xmlns:wp14="http://schemas.microsoft.com/office/word/2010/wordprocessingDrawing" xmlns:wp="http://schemas.openxmlformats.org/drawingml/2006/wordprocessingDrawing" xmlns:w10="urn:schemas-microsoft-com:office:word" xmlns:w="http://schemas.openxmlformats.org/wordprocessingml/2006/main" xmlns:w14="http://schemas.microsoft.com/office/word/2010/wordml" xmlns:w15="http://schemas.microsoft.com/office/word/2012/wordml" xmlns:w16se="http://schemas.microsoft.com/office/word/2015/wordml/symex" xmlns:wpg="http://schemas.microsoft.com/office/word/2010/wordprocessingGroup" xmlns:wpi="http://schemas.microsoft.com/office/word/2010/wordprocessingInk" xmlns:wne="http://schemas.microsoft.com/office/word/2006/wordml" xmlns:wps="http://schemas.microsoft.com/office/word/2010/wordprocessingShape" mc:Ignorable="w14 w15 w16se wp14">
+<w:ftr xmlns:wpc="http://schemas.microsoft.com/office/word/2010/wordprocessingCanvas" xmlns:cx="http://schemas.microsoft.com/office/drawing/2014/chartex" xmlns:cx1="http://schemas.microsoft.com/office/drawing/2015/9/8/chartex" xmlns:cx2="http://schemas.microsoft.com/office/drawing/2015/10/21/chartex" xmlns:cx3="http://schemas.microsoft.com/office/drawing/2016/5/9/chartex" xmlns:cx4="http://schemas.microsoft.com/office/drawing/2016/5/10/chartex" xmlns:cx5="http://schemas.microsoft.com/office/drawing/2016/5/11/chartex" xmlns:cx6="http://schemas.microsoft.com/office/drawing/2016/5/12/chartex" xmlns:cx7="http://schemas.microsoft.com/office/drawing/2016/5/13/chartex" xmlns:cx8="http://schemas.microsoft.com/office/drawing/2016/5/14/chartex" xmlns:mc="http://schemas.openxmlformats.org/markup-compatibility/2006" xmlns:aink="http://schemas.microsoft.com/office/drawing/2016/ink" xmlns:am3d="http://schemas.microsoft.com/office/drawing/2017/model3d" xmlns:o="urn:schemas-microsoft-com:office:office" xmlns:oel="http://schemas.microsoft.com/office/2019/extlst" xmlns:r="http://schemas.openxmlformats.org/officeDocument/2006/relationships" xmlns:m="http://schemas.openxmlformats.org/officeDocument/2006/math" xmlns:v="urn:schemas-microsoft-com:vml" xmlns:wp14="http://schemas.microsoft.com/office/word/2010/wordprocessingDrawing" xmlns:wp="http://schemas.openxmlformats.org/drawingml/2006/wordprocessingDrawing" xmlns:w10="urn:schemas-microsoft-com:office:word" xmlns:w="http://schemas.openxmlformats.org/wordprocessingml/2006/main" xmlns:w14="http://schemas.microsoft.com/office/word/2010/wordml" xmlns:w15="http://schemas.microsoft.com/office/word/2012/wordml" xmlns:w16cex="http://schemas.microsoft.com/office/word/2018/wordml/cex" xmlns:w16cid="http://schemas.microsoft.com/office/word/2016/wordml/cid" xmlns:w16="http://schemas.microsoft.com/office/word/2018/wordml" xmlns:w16du="http://schemas.microsoft.com/office/word/2023/wordml/word16du" xmlns:w16sdtdh="http://schemas.microsoft.com/office/word/2020/wordml/sdtdatahash" xmlns:w16sdtfl="http://schemas.microsoft.com/office/word/2024/wordml/sdtformatlock" xmlns:w16se="http://schemas.microsoft.com/office/word/2015/wordml/symex" xmlns:wpg="http://schemas.microsoft.com/office/word/2010/wordprocessingGroup" xmlns:wpi="http://schemas.microsoft.com/office/word/2010/wordprocessingInk" xmlns:wne="http://schemas.microsoft.com/office/word/2006/wordml" xmlns:wps="http://schemas.microsoft.com/office/word/2010/wordprocessingShape" mc:Ignorable="w14 w15 w16se w16cid w16 w16cex w16sdtdh w16sdtfl w16du wp14">
   <w:p>
     <w:pPr>
       <w:pStyle w:val="Footer"/>
@@ -2935,7 +3562,7 @@
 </file>
 
 <file path=word/footnotes.xml><?xml version="1.0" encoding="utf-8"?>
-<w:footnotes xmlns:wpc="http://schemas.microsoft.com/office/word/2010/wordprocessingCanvas" xmlns:cx="http://schemas.microsoft.com/office/drawing/2014/chartex" xmlns:mc="http://schemas.openxmlformats.org/markup-compatibility/2006" xmlns:o="urn:schemas-microsoft-com:office:office" xmlns:r="http://schemas.openxmlformats.org/officeDocument/2006/relationships" xmlns:m="http://schemas.openxmlformats.org/officeDocument/2006/math" xmlns:v="urn:schemas-microsoft-com:vml" xmlns:wp14="http://schemas.microsoft.com/office/word/2010/wordprocessingDrawing" xmlns:wp="http://schemas.openxmlformats.org/drawingml/2006/wordprocessingDrawing" xmlns:w10="urn:schemas-microsoft-com:office:word" xmlns:w="http://schemas.openxmlformats.org/wordprocessingml/2006/main" xmlns:w14="http://schemas.microsoft.com/office/word/2010/wordml" xmlns:w15="http://schemas.microsoft.com/office/word/2012/wordml" xmlns:w16se="http://schemas.microsoft.com/office/word/2015/wordml/symex" xmlns:wpg="http://schemas.microsoft.com/office/word/2010/wordprocessingGroup" xmlns:wpi="http://schemas.microsoft.com/office/word/2010/wordprocessingInk" xmlns:wne="http://schemas.microsoft.com/office/word/2006/wordml" xmlns:wps="http://schemas.microsoft.com/office/word/2010/wordprocessingShape" mc:Ignorable="w14 w15 w16se wp14">
+<w:footnotes xmlns:wpc="http://schemas.microsoft.com/office/word/2010/wordprocessingCanvas" xmlns:cx="http://schemas.microsoft.com/office/drawing/2014/chartex" xmlns:cx1="http://schemas.microsoft.com/office/drawing/2015/9/8/chartex" xmlns:cx2="http://schemas.microsoft.com/office/drawing/2015/10/21/chartex" xmlns:cx3="http://schemas.microsoft.com/office/drawing/2016/5/9/chartex" xmlns:cx4="http://schemas.microsoft.com/office/drawing/2016/5/10/chartex" xmlns:cx5="http://schemas.microsoft.com/office/drawing/2016/5/11/chartex" xmlns:cx6="http://schemas.microsoft.com/office/drawing/2016/5/12/chartex" xmlns:cx7="http://schemas.microsoft.com/office/drawing/2016/5/13/chartex" xmlns:cx8="http://schemas.microsoft.com/office/drawing/2016/5/14/chartex" xmlns:mc="http://schemas.openxmlformats.org/markup-compatibility/2006" xmlns:aink="http://schemas.microsoft.com/office/drawing/2016/ink" xmlns:am3d="http://schemas.microsoft.com/office/drawing/2017/model3d" xmlns:o="urn:schemas-microsoft-com:office:office" xmlns:oel="http://schemas.microsoft.com/office/2019/extlst" xmlns:r="http://schemas.openxmlformats.org/officeDocument/2006/relationships" xmlns:m="http://schemas.openxmlformats.org/officeDocument/2006/math" xmlns:v="urn:schemas-microsoft-com:vml" xmlns:wp14="http://schemas.microsoft.com/office/word/2010/wordprocessingDrawing" xmlns:wp="http://schemas.openxmlformats.org/drawingml/2006/wordprocessingDrawing" xmlns:w10="urn:schemas-microsoft-com:office:word" xmlns:w="http://schemas.openxmlformats.org/wordprocessingml/2006/main" xmlns:w14="http://schemas.microsoft.com/office/word/2010/wordml" xmlns:w15="http://schemas.microsoft.com/office/word/2012/wordml" xmlns:w16cex="http://schemas.microsoft.com/office/word/2018/wordml/cex" xmlns:w16cid="http://schemas.microsoft.com/office/word/2016/wordml/cid" xmlns:w16="http://schemas.microsoft.com/office/word/2018/wordml" xmlns:w16du="http://schemas.microsoft.com/office/word/2023/wordml/word16du" xmlns:w16sdtdh="http://schemas.microsoft.com/office/word/2020/wordml/sdtdatahash" xmlns:w16sdtfl="http://schemas.microsoft.com/office/word/2024/wordml/sdtformatlock" xmlns:w16se="http://schemas.microsoft.com/office/word/2015/wordml/symex" xmlns:wpg="http://schemas.microsoft.com/office/word/2010/wordprocessingGroup" xmlns:wpi="http://schemas.microsoft.com/office/word/2010/wordprocessingInk" xmlns:wne="http://schemas.microsoft.com/office/word/2006/wordml" xmlns:wps="http://schemas.microsoft.com/office/word/2010/wordprocessingShape" mc:Ignorable="w14 w15 w16se w16cid w16 w16cex w16sdtdh w16sdtfl w16du wp14">
   <w:footnote w:type="separator" w:id="-1">
     <w:p>
       <w:pPr>
@@ -2960,7 +3587,7 @@
 </file>
 
 <file path=word/header1.xml><?xml version="1.0" encoding="utf-8"?>
-<w:hdr xmlns:wpc="http://schemas.microsoft.com/office/word/2010/wordprocessingCanvas" xmlns:cx="http://schemas.microsoft.com/office/drawing/2014/chartex" xmlns:mc="http://schemas.openxmlformats.org/markup-compatibility/2006" xmlns:o="urn:schemas-microsoft-com:office:office" xmlns:r="http://schemas.openxmlformats.org/officeDocument/2006/relationships" xmlns:m="http://schemas.openxmlformats.org/officeDocument/2006/math" xmlns:v="urn:schemas-microsoft-com:vml" xmlns:wp14="http://schemas.microsoft.com/office/word/2010/wordprocessingDrawing" xmlns:wp="http://schemas.openxmlformats.org/drawingml/2006/wordprocessingDrawing" xmlns:w10="urn:schemas-microsoft-com:office:word" xmlns:w="http://schemas.openxmlformats.org/wordprocessingml/2006/main" xmlns:w14="http://schemas.microsoft.com/office/word/2010/wordml" xmlns:w15="http://schemas.microsoft.com/office/word/2012/wordml" xmlns:w16se="http://schemas.microsoft.com/office/word/2015/wordml/symex" xmlns:wpg="http://schemas.microsoft.com/office/word/2010/wordprocessingGroup" xmlns:wpi="http://schemas.microsoft.com/office/word/2010/wordprocessingInk" xmlns:wne="http://schemas.microsoft.com/office/word/2006/wordml" xmlns:wps="http://schemas.microsoft.com/office/word/2010/wordprocessingShape" mc:Ignorable="w14 w15 w16se wp14">
+<w:hdr xmlns:wpc="http://schemas.microsoft.com/office/word/2010/wordprocessingCanvas" xmlns:cx="http://schemas.microsoft.com/office/drawing/2014/chartex" xmlns:cx1="http://schemas.microsoft.com/office/drawing/2015/9/8/chartex" xmlns:cx2="http://schemas.microsoft.com/office/drawing/2015/10/21/chartex" xmlns:cx3="http://schemas.microsoft.com/office/drawing/2016/5/9/chartex" xmlns:cx4="http://schemas.microsoft.com/office/drawing/2016/5/10/chartex" xmlns:cx5="http://schemas.microsoft.com/office/drawing/2016/5/11/chartex" xmlns:cx6="http://schemas.microsoft.com/office/drawing/2016/5/12/chartex" xmlns:cx7="http://schemas.microsoft.com/office/drawing/2016/5/13/chartex" xmlns:cx8="http://schemas.microsoft.com/office/drawing/2016/5/14/chartex" xmlns:mc="http://schemas.openxmlformats.org/markup-compatibility/2006" xmlns:aink="http://schemas.microsoft.com/office/drawing/2016/ink" xmlns:am3d="http://schemas.microsoft.com/office/drawing/2017/model3d" xmlns:o="urn:schemas-microsoft-com:office:office" xmlns:oel="http://schemas.microsoft.com/office/2019/extlst" xmlns:r="http://schemas.openxmlformats.org/officeDocument/2006/relationships" xmlns:m="http://schemas.openxmlformats.org/officeDocument/2006/math" xmlns:v="urn:schemas-microsoft-com:vml" xmlns:wp14="http://schemas.microsoft.com/office/word/2010/wordprocessingDrawing" xmlns:wp="http://schemas.openxmlformats.org/drawingml/2006/wordprocessingDrawing" xmlns:w10="urn:schemas-microsoft-com:office:word" xmlns:w="http://schemas.openxmlformats.org/wordprocessingml/2006/main" xmlns:w14="http://schemas.microsoft.com/office/word/2010/wordml" xmlns:w15="http://schemas.microsoft.com/office/word/2012/wordml" xmlns:w16cex="http://schemas.microsoft.com/office/word/2018/wordml/cex" xmlns:w16cid="http://schemas.microsoft.com/office/word/2016/wordml/cid" xmlns:w16="http://schemas.microsoft.com/office/word/2018/wordml" xmlns:w16du="http://schemas.microsoft.com/office/word/2023/wordml/word16du" xmlns:w16sdtdh="http://schemas.microsoft.com/office/word/2020/wordml/sdtdatahash" xmlns:w16sdtfl="http://schemas.microsoft.com/office/word/2024/wordml/sdtformatlock" xmlns:w16se="http://schemas.microsoft.com/office/word/2015/wordml/symex" xmlns:wpg="http://schemas.microsoft.com/office/word/2010/wordprocessingGroup" xmlns:wpi="http://schemas.microsoft.com/office/word/2010/wordprocessingInk" xmlns:wne="http://schemas.microsoft.com/office/word/2006/wordml" xmlns:wps="http://schemas.microsoft.com/office/word/2010/wordprocessingShape" mc:Ignorable="w14 w15 w16se w16cid w16 w16cex w16sdtdh w16sdtfl w16du wp14">
   <w:p>
     <w:pPr>
       <w:pStyle w:val="Header"/>
@@ -2970,7 +3597,7 @@
 </file>
 
 <file path=word/header2.xml><?xml version="1.0" encoding="utf-8"?>
-<w:hdr xmlns:wpc="http://schemas.microsoft.com/office/word/2010/wordprocessingCanvas" xmlns:cx="http://schemas.microsoft.com/office/drawing/2014/chartex" xmlns:mc="http://schemas.openxmlformats.org/markup-compatibility/2006" xmlns:o="urn:schemas-microsoft-com:office:office" xmlns:r="http://schemas.openxmlformats.org/officeDocument/2006/relationships" xmlns:m="http://schemas.openxmlformats.org/officeDocument/2006/math" xmlns:v="urn:schemas-microsoft-com:vml" xmlns:wp14="http://schemas.microsoft.com/office/word/2010/wordprocessingDrawing" xmlns:wp="http://schemas.openxmlformats.org/drawingml/2006/wordprocessingDrawing" xmlns:w10="urn:schemas-microsoft-com:office:word" xmlns:w="http://schemas.openxmlformats.org/wordprocessingml/2006/main" xmlns:w14="http://schemas.microsoft.com/office/word/2010/wordml" xmlns:w15="http://schemas.microsoft.com/office/word/2012/wordml" xmlns:w16se="http://schemas.microsoft.com/office/word/2015/wordml/symex" xmlns:wpg="http://schemas.microsoft.com/office/word/2010/wordprocessingGroup" xmlns:wpi="http://schemas.microsoft.com/office/word/2010/wordprocessingInk" xmlns:wne="http://schemas.microsoft.com/office/word/2006/wordml" xmlns:wps="http://schemas.microsoft.com/office/word/2010/wordprocessingShape" mc:Ignorable="w14 w15 w16se wp14">
+<w:hdr xmlns:wpc="http://schemas.microsoft.com/office/word/2010/wordprocessingCanvas" xmlns:cx="http://schemas.microsoft.com/office/drawing/2014/chartex" xmlns:cx1="http://schemas.microsoft.com/office/drawing/2015/9/8/chartex" xmlns:cx2="http://schemas.microsoft.com/office/drawing/2015/10/21/chartex" xmlns:cx3="http://schemas.microsoft.com/office/drawing/2016/5/9/chartex" xmlns:cx4="http://schemas.microsoft.com/office/drawing/2016/5/10/chartex" xmlns:cx5="http://schemas.microsoft.com/office/drawing/2016/5/11/chartex" xmlns:cx6="http://schemas.microsoft.com/office/drawing/2016/5/12/chartex" xmlns:cx7="http://schemas.microsoft.com/office/drawing/2016/5/13/chartex" xmlns:cx8="http://schemas.microsoft.com/office/drawing/2016/5/14/chartex" xmlns:mc="http://schemas.openxmlformats.org/markup-compatibility/2006" xmlns:aink="http://schemas.microsoft.com/office/drawing/2016/ink" xmlns:am3d="http://schemas.microsoft.com/office/drawing/2017/model3d" xmlns:o="urn:schemas-microsoft-com:office:office" xmlns:oel="http://schemas.microsoft.com/office/2019/extlst" xmlns:r="http://schemas.openxmlformats.org/officeDocument/2006/relationships" xmlns:m="http://schemas.openxmlformats.org/officeDocument/2006/math" xmlns:v="urn:schemas-microsoft-com:vml" xmlns:wp14="http://schemas.microsoft.com/office/word/2010/wordprocessingDrawing" xmlns:wp="http://schemas.openxmlformats.org/drawingml/2006/wordprocessingDrawing" xmlns:w10="urn:schemas-microsoft-com:office:word" xmlns:w="http://schemas.openxmlformats.org/wordprocessingml/2006/main" xmlns:w14="http://schemas.microsoft.com/office/word/2010/wordml" xmlns:w15="http://schemas.microsoft.com/office/word/2012/wordml" xmlns:w16cex="http://schemas.microsoft.com/office/word/2018/wordml/cex" xmlns:w16cid="http://schemas.microsoft.com/office/word/2016/wordml/cid" xmlns:w16="http://schemas.microsoft.com/office/word/2018/wordml" xmlns:w16du="http://schemas.microsoft.com/office/word/2023/wordml/word16du" xmlns:w16sdtdh="http://schemas.microsoft.com/office/word/2020/wordml/sdtdatahash" xmlns:w16sdtfl="http://schemas.microsoft.com/office/word/2024/wordml/sdtformatlock" xmlns:w16se="http://schemas.microsoft.com/office/word/2015/wordml/symex" xmlns:wpg="http://schemas.microsoft.com/office/word/2010/wordprocessingGroup" xmlns:wpi="http://schemas.microsoft.com/office/word/2010/wordprocessingInk" xmlns:wne="http://schemas.microsoft.com/office/word/2006/wordml" xmlns:wps="http://schemas.microsoft.com/office/word/2010/wordprocessingShape" mc:Ignorable="w14 w15 w16se w16cid w16 w16cex w16sdtdh w16sdtfl w16du wp14">
   <w:p>
     <w:pPr>
       <w:pStyle w:val="Header"/>
@@ -2980,7 +3607,7 @@
 </file>
 
 <file path=word/header3.xml><?xml version="1.0" encoding="utf-8"?>
-<w:hdr xmlns:wpc="http://schemas.microsoft.com/office/word/2010/wordprocessingCanvas" xmlns:cx="http://schemas.microsoft.com/office/drawing/2014/chartex" xmlns:mc="http://schemas.openxmlformats.org/markup-compatibility/2006" xmlns:o="urn:schemas-microsoft-com:office:office" xmlns:r="http://schemas.openxmlformats.org/officeDocument/2006/relationships" xmlns:m="http://schemas.openxmlformats.org/officeDocument/2006/math" xmlns:v="urn:schemas-microsoft-com:vml" xmlns:wp14="http://schemas.microsoft.com/office/word/2010/wordprocessingDrawing" xmlns:wp="http://schemas.openxmlformats.org/drawingml/2006/wordprocessingDrawing" xmlns:w10="urn:schemas-microsoft-com:office:word" xmlns:w="http://schemas.openxmlformats.org/wordprocessingml/2006/main" xmlns:w14="http://schemas.microsoft.com/office/word/2010/wordml" xmlns:w15="http://schemas.microsoft.com/office/word/2012/wordml" xmlns:w16se="http://schemas.microsoft.com/office/word/2015/wordml/symex" xmlns:wpg="http://schemas.microsoft.com/office/word/2010/wordprocessingGroup" xmlns:wpi="http://schemas.microsoft.com/office/word/2010/wordprocessingInk" xmlns:wne="http://schemas.microsoft.com/office/word/2006/wordml" xmlns:wps="http://schemas.microsoft.com/office/word/2010/wordprocessingShape" mc:Ignorable="w14 w15 w16se wp14">
+<w:hdr xmlns:wpc="http://schemas.microsoft.com/office/word/2010/wordprocessingCanvas" xmlns:cx="http://schemas.microsoft.com/office/drawing/2014/chartex" xmlns:cx1="http://schemas.microsoft.com/office/drawing/2015/9/8/chartex" xmlns:cx2="http://schemas.microsoft.com/office/drawing/2015/10/21/chartex" xmlns:cx3="http://schemas.microsoft.com/office/drawing/2016/5/9/chartex" xmlns:cx4="http://schemas.microsoft.com/office/drawing/2016/5/10/chartex" xmlns:cx5="http://schemas.microsoft.com/office/drawing/2016/5/11/chartex" xmlns:cx6="http://schemas.microsoft.com/office/drawing/2016/5/12/chartex" xmlns:cx7="http://schemas.microsoft.com/office/drawing/2016/5/13/chartex" xmlns:cx8="http://schemas.microsoft.com/office/drawing/2016/5/14/chartex" xmlns:mc="http://schemas.openxmlformats.org/markup-compatibility/2006" xmlns:aink="http://schemas.microsoft.com/office/drawing/2016/ink" xmlns:am3d="http://schemas.microsoft.com/office/drawing/2017/model3d" xmlns:o="urn:schemas-microsoft-com:office:office" xmlns:oel="http://schemas.microsoft.com/office/2019/extlst" xmlns:r="http://schemas.openxmlformats.org/officeDocument/2006/relationships" xmlns:m="http://schemas.openxmlformats.org/officeDocument/2006/math" xmlns:v="urn:schemas-microsoft-com:vml" xmlns:wp14="http://schemas.microsoft.com/office/word/2010/wordprocessingDrawing" xmlns:wp="http://schemas.openxmlformats.org/drawingml/2006/wordprocessingDrawing" xmlns:w10="urn:schemas-microsoft-com:office:word" xmlns:w="http://schemas.openxmlformats.org/wordprocessingml/2006/main" xmlns:w14="http://schemas.microsoft.com/office/word/2010/wordml" xmlns:w15="http://schemas.microsoft.com/office/word/2012/wordml" xmlns:w16cex="http://schemas.microsoft.com/office/word/2018/wordml/cex" xmlns:w16cid="http://schemas.microsoft.com/office/word/2016/wordml/cid" xmlns:w16="http://schemas.microsoft.com/office/word/2018/wordml" xmlns:w16du="http://schemas.microsoft.com/office/word/2023/wordml/word16du" xmlns:w16sdtdh="http://schemas.microsoft.com/office/word/2020/wordml/sdtdatahash" xmlns:w16sdtfl="http://schemas.microsoft.com/office/word/2024/wordml/sdtformatlock" xmlns:w16se="http://schemas.microsoft.com/office/word/2015/wordml/symex" xmlns:wpg="http://schemas.microsoft.com/office/word/2010/wordprocessingGroup" xmlns:wpi="http://schemas.microsoft.com/office/word/2010/wordprocessingInk" xmlns:wne="http://schemas.microsoft.com/office/word/2006/wordml" xmlns:wps="http://schemas.microsoft.com/office/word/2010/wordprocessingShape" mc:Ignorable="w14 w15 w16se w16cid w16 w16cex w16sdtdh w16sdtfl w16du wp14">
   <w:p>
     <w:pPr>
       <w:pStyle w:val="Header"/>
@@ -2990,7 +3617,7 @@
 </file>
 
 <file path=word/numbering.xml><?xml version="1.0" encoding="utf-8"?>
-<w:numbering xmlns:wpc="http://schemas.microsoft.com/office/word/2010/wordprocessingCanvas" xmlns:cx="http://schemas.microsoft.com/office/drawing/2014/chartex" xmlns:mc="http://schemas.openxmlformats.org/markup-compatibility/2006" xmlns:o="urn:schemas-microsoft-com:office:office" xmlns:r="http://schemas.openxmlformats.org/officeDocument/2006/relationships" xmlns:m="http://schemas.openxmlformats.org/officeDocument/2006/math" xmlns:v="urn:schemas-microsoft-com:vml" xmlns:wp14="http://schemas.microsoft.com/office/word/2010/wordprocessingDrawing" xmlns:wp="http://schemas.openxmlformats.org/drawingml/2006/wordprocessingDrawing" xmlns:w10="urn:schemas-microsoft-com:office:word" xmlns:w="http://schemas.openxmlformats.org/wordprocessingml/2006/main" xmlns:w14="http://schemas.microsoft.com/office/word/2010/wordml" xmlns:w15="http://schemas.microsoft.com/office/word/2012/wordml" xmlns:w16se="http://schemas.microsoft.com/office/word/2015/wordml/symex" xmlns:wpg="http://schemas.microsoft.com/office/word/2010/wordprocessingGroup" xmlns:wpi="http://schemas.microsoft.com/office/word/2010/wordprocessingInk" xmlns:wne="http://schemas.microsoft.com/office/word/2006/wordml" xmlns:wps="http://schemas.microsoft.com/office/word/2010/wordprocessingShape" mc:Ignorable="w14 w15 w16se wp14">
+<w:numbering xmlns:wpc="http://schemas.microsoft.com/office/word/2010/wordprocessingCanvas" xmlns:cx="http://schemas.microsoft.com/office/drawing/2014/chartex" xmlns:cx1="http://schemas.microsoft.com/office/drawing/2015/9/8/chartex" xmlns:cx2="http://schemas.microsoft.com/office/drawing/2015/10/21/chartex" xmlns:cx3="http://schemas.microsoft.com/office/drawing/2016/5/9/chartex" xmlns:cx4="http://schemas.microsoft.com/office/drawing/2016/5/10/chartex" xmlns:cx5="http://schemas.microsoft.com/office/drawing/2016/5/11/chartex" xmlns:cx6="http://schemas.microsoft.com/office/drawing/2016/5/12/chartex" xmlns:cx7="http://schemas.microsoft.com/office/drawing/2016/5/13/chartex" xmlns:cx8="http://schemas.microsoft.com/office/drawing/2016/5/14/chartex" xmlns:mc="http://schemas.openxmlformats.org/markup-compatibility/2006" xmlns:aink="http://schemas.microsoft.com/office/drawing/2016/ink" xmlns:am3d="http://schemas.microsoft.com/office/drawing/2017/model3d" xmlns:o="urn:schemas-microsoft-com:office:office" xmlns:oel="http://schemas.microsoft.com/office/2019/extlst" xmlns:r="http://schemas.openxmlformats.org/officeDocument/2006/relationships" xmlns:m="http://schemas.openxmlformats.org/officeDocument/2006/math" xmlns:v="urn:schemas-microsoft-com:vml" xmlns:wp14="http://schemas.microsoft.com/office/word/2010/wordprocessingDrawing" xmlns:wp="http://schemas.openxmlformats.org/drawingml/2006/wordprocessingDrawing" xmlns:w10="urn:schemas-microsoft-com:office:word" xmlns:w="http://schemas.openxmlformats.org/wordprocessingml/2006/main" xmlns:w14="http://schemas.microsoft.com/office/word/2010/wordml" xmlns:w15="http://schemas.microsoft.com/office/word/2012/wordml" xmlns:w16cex="http://schemas.microsoft.com/office/word/2018/wordml/cex" xmlns:w16cid="http://schemas.microsoft.com/office/word/2016/wordml/cid" xmlns:w16="http://schemas.microsoft.com/office/word/2018/wordml" xmlns:w16du="http://schemas.microsoft.com/office/word/2023/wordml/word16du" xmlns:w16sdtdh="http://schemas.microsoft.com/office/word/2020/wordml/sdtdatahash" xmlns:w16sdtfl="http://schemas.microsoft.com/office/word/2024/wordml/sdtformatlock" xmlns:w16se="http://schemas.microsoft.com/office/word/2015/wordml/symex" xmlns:wpg="http://schemas.microsoft.com/office/word/2010/wordprocessingGroup" xmlns:wpi="http://schemas.microsoft.com/office/word/2010/wordprocessingInk" xmlns:wne="http://schemas.microsoft.com/office/word/2006/wordml" xmlns:wps="http://schemas.microsoft.com/office/word/2010/wordprocessingShape" mc:Ignorable="w14 w15 w16se w16cid w16 w16cex w16sdtdh w16sdtfl w16du wp14">
   <w:abstractNum w:abstractNumId="0" w15:restartNumberingAfterBreak="0">
     <w:nsid w:val="0C960CF7"/>
     <w:multiLevelType w:val="hybridMultilevel"/>
@@ -3868,35 +4495,35 @@
       </w:rPr>
     </w:lvl>
   </w:abstractNum>
-  <w:num w:numId="1">
+  <w:num w:numId="1" w16cid:durableId="1789933188">
     <w:abstractNumId w:val="4"/>
   </w:num>
-  <w:num w:numId="2">
+  <w:num w:numId="2" w16cid:durableId="1585381790">
     <w:abstractNumId w:val="2"/>
   </w:num>
-  <w:num w:numId="3">
+  <w:num w:numId="3" w16cid:durableId="1302690675">
     <w:abstractNumId w:val="5"/>
   </w:num>
-  <w:num w:numId="4">
+  <w:num w:numId="4" w16cid:durableId="1023826109">
     <w:abstractNumId w:val="1"/>
   </w:num>
-  <w:num w:numId="5">
+  <w:num w:numId="5" w16cid:durableId="563880561">
     <w:abstractNumId w:val="0"/>
   </w:num>
-  <w:num w:numId="6">
+  <w:num w:numId="6" w16cid:durableId="1862164019">
     <w:abstractNumId w:val="3"/>
   </w:num>
-  <w:num w:numId="7">
+  <w:num w:numId="7" w16cid:durableId="2051494206">
     <w:abstractNumId w:val="6"/>
   </w:num>
-  <w:num w:numId="8">
+  <w:num w:numId="8" w16cid:durableId="2056154225">
     <w:abstractNumId w:val="7"/>
   </w:num>
 </w:numbering>
 </file>
 
 <file path=word/styles.xml><?xml version="1.0" encoding="utf-8"?>
-<w:styles xmlns:mc="http://schemas.openxmlformats.org/markup-compatibility/2006" xmlns:r="http://schemas.openxmlformats.org/officeDocument/2006/relationships" xmlns:w="http://schemas.openxmlformats.org/wordprocessingml/2006/main" xmlns:w14="http://schemas.microsoft.com/office/word/2010/wordml" xmlns:w15="http://schemas.microsoft.com/office/word/2012/wordml" xmlns:w16se="http://schemas.microsoft.com/office/word/2015/wordml/symex" mc:Ignorable="w14 w15 w16se">
+<w:styles xmlns:mc="http://schemas.openxmlformats.org/markup-compatibility/2006" xmlns:r="http://schemas.openxmlformats.org/officeDocument/2006/relationships" xmlns:w="http://schemas.openxmlformats.org/wordprocessingml/2006/main" xmlns:w14="http://schemas.microsoft.com/office/word/2010/wordml" xmlns:w15="http://schemas.microsoft.com/office/word/2012/wordml" xmlns:w16cex="http://schemas.microsoft.com/office/word/2018/wordml/cex" xmlns:w16cid="http://schemas.microsoft.com/office/word/2016/wordml/cid" xmlns:w16="http://schemas.microsoft.com/office/word/2018/wordml" xmlns:w16du="http://schemas.microsoft.com/office/word/2023/wordml/word16du" xmlns:w16sdtdh="http://schemas.microsoft.com/office/word/2020/wordml/sdtdatahash" xmlns:w16sdtfl="http://schemas.microsoft.com/office/word/2024/wordml/sdtformatlock" xmlns:w16se="http://schemas.microsoft.com/office/word/2015/wordml/symex" mc:Ignorable="w14 w15 w16se w16cid w16 w16cex w16sdtdh w16sdtfl w16du">
   <w:docDefaults>
     <w:rPrDefault>
       <w:rPr>
@@ -3912,7 +4539,7 @@
       </w:pPr>
     </w:pPrDefault>
   </w:docDefaults>
-  <w:latentStyles w:defLockedState="0" w:defUIPriority="99" w:defSemiHidden="0" w:defUnhideWhenUsed="0" w:defQFormat="0" w:count="371">
+  <w:latentStyles w:defLockedState="0" w:defUIPriority="99" w:defSemiHidden="0" w:defUnhideWhenUsed="0" w:defQFormat="0" w:count="376">
     <w:lsdException w:name="Normal" w:uiPriority="0" w:qFormat="1"/>
     <w:lsdException w:name="heading 1" w:uiPriority="9" w:qFormat="1"/>
     <w:lsdException w:name="heading 2" w:semiHidden="1" w:uiPriority="9" w:unhideWhenUsed="1" w:qFormat="1"/>
@@ -4284,6 +4911,11 @@
     <w:lsdException w:name="List Table 5 Dark Accent 6" w:uiPriority="50"/>
     <w:lsdException w:name="List Table 6 Colorful Accent 6" w:uiPriority="51"/>
     <w:lsdException w:name="List Table 7 Colorful Accent 6" w:uiPriority="52"/>
+    <w:lsdException w:name="Mention" w:semiHidden="1" w:unhideWhenUsed="1"/>
+    <w:lsdException w:name="Smart Hyperlink" w:semiHidden="1" w:unhideWhenUsed="1"/>
+    <w:lsdException w:name="Hashtag" w:semiHidden="1" w:unhideWhenUsed="1"/>
+    <w:lsdException w:name="Unresolved Mention" w:semiHidden="1" w:unhideWhenUsed="1"/>
+    <w:lsdException w:name="Smart Link" w:semiHidden="1" w:unhideWhenUsed="1"/>
   </w:latentStyles>
   <w:style w:type="paragraph" w:default="1" w:styleId="Normal">
     <w:name w:val="Normal"/>
@@ -4405,7 +5037,6 @@
   <w:style w:type="character" w:default="1" w:styleId="DefaultParagraphFont">
     <w:name w:val="Default Paragraph Font"/>
     <w:uiPriority w:val="1"/>
-    <w:semiHidden/>
     <w:unhideWhenUsed/>
   </w:style>
   <w:style w:type="table" w:default="1" w:styleId="TableNormal">
@@ -4531,8 +5162,8 @@
     <w:uiPriority w:val="99"/>
     <w:rsid w:val="00B775EB"/>
   </w:style>
-  <w:style w:type="character" w:customStyle="1" w:styleId="UnresolvedMention">
-    <w:name w:val="Unresolved Mention"/>
+  <w:style w:type="character" w:customStyle="1" w:styleId="UnresolvedMention1">
+    <w:name w:val="Unresolved Mention1"/>
     <w:basedOn w:val="DefaultParagraphFont"/>
     <w:uiPriority w:val="99"/>
     <w:semiHidden/>
@@ -4629,6 +5260,18 @@
       <w:bCs/>
       <w:sz w:val="20"/>
       <w:szCs w:val="20"/>
+    </w:rPr>
+  </w:style>
+  <w:style w:type="character" w:styleId="UnresolvedMention">
+    <w:name w:val="Unresolved Mention"/>
+    <w:basedOn w:val="DefaultParagraphFont"/>
+    <w:uiPriority w:val="99"/>
+    <w:semiHidden/>
+    <w:unhideWhenUsed/>
+    <w:rsid w:val="005B2E3C"/>
+    <w:rPr>
+      <w:color w:val="605E5C"/>
+      <w:shd w:val="clear" w:color="auto" w:fill="E1DFDD"/>
     </w:rPr>
   </w:style>
 </w:styles>
